--- a/G8_CoSoDuLieu_DLOAR.docx
+++ b/G8_CoSoDuLieu_DLOAR.docx
@@ -1,6 +1,6 @@
 
 <file path=word/document.xml><?xml version="1.0" encoding="utf-8"?>
-<w:document xmlns:wpc="http://schemas.microsoft.com/office/word/2010/wordprocessingCanvas" xmlns:cx="http://schemas.microsoft.com/office/drawing/2014/chartex" xmlns:cx1="http://schemas.microsoft.com/office/drawing/2015/9/8/chartex" xmlns:cx2="http://schemas.microsoft.com/office/drawing/2015/10/21/chartex" xmlns:cx3="http://schemas.microsoft.com/office/drawing/2016/5/9/chartex" xmlns:cx4="http://schemas.microsoft.com/office/drawing/2016/5/10/chartex" xmlns:cx5="http://schemas.microsoft.com/office/drawing/2016/5/11/chartex" xmlns:cx6="http://schemas.microsoft.com/office/drawing/2016/5/12/chartex" xmlns:cx7="http://schemas.microsoft.com/office/drawing/2016/5/13/chartex" xmlns:cx8="http://schemas.microsoft.com/office/drawing/2016/5/14/chartex" xmlns:mc="http://schemas.openxmlformats.org/markup-compatibility/2006" xmlns:aink="http://schemas.microsoft.com/office/drawing/2016/ink" xmlns:am3d="http://schemas.microsoft.com/office/drawing/2017/model3d" xmlns:o="urn:schemas-microsoft-com:office:office" xmlns:oel="http://schemas.microsoft.com/office/2019/extlst" xmlns:r="http://schemas.openxmlformats.org/officeDocument/2006/relationships" xmlns:m="http://schemas.openxmlformats.org/officeDocument/2006/math" xmlns:v="urn:schemas-microsoft-com:vml" xmlns:wp14="http://schemas.microsoft.com/office/word/2010/wordprocessingDrawing" xmlns:wp="http://schemas.openxmlformats.org/drawingml/2006/wordprocessingDrawing" xmlns:w10="urn:schemas-microsoft-com:office:word" xmlns:w="http://schemas.openxmlformats.org/wordprocessingml/2006/main" xmlns:w14="http://schemas.microsoft.com/office/word/2010/wordml" xmlns:w15="http://schemas.microsoft.com/office/word/2012/wordml" xmlns:w16cex="http://schemas.microsoft.com/office/word/2018/wordml/cex" xmlns:w16cid="http://schemas.microsoft.com/office/word/2016/wordml/cid" xmlns:w16="http://schemas.microsoft.com/office/word/2018/wordml" xmlns:w16du="http://schemas.microsoft.com/office/word/2023/wordml/word16du" xmlns:w16sdtdh="http://schemas.microsoft.com/office/word/2020/wordml/sdtdatahash" xmlns:w16sdtfl="http://schemas.microsoft.com/office/word/2024/wordml/sdtformatlock" xmlns:w16se="http://schemas.microsoft.com/office/word/2015/wordml/symex" xmlns:wpg="http://schemas.microsoft.com/office/word/2010/wordprocessingGroup" xmlns:wpi="http://schemas.microsoft.com/office/word/2010/wordprocessingInk" xmlns:wne="http://schemas.microsoft.com/office/word/2006/wordml" xmlns:wps="http://schemas.microsoft.com/office/word/2010/wordprocessingShape" mc:Ignorable="w14 w15 w16se w16cid w16 w16cex w16sdtdh w16sdtfl w16du wp14">
+<w:document xmlns:wpc="http://schemas.microsoft.com/office/word/2010/wordprocessingCanvas" xmlns:cx="http://schemas.microsoft.com/office/drawing/2014/chartex" xmlns:cx1="http://schemas.microsoft.com/office/drawing/2015/9/8/chartex" xmlns:cx2="http://schemas.microsoft.com/office/drawing/2015/10/21/chartex" xmlns:cx3="http://schemas.microsoft.com/office/drawing/2016/5/9/chartex" xmlns:cx4="http://schemas.microsoft.com/office/drawing/2016/5/10/chartex" xmlns:cx5="http://schemas.microsoft.com/office/drawing/2016/5/11/chartex" xmlns:cx6="http://schemas.microsoft.com/office/drawing/2016/5/12/chartex" xmlns:cx7="http://schemas.microsoft.com/office/drawing/2016/5/13/chartex" xmlns:cx8="http://schemas.microsoft.com/office/drawing/2016/5/14/chartex" xmlns:mc="http://schemas.openxmlformats.org/markup-compatibility/2006" xmlns:aink="http://schemas.microsoft.com/office/drawing/2016/ink" xmlns:am3d="http://schemas.microsoft.com/office/drawing/2017/model3d" xmlns:o="urn:schemas-microsoft-com:office:office" xmlns:oel="http://schemas.microsoft.com/office/2019/extlst" xmlns:r="http://schemas.openxmlformats.org/officeDocument/2006/relationships" xmlns:m="http://schemas.openxmlformats.org/officeDocument/2006/math" xmlns:v="urn:schemas-microsoft-com:vml" xmlns:wp14="http://schemas.microsoft.com/office/word/2010/wordprocessingDrawing" xmlns:wp="http://schemas.openxmlformats.org/drawingml/2006/wordprocessingDrawing" xmlns:w10="urn:schemas-microsoft-com:office:word" xmlns:w="http://schemas.openxmlformats.org/wordprocessingml/2006/main" xmlns:w14="http://schemas.microsoft.com/office/word/2010/wordml" xmlns:w15="http://schemas.microsoft.com/office/word/2012/wordml" xmlns:w16cex="http://schemas.microsoft.com/office/word/2018/wordml/cex" xmlns:w16cid="http://schemas.microsoft.com/office/word/2016/wordml/cid" xmlns:w16="http://schemas.microsoft.com/office/word/2018/wordml" xmlns:w16sdtdh="http://schemas.microsoft.com/office/word/2020/wordml/sdtdatahash" xmlns:w16se="http://schemas.microsoft.com/office/word/2015/wordml/symex" xmlns:wpg="http://schemas.microsoft.com/office/word/2010/wordprocessingGroup" xmlns:wpi="http://schemas.microsoft.com/office/word/2010/wordprocessingInk" xmlns:wne="http://schemas.microsoft.com/office/word/2006/wordml" xmlns:wps="http://schemas.microsoft.com/office/word/2010/wordprocessingShape" mc:Ignorable="w14 w15 w16se w16cid w16 w16cex w16sdtdh wp14">
   <w:body>
     <w:p>
       <w:pPr>
@@ -304,18 +304,7 @@
           <w:rFonts w:ascii="Calibri" w:hAnsi="Calibri" w:cs="Calibri"/>
         </w:rPr>
         <w:tab/>
-      </w:r>
-      <w:r>
-        <w:rPr>
-          <w:rFonts w:ascii="Calibri" w:hAnsi="Calibri" w:cs="Calibri"/>
-        </w:rPr>
-        <w:t>Thực trạng quản lý tài liệu số và thư viện hiện nay</w:t>
-      </w:r>
-      <w:r>
-        <w:rPr>
-          <w:rFonts w:ascii="Calibri" w:hAnsi="Calibri" w:cs="Calibri"/>
-        </w:rPr>
-        <w:t>:</w:t>
+        <w:t>Thực trạng quản lý tài liệu số và thư viện hiện nay:</w:t>
       </w:r>
     </w:p>
     <w:p>
@@ -357,15 +346,7 @@
           <w:b/>
           <w:bCs/>
         </w:rPr>
-        <w:t>Sự phân mảnh giữa tài liệu vật lý và tài liệu số</w:t>
-      </w:r>
-      <w:r>
-        <w:rPr>
-          <w:rFonts w:ascii="Calibri" w:hAnsi="Calibri" w:cs="Calibri"/>
-          <w:b/>
-          <w:bCs/>
-        </w:rPr>
-        <w:t xml:space="preserve">: </w:t>
+        <w:t xml:space="preserve">Sự phân mảnh giữa tài liệu vật lý và tài liệu số: </w:t>
       </w:r>
       <w:r>
         <w:rPr>
@@ -393,15 +374,7 @@
           <w:b/>
           <w:bCs/>
         </w:rPr>
-        <w:t>Thiếu công cụ quản lý giấy phép Open Access</w:t>
-      </w:r>
-      <w:r>
-        <w:rPr>
-          <w:rFonts w:ascii="Calibri" w:hAnsi="Calibri" w:cs="Calibri"/>
-          <w:b/>
-          <w:bCs/>
-        </w:rPr>
-        <w:t xml:space="preserve">: </w:t>
+        <w:t xml:space="preserve">Thiếu công cụ quản lý giấy phép Open Access: </w:t>
       </w:r>
       <w:r>
         <w:rPr>
@@ -436,15 +409,7 @@
           <w:b/>
           <w:bCs/>
         </w:rPr>
-        <w:t>Nghiệp vụ thư viện chồng chéo và phức tạp</w:t>
-      </w:r>
-      <w:r>
-        <w:rPr>
-          <w:rFonts w:ascii="Calibri" w:hAnsi="Calibri" w:cs="Calibri"/>
-          <w:b/>
-          <w:bCs/>
-        </w:rPr>
-        <w:t xml:space="preserve">: </w:t>
+        <w:t xml:space="preserve">Nghiệp vụ thư viện chồng chéo và phức tạp: </w:t>
       </w:r>
     </w:p>
     <w:p>
@@ -464,13 +429,7 @@
         <w:rPr>
           <w:rFonts w:ascii="Calibri" w:hAnsi="Calibri" w:cs="Calibri"/>
         </w:rPr>
-        <w:t>Các nghiệp vụ như quản lý giới hạn số lượng tài liệu được mượn, thời hạn trả sách và xử lý tiền phạt quá hạn thường có nhiều quy tắc khác nhau tùy thuộc vào từng đối tượng người dùng. Nếu không được quản lý bằng một cơ sở dữ liệu thống nhất, thông tin dễ xảy ra sai lệch hoặc trùng lặp.</w:t>
-      </w:r>
-      <w:r>
-        <w:rPr>
-          <w:rFonts w:ascii="Calibri" w:hAnsi="Calibri" w:cs="Calibri"/>
-        </w:rPr>
-        <w:t xml:space="preserve"> </w:t>
+        <w:t xml:space="preserve">Các nghiệp vụ như quản lý giới hạn số lượng tài liệu được mượn, thời hạn trả sách và xử lý tiền phạt quá hạn thường có nhiều quy tắc khác nhau tùy thuộc vào từng đối tượng người dùng. Nếu không được quản lý bằng một cơ sở dữ liệu thống nhất, thông tin dễ xảy ra sai lệch hoặc trùng lặp. </w:t>
       </w:r>
     </w:p>
     <w:p>
@@ -540,15 +499,7 @@
           <w:b/>
           <w:bCs/>
         </w:rPr>
-        <w:t>Nhu cầu xây dựng hệ thống quản lý thống nhất</w:t>
-      </w:r>
-      <w:r>
-        <w:rPr>
-          <w:rFonts w:ascii="Calibri" w:hAnsi="Calibri" w:cs="Calibri"/>
-          <w:b/>
-          <w:bCs/>
-        </w:rPr>
-        <w:t xml:space="preserve">: </w:t>
+        <w:t xml:space="preserve">Nhu cầu xây dựng hệ thống quản lý thống nhất: </w:t>
       </w:r>
       <w:r>
         <w:rPr>
@@ -608,25 +559,7 @@
           <w:b/>
           <w:bCs/>
         </w:rPr>
-        <w:t xml:space="preserve">Lý </w:t>
-      </w:r>
-      <w:proofErr w:type="gramStart"/>
-      <w:r>
-        <w:rPr>
-          <w:rFonts w:ascii="Calibri" w:hAnsi="Calibri" w:cs="Calibri"/>
-          <w:b/>
-          <w:bCs/>
-        </w:rPr>
-        <w:t>do</w:t>
-      </w:r>
-      <w:proofErr w:type="gramEnd"/>
-      <w:r>
-        <w:rPr>
-          <w:rFonts w:ascii="Calibri" w:hAnsi="Calibri" w:cs="Calibri"/>
-          <w:b/>
-          <w:bCs/>
-        </w:rPr>
-        <w:t xml:space="preserve"> cần Open-Access Repository:</w:t>
+        <w:t>Lý do cần Open-Access Repository:</w:t>
       </w:r>
     </w:p>
     <w:p>
@@ -1124,18 +1057,1036 @@
       <w:r>
         <w:rPr>
           <w:rFonts w:cs="Calibri"/>
+          <w:lang w:val="vi-VN"/>
+        </w:rPr>
+        <w:lastRenderedPageBreak/>
+        <w:t xml:space="preserve">  </w:t>
+      </w:r>
+      <w:r>
+        <w:rPr>
+          <w:rFonts w:cs="Calibri"/>
         </w:rPr>
         <w:t xml:space="preserve">   </w:t>
       </w:r>
-      <w:bookmarkStart w:id="8" w:name="_Toc238632118"/>
+      <w:bookmarkStart w:id="8" w:name="_Toc238632119"/>
+      <w:r>
+        <w:rPr>
+          <w:rFonts w:cs="Calibri"/>
+        </w:rPr>
+        <w:t>1.</w:t>
+      </w:r>
+      <w:r>
+        <w:rPr>
+          <w:rFonts w:cs="Calibri"/>
+        </w:rPr>
+        <w:t>1</w:t>
+      </w:r>
       <w:r>
         <w:rPr>
           <w:rFonts w:cs="Calibri"/>
           <w:lang w:val="vi-VN"/>
         </w:rPr>
+        <w:t>.5</w:t>
+      </w:r>
+      <w:r>
+        <w:rPr>
+          <w:rFonts w:cs="Calibri"/>
+        </w:rPr>
+        <w:t xml:space="preserve"> Entity Overview</w:t>
+      </w:r>
+      <w:bookmarkEnd w:id="8"/>
+    </w:p>
+    <w:p>
+      <w:pPr>
+        <w:pStyle w:val="Heading3"/>
+        <w:ind w:firstLine="720"/>
+        <w:rPr>
+          <w:rFonts w:cs="Calibri"/>
+        </w:rPr>
+      </w:pPr>
+      <w:bookmarkStart w:id="9" w:name="_Toc238632120"/>
+      <w:r>
+        <w:rPr>
+          <w:rFonts w:cs="Calibri"/>
+        </w:rPr>
+        <w:t>1.</w:t>
+      </w:r>
+      <w:r>
+        <w:rPr>
+          <w:rFonts w:cs="Calibri"/>
+        </w:rPr>
+        <w:t>1</w:t>
+      </w:r>
+      <w:r>
+        <w:rPr>
+          <w:rFonts w:cs="Calibri"/>
+        </w:rPr>
+        <w:t>.</w:t>
+      </w:r>
+      <w:r>
+        <w:rPr>
+          <w:rFonts w:cs="Calibri"/>
+        </w:rPr>
+        <w:t>5</w:t>
+      </w:r>
+      <w:r>
+        <w:rPr>
+          <w:rFonts w:cs="Calibri"/>
+        </w:rPr>
+        <w:t xml:space="preserve"> Phân hệ Thành viên &amp; Tác giả</w:t>
+      </w:r>
+      <w:bookmarkEnd w:id="9"/>
+    </w:p>
+    <w:p>
+      <w:pPr>
+        <w:pStyle w:val="Heading4"/>
+        <w:ind w:left="720"/>
+        <w:rPr>
+          <w:rFonts w:cs="Calibri"/>
+        </w:rPr>
+      </w:pPr>
+      <w:r>
+        <w:rPr>
+          <w:rFonts w:cs="Calibri"/>
+        </w:rPr>
+        <w:t>PERSON (Cá nhân)</w:t>
+      </w:r>
+    </w:p>
+    <w:p>
+      <w:pPr>
+        <w:ind w:left="1440"/>
+        <w:rPr>
+          <w:rFonts w:ascii="Calibri" w:hAnsi="Calibri" w:cs="Calibri"/>
+        </w:rPr>
+      </w:pPr>
+      <w:r>
+        <w:rPr>
+          <w:rFonts w:ascii="Calibri" w:hAnsi="Calibri" w:cs="Calibri"/>
+          <w:b/>
+          <w:bCs/>
+        </w:rPr>
+        <w:t>Khái niệm:</w:t>
+      </w:r>
+      <w:r>
+        <w:rPr>
+          <w:rFonts w:ascii="Calibri" w:hAnsi="Calibri" w:cs="Calibri"/>
+        </w:rPr>
+        <w:t xml:space="preserve"> Là thực thể đại diện cho một con người cụ thể tương tác với hệ thống.</w:t>
+      </w:r>
+    </w:p>
+    <w:p>
+      <w:pPr>
+        <w:ind w:left="1440"/>
+        <w:rPr>
+          <w:rFonts w:ascii="Calibri" w:hAnsi="Calibri" w:cs="Calibri"/>
+        </w:rPr>
+      </w:pPr>
+      <w:r>
+        <w:rPr>
+          <w:rFonts w:ascii="Calibri" w:hAnsi="Calibri" w:cs="Calibri"/>
+          <w:b/>
+          <w:bCs/>
+        </w:rPr>
+        <w:t>Lý do tồn tại:</w:t>
+      </w:r>
+      <w:r>
+        <w:rPr>
+          <w:rFonts w:ascii="Calibri" w:hAnsi="Calibri" w:cs="Calibri"/>
+        </w:rPr>
+        <w:t xml:space="preserve"> Được sử dụng làm thực thể cha (Supertype) trong mô hình EER để lưu trữ các thông tin định danh cơ bản như họ tên, email và số điện thoại, qua đó tránh trùng lặp dữ liệu khi một người đồng thời đảm nhận nhiều vai trò trong hệ thống.</w:t>
+      </w:r>
+    </w:p>
+    <w:p>
+      <w:pPr>
+        <w:pStyle w:val="Heading4"/>
+        <w:ind w:left="720"/>
+        <w:rPr>
+          <w:rFonts w:cs="Calibri"/>
+        </w:rPr>
+      </w:pPr>
+      <w:r>
+        <w:rPr>
+          <w:rFonts w:cs="Calibri"/>
+        </w:rPr>
+        <w:t>MEMBER (Thành viên/Độc giả)</w:t>
+      </w:r>
+    </w:p>
+    <w:p>
+      <w:pPr>
+        <w:ind w:left="1440"/>
+        <w:rPr>
+          <w:rFonts w:ascii="Calibri" w:hAnsi="Calibri" w:cs="Calibri"/>
+        </w:rPr>
+      </w:pPr>
+      <w:r>
+        <w:rPr>
+          <w:rFonts w:ascii="Calibri" w:hAnsi="Calibri" w:cs="Calibri"/>
+          <w:b/>
+          <w:bCs/>
+        </w:rPr>
+        <w:t>Khái niệm:</w:t>
+      </w:r>
+      <w:r>
+        <w:rPr>
+          <w:rFonts w:ascii="Calibri" w:hAnsi="Calibri" w:cs="Calibri"/>
+        </w:rPr>
+        <w:t xml:space="preserve"> Là cá nhân như sinh viên, giảng viên hoặc nghiên cứu sinh đã đăng ký và được cấp quyền sử dụng dịch vụ mượn, trả tài liệu vật lý tại thư viện.</w:t>
+      </w:r>
+    </w:p>
+    <w:p>
+      <w:pPr>
+        <w:ind w:left="1440"/>
+        <w:rPr>
+          <w:rFonts w:ascii="Calibri" w:hAnsi="Calibri" w:cs="Calibri"/>
+        </w:rPr>
+      </w:pPr>
+      <w:r>
+        <w:rPr>
+          <w:rFonts w:ascii="Calibri" w:hAnsi="Calibri" w:cs="Calibri"/>
+          <w:b/>
+          <w:bCs/>
+        </w:rPr>
+        <w:t>Lý do tồn tại:</w:t>
+      </w:r>
+      <w:r>
+        <w:rPr>
+          <w:rFonts w:ascii="Calibri" w:hAnsi="Calibri" w:cs="Calibri"/>
+        </w:rPr>
+        <w:t xml:space="preserve"> Lưu trữ các thông tin nghiệp vụ liên quan đến việc mượn tài liệu như hạn mức mượn tối đa, ngày hết hạn thẻ và trạng thái tài khoản.</w:t>
+      </w:r>
+    </w:p>
+    <w:p>
+      <w:pPr>
+        <w:pStyle w:val="Heading4"/>
+        <w:ind w:left="720"/>
+        <w:rPr>
+          <w:rFonts w:cs="Calibri"/>
+        </w:rPr>
+      </w:pPr>
+      <w:r>
+        <w:rPr>
+          <w:rFonts w:cs="Calibri"/>
+        </w:rPr>
+        <w:t>AUTHOR (Tác giả)</w:t>
+      </w:r>
+    </w:p>
+    <w:p>
+      <w:pPr>
+        <w:ind w:left="1440"/>
+        <w:rPr>
+          <w:rFonts w:ascii="Calibri" w:hAnsi="Calibri" w:cs="Calibri"/>
+        </w:rPr>
+      </w:pPr>
+      <w:r>
+        <w:rPr>
+          <w:rFonts w:ascii="Calibri" w:hAnsi="Calibri" w:cs="Calibri"/>
+          <w:b/>
+          <w:bCs/>
+        </w:rPr>
+        <w:t>Khái niệm:</w:t>
+      </w:r>
+      <w:r>
+        <w:rPr>
+          <w:rFonts w:ascii="Calibri" w:hAnsi="Calibri" w:cs="Calibri"/>
+        </w:rPr>
+        <w:t xml:space="preserve"> Là cá nhân sáng tạo hoặc đóng góp nội dung cho các ấn phẩm khoa học, sách hoặc tài liệu được lưu trữ trong hệ thống.</w:t>
+      </w:r>
+    </w:p>
+    <w:p>
+      <w:pPr>
+        <w:ind w:left="1440"/>
+        <w:rPr>
+          <w:rFonts w:ascii="Calibri" w:hAnsi="Calibri" w:cs="Calibri"/>
+        </w:rPr>
+      </w:pPr>
+      <w:r>
+        <w:rPr>
+          <w:rFonts w:ascii="Calibri" w:hAnsi="Calibri" w:cs="Calibri"/>
+          <w:b/>
+          <w:bCs/>
+        </w:rPr>
+        <w:t>Lý do tồn tại:</w:t>
+      </w:r>
+      <w:r>
+        <w:rPr>
+          <w:rFonts w:ascii="Calibri" w:hAnsi="Calibri" w:cs="Calibri"/>
+        </w:rPr>
+        <w:t xml:space="preserve"> Lưu trữ các thông tin học thuật của tác giả như đơn vị công tác, mã định danh ORCID và tiểu sử, độc lập với vai trò thành viên thư viện.</w:t>
+      </w:r>
+    </w:p>
+    <w:p>
+      <w:pPr>
+        <w:pStyle w:val="Heading3"/>
+        <w:ind w:left="720"/>
+        <w:rPr>
+          <w:rFonts w:cs="Calibri"/>
+        </w:rPr>
+      </w:pPr>
+      <w:bookmarkStart w:id="10" w:name="_Toc238632121"/>
+      <w:r>
+        <w:rPr>
+          <w:rFonts w:cs="Calibri"/>
+        </w:rPr>
+        <w:t>1.</w:t>
+      </w:r>
+      <w:r>
+        <w:rPr>
+          <w:rFonts w:cs="Calibri"/>
+        </w:rPr>
+        <w:t>1</w:t>
+      </w:r>
+      <w:r>
+        <w:rPr>
+          <w:rFonts w:cs="Calibri"/>
+        </w:rPr>
+        <w:t>.</w:t>
+      </w:r>
+      <w:r>
+        <w:rPr>
+          <w:rFonts w:cs="Calibri"/>
+        </w:rPr>
+        <w:t>5</w:t>
+      </w:r>
+      <w:r>
+        <w:rPr>
+          <w:rFonts w:cs="Calibri"/>
+        </w:rPr>
+        <w:t xml:space="preserve"> Phân hệ Tài liệu vật lý</w:t>
+      </w:r>
+      <w:bookmarkEnd w:id="10"/>
+    </w:p>
+    <w:p>
+      <w:pPr>
+        <w:pStyle w:val="Heading4"/>
+        <w:ind w:left="720"/>
+        <w:rPr>
+          <w:rFonts w:cs="Calibri"/>
+        </w:rPr>
+      </w:pPr>
+      <w:r>
+        <w:rPr>
+          <w:rFonts w:cs="Calibri"/>
+        </w:rPr>
+        <w:t>PHYSICAL_BOOK (Đầu sách vật lý)</w:t>
+      </w:r>
+    </w:p>
+    <w:p>
+      <w:pPr>
+        <w:ind w:left="1080"/>
+        <w:rPr>
+          <w:rFonts w:ascii="Calibri" w:hAnsi="Calibri" w:cs="Calibri"/>
+        </w:rPr>
+      </w:pPr>
+      <w:r>
+        <w:rPr>
+          <w:rFonts w:ascii="Calibri" w:hAnsi="Calibri" w:cs="Calibri"/>
+          <w:b/>
+          <w:bCs/>
+        </w:rPr>
+        <w:t>Khái niệm:</w:t>
+      </w:r>
+      <w:r>
+        <w:rPr>
+          <w:rFonts w:ascii="Calibri" w:hAnsi="Calibri" w:cs="Calibri"/>
+        </w:rPr>
+        <w:t xml:space="preserve"> Là thực thể đại diện cho một tác phẩm hoặc ấn phẩm xuất bản, chẳng hạn như giáo trình hoặc sách chuyên ngành.</w:t>
+      </w:r>
+    </w:p>
+    <w:p>
+      <w:pPr>
+        <w:ind w:left="1080"/>
+        <w:rPr>
+          <w:rFonts w:ascii="Calibri" w:hAnsi="Calibri" w:cs="Calibri"/>
+        </w:rPr>
+      </w:pPr>
+      <w:r>
+        <w:rPr>
+          <w:rFonts w:ascii="Calibri" w:hAnsi="Calibri" w:cs="Calibri"/>
+          <w:b/>
+          <w:bCs/>
+        </w:rPr>
+        <w:t>Lý do tồn tại:</w:t>
+      </w:r>
+      <w:r>
+        <w:rPr>
+          <w:rFonts w:ascii="Calibri" w:hAnsi="Calibri" w:cs="Calibri"/>
+        </w:rPr>
+        <w:t xml:space="preserve"> Quản lý các thông tin xuất bản chung như ISBN, nhà xuất bản và năm xuất bản mà không phụ thuộc vào số lượng bản sao vật lý của đầu sách.</w:t>
+      </w:r>
+    </w:p>
+    <w:p>
+      <w:pPr>
+        <w:pStyle w:val="Heading4"/>
+        <w:ind w:left="720"/>
+        <w:rPr>
+          <w:rFonts w:cs="Calibri"/>
+        </w:rPr>
+      </w:pPr>
+      <w:r>
+        <w:rPr>
+          <w:rFonts w:cs="Calibri"/>
+        </w:rPr>
+        <w:t>BOOK_COPY (Bản sao sách)</w:t>
+      </w:r>
+    </w:p>
+    <w:p>
+      <w:pPr>
+        <w:ind w:left="1080"/>
+        <w:rPr>
+          <w:rFonts w:ascii="Calibri" w:hAnsi="Calibri" w:cs="Calibri"/>
+        </w:rPr>
+      </w:pPr>
+      <w:r>
+        <w:rPr>
+          <w:rFonts w:ascii="Calibri" w:hAnsi="Calibri" w:cs="Calibri"/>
+          <w:b/>
+          <w:bCs/>
+        </w:rPr>
+        <w:t>Khái niệm:</w:t>
+      </w:r>
+      <w:r>
+        <w:rPr>
+          <w:rFonts w:ascii="Calibri" w:hAnsi="Calibri" w:cs="Calibri"/>
+        </w:rPr>
+        <w:t xml:space="preserve"> Là một bản sao vật lý cụ thể của một đầu sách, tồn tại thực tế trong thư viện và có thể được mượn bởi thành viên.</w:t>
+      </w:r>
+    </w:p>
+    <w:p>
+      <w:pPr>
+        <w:ind w:left="1080"/>
+        <w:rPr>
+          <w:rFonts w:ascii="Calibri" w:hAnsi="Calibri" w:cs="Calibri"/>
+        </w:rPr>
+      </w:pPr>
+      <w:r>
+        <w:rPr>
+          <w:rFonts w:ascii="Calibri" w:hAnsi="Calibri" w:cs="Calibri"/>
+          <w:b/>
+          <w:bCs/>
+        </w:rPr>
+        <w:t>Lý do tồn tại:</w:t>
+      </w:r>
+      <w:r>
+        <w:rPr>
+          <w:rFonts w:ascii="Calibri" w:hAnsi="Calibri" w:cs="Calibri"/>
+        </w:rPr>
+        <w:t xml:space="preserve"> Quản lý các thông tin riêng của từng bản sao như mã vạch (Barcode), vị trí lưu trữ và trạng thái sử dụng như sẵn sàng, đang được mượn, hỏng hoặc mất.</w:t>
+      </w:r>
+    </w:p>
+    <w:p>
+      <w:pPr>
+        <w:pStyle w:val="Heading3"/>
+        <w:ind w:left="720"/>
+        <w:rPr>
+          <w:rFonts w:cs="Calibri"/>
+        </w:rPr>
+      </w:pPr>
+      <w:bookmarkStart w:id="11" w:name="_Toc238632122"/>
+      <w:r>
+        <w:rPr>
+          <w:rFonts w:cs="Calibri"/>
+        </w:rPr>
+        <w:lastRenderedPageBreak/>
+        <w:t>1.</w:t>
+      </w:r>
+      <w:r>
+        <w:rPr>
+          <w:rFonts w:cs="Calibri"/>
+        </w:rPr>
+        <w:t>1</w:t>
+      </w:r>
+      <w:r>
+        <w:rPr>
+          <w:rFonts w:cs="Calibri"/>
+        </w:rPr>
+        <w:t>.</w:t>
+      </w:r>
+      <w:r>
+        <w:rPr>
+          <w:rFonts w:cs="Calibri"/>
+        </w:rPr>
+        <w:t>5</w:t>
+      </w:r>
+      <w:r>
+        <w:rPr>
+          <w:rFonts w:cs="Calibri"/>
+        </w:rPr>
+        <w:t xml:space="preserve"> Phân hệ Tài liệu số &amp; Lưu trữ mở</w:t>
+      </w:r>
+      <w:bookmarkEnd w:id="11"/>
+    </w:p>
+    <w:p>
+      <w:pPr>
+        <w:pStyle w:val="Heading4"/>
+        <w:ind w:left="720"/>
+        <w:rPr>
+          <w:rFonts w:cs="Calibri"/>
+        </w:rPr>
+      </w:pPr>
+      <w:r>
+        <w:rPr>
+          <w:rFonts w:cs="Calibri"/>
+        </w:rPr>
+        <w:t>DIGITAL_ITEM (Tài liệu số)</w:t>
+      </w:r>
+    </w:p>
+    <w:p>
+      <w:pPr>
+        <w:ind w:left="1080"/>
+        <w:rPr>
+          <w:rFonts w:ascii="Calibri" w:hAnsi="Calibri" w:cs="Calibri"/>
+        </w:rPr>
+      </w:pPr>
+      <w:r>
+        <w:rPr>
+          <w:rFonts w:ascii="Calibri" w:hAnsi="Calibri" w:cs="Calibri"/>
+          <w:b/>
+          <w:bCs/>
+        </w:rPr>
+        <w:t>Khái niệm:</w:t>
+      </w:r>
+      <w:r>
+        <w:rPr>
+          <w:rFonts w:ascii="Calibri" w:hAnsi="Calibri" w:cs="Calibri"/>
+        </w:rPr>
+        <w:t xml:space="preserve"> Là một ấn phẩm điện tử như bài báo khoa học, tạp chí, luận văn hoặc báo cáo nghiên cứu được lưu trữ trong kho tài liệu số.</w:t>
+      </w:r>
+    </w:p>
+    <w:p>
+      <w:pPr>
+        <w:ind w:left="1080"/>
+        <w:rPr>
+          <w:rFonts w:ascii="Calibri" w:hAnsi="Calibri" w:cs="Calibri"/>
+        </w:rPr>
+      </w:pPr>
+      <w:r>
+        <w:rPr>
+          <w:rFonts w:ascii="Calibri" w:hAnsi="Calibri" w:cs="Calibri"/>
+          <w:b/>
+          <w:bCs/>
+        </w:rPr>
+        <w:t>Lý do tồn tại:</w:t>
+      </w:r>
+      <w:r>
+        <w:rPr>
+          <w:rFonts w:ascii="Calibri" w:hAnsi="Calibri" w:cs="Calibri"/>
+        </w:rPr>
+        <w:t xml:space="preserve"> Quản lý các thông tin của tài liệu số như đường dẫn tệp, DOI và trạng thái hoặc mức độ công khai của tài liệu.</w:t>
+      </w:r>
+    </w:p>
+    <w:p>
+      <w:pPr>
+        <w:pStyle w:val="Heading4"/>
+        <w:ind w:left="720"/>
+        <w:rPr>
+          <w:rFonts w:cs="Calibri"/>
+        </w:rPr>
+      </w:pPr>
+      <w:r>
+        <w:rPr>
+          <w:rFonts w:cs="Calibri"/>
+        </w:rPr>
+        <w:t>LICENSE (Giấy phép bản quyền mở)</w:t>
+      </w:r>
+    </w:p>
+    <w:p>
+      <w:pPr>
+        <w:ind w:left="1080"/>
+        <w:rPr>
+          <w:rFonts w:ascii="Calibri" w:hAnsi="Calibri" w:cs="Calibri"/>
+        </w:rPr>
+      </w:pPr>
+      <w:r>
+        <w:rPr>
+          <w:rFonts w:ascii="Calibri" w:hAnsi="Calibri" w:cs="Calibri"/>
+          <w:b/>
+          <w:bCs/>
+        </w:rPr>
+        <w:t>Khái niệm:</w:t>
+      </w:r>
+      <w:r>
+        <w:rPr>
+          <w:rFonts w:ascii="Calibri" w:hAnsi="Calibri" w:cs="Calibri"/>
+        </w:rPr>
+        <w:t xml:space="preserve"> Là tập hợp các điều khoản pháp lý quy định quyền truy cập, sao chép, phân phối hoặc sửa đổi đối với tài liệu số.</w:t>
+      </w:r>
+    </w:p>
+    <w:p>
+      <w:pPr>
+        <w:ind w:left="1080"/>
+        <w:rPr>
+          <w:rFonts w:ascii="Calibri" w:hAnsi="Calibri" w:cs="Calibri"/>
+        </w:rPr>
+      </w:pPr>
+      <w:r>
+        <w:rPr>
+          <w:rFonts w:ascii="Calibri" w:hAnsi="Calibri" w:cs="Calibri"/>
+          <w:b/>
+          <w:bCs/>
+        </w:rPr>
+        <w:t>Lý do tồn tại:</w:t>
+      </w:r>
+      <w:r>
+        <w:rPr>
+          <w:rFonts w:ascii="Calibri" w:hAnsi="Calibri" w:cs="Calibri"/>
+        </w:rPr>
+        <w:t xml:space="preserve"> Quản lý các giấy phép Open Access, chẳng hạn như Creative Commons, nhằm xác định rõ quyền sử dụng tài liệu, bảo vệ quyền lợi của tác giả và hỗ trợ việc chia sẻ tri thức.</w:t>
+      </w:r>
+    </w:p>
+    <w:p>
+      <w:pPr>
+        <w:pStyle w:val="Heading3"/>
+        <w:ind w:left="720"/>
+        <w:rPr>
+          <w:rFonts w:cs="Calibri"/>
+        </w:rPr>
+      </w:pPr>
+      <w:bookmarkStart w:id="12" w:name="_Toc238632123"/>
+      <w:r>
+        <w:rPr>
+          <w:rFonts w:cs="Calibri"/>
+        </w:rPr>
+        <w:t>1.</w:t>
+      </w:r>
+      <w:r>
+        <w:rPr>
+          <w:rFonts w:cs="Calibri"/>
+        </w:rPr>
+        <w:t>1</w:t>
+      </w:r>
+      <w:r>
+        <w:rPr>
+          <w:rFonts w:cs="Calibri"/>
+        </w:rPr>
+        <w:t>.</w:t>
+      </w:r>
+      <w:r>
+        <w:rPr>
+          <w:rFonts w:cs="Calibri"/>
+        </w:rPr>
+        <w:t>5</w:t>
+      </w:r>
+      <w:r>
+        <w:rPr>
+          <w:rFonts w:cs="Calibri"/>
+        </w:rPr>
+        <w:t xml:space="preserve"> Phân hệ Mượn – Trả &amp; Tiền phạt</w:t>
+      </w:r>
+      <w:bookmarkEnd w:id="12"/>
+    </w:p>
+    <w:p>
+      <w:pPr>
+        <w:pStyle w:val="Heading4"/>
+        <w:ind w:left="720"/>
+        <w:rPr>
+          <w:rFonts w:cs="Calibri"/>
+        </w:rPr>
+      </w:pPr>
+      <w:r>
+        <w:rPr>
+          <w:rFonts w:cs="Calibri"/>
+        </w:rPr>
+        <w:t>BORROW_TRANSACTION (Giao dịch mượn – trả)</w:t>
+      </w:r>
+    </w:p>
+    <w:p>
+      <w:pPr>
+        <w:ind w:left="1080"/>
+        <w:rPr>
+          <w:rFonts w:ascii="Calibri" w:hAnsi="Calibri" w:cs="Calibri"/>
+        </w:rPr>
+      </w:pPr>
+      <w:r>
+        <w:rPr>
+          <w:rFonts w:ascii="Calibri" w:hAnsi="Calibri" w:cs="Calibri"/>
+          <w:b/>
+          <w:bCs/>
+        </w:rPr>
+        <w:t>Khái niệm:</w:t>
+      </w:r>
+      <w:r>
+        <w:rPr>
+          <w:rFonts w:ascii="Calibri" w:hAnsi="Calibri" w:cs="Calibri"/>
+        </w:rPr>
+        <w:t xml:space="preserve"> Là thực thể ghi nhận một giao dịch trong đó MEMBER mượn một BOOK_COPY cụ thể trong một khoảng thời gian xác định.</w:t>
+      </w:r>
+    </w:p>
+    <w:p>
+      <w:pPr>
+        <w:ind w:left="1080"/>
+        <w:rPr>
+          <w:rFonts w:ascii="Calibri" w:hAnsi="Calibri" w:cs="Calibri"/>
+        </w:rPr>
+      </w:pPr>
+      <w:r>
+        <w:rPr>
+          <w:rFonts w:ascii="Calibri" w:hAnsi="Calibri" w:cs="Calibri"/>
+          <w:b/>
+          <w:bCs/>
+        </w:rPr>
+        <w:t>Lý do tồn tại:</w:t>
+      </w:r>
+      <w:r>
+        <w:rPr>
+          <w:rFonts w:ascii="Calibri" w:hAnsi="Calibri" w:cs="Calibri"/>
+        </w:rPr>
+        <w:t xml:space="preserve"> Quản lý vòng đời của giao dịch mượn sách, bao gồm ngày mượn, hạn trả và ngày trả thực tế, đồng thời làm cơ sở xác định tình trạng quá hạn.</w:t>
+      </w:r>
+    </w:p>
+    <w:p>
+      <w:pPr>
+        <w:pStyle w:val="Heading4"/>
+        <w:ind w:left="720"/>
+        <w:rPr>
+          <w:rFonts w:cs="Calibri"/>
+        </w:rPr>
+      </w:pPr>
+      <w:r>
+        <w:rPr>
+          <w:rFonts w:cs="Calibri"/>
+        </w:rPr>
+        <w:t>FINE (Tiền phạt)</w:t>
+      </w:r>
+    </w:p>
+    <w:p>
+      <w:pPr>
+        <w:ind w:left="1080"/>
+        <w:rPr>
+          <w:rFonts w:ascii="Calibri" w:hAnsi="Calibri" w:cs="Calibri"/>
+        </w:rPr>
+      </w:pPr>
+      <w:r>
+        <w:rPr>
+          <w:rFonts w:ascii="Calibri" w:hAnsi="Calibri" w:cs="Calibri"/>
+          <w:b/>
+          <w:bCs/>
+        </w:rPr>
+        <w:t>Khái niệm:</w:t>
+      </w:r>
+      <w:r>
+        <w:rPr>
+          <w:rFonts w:ascii="Calibri" w:hAnsi="Calibri" w:cs="Calibri"/>
+        </w:rPr>
+        <w:t xml:space="preserve"> Là khoản nghĩa vụ tài chính phát sinh khi thành viên vi phạm quy định mượn – trả, chẳng hạn như trả sách quá hạn, làm hư hỏng hoặc làm mất sách.</w:t>
+      </w:r>
+    </w:p>
+    <w:p>
+      <w:pPr>
+        <w:ind w:left="1080"/>
+        <w:rPr>
+          <w:rFonts w:ascii="Calibri" w:hAnsi="Calibri" w:cs="Calibri"/>
+        </w:rPr>
+      </w:pPr>
+      <w:r>
+        <w:rPr>
+          <w:rFonts w:ascii="Calibri" w:hAnsi="Calibri" w:cs="Calibri"/>
+          <w:b/>
+          <w:bCs/>
+        </w:rPr>
+        <w:t>Lý do tồn tại:</w:t>
+      </w:r>
+      <w:r>
+        <w:rPr>
+          <w:rFonts w:ascii="Calibri" w:hAnsi="Calibri" w:cs="Calibri"/>
+        </w:rPr>
+        <w:t xml:space="preserve"> Theo dõi số tiền phạt, ngày phát sinh và trạng thái thanh toán như chưa thanh toán hoặc đã thanh toán.</w:t>
+      </w:r>
+    </w:p>
+    <w:p>
+      <w:pPr>
+        <w:pStyle w:val="Heading3"/>
+        <w:ind w:left="720"/>
+        <w:rPr>
+          <w:rFonts w:cs="Calibri"/>
+        </w:rPr>
+      </w:pPr>
+      <w:bookmarkStart w:id="13" w:name="_Toc238632124"/>
+      <w:r>
+        <w:rPr>
+          <w:rFonts w:cs="Calibri"/>
+        </w:rPr>
+        <w:t>1.</w:t>
+      </w:r>
+      <w:r>
+        <w:rPr>
+          <w:rFonts w:cs="Calibri"/>
+        </w:rPr>
+        <w:t>1</w:t>
+      </w:r>
+      <w:r>
+        <w:rPr>
+          <w:rFonts w:cs="Calibri"/>
+        </w:rPr>
+        <w:t>.5 Phân hệ Liên kết &amp; Phân loại</w:t>
+      </w:r>
+      <w:bookmarkEnd w:id="13"/>
+    </w:p>
+    <w:p>
+      <w:pPr>
+        <w:pStyle w:val="Heading4"/>
+        <w:ind w:left="720"/>
+        <w:rPr>
+          <w:rFonts w:cs="Calibri"/>
+        </w:rPr>
+      </w:pPr>
+      <w:r>
+        <w:rPr>
+          <w:rFonts w:cs="Calibri"/>
+        </w:rPr>
+        <w:t>BOOK_AUTHOR (Liên kết Sách – Tác giả)</w:t>
+      </w:r>
+    </w:p>
+    <w:p>
+      <w:pPr>
+        <w:ind w:left="1080"/>
+        <w:rPr>
+          <w:rFonts w:ascii="Calibri" w:hAnsi="Calibri" w:cs="Calibri"/>
+        </w:rPr>
+      </w:pPr>
+      <w:r>
+        <w:rPr>
+          <w:rFonts w:ascii="Calibri" w:hAnsi="Calibri" w:cs="Calibri"/>
+          <w:b/>
+          <w:bCs/>
+        </w:rPr>
+        <w:t>Khái niệm:</w:t>
+      </w:r>
+      <w:r>
+        <w:rPr>
+          <w:rFonts w:ascii="Calibri" w:hAnsi="Calibri" w:cs="Calibri"/>
+        </w:rPr>
+        <w:t xml:space="preserve"> Là thực thể liên kết giữa AUTHOR và PHYSICAL_BOOK, thể hiện mối quan hệ giữa tác giả và đầu sách.</w:t>
+      </w:r>
+    </w:p>
+    <w:p>
+      <w:pPr>
+        <w:ind w:left="1080"/>
+        <w:rPr>
+          <w:rFonts w:ascii="Calibri" w:hAnsi="Calibri" w:cs="Calibri"/>
+        </w:rPr>
+      </w:pPr>
+      <w:r>
+        <w:rPr>
+          <w:rFonts w:ascii="Calibri" w:hAnsi="Calibri" w:cs="Calibri"/>
+          <w:b/>
+          <w:bCs/>
+        </w:rPr>
+        <w:t>Lý do tồn tại:</w:t>
+      </w:r>
+      <w:r>
+        <w:rPr>
+          <w:rFonts w:ascii="Calibri" w:hAnsi="Calibri" w:cs="Calibri"/>
+        </w:rPr>
+        <w:t xml:space="preserve"> Giải quyết quan hệ nhiều – nhiều (N) giữa AUTHOR và PHYSICAL_BOOK, đồng thời lưu trữ vai trò của tác giả đối với đầu sách như chủ biên, đồng tác giả hoặc dịch giả.</w:t>
+      </w:r>
+    </w:p>
+    <w:p>
+      <w:pPr>
+        <w:pStyle w:val="Heading4"/>
+        <w:ind w:left="720"/>
+        <w:rPr>
+          <w:rFonts w:cs="Calibri"/>
+        </w:rPr>
+      </w:pPr>
+      <w:r>
+        <w:rPr>
+          <w:rFonts w:cs="Calibri"/>
+        </w:rPr>
+        <w:lastRenderedPageBreak/>
+        <w:t>ITEM_AUTHOR (Liên kết Tài liệu số – Tác giả)</w:t>
+      </w:r>
+    </w:p>
+    <w:p>
+      <w:pPr>
+        <w:ind w:left="1080"/>
+        <w:rPr>
+          <w:rFonts w:ascii="Calibri" w:hAnsi="Calibri" w:cs="Calibri"/>
+        </w:rPr>
+      </w:pPr>
+      <w:r>
+        <w:rPr>
+          <w:rFonts w:ascii="Calibri" w:hAnsi="Calibri" w:cs="Calibri"/>
+          <w:b/>
+          <w:bCs/>
+        </w:rPr>
+        <w:t>Khái niệm:</w:t>
+      </w:r>
+      <w:r>
+        <w:rPr>
+          <w:rFonts w:ascii="Calibri" w:hAnsi="Calibri" w:cs="Calibri"/>
+        </w:rPr>
+        <w:t xml:space="preserve"> Là thực thể liên kết giữa AUTHOR và DIGITAL_ITEM, thể hiện sự đóng góp của tác giả vào một tài liệu số.</w:t>
+      </w:r>
+    </w:p>
+    <w:p>
+      <w:pPr>
+        <w:ind w:left="1080"/>
+        <w:rPr>
+          <w:rFonts w:ascii="Calibri" w:hAnsi="Calibri" w:cs="Calibri"/>
+        </w:rPr>
+      </w:pPr>
+      <w:r>
+        <w:rPr>
+          <w:rFonts w:ascii="Calibri" w:hAnsi="Calibri" w:cs="Calibri"/>
+          <w:b/>
+          <w:bCs/>
+        </w:rPr>
+        <w:t>Lý do tồn tại:</w:t>
+      </w:r>
+      <w:r>
+        <w:rPr>
+          <w:rFonts w:ascii="Calibri" w:hAnsi="Calibri" w:cs="Calibri"/>
+        </w:rPr>
+        <w:t xml:space="preserve"> Giải quyết quan hệ nhiều – nhiều (N) và lưu trữ các thông tin liên quan như thứ tự tác giả hoặc vai trò của tác giả trong tài liệu.</w:t>
+      </w:r>
+    </w:p>
+    <w:p>
+      <w:pPr>
+        <w:pStyle w:val="Heading4"/>
+        <w:ind w:left="720"/>
+        <w:rPr>
+          <w:rFonts w:cs="Calibri"/>
+        </w:rPr>
+      </w:pPr>
+      <w:r>
+        <w:rPr>
+          <w:rFonts w:cs="Calibri"/>
+        </w:rPr>
+        <w:t>CATEGORY (Danh mục/Chủ đề)</w:t>
+      </w:r>
+    </w:p>
+    <w:p>
+      <w:pPr>
+        <w:ind w:left="1080"/>
+        <w:rPr>
+          <w:rFonts w:ascii="Calibri" w:hAnsi="Calibri" w:cs="Calibri"/>
+        </w:rPr>
+      </w:pPr>
+      <w:r>
+        <w:rPr>
+          <w:rFonts w:ascii="Calibri" w:hAnsi="Calibri" w:cs="Calibri"/>
+          <w:b/>
+          <w:bCs/>
+        </w:rPr>
+        <w:t>Khái niệm:</w:t>
+      </w:r>
+      <w:r>
+        <w:rPr>
+          <w:rFonts w:ascii="Calibri" w:hAnsi="Calibri" w:cs="Calibri"/>
+        </w:rPr>
+        <w:t xml:space="preserve"> Là thực thể đại diện cho một lĩnh vực tri thức hoặc chủ đề chuyên môn dùng để phân loại tài liệu.</w:t>
+      </w:r>
+    </w:p>
+    <w:p>
+      <w:pPr>
+        <w:ind w:left="1080"/>
+        <w:rPr>
+          <w:rFonts w:ascii="Calibri" w:hAnsi="Calibri" w:cs="Calibri"/>
+        </w:rPr>
+      </w:pPr>
+      <w:r>
+        <w:rPr>
+          <w:rFonts w:ascii="Calibri" w:hAnsi="Calibri" w:cs="Calibri"/>
+          <w:b/>
+          <w:bCs/>
+        </w:rPr>
+        <w:t>Lý do tồn tại:</w:t>
+      </w:r>
+      <w:r>
+        <w:rPr>
+          <w:rFonts w:ascii="Calibri" w:hAnsi="Calibri" w:cs="Calibri"/>
+        </w:rPr>
+        <w:t xml:space="preserve"> Hỗ trợ việc phân loại, tìm kiếm và duyệt tài liệu theo ngành học hoặc lĩnh vực nghiên cứu.</w:t>
+      </w:r>
+    </w:p>
+    <w:p>
+      <w:pPr>
+        <w:pStyle w:val="Heading4"/>
+        <w:ind w:left="720"/>
+        <w:rPr>
+          <w:rFonts w:cs="Calibri"/>
+        </w:rPr>
+      </w:pPr>
+      <w:r>
+        <w:rPr>
+          <w:rFonts w:cs="Calibri"/>
+        </w:rPr>
+        <w:t>ITEM_CATEGORY (Liên kết Tài liệu – Danh mục)</w:t>
+      </w:r>
+    </w:p>
+    <w:p>
+      <w:pPr>
+        <w:ind w:left="1080"/>
+        <w:rPr>
+          <w:rFonts w:ascii="Calibri" w:hAnsi="Calibri" w:cs="Calibri"/>
+        </w:rPr>
+      </w:pPr>
+      <w:r>
+        <w:rPr>
+          <w:rFonts w:ascii="Calibri" w:hAnsi="Calibri" w:cs="Calibri"/>
+          <w:b/>
+          <w:bCs/>
+        </w:rPr>
+        <w:t>Khái niệm:</w:t>
+      </w:r>
+      <w:r>
+        <w:rPr>
+          <w:rFonts w:ascii="Calibri" w:hAnsi="Calibri" w:cs="Calibri"/>
+        </w:rPr>
+        <w:t xml:space="preserve"> Là thực thể liên kết giữa DIGITAL_ITEM và CATEGORY, thể hiện các chủ đề mà một tài liệu số thuộc về.</w:t>
+      </w:r>
+    </w:p>
+    <w:p>
+      <w:pPr>
+        <w:ind w:left="1080"/>
+        <w:rPr>
+          <w:rFonts w:ascii="Calibri" w:hAnsi="Calibri" w:cs="Calibri"/>
+        </w:rPr>
+      </w:pPr>
+      <w:r>
+        <w:rPr>
+          <w:rFonts w:ascii="Calibri" w:hAnsi="Calibri" w:cs="Calibri"/>
+          <w:b/>
+          <w:bCs/>
+        </w:rPr>
+        <w:t>Lý do tồn tại:</w:t>
+      </w:r>
+      <w:r>
+        <w:rPr>
+          <w:rFonts w:ascii="Calibri" w:hAnsi="Calibri" w:cs="Calibri"/>
+        </w:rPr>
+        <w:t xml:space="preserve"> Giải quyết quan hệ nhiều – nhiều (N), cho phép một tài liệu số thuộc nhiều danh mục hoặc một danh mục chứa nhiều tài liệu khác nhau.</w:t>
+      </w:r>
+    </w:p>
+    <w:p>
+      <w:pPr>
+        <w:rPr>
+          <w:rFonts w:ascii="Calibri" w:hAnsi="Calibri" w:cs="Calibri"/>
+        </w:rPr>
+      </w:pPr>
+    </w:p>
+    <w:p>
+      <w:pPr>
+        <w:pStyle w:val="Heading2"/>
+        <w:rPr>
+          <w:rFonts w:cs="Calibri"/>
+        </w:rPr>
+      </w:pPr>
+      <w:r>
+        <w:rPr>
+          <w:rFonts w:cs="Calibri"/>
+        </w:rPr>
+        <w:t xml:space="preserve">   </w:t>
+      </w:r>
+      <w:bookmarkStart w:id="14" w:name="_Toc238632118"/>
+      <w:r>
+        <w:rPr>
+          <w:rFonts w:cs="Calibri"/>
+          <w:lang w:val="vi-VN"/>
+        </w:rPr>
         <w:t>1.2 Business Rules &amp; Constraints</w:t>
       </w:r>
-      <w:bookmarkEnd w:id="8"/>
+      <w:bookmarkEnd w:id="14"/>
     </w:p>
     <w:p>
       <w:pPr>
@@ -1177,7 +2128,6 @@
         <w:rPr>
           <w:rFonts w:cs="Calibri"/>
         </w:rPr>
-        <w:lastRenderedPageBreak/>
         <w:t>[BR-01] Quy tắc Thực thể Cá nhân, Thành viên &amp; Tác giả (Person, Member &amp; Author - EER Overlap)</w:t>
       </w:r>
     </w:p>
@@ -1320,6 +2270,7 @@
           <w:b/>
           <w:bCs/>
         </w:rPr>
+        <w:lastRenderedPageBreak/>
         <w:t>BR-01.4 (Unique Contact &amp; Academic Identifiers):</w:t>
       </w:r>
       <w:r>
@@ -1686,7 +2637,6 @@
         <w:rPr>
           <w:rFonts w:cs="Calibri"/>
         </w:rPr>
-        <w:lastRenderedPageBreak/>
         <w:t>[BR-03] Quy tắc Quản lý Sách Vật lý &amp; Bản sao (Physical Book &amp; Copy Rules)</w:t>
       </w:r>
     </w:p>
@@ -1955,6 +2905,7 @@
           <w:b/>
           <w:bCs/>
         </w:rPr>
+        <w:lastRenderedPageBreak/>
         <w:t>BR-04.2 (Temporal Integrity Constraints):</w:t>
       </w:r>
       <w:r>
@@ -1969,6 +2920,7 @@
         <w:ind w:left="720"/>
         <w:rPr>
           <w:rFonts w:ascii="Calibri" w:hAnsi="Calibri" w:cs="Calibri"/>
+          <w:lang w:val="fr-FR"/>
         </w:rPr>
       </w:pPr>
       <m:oMathPara>
@@ -1977,7 +2929,46 @@
             <w:rPr>
               <w:rFonts w:ascii="Cambria Math" w:hAnsi="Cambria Math" w:cs="Calibri"/>
             </w:rPr>
-            <m:t>borrow_date≤due_date</m:t>
+            <m:t>borrow</m:t>
+          </m:r>
+          <m:r>
+            <w:rPr>
+              <w:rFonts w:ascii="Cambria Math" w:hAnsi="Cambria Math" w:cs="Calibri"/>
+              <w:lang w:val="fr-FR"/>
+            </w:rPr>
+            <m:t>_</m:t>
+          </m:r>
+          <m:r>
+            <w:rPr>
+              <w:rFonts w:ascii="Cambria Math" w:hAnsi="Cambria Math" w:cs="Calibri"/>
+            </w:rPr>
+            <m:t>date</m:t>
+          </m:r>
+          <m:r>
+            <w:rPr>
+              <w:rFonts w:ascii="Cambria Math" w:hAnsi="Cambria Math" w:cs="Calibri"/>
+              <w:lang w:val="fr-FR"/>
+            </w:rPr>
+            <m:t>≤</m:t>
+          </m:r>
+          <m:r>
+            <w:rPr>
+              <w:rFonts w:ascii="Cambria Math" w:hAnsi="Cambria Math" w:cs="Calibri"/>
+            </w:rPr>
+            <m:t>due</m:t>
+          </m:r>
+          <m:r>
+            <w:rPr>
+              <w:rFonts w:ascii="Cambria Math" w:hAnsi="Cambria Math" w:cs="Calibri"/>
+              <w:lang w:val="fr-FR"/>
+            </w:rPr>
+            <m:t>_</m:t>
+          </m:r>
+          <m:r>
+            <w:rPr>
+              <w:rFonts w:ascii="Cambria Math" w:hAnsi="Cambria Math" w:cs="Calibri"/>
+            </w:rPr>
+            <m:t>date</m:t>
           </m:r>
           <m:r>
             <w:rPr>
@@ -1992,6 +2983,7 @@
             </m:rPr>
             <w:rPr>
               <w:rFonts w:ascii="Calibri" w:hAnsi="Calibri" w:cs="Calibri"/>
+              <w:lang w:val="fr-FR"/>
             </w:rPr>
             <m:t>và</m:t>
           </m:r>
@@ -2006,7 +2998,46 @@
             <w:rPr>
               <w:rFonts w:ascii="Cambria Math" w:hAnsi="Cambria Math" w:cs="Calibri"/>
             </w:rPr>
-            <m:t>borrow_date≤return_date</m:t>
+            <m:t>borrow</m:t>
+          </m:r>
+          <m:r>
+            <w:rPr>
+              <w:rFonts w:ascii="Cambria Math" w:hAnsi="Cambria Math" w:cs="Calibri"/>
+              <w:lang w:val="fr-FR"/>
+            </w:rPr>
+            <m:t>_</m:t>
+          </m:r>
+          <m:r>
+            <w:rPr>
+              <w:rFonts w:ascii="Cambria Math" w:hAnsi="Cambria Math" w:cs="Calibri"/>
+            </w:rPr>
+            <m:t>date</m:t>
+          </m:r>
+          <m:r>
+            <w:rPr>
+              <w:rFonts w:ascii="Cambria Math" w:hAnsi="Cambria Math" w:cs="Calibri"/>
+              <w:lang w:val="fr-FR"/>
+            </w:rPr>
+            <m:t>≤</m:t>
+          </m:r>
+          <m:r>
+            <w:rPr>
+              <w:rFonts w:ascii="Cambria Math" w:hAnsi="Cambria Math" w:cs="Calibri"/>
+            </w:rPr>
+            <m:t>return</m:t>
+          </m:r>
+          <m:r>
+            <w:rPr>
+              <w:rFonts w:ascii="Cambria Math" w:hAnsi="Cambria Math" w:cs="Calibri"/>
+              <w:lang w:val="fr-FR"/>
+            </w:rPr>
+            <m:t>_</m:t>
+          </m:r>
+          <m:r>
+            <w:rPr>
+              <w:rFonts w:ascii="Cambria Math" w:hAnsi="Cambria Math" w:cs="Calibri"/>
+            </w:rPr>
+            <m:t>date</m:t>
           </m:r>
         </m:oMath>
       </m:oMathPara>
@@ -2316,7 +3347,6 @@
         <w:rPr>
           <w:rFonts w:ascii="Calibri" w:hAnsi="Calibri" w:cs="Calibri"/>
         </w:rPr>
-        <w:lastRenderedPageBreak/>
         <w:t xml:space="preserve">Trạng thái phạt </w:t>
       </w:r>
       <m:oMath>
@@ -2534,6 +3564,7 @@
           <w:b/>
           <w:bCs/>
         </w:rPr>
+        <w:lastRenderedPageBreak/>
         <w:t>BR-06.3 (Access Policy &amp; Embargo Period):</w:t>
       </w:r>
       <w:r>
@@ -2963,898 +3994,6495 @@
           <w:b/>
           <w:bCs/>
         </w:rPr>
+        <w:t>BR-08.2 (Deletion Constraints):</w:t>
+      </w:r>
+      <w:r>
+        <w:rPr>
+          <w:rFonts w:ascii="Calibri" w:hAnsi="Calibri" w:cs="Calibri"/>
+        </w:rPr>
+        <w:t xml:space="preserve"> Sử dụng ON DELETE RESTRICT đối với các bảng nghiệp vụ mượn/trả và tiền phạt để chống xóa nhầm lịch sử dữ liệu; sử dụng ON DELETE CASCADE đối với các bảng liên kết trung gian (như BOOK_AUTHOR, ITEM_CATEGORY) khi thực thể chính bị xóa. </w:t>
+      </w:r>
+    </w:p>
+    <w:p>
+      <w:pPr>
+        <w:rPr>
+          <w:b/>
+          <w:bCs/>
+        </w:rPr>
+      </w:pPr>
+      <w:r>
+        <w:rPr>
+          <w:b/>
+          <w:bCs/>
+        </w:rPr>
+        <w:t>2. Database Design (ISO/IEC 19505 / IE Standards)</w:t>
+      </w:r>
+    </w:p>
+    <w:p>
+      <w:pPr>
+        <w:rPr>
+          <w:b/>
+          <w:bCs/>
+        </w:rPr>
+      </w:pPr>
+      <w:r>
+        <w:rPr>
+          <w:b/>
+          <w:bCs/>
+        </w:rPr>
+        <w:t>2.1 Conceptual Model (ER/EER Diagram)</w:t>
+      </w:r>
+    </w:p>
+    <w:p>
+      <w:pPr>
+        <w:rPr>
+          <w:b/>
+          <w:bCs/>
+        </w:rPr>
+      </w:pPr>
+      <w:r>
+        <w:rPr>
+          <w:b/>
+          <w:bCs/>
+        </w:rPr>
+        <w:t>2.1.1 Mô tả Mô hình Thực thể - Liên kết Mở rộng (EER Model Description)</w:t>
+      </w:r>
+    </w:p>
+    <w:p>
+      <w:r>
+        <w:t xml:space="preserve">Mô hình EER của hệ thống </w:t>
+      </w:r>
+      <w:r>
+        <w:rPr>
+          <w:b/>
+          <w:bCs/>
+        </w:rPr>
+        <w:t>Digital Library &amp; Open-Access Repository Management System</w:t>
+      </w:r>
+      <w:r>
+        <w:t xml:space="preserve"> được thiết kế để bao quát toàn bộ quy trình nghiệp vụ từ quản lý sách truyền thống đến các tài nguyên nghiên cứu mở. Mô hình giải quyết các điểm cốt lõi sau: </w:t>
+      </w:r>
+    </w:p>
+    <w:p>
+      <w:pPr>
+        <w:numPr>
+          <w:ilvl w:val="0"/>
+          <w:numId w:val="34"/>
+        </w:numPr>
+      </w:pPr>
+      <w:r>
+        <w:rPr>
+          <w:b/>
+          <w:bCs/>
+        </w:rPr>
+        <w:t>Mối quan hệ Kế thừa &amp; Chồng chéo (Specialization/Generalization với Overlap):</w:t>
+      </w:r>
+    </w:p>
+    <w:p>
+      <w:pPr>
+        <w:numPr>
+          <w:ilvl w:val="1"/>
+          <w:numId w:val="34"/>
+        </w:numPr>
+      </w:pPr>
+      <w:r>
+        <w:rPr>
+          <w:b/>
+          <w:bCs/>
+        </w:rPr>
+        <w:t>Supertype:</w:t>
+      </w:r>
+      <w:r>
+        <w:t xml:space="preserve"> PERSON (Lưu thông tin định danh dùng chung: person_id, first_name, last_name, email, phone_number). </w:t>
+      </w:r>
+    </w:p>
+    <w:p>
+      <w:pPr>
+        <w:numPr>
+          <w:ilvl w:val="1"/>
+          <w:numId w:val="34"/>
+        </w:numPr>
+      </w:pPr>
+      <w:r>
+        <w:rPr>
+          <w:b/>
+          <w:bCs/>
+        </w:rPr>
         <w:lastRenderedPageBreak/>
-        <w:t>BR-08.2 (Deletion Constraints):</w:t>
-      </w:r>
-      <w:r>
-        <w:rPr>
-          <w:rFonts w:ascii="Calibri" w:hAnsi="Calibri" w:cs="Calibri"/>
-        </w:rPr>
-        <w:t xml:space="preserve"> Sử dụng ON DELETE RESTRICT đối với các bảng nghiệp vụ mượn/trả và tiền phạt để chống xóa nhầm lịch sử dữ liệu; sử dụng ON DELETE CASCADE đối với các bảng liên kết trung gian (như BOOK_AUTHOR, ITEM_CATEGORY) khi thực thể chính bị xóa. </w:t>
-      </w:r>
-    </w:p>
-    <w:p>
-      <w:pPr>
-        <w:pStyle w:val="Heading2"/>
-        <w:rPr>
-          <w:rFonts w:cs="Calibri"/>
-        </w:rPr>
-      </w:pPr>
-      <w:r>
-        <w:rPr>
-          <w:rFonts w:cs="Calibri"/>
-        </w:rPr>
-        <w:t xml:space="preserve">   </w:t>
-      </w:r>
-      <w:bookmarkStart w:id="9" w:name="_Toc238632119"/>
-      <w:r>
-        <w:rPr>
-          <w:rFonts w:cs="Calibri"/>
-        </w:rPr>
-        <w:t>1.3 Entity Overview</w:t>
-      </w:r>
-      <w:bookmarkEnd w:id="9"/>
-    </w:p>
-    <w:p>
-      <w:pPr>
-        <w:pStyle w:val="Heading3"/>
-        <w:ind w:firstLine="720"/>
-        <w:rPr>
-          <w:rFonts w:cs="Calibri"/>
-        </w:rPr>
-      </w:pPr>
-      <w:bookmarkStart w:id="10" w:name="_Toc238632120"/>
-      <w:r>
-        <w:rPr>
-          <w:rFonts w:cs="Calibri"/>
-        </w:rPr>
-        <w:t>1.3.1 Phân hệ Thành viên &amp; Tác giả</w:t>
-      </w:r>
-      <w:bookmarkEnd w:id="10"/>
-    </w:p>
-    <w:p>
-      <w:pPr>
-        <w:pStyle w:val="Heading4"/>
-        <w:ind w:left="720"/>
-        <w:rPr>
-          <w:rFonts w:cs="Calibri"/>
-        </w:rPr>
-      </w:pPr>
-      <w:r>
-        <w:rPr>
-          <w:rFonts w:cs="Calibri"/>
-        </w:rPr>
-        <w:t>PERSON (Cá nhân)</w:t>
-      </w:r>
-    </w:p>
-    <w:p>
-      <w:pPr>
-        <w:ind w:left="1440"/>
-        <w:rPr>
-          <w:rFonts w:ascii="Calibri" w:hAnsi="Calibri" w:cs="Calibri"/>
-        </w:rPr>
-      </w:pPr>
-      <w:r>
-        <w:rPr>
-          <w:rFonts w:ascii="Calibri" w:hAnsi="Calibri" w:cs="Calibri"/>
-          <w:b/>
-          <w:bCs/>
-        </w:rPr>
-        <w:t>Khái niệm:</w:t>
-      </w:r>
-      <w:r>
-        <w:rPr>
-          <w:rFonts w:ascii="Calibri" w:hAnsi="Calibri" w:cs="Calibri"/>
-        </w:rPr>
-        <w:t xml:space="preserve"> Là thực thể đại diện cho một con người cụ thể tương tác với hệ thống.</w:t>
-      </w:r>
-    </w:p>
-    <w:p>
-      <w:pPr>
-        <w:ind w:left="1440"/>
-        <w:rPr>
-          <w:rFonts w:ascii="Calibri" w:hAnsi="Calibri" w:cs="Calibri"/>
-        </w:rPr>
-      </w:pPr>
-      <w:r>
-        <w:rPr>
-          <w:rFonts w:ascii="Calibri" w:hAnsi="Calibri" w:cs="Calibri"/>
-          <w:b/>
-          <w:bCs/>
-        </w:rPr>
-        <w:t>Lý do tồn tại:</w:t>
-      </w:r>
-      <w:r>
-        <w:rPr>
-          <w:rFonts w:ascii="Calibri" w:hAnsi="Calibri" w:cs="Calibri"/>
-        </w:rPr>
-        <w:t xml:space="preserve"> Được sử dụng làm thực thể cha (Supertype) trong mô hình EER để lưu trữ các thông tin định danh cơ bản như họ tên, email và số điện thoại, qua đó tránh trùng lặp dữ liệu khi một người đồng thời đảm nhận nhiều vai trò trong hệ thống.</w:t>
-      </w:r>
-    </w:p>
-    <w:p>
-      <w:pPr>
-        <w:pStyle w:val="Heading4"/>
-        <w:ind w:left="720"/>
-        <w:rPr>
-          <w:rFonts w:cs="Calibri"/>
-        </w:rPr>
-      </w:pPr>
-      <w:r>
-        <w:rPr>
-          <w:rFonts w:cs="Calibri"/>
-        </w:rPr>
-        <w:t>MEMBER (Thành viên/Độc giả)</w:t>
-      </w:r>
-    </w:p>
-    <w:p>
-      <w:pPr>
-        <w:ind w:left="1440"/>
-        <w:rPr>
-          <w:rFonts w:ascii="Calibri" w:hAnsi="Calibri" w:cs="Calibri"/>
-        </w:rPr>
-      </w:pPr>
-      <w:r>
-        <w:rPr>
-          <w:rFonts w:ascii="Calibri" w:hAnsi="Calibri" w:cs="Calibri"/>
-          <w:b/>
-          <w:bCs/>
-        </w:rPr>
-        <w:t>Khái niệm:</w:t>
-      </w:r>
-      <w:r>
-        <w:rPr>
-          <w:rFonts w:ascii="Calibri" w:hAnsi="Calibri" w:cs="Calibri"/>
-        </w:rPr>
-        <w:t xml:space="preserve"> Là cá nhân như sinh viên, giảng viên hoặc nghiên cứu sinh đã đăng ký và được cấp quyền sử dụng dịch vụ mượn, trả tài liệu vật lý tại thư viện.</w:t>
-      </w:r>
-    </w:p>
-    <w:p>
-      <w:pPr>
-        <w:ind w:left="1440"/>
-        <w:rPr>
-          <w:rFonts w:ascii="Calibri" w:hAnsi="Calibri" w:cs="Calibri"/>
-        </w:rPr>
-      </w:pPr>
-      <w:r>
-        <w:rPr>
-          <w:rFonts w:ascii="Calibri" w:hAnsi="Calibri" w:cs="Calibri"/>
-          <w:b/>
-          <w:bCs/>
-        </w:rPr>
-        <w:t>Lý do tồn tại:</w:t>
-      </w:r>
-      <w:r>
-        <w:rPr>
-          <w:rFonts w:ascii="Calibri" w:hAnsi="Calibri" w:cs="Calibri"/>
-        </w:rPr>
-        <w:t xml:space="preserve"> Lưu trữ các thông tin nghiệp vụ liên quan đến việc mượn tài liệu như hạn mức mượn tối đa, ngày hết hạn thẻ và trạng thái tài khoản.</w:t>
-      </w:r>
-    </w:p>
-    <w:p>
-      <w:pPr>
-        <w:pStyle w:val="Heading4"/>
-        <w:ind w:left="720"/>
-        <w:rPr>
-          <w:rFonts w:cs="Calibri"/>
-        </w:rPr>
-      </w:pPr>
-      <w:r>
-        <w:rPr>
-          <w:rFonts w:cs="Calibri"/>
-        </w:rPr>
-        <w:t>AUTHOR (Tác giả)</w:t>
-      </w:r>
-    </w:p>
-    <w:p>
-      <w:pPr>
-        <w:ind w:left="1440"/>
-        <w:rPr>
-          <w:rFonts w:ascii="Calibri" w:hAnsi="Calibri" w:cs="Calibri"/>
-        </w:rPr>
-      </w:pPr>
-      <w:r>
-        <w:rPr>
-          <w:rFonts w:ascii="Calibri" w:hAnsi="Calibri" w:cs="Calibri"/>
-          <w:b/>
-          <w:bCs/>
-        </w:rPr>
-        <w:t>Khái niệm:</w:t>
-      </w:r>
-      <w:r>
-        <w:rPr>
-          <w:rFonts w:ascii="Calibri" w:hAnsi="Calibri" w:cs="Calibri"/>
-        </w:rPr>
-        <w:t xml:space="preserve"> Là cá nhân sáng tạo hoặc đóng góp nội dung cho các ấn phẩm khoa học, sách hoặc tài liệu được lưu trữ trong hệ thống.</w:t>
-      </w:r>
-    </w:p>
-    <w:p>
-      <w:pPr>
-        <w:ind w:left="1440"/>
-        <w:rPr>
-          <w:rFonts w:ascii="Calibri" w:hAnsi="Calibri" w:cs="Calibri"/>
-        </w:rPr>
-      </w:pPr>
-      <w:r>
-        <w:rPr>
-          <w:rFonts w:ascii="Calibri" w:hAnsi="Calibri" w:cs="Calibri"/>
-          <w:b/>
-          <w:bCs/>
-        </w:rPr>
-        <w:t>Lý do tồn tại:</w:t>
-      </w:r>
-      <w:r>
-        <w:rPr>
-          <w:rFonts w:ascii="Calibri" w:hAnsi="Calibri" w:cs="Calibri"/>
-        </w:rPr>
-        <w:t xml:space="preserve"> Lưu trữ các thông tin học thuật của tác giả như đơn vị công tác, mã định danh ORCID và tiểu sử, độc lập với vai trò thành viên thư viện.</w:t>
-      </w:r>
-    </w:p>
-    <w:p>
-      <w:pPr>
-        <w:pStyle w:val="Heading3"/>
-        <w:ind w:left="720"/>
-        <w:rPr>
-          <w:rFonts w:cs="Calibri"/>
-        </w:rPr>
-      </w:pPr>
-      <w:bookmarkStart w:id="11" w:name="_Toc238632121"/>
-      <w:r>
-        <w:rPr>
-          <w:rFonts w:cs="Calibri"/>
-        </w:rPr>
-        <w:t>1.3.2 Phân hệ Tài liệu vật lý</w:t>
-      </w:r>
-      <w:bookmarkEnd w:id="11"/>
-    </w:p>
-    <w:p>
-      <w:pPr>
-        <w:pStyle w:val="Heading4"/>
-        <w:ind w:left="720"/>
-        <w:rPr>
-          <w:rFonts w:cs="Calibri"/>
-        </w:rPr>
-      </w:pPr>
-      <w:r>
-        <w:rPr>
-          <w:rFonts w:cs="Calibri"/>
-        </w:rPr>
-        <w:t>PHYSICAL_BOOK (Đầu sách vật lý)</w:t>
+        <w:t>Subtypes:</w:t>
+      </w:r>
+      <w:r>
+        <w:t xml:space="preserve"> MEMBER và AUTHOR. </w:t>
+      </w:r>
+    </w:p>
+    <w:p>
+      <w:pPr>
+        <w:numPr>
+          <w:ilvl w:val="1"/>
+          <w:numId w:val="34"/>
+        </w:numPr>
+      </w:pPr>
+      <w:r>
+        <w:rPr>
+          <w:b/>
+          <w:bCs/>
+        </w:rPr>
+        <w:t>Ràng buộc EER:</w:t>
+      </w:r>
+    </w:p>
+    <w:p>
+      <w:pPr>
+        <w:numPr>
+          <w:ilvl w:val="2"/>
+          <w:numId w:val="34"/>
+        </w:numPr>
+      </w:pPr>
+      <w:r>
+        <w:t xml:space="preserve">Dạng </w:t>
+      </w:r>
+      <w:proofErr w:type="gramStart"/>
+      <w:r>
+        <w:rPr>
+          <w:b/>
+          <w:bCs/>
+        </w:rPr>
+        <w:t xml:space="preserve">Overlapping </w:t>
+      </w:r>
+      <w:r>
+        <w:t>:</w:t>
+      </w:r>
+      <w:proofErr w:type="gramEnd"/>
+      <w:r>
+        <w:t xml:space="preserve"> Một cá nhân có thể chỉ là độc giả (MEMBER), chỉ là tác giả (AUTHOR), hoặc đồng thời vừa là MEMBER vừa là AUTHOR. </w:t>
+      </w:r>
+    </w:p>
+    <w:p>
+      <w:pPr>
+        <w:numPr>
+          <w:ilvl w:val="2"/>
+          <w:numId w:val="34"/>
+        </w:numPr>
+      </w:pPr>
+      <w:r>
+        <w:t xml:space="preserve">Dạng </w:t>
+      </w:r>
+      <w:r>
+        <w:rPr>
+          <w:b/>
+          <w:bCs/>
+        </w:rPr>
+        <w:t>Partial Participation</w:t>
+      </w:r>
+      <w:r>
+        <w:t xml:space="preserve">: Một PERSON có thể tồn tại mà không bắt buộc phải nằm trong MEMBER hay AUTHOR (ví dụ: người dùng đăng ký tài khoản khách chờ duyệt). </w:t>
+      </w:r>
+    </w:p>
+    <w:p>
+      <w:pPr>
+        <w:numPr>
+          <w:ilvl w:val="0"/>
+          <w:numId w:val="34"/>
+        </w:numPr>
+      </w:pPr>
+      <w:r>
+        <w:rPr>
+          <w:b/>
+          <w:bCs/>
+        </w:rPr>
+        <w:t>Phân hệ Sách vật lý (Physical Books &amp; Copies):</w:t>
+      </w:r>
+    </w:p>
+    <w:p>
+      <w:pPr>
+        <w:numPr>
+          <w:ilvl w:val="1"/>
+          <w:numId w:val="34"/>
+        </w:numPr>
+      </w:pPr>
+      <w:r>
+        <w:t xml:space="preserve">Quan hệ </w:t>
+      </w:r>
+      <w:proofErr w:type="gramStart"/>
+      <w:r>
+        <w:t>1:N</w:t>
+      </w:r>
+      <w:proofErr w:type="gramEnd"/>
+      <w:r>
+        <w:t xml:space="preserve"> giữa PHYSICAL_BOOK và BOOK_COPY: Mỗi đầu sách có thể có 0 hoặc nhiều bản sao vật lý. Mỗi bản sao lưu giữ mã vạch barcode duy nhất và trạng thái copy_status. </w:t>
+      </w:r>
+    </w:p>
+    <w:p>
+      <w:pPr>
+        <w:numPr>
+          <w:ilvl w:val="0"/>
+          <w:numId w:val="34"/>
+        </w:numPr>
+      </w:pPr>
+      <w:r>
+        <w:rPr>
+          <w:b/>
+          <w:bCs/>
+        </w:rPr>
+        <w:t>Phân hệ Giao dịch &amp; Tiền phạt (Borrowing &amp; Fines):</w:t>
+      </w:r>
+    </w:p>
+    <w:p>
+      <w:pPr>
+        <w:numPr>
+          <w:ilvl w:val="1"/>
+          <w:numId w:val="34"/>
+        </w:numPr>
+      </w:pPr>
+      <w:r>
+        <w:t xml:space="preserve">Quan hệ </w:t>
+      </w:r>
+      <w:proofErr w:type="gramStart"/>
+      <w:r>
+        <w:t>1:N</w:t>
+      </w:r>
+      <w:proofErr w:type="gramEnd"/>
+      <w:r>
+        <w:t xml:space="preserve"> giữa MEMBER và BORROW_TRANSACTION: Một thành viên thực hiện nhiều giao dịch mượn sách. </w:t>
+      </w:r>
+    </w:p>
+    <w:p>
+      <w:pPr>
+        <w:numPr>
+          <w:ilvl w:val="1"/>
+          <w:numId w:val="34"/>
+        </w:numPr>
+      </w:pPr>
+      <w:r>
+        <w:t xml:space="preserve">Quan hệ </w:t>
+      </w:r>
+      <w:proofErr w:type="gramStart"/>
+      <w:r>
+        <w:t>1:N</w:t>
+      </w:r>
+      <w:proofErr w:type="gramEnd"/>
+      <w:r>
+        <w:t xml:space="preserve"> giữa BOOK_COPY và BORROW_TRANSACTION: Một bản sao sách có thể được mượn qua nhiều giao dịch theo thời gian. </w:t>
+      </w:r>
+    </w:p>
+    <w:p>
+      <w:pPr>
+        <w:numPr>
+          <w:ilvl w:val="1"/>
+          <w:numId w:val="34"/>
+        </w:numPr>
+      </w:pPr>
+      <w:r>
+        <w:t xml:space="preserve">Quan hệ 1:1 (hoặc </w:t>
+      </w:r>
+      <w:proofErr w:type="gramStart"/>
+      <w:r>
+        <w:t>1:0..</w:t>
+      </w:r>
+      <w:proofErr w:type="gramEnd"/>
+      <w:r>
+        <w:t xml:space="preserve">1) giữa BORROW_TRANSACTION và FINE: Một giao dịch mượn nếu vi phạm quá hạn hoặc hư hỏng sẽ phát sinh tối đa 01 khoản phạt FINE. </w:t>
+      </w:r>
+    </w:p>
+    <w:p>
+      <w:pPr>
+        <w:numPr>
+          <w:ilvl w:val="0"/>
+          <w:numId w:val="34"/>
+        </w:numPr>
+      </w:pPr>
+      <w:r>
+        <w:rPr>
+          <w:b/>
+          <w:bCs/>
+        </w:rPr>
+        <w:t>Phân hệ Kho tài liệu số &amp; Bản quyền mở (Digital Repository &amp; Licensing):</w:t>
+      </w:r>
+    </w:p>
+    <w:p>
+      <w:pPr>
+        <w:numPr>
+          <w:ilvl w:val="1"/>
+          <w:numId w:val="34"/>
+        </w:numPr>
+      </w:pPr>
+      <w:r>
+        <w:t xml:space="preserve">Quan hệ </w:t>
+      </w:r>
+      <w:proofErr w:type="gramStart"/>
+      <w:r>
+        <w:t>1:N</w:t>
+      </w:r>
+      <w:proofErr w:type="gramEnd"/>
+      <w:r>
+        <w:t xml:space="preserve"> giữa LICENSE và DIGITAL_ITEM: Một loại giấy phép truy cập mở (như CC BY 4.0, Public Domain) có thể áp dụng cho nhiều tài liệu số. </w:t>
+      </w:r>
+    </w:p>
+    <w:p>
+      <w:pPr>
+        <w:numPr>
+          <w:ilvl w:val="1"/>
+          <w:numId w:val="34"/>
+        </w:numPr>
+      </w:pPr>
+      <w:r>
+        <w:t xml:space="preserve">Quan hệ N:M giữa DIGITAL_ITEM và CATEGORY: Một tài liệu số có thể thuộc nhiều danh mục/chủ đề và ngược lại (thông qua thực thể liên kết ITEM_CATEGORY). </w:t>
+      </w:r>
+    </w:p>
+    <w:p>
+      <w:pPr>
+        <w:numPr>
+          <w:ilvl w:val="0"/>
+          <w:numId w:val="34"/>
+        </w:numPr>
+      </w:pPr>
+      <w:r>
+        <w:rPr>
+          <w:b/>
+          <w:bCs/>
+        </w:rPr>
+        <w:t>Phân hệ Liên kết Tác giả (Authorship Mapping):</w:t>
+      </w:r>
+    </w:p>
+    <w:p>
+      <w:pPr>
+        <w:numPr>
+          <w:ilvl w:val="1"/>
+          <w:numId w:val="34"/>
+        </w:numPr>
+      </w:pPr>
+      <w:r>
+        <w:t xml:space="preserve">Quan hệ N:M giữa AUTHOR và PHYSICAL_BOOK: Quản lý thông tin tác giả viết sách qua BOOK_AUTHOR (lưu vai trò: Main Author, Co-Author, Editor, v.v.). </w:t>
+      </w:r>
+    </w:p>
+    <w:p>
+      <w:pPr>
+        <w:numPr>
+          <w:ilvl w:val="1"/>
+          <w:numId w:val="34"/>
+        </w:numPr>
+      </w:pPr>
+      <w:r>
+        <w:t xml:space="preserve">Quan hệ N:M giữa AUTHOR và DIGITAL_ITEM: Quản lý thông tin tác giả bài báo/tạp chí qua ITEM_AUTHOR (lưu thứ tự tác giả author_order và vai trò). </w:t>
       </w:r>
     </w:p>
     <w:p>
       <w:pPr>
         <w:ind w:left="1080"/>
-        <w:rPr>
-          <w:rFonts w:ascii="Calibri" w:hAnsi="Calibri" w:cs="Calibri"/>
-        </w:rPr>
-      </w:pPr>
-      <w:r>
-        <w:rPr>
-          <w:rFonts w:ascii="Calibri" w:hAnsi="Calibri" w:cs="Calibri"/>
-          <w:b/>
-          <w:bCs/>
-        </w:rPr>
-        <w:t>Khái niệm:</w:t>
-      </w:r>
-      <w:r>
-        <w:rPr>
-          <w:rFonts w:ascii="Calibri" w:hAnsi="Calibri" w:cs="Calibri"/>
-        </w:rPr>
-        <w:t xml:space="preserve"> Là thực thể đại diện cho một tác phẩm hoặc ấn phẩm xuất bản, chẳng hạn như giáo trình hoặc sách chuyên ngành.</w:t>
-      </w:r>
-    </w:p>
-    <w:p>
-      <w:pPr>
-        <w:ind w:left="1080"/>
-        <w:rPr>
-          <w:rFonts w:ascii="Calibri" w:hAnsi="Calibri" w:cs="Calibri"/>
-        </w:rPr>
-      </w:pPr>
-      <w:r>
-        <w:rPr>
-          <w:rFonts w:ascii="Calibri" w:hAnsi="Calibri" w:cs="Calibri"/>
-          <w:b/>
-          <w:bCs/>
-        </w:rPr>
-        <w:t>Lý do tồn tại:</w:t>
-      </w:r>
-      <w:r>
-        <w:rPr>
-          <w:rFonts w:ascii="Calibri" w:hAnsi="Calibri" w:cs="Calibri"/>
-        </w:rPr>
-        <w:t xml:space="preserve"> Quản lý các thông tin xuất bản chung như ISBN, nhà xuất bản và năm xuất bản mà không phụ thuộc vào số lượng bản sao vật lý của đầu sách.</w:t>
-      </w:r>
-    </w:p>
-    <w:p>
-      <w:pPr>
-        <w:pStyle w:val="Heading4"/>
-        <w:ind w:left="720"/>
-        <w:rPr>
-          <w:rFonts w:cs="Calibri"/>
-        </w:rPr>
-      </w:pPr>
-      <w:r>
-        <w:rPr>
-          <w:rFonts w:cs="Calibri"/>
-        </w:rPr>
-        <w:t>BOOK_COPY (Bản sao sách)</w:t>
-      </w:r>
-    </w:p>
-    <w:p>
-      <w:pPr>
-        <w:ind w:left="1080"/>
-        <w:rPr>
-          <w:rFonts w:ascii="Calibri" w:hAnsi="Calibri" w:cs="Calibri"/>
-        </w:rPr>
-      </w:pPr>
-      <w:r>
-        <w:rPr>
-          <w:rFonts w:ascii="Calibri" w:hAnsi="Calibri" w:cs="Calibri"/>
-          <w:b/>
-          <w:bCs/>
-        </w:rPr>
-        <w:t>Khái niệm:</w:t>
-      </w:r>
-      <w:r>
-        <w:rPr>
-          <w:rFonts w:ascii="Calibri" w:hAnsi="Calibri" w:cs="Calibri"/>
-        </w:rPr>
-        <w:t xml:space="preserve"> Là một bản sao vật lý cụ thể của một đầu sách, tồn tại thực tế trong thư viện và có thể được mượn bởi thành viên.</w:t>
-      </w:r>
-    </w:p>
-    <w:p>
-      <w:pPr>
-        <w:ind w:left="1080"/>
-        <w:rPr>
-          <w:rFonts w:ascii="Calibri" w:hAnsi="Calibri" w:cs="Calibri"/>
-        </w:rPr>
-      </w:pPr>
-      <w:r>
-        <w:rPr>
-          <w:rFonts w:ascii="Calibri" w:hAnsi="Calibri" w:cs="Calibri"/>
-          <w:b/>
-          <w:bCs/>
+      </w:pPr>
+    </w:p>
+    <w:p>
+      <w:pPr>
+        <w:rPr>
+          <w:lang w:val="vi-VN"/>
+        </w:rPr>
+      </w:pPr>
+    </w:p>
+    <w:p>
+      <w:pPr>
+        <w:rPr>
+          <w:b/>
+          <w:bCs/>
+          <w:lang w:val="vi-VN"/>
+        </w:rPr>
+      </w:pPr>
+      <w:r>
+        <w:rPr>
+          <w:b/>
+          <w:bCs/>
+        </w:rPr>
+        <w:t>2.2 Logical Schema Mapping (Chuyển đổi sang Lược đồ Quan hệ)</w:t>
+      </w:r>
+    </w:p>
+    <w:p>
+      <w:pPr>
+        <w:rPr>
+          <w:b/>
+          <w:bCs/>
+          <w:lang w:val="vi-VN"/>
+        </w:rPr>
+      </w:pPr>
+      <w:r>
+        <w:rPr>
+          <w:b/>
+          <w:bCs/>
+          <w:lang w:val="vi-VN"/>
+        </w:rPr>
+        <w:t>1. Bảng PERSON (Thực thể Cha - Quản lý Con người)</w:t>
+      </w:r>
+    </w:p>
+    <w:p>
+      <w:pPr>
+        <w:rPr>
+          <w:lang w:val="vi-VN"/>
+        </w:rPr>
+      </w:pPr>
+      <w:r>
+        <w:rPr>
+          <w:lang w:val="vi-VN"/>
+        </w:rPr>
+        <w:t>Lưu trữ thông tin cốt lõi dùng chung cho tất cả các đối tượng tham gia hệ thống.</w:t>
+      </w:r>
+    </w:p>
+    <w:tbl>
+      <w:tblPr>
+        <w:tblW w:w="0" w:type="auto"/>
+        <w:tblCellMar>
+          <w:top w:w="15" w:type="dxa"/>
+          <w:left w:w="15" w:type="dxa"/>
+          <w:bottom w:w="15" w:type="dxa"/>
+          <w:right w:w="15" w:type="dxa"/>
+        </w:tblCellMar>
+        <w:tblLook w:val="04A0" w:firstRow="1" w:lastRow="0" w:firstColumn="1" w:lastColumn="0" w:noHBand="0" w:noVBand="1"/>
+      </w:tblPr>
+      <w:tblGrid>
+        <w:gridCol w:w="2117"/>
+        <w:gridCol w:w="2058"/>
+        <w:gridCol w:w="3060"/>
+        <w:gridCol w:w="2109"/>
+      </w:tblGrid>
+      <w:tr>
+        <w:trPr>
+          <w:tblHeader/>
+        </w:trPr>
+        <w:tc>
+          <w:tcPr>
+            <w:tcW w:w="0" w:type="auto"/>
+            <w:tcBorders>
+              <w:top w:val="single" w:sz="6" w:space="0" w:color="000000"/>
+              <w:left w:val="single" w:sz="6" w:space="0" w:color="000000"/>
+              <w:bottom w:val="single" w:sz="6" w:space="0" w:color="000000"/>
+              <w:right w:val="single" w:sz="6" w:space="0" w:color="000000"/>
+            </w:tcBorders>
+            <w:shd w:val="clear" w:color="auto" w:fill="F0F4F8"/>
+            <w:tcMar>
+              <w:top w:w="120" w:type="dxa"/>
+              <w:left w:w="120" w:type="dxa"/>
+              <w:bottom w:w="120" w:type="dxa"/>
+              <w:right w:w="120" w:type="dxa"/>
+            </w:tcMar>
+            <w:hideMark/>
+          </w:tcPr>
+          <w:p>
+            <w:pPr>
+              <w:rPr>
+                <w:b/>
+                <w:bCs/>
+              </w:rPr>
+            </w:pPr>
+            <w:r>
+              <w:t>Tên trường (Column)</w:t>
+            </w:r>
+          </w:p>
+        </w:tc>
+        <w:tc>
+          <w:tcPr>
+            <w:tcW w:w="0" w:type="auto"/>
+            <w:tcBorders>
+              <w:top w:val="single" w:sz="6" w:space="0" w:color="000000"/>
+              <w:left w:val="single" w:sz="6" w:space="0" w:color="000000"/>
+              <w:bottom w:val="single" w:sz="6" w:space="0" w:color="000000"/>
+              <w:right w:val="single" w:sz="6" w:space="0" w:color="000000"/>
+            </w:tcBorders>
+            <w:shd w:val="clear" w:color="auto" w:fill="F0F4F8"/>
+            <w:tcMar>
+              <w:top w:w="120" w:type="dxa"/>
+              <w:left w:w="120" w:type="dxa"/>
+              <w:bottom w:w="120" w:type="dxa"/>
+              <w:right w:w="120" w:type="dxa"/>
+            </w:tcMar>
+            <w:hideMark/>
+          </w:tcPr>
+          <w:p>
+            <w:pPr>
+              <w:rPr>
+                <w:b/>
+                <w:bCs/>
+              </w:rPr>
+            </w:pPr>
+            <w:r>
+              <w:t>Kiểu dữ liệu (Data Type)</w:t>
+            </w:r>
+          </w:p>
+        </w:tc>
+        <w:tc>
+          <w:tcPr>
+            <w:tcW w:w="0" w:type="auto"/>
+            <w:tcBorders>
+              <w:top w:val="single" w:sz="6" w:space="0" w:color="000000"/>
+              <w:left w:val="single" w:sz="6" w:space="0" w:color="000000"/>
+              <w:bottom w:val="single" w:sz="6" w:space="0" w:color="000000"/>
+              <w:right w:val="single" w:sz="6" w:space="0" w:color="000000"/>
+            </w:tcBorders>
+            <w:shd w:val="clear" w:color="auto" w:fill="F0F4F8"/>
+            <w:tcMar>
+              <w:top w:w="120" w:type="dxa"/>
+              <w:left w:w="120" w:type="dxa"/>
+              <w:bottom w:w="120" w:type="dxa"/>
+              <w:right w:w="120" w:type="dxa"/>
+            </w:tcMar>
+            <w:hideMark/>
+          </w:tcPr>
+          <w:p>
+            <w:pPr>
+              <w:rPr>
+                <w:b/>
+                <w:bCs/>
+              </w:rPr>
+            </w:pPr>
+            <w:r>
+              <w:t>Ràng buộc (Constraint)</w:t>
+            </w:r>
+          </w:p>
+        </w:tc>
+        <w:tc>
+          <w:tcPr>
+            <w:tcW w:w="0" w:type="auto"/>
+            <w:tcBorders>
+              <w:top w:val="single" w:sz="6" w:space="0" w:color="000000"/>
+              <w:left w:val="single" w:sz="6" w:space="0" w:color="000000"/>
+              <w:bottom w:val="single" w:sz="6" w:space="0" w:color="000000"/>
+              <w:right w:val="single" w:sz="6" w:space="0" w:color="000000"/>
+            </w:tcBorders>
+            <w:shd w:val="clear" w:color="auto" w:fill="F0F4F8"/>
+            <w:tcMar>
+              <w:top w:w="120" w:type="dxa"/>
+              <w:left w:w="120" w:type="dxa"/>
+              <w:bottom w:w="120" w:type="dxa"/>
+              <w:right w:w="120" w:type="dxa"/>
+            </w:tcMar>
+            <w:hideMark/>
+          </w:tcPr>
+          <w:p>
+            <w:pPr>
+              <w:rPr>
+                <w:b/>
+                <w:bCs/>
+              </w:rPr>
+            </w:pPr>
+            <w:r>
+              <w:t>Mô tả (Description)</w:t>
+            </w:r>
+          </w:p>
+        </w:tc>
+      </w:tr>
+      <w:tr>
+        <w:tc>
+          <w:tcPr>
+            <w:tcW w:w="0" w:type="auto"/>
+            <w:tcBorders>
+              <w:top w:val="single" w:sz="6" w:space="0" w:color="000000"/>
+              <w:left w:val="single" w:sz="6" w:space="0" w:color="000000"/>
+              <w:bottom w:val="single" w:sz="6" w:space="0" w:color="000000"/>
+              <w:right w:val="single" w:sz="6" w:space="0" w:color="000000"/>
+            </w:tcBorders>
+            <w:tcMar>
+              <w:top w:w="120" w:type="dxa"/>
+              <w:left w:w="120" w:type="dxa"/>
+              <w:bottom w:w="120" w:type="dxa"/>
+              <w:right w:w="120" w:type="dxa"/>
+            </w:tcMar>
+            <w:hideMark/>
+          </w:tcPr>
+          <w:p>
+            <w:r>
+              <w:t>person_id</w:t>
+            </w:r>
+          </w:p>
+        </w:tc>
+        <w:tc>
+          <w:tcPr>
+            <w:tcW w:w="0" w:type="auto"/>
+            <w:tcBorders>
+              <w:top w:val="single" w:sz="6" w:space="0" w:color="000000"/>
+              <w:left w:val="single" w:sz="6" w:space="0" w:color="000000"/>
+              <w:bottom w:val="single" w:sz="6" w:space="0" w:color="000000"/>
+              <w:right w:val="single" w:sz="6" w:space="0" w:color="000000"/>
+            </w:tcBorders>
+            <w:tcMar>
+              <w:top w:w="120" w:type="dxa"/>
+              <w:left w:w="120" w:type="dxa"/>
+              <w:bottom w:w="120" w:type="dxa"/>
+              <w:right w:w="120" w:type="dxa"/>
+            </w:tcMar>
+            <w:hideMark/>
+          </w:tcPr>
+          <w:p>
+            <w:r>
+              <w:t>INT</w:t>
+            </w:r>
+          </w:p>
+        </w:tc>
+        <w:tc>
+          <w:tcPr>
+            <w:tcW w:w="0" w:type="auto"/>
+            <w:tcBorders>
+              <w:top w:val="single" w:sz="6" w:space="0" w:color="000000"/>
+              <w:left w:val="single" w:sz="6" w:space="0" w:color="000000"/>
+              <w:bottom w:val="single" w:sz="6" w:space="0" w:color="000000"/>
+              <w:right w:val="single" w:sz="6" w:space="0" w:color="000000"/>
+            </w:tcBorders>
+            <w:tcMar>
+              <w:top w:w="120" w:type="dxa"/>
+              <w:left w:w="120" w:type="dxa"/>
+              <w:bottom w:w="120" w:type="dxa"/>
+              <w:right w:w="120" w:type="dxa"/>
+            </w:tcMar>
+            <w:hideMark/>
+          </w:tcPr>
+          <w:p>
+            <w:r>
+              <w:t>PRIMARY KEY, AUTO_INCREMENT</w:t>
+            </w:r>
+          </w:p>
+        </w:tc>
+        <w:tc>
+          <w:tcPr>
+            <w:tcW w:w="0" w:type="auto"/>
+            <w:tcBorders>
+              <w:top w:val="single" w:sz="6" w:space="0" w:color="000000"/>
+              <w:left w:val="single" w:sz="6" w:space="0" w:color="000000"/>
+              <w:bottom w:val="single" w:sz="6" w:space="0" w:color="000000"/>
+              <w:right w:val="single" w:sz="6" w:space="0" w:color="000000"/>
+            </w:tcBorders>
+            <w:tcMar>
+              <w:top w:w="120" w:type="dxa"/>
+              <w:left w:w="120" w:type="dxa"/>
+              <w:bottom w:w="120" w:type="dxa"/>
+              <w:right w:w="120" w:type="dxa"/>
+            </w:tcMar>
+            <w:hideMark/>
+          </w:tcPr>
+          <w:p>
+            <w:r>
+              <w:t>Mã định danh cá nhân</w:t>
+            </w:r>
+          </w:p>
+        </w:tc>
+      </w:tr>
+      <w:tr>
+        <w:tc>
+          <w:tcPr>
+            <w:tcW w:w="0" w:type="auto"/>
+            <w:tcBorders>
+              <w:top w:val="single" w:sz="6" w:space="0" w:color="000000"/>
+              <w:left w:val="single" w:sz="6" w:space="0" w:color="000000"/>
+              <w:bottom w:val="single" w:sz="6" w:space="0" w:color="000000"/>
+              <w:right w:val="single" w:sz="6" w:space="0" w:color="000000"/>
+            </w:tcBorders>
+            <w:tcMar>
+              <w:top w:w="120" w:type="dxa"/>
+              <w:left w:w="120" w:type="dxa"/>
+              <w:bottom w:w="120" w:type="dxa"/>
+              <w:right w:w="120" w:type="dxa"/>
+            </w:tcMar>
+            <w:hideMark/>
+          </w:tcPr>
+          <w:p>
+            <w:r>
+              <w:t>first_name</w:t>
+            </w:r>
+          </w:p>
+        </w:tc>
+        <w:tc>
+          <w:tcPr>
+            <w:tcW w:w="0" w:type="auto"/>
+            <w:tcBorders>
+              <w:top w:val="single" w:sz="6" w:space="0" w:color="000000"/>
+              <w:left w:val="single" w:sz="6" w:space="0" w:color="000000"/>
+              <w:bottom w:val="single" w:sz="6" w:space="0" w:color="000000"/>
+              <w:right w:val="single" w:sz="6" w:space="0" w:color="000000"/>
+            </w:tcBorders>
+            <w:tcMar>
+              <w:top w:w="120" w:type="dxa"/>
+              <w:left w:w="120" w:type="dxa"/>
+              <w:bottom w:w="120" w:type="dxa"/>
+              <w:right w:w="120" w:type="dxa"/>
+            </w:tcMar>
+            <w:hideMark/>
+          </w:tcPr>
+          <w:p>
+            <w:r>
+              <w:t>VARCHAR (50)</w:t>
+            </w:r>
+          </w:p>
+        </w:tc>
+        <w:tc>
+          <w:tcPr>
+            <w:tcW w:w="0" w:type="auto"/>
+            <w:tcBorders>
+              <w:top w:val="single" w:sz="6" w:space="0" w:color="000000"/>
+              <w:left w:val="single" w:sz="6" w:space="0" w:color="000000"/>
+              <w:bottom w:val="single" w:sz="6" w:space="0" w:color="000000"/>
+              <w:right w:val="single" w:sz="6" w:space="0" w:color="000000"/>
+            </w:tcBorders>
+            <w:tcMar>
+              <w:top w:w="120" w:type="dxa"/>
+              <w:left w:w="120" w:type="dxa"/>
+              <w:bottom w:w="120" w:type="dxa"/>
+              <w:right w:w="120" w:type="dxa"/>
+            </w:tcMar>
+            <w:hideMark/>
+          </w:tcPr>
+          <w:p>
+            <w:r>
+              <w:t>NOT NULL</w:t>
+            </w:r>
+          </w:p>
+        </w:tc>
+        <w:tc>
+          <w:tcPr>
+            <w:tcW w:w="0" w:type="auto"/>
+            <w:tcBorders>
+              <w:top w:val="single" w:sz="6" w:space="0" w:color="000000"/>
+              <w:left w:val="single" w:sz="6" w:space="0" w:color="000000"/>
+              <w:bottom w:val="single" w:sz="6" w:space="0" w:color="000000"/>
+              <w:right w:val="single" w:sz="6" w:space="0" w:color="000000"/>
+            </w:tcBorders>
+            <w:tcMar>
+              <w:top w:w="120" w:type="dxa"/>
+              <w:left w:w="120" w:type="dxa"/>
+              <w:bottom w:w="120" w:type="dxa"/>
+              <w:right w:w="120" w:type="dxa"/>
+            </w:tcMar>
+            <w:hideMark/>
+          </w:tcPr>
+          <w:p>
+            <w:r>
+              <w:t>Tên</w:t>
+            </w:r>
+          </w:p>
+        </w:tc>
+      </w:tr>
+      <w:tr>
+        <w:tc>
+          <w:tcPr>
+            <w:tcW w:w="0" w:type="auto"/>
+            <w:tcBorders>
+              <w:top w:val="single" w:sz="6" w:space="0" w:color="000000"/>
+              <w:left w:val="single" w:sz="6" w:space="0" w:color="000000"/>
+              <w:bottom w:val="single" w:sz="6" w:space="0" w:color="000000"/>
+              <w:right w:val="single" w:sz="6" w:space="0" w:color="000000"/>
+            </w:tcBorders>
+            <w:tcMar>
+              <w:top w:w="120" w:type="dxa"/>
+              <w:left w:w="120" w:type="dxa"/>
+              <w:bottom w:w="120" w:type="dxa"/>
+              <w:right w:w="120" w:type="dxa"/>
+            </w:tcMar>
+            <w:hideMark/>
+          </w:tcPr>
+          <w:p>
+            <w:r>
+              <w:t>last_name</w:t>
+            </w:r>
+          </w:p>
+        </w:tc>
+        <w:tc>
+          <w:tcPr>
+            <w:tcW w:w="0" w:type="auto"/>
+            <w:tcBorders>
+              <w:top w:val="single" w:sz="6" w:space="0" w:color="000000"/>
+              <w:left w:val="single" w:sz="6" w:space="0" w:color="000000"/>
+              <w:bottom w:val="single" w:sz="6" w:space="0" w:color="000000"/>
+              <w:right w:val="single" w:sz="6" w:space="0" w:color="000000"/>
+            </w:tcBorders>
+            <w:tcMar>
+              <w:top w:w="120" w:type="dxa"/>
+              <w:left w:w="120" w:type="dxa"/>
+              <w:bottom w:w="120" w:type="dxa"/>
+              <w:right w:w="120" w:type="dxa"/>
+            </w:tcMar>
+            <w:hideMark/>
+          </w:tcPr>
+          <w:p>
+            <w:r>
+              <w:t>VARCHAR (50)</w:t>
+            </w:r>
+          </w:p>
+        </w:tc>
+        <w:tc>
+          <w:tcPr>
+            <w:tcW w:w="0" w:type="auto"/>
+            <w:tcBorders>
+              <w:top w:val="single" w:sz="6" w:space="0" w:color="000000"/>
+              <w:left w:val="single" w:sz="6" w:space="0" w:color="000000"/>
+              <w:bottom w:val="single" w:sz="6" w:space="0" w:color="000000"/>
+              <w:right w:val="single" w:sz="6" w:space="0" w:color="000000"/>
+            </w:tcBorders>
+            <w:tcMar>
+              <w:top w:w="120" w:type="dxa"/>
+              <w:left w:w="120" w:type="dxa"/>
+              <w:bottom w:w="120" w:type="dxa"/>
+              <w:right w:w="120" w:type="dxa"/>
+            </w:tcMar>
+            <w:hideMark/>
+          </w:tcPr>
+          <w:p>
+            <w:r>
+              <w:t>NOT NULL</w:t>
+            </w:r>
+          </w:p>
+        </w:tc>
+        <w:tc>
+          <w:tcPr>
+            <w:tcW w:w="0" w:type="auto"/>
+            <w:tcBorders>
+              <w:top w:val="single" w:sz="6" w:space="0" w:color="000000"/>
+              <w:left w:val="single" w:sz="6" w:space="0" w:color="000000"/>
+              <w:bottom w:val="single" w:sz="6" w:space="0" w:color="000000"/>
+              <w:right w:val="single" w:sz="6" w:space="0" w:color="000000"/>
+            </w:tcBorders>
+            <w:tcMar>
+              <w:top w:w="120" w:type="dxa"/>
+              <w:left w:w="120" w:type="dxa"/>
+              <w:bottom w:w="120" w:type="dxa"/>
+              <w:right w:w="120" w:type="dxa"/>
+            </w:tcMar>
+            <w:hideMark/>
+          </w:tcPr>
+          <w:p>
+            <w:r>
+              <w:t>Họ</w:t>
+            </w:r>
+          </w:p>
+        </w:tc>
+      </w:tr>
+      <w:tr>
+        <w:tc>
+          <w:tcPr>
+            <w:tcW w:w="0" w:type="auto"/>
+            <w:tcBorders>
+              <w:top w:val="single" w:sz="6" w:space="0" w:color="000000"/>
+              <w:left w:val="single" w:sz="6" w:space="0" w:color="000000"/>
+              <w:bottom w:val="single" w:sz="6" w:space="0" w:color="000000"/>
+              <w:right w:val="single" w:sz="6" w:space="0" w:color="000000"/>
+            </w:tcBorders>
+            <w:tcMar>
+              <w:top w:w="120" w:type="dxa"/>
+              <w:left w:w="120" w:type="dxa"/>
+              <w:bottom w:w="120" w:type="dxa"/>
+              <w:right w:w="120" w:type="dxa"/>
+            </w:tcMar>
+            <w:hideMark/>
+          </w:tcPr>
+          <w:p>
+            <w:r>
+              <w:t>email</w:t>
+            </w:r>
+          </w:p>
+        </w:tc>
+        <w:tc>
+          <w:tcPr>
+            <w:tcW w:w="0" w:type="auto"/>
+            <w:tcBorders>
+              <w:top w:val="single" w:sz="6" w:space="0" w:color="000000"/>
+              <w:left w:val="single" w:sz="6" w:space="0" w:color="000000"/>
+              <w:bottom w:val="single" w:sz="6" w:space="0" w:color="000000"/>
+              <w:right w:val="single" w:sz="6" w:space="0" w:color="000000"/>
+            </w:tcBorders>
+            <w:tcMar>
+              <w:top w:w="120" w:type="dxa"/>
+              <w:left w:w="120" w:type="dxa"/>
+              <w:bottom w:w="120" w:type="dxa"/>
+              <w:right w:w="120" w:type="dxa"/>
+            </w:tcMar>
+            <w:hideMark/>
+          </w:tcPr>
+          <w:p>
+            <w:r>
+              <w:t>VARCHAR (100)</w:t>
+            </w:r>
+          </w:p>
+        </w:tc>
+        <w:tc>
+          <w:tcPr>
+            <w:tcW w:w="0" w:type="auto"/>
+            <w:tcBorders>
+              <w:top w:val="single" w:sz="6" w:space="0" w:color="000000"/>
+              <w:left w:val="single" w:sz="6" w:space="0" w:color="000000"/>
+              <w:bottom w:val="single" w:sz="6" w:space="0" w:color="000000"/>
+              <w:right w:val="single" w:sz="6" w:space="0" w:color="000000"/>
+            </w:tcBorders>
+            <w:tcMar>
+              <w:top w:w="120" w:type="dxa"/>
+              <w:left w:w="120" w:type="dxa"/>
+              <w:bottom w:w="120" w:type="dxa"/>
+              <w:right w:w="120" w:type="dxa"/>
+            </w:tcMar>
+            <w:hideMark/>
+          </w:tcPr>
+          <w:p>
+            <w:r>
+              <w:t>UNIQUE, NOT NULL</w:t>
+            </w:r>
+          </w:p>
+        </w:tc>
+        <w:tc>
+          <w:tcPr>
+            <w:tcW w:w="0" w:type="auto"/>
+            <w:tcBorders>
+              <w:top w:val="single" w:sz="6" w:space="0" w:color="000000"/>
+              <w:left w:val="single" w:sz="6" w:space="0" w:color="000000"/>
+              <w:bottom w:val="single" w:sz="6" w:space="0" w:color="000000"/>
+              <w:right w:val="single" w:sz="6" w:space="0" w:color="000000"/>
+            </w:tcBorders>
+            <w:tcMar>
+              <w:top w:w="120" w:type="dxa"/>
+              <w:left w:w="120" w:type="dxa"/>
+              <w:bottom w:w="120" w:type="dxa"/>
+              <w:right w:w="120" w:type="dxa"/>
+            </w:tcMar>
+            <w:hideMark/>
+          </w:tcPr>
+          <w:p>
+            <w:r>
+              <w:t>Email liên hệ</w:t>
+            </w:r>
+          </w:p>
+        </w:tc>
+      </w:tr>
+      <w:tr>
+        <w:tc>
+          <w:tcPr>
+            <w:tcW w:w="0" w:type="auto"/>
+            <w:tcBorders>
+              <w:top w:val="single" w:sz="6" w:space="0" w:color="000000"/>
+              <w:left w:val="single" w:sz="6" w:space="0" w:color="000000"/>
+              <w:bottom w:val="single" w:sz="6" w:space="0" w:color="000000"/>
+              <w:right w:val="single" w:sz="6" w:space="0" w:color="000000"/>
+            </w:tcBorders>
+            <w:tcMar>
+              <w:top w:w="120" w:type="dxa"/>
+              <w:left w:w="120" w:type="dxa"/>
+              <w:bottom w:w="120" w:type="dxa"/>
+              <w:right w:w="120" w:type="dxa"/>
+            </w:tcMar>
+            <w:hideMark/>
+          </w:tcPr>
+          <w:p>
+            <w:r>
+              <w:t>phone_number</w:t>
+            </w:r>
+          </w:p>
+        </w:tc>
+        <w:tc>
+          <w:tcPr>
+            <w:tcW w:w="0" w:type="auto"/>
+            <w:tcBorders>
+              <w:top w:val="single" w:sz="6" w:space="0" w:color="000000"/>
+              <w:left w:val="single" w:sz="6" w:space="0" w:color="000000"/>
+              <w:bottom w:val="single" w:sz="6" w:space="0" w:color="000000"/>
+              <w:right w:val="single" w:sz="6" w:space="0" w:color="000000"/>
+            </w:tcBorders>
+            <w:tcMar>
+              <w:top w:w="120" w:type="dxa"/>
+              <w:left w:w="120" w:type="dxa"/>
+              <w:bottom w:w="120" w:type="dxa"/>
+              <w:right w:w="120" w:type="dxa"/>
+            </w:tcMar>
+            <w:hideMark/>
+          </w:tcPr>
+          <w:p>
+            <w:r>
+              <w:t>VARCHAR (20)</w:t>
+            </w:r>
+          </w:p>
+        </w:tc>
+        <w:tc>
+          <w:tcPr>
+            <w:tcW w:w="0" w:type="auto"/>
+            <w:tcBorders>
+              <w:top w:val="single" w:sz="6" w:space="0" w:color="000000"/>
+              <w:left w:val="single" w:sz="6" w:space="0" w:color="000000"/>
+              <w:bottom w:val="single" w:sz="6" w:space="0" w:color="000000"/>
+              <w:right w:val="single" w:sz="6" w:space="0" w:color="000000"/>
+            </w:tcBorders>
+            <w:tcMar>
+              <w:top w:w="120" w:type="dxa"/>
+              <w:left w:w="120" w:type="dxa"/>
+              <w:bottom w:w="120" w:type="dxa"/>
+              <w:right w:w="120" w:type="dxa"/>
+            </w:tcMar>
+            <w:hideMark/>
+          </w:tcPr>
+          <w:p>
+            <w:r>
+              <w:t>NULLABLE</w:t>
+            </w:r>
+          </w:p>
+        </w:tc>
+        <w:tc>
+          <w:tcPr>
+            <w:tcW w:w="0" w:type="auto"/>
+            <w:tcBorders>
+              <w:top w:val="single" w:sz="6" w:space="0" w:color="000000"/>
+              <w:left w:val="single" w:sz="6" w:space="0" w:color="000000"/>
+              <w:bottom w:val="single" w:sz="6" w:space="0" w:color="000000"/>
+              <w:right w:val="single" w:sz="6" w:space="0" w:color="000000"/>
+            </w:tcBorders>
+            <w:tcMar>
+              <w:top w:w="120" w:type="dxa"/>
+              <w:left w:w="120" w:type="dxa"/>
+              <w:bottom w:w="120" w:type="dxa"/>
+              <w:right w:w="120" w:type="dxa"/>
+            </w:tcMar>
+            <w:hideMark/>
+          </w:tcPr>
+          <w:p>
+            <w:r>
+              <w:t>Số điện thoại</w:t>
+            </w:r>
+          </w:p>
+        </w:tc>
+      </w:tr>
+    </w:tbl>
+    <w:p/>
+    <w:p>
+      <w:pPr>
+        <w:rPr>
+          <w:b/>
+          <w:bCs/>
+        </w:rPr>
+      </w:pPr>
+      <w:r>
+        <w:rPr>
+          <w:b/>
+          <w:bCs/>
+        </w:rPr>
+        <w:t>2. Bảng MEMBER (Lớp con cấp 1 - Độc giả thư viện)</w:t>
+      </w:r>
+    </w:p>
+    <w:p>
+      <w:r>
+        <w:t>Lớp con kế thừa từ PERSON, quản lý thông tin thành viên thư viện nói chung.</w:t>
+      </w:r>
+    </w:p>
+    <w:tbl>
+      <w:tblPr>
+        <w:tblW w:w="0" w:type="auto"/>
+        <w:tblCellMar>
+          <w:top w:w="15" w:type="dxa"/>
+          <w:left w:w="15" w:type="dxa"/>
+          <w:bottom w:w="15" w:type="dxa"/>
+          <w:right w:w="15" w:type="dxa"/>
+        </w:tblCellMar>
+        <w:tblLook w:val="04A0" w:firstRow="1" w:lastRow="0" w:firstColumn="1" w:lastColumn="0" w:noHBand="0" w:noVBand="1"/>
+      </w:tblPr>
+      <w:tblGrid>
+        <w:gridCol w:w="2319"/>
+        <w:gridCol w:w="1570"/>
+        <w:gridCol w:w="3229"/>
+        <w:gridCol w:w="2226"/>
+      </w:tblGrid>
+      <w:tr>
+        <w:trPr>
+          <w:tblHeader/>
+        </w:trPr>
+        <w:tc>
+          <w:tcPr>
+            <w:tcW w:w="0" w:type="auto"/>
+            <w:tcBorders>
+              <w:top w:val="single" w:sz="6" w:space="0" w:color="000000"/>
+              <w:left w:val="single" w:sz="6" w:space="0" w:color="000000"/>
+              <w:bottom w:val="single" w:sz="6" w:space="0" w:color="000000"/>
+              <w:right w:val="single" w:sz="6" w:space="0" w:color="000000"/>
+            </w:tcBorders>
+            <w:shd w:val="clear" w:color="auto" w:fill="F0F4F8"/>
+            <w:tcMar>
+              <w:top w:w="120" w:type="dxa"/>
+              <w:left w:w="120" w:type="dxa"/>
+              <w:bottom w:w="120" w:type="dxa"/>
+              <w:right w:w="120" w:type="dxa"/>
+            </w:tcMar>
+            <w:hideMark/>
+          </w:tcPr>
+          <w:p>
+            <w:pPr>
+              <w:rPr>
+                <w:b/>
+                <w:bCs/>
+              </w:rPr>
+            </w:pPr>
+            <w:r>
+              <w:t>Tên trường (Column)</w:t>
+            </w:r>
+          </w:p>
+        </w:tc>
+        <w:tc>
+          <w:tcPr>
+            <w:tcW w:w="0" w:type="auto"/>
+            <w:tcBorders>
+              <w:top w:val="single" w:sz="6" w:space="0" w:color="000000"/>
+              <w:left w:val="single" w:sz="6" w:space="0" w:color="000000"/>
+              <w:bottom w:val="single" w:sz="6" w:space="0" w:color="000000"/>
+              <w:right w:val="single" w:sz="6" w:space="0" w:color="000000"/>
+            </w:tcBorders>
+            <w:shd w:val="clear" w:color="auto" w:fill="F0F4F8"/>
+            <w:tcMar>
+              <w:top w:w="120" w:type="dxa"/>
+              <w:left w:w="120" w:type="dxa"/>
+              <w:bottom w:w="120" w:type="dxa"/>
+              <w:right w:w="120" w:type="dxa"/>
+            </w:tcMar>
+            <w:hideMark/>
+          </w:tcPr>
+          <w:p>
+            <w:pPr>
+              <w:rPr>
+                <w:b/>
+                <w:bCs/>
+              </w:rPr>
+            </w:pPr>
+            <w:r>
+              <w:t>Kiểu dữ liệu (Data Type)</w:t>
+            </w:r>
+          </w:p>
+        </w:tc>
+        <w:tc>
+          <w:tcPr>
+            <w:tcW w:w="0" w:type="auto"/>
+            <w:tcBorders>
+              <w:top w:val="single" w:sz="6" w:space="0" w:color="000000"/>
+              <w:left w:val="single" w:sz="6" w:space="0" w:color="000000"/>
+              <w:bottom w:val="single" w:sz="6" w:space="0" w:color="000000"/>
+              <w:right w:val="single" w:sz="6" w:space="0" w:color="000000"/>
+            </w:tcBorders>
+            <w:shd w:val="clear" w:color="auto" w:fill="F0F4F8"/>
+            <w:tcMar>
+              <w:top w:w="120" w:type="dxa"/>
+              <w:left w:w="120" w:type="dxa"/>
+              <w:bottom w:w="120" w:type="dxa"/>
+              <w:right w:w="120" w:type="dxa"/>
+            </w:tcMar>
+            <w:hideMark/>
+          </w:tcPr>
+          <w:p>
+            <w:pPr>
+              <w:rPr>
+                <w:b/>
+                <w:bCs/>
+              </w:rPr>
+            </w:pPr>
+            <w:r>
+              <w:t>Ràng buộc (Constraint)</w:t>
+            </w:r>
+          </w:p>
+        </w:tc>
+        <w:tc>
+          <w:tcPr>
+            <w:tcW w:w="0" w:type="auto"/>
+            <w:tcBorders>
+              <w:top w:val="single" w:sz="6" w:space="0" w:color="000000"/>
+              <w:left w:val="single" w:sz="6" w:space="0" w:color="000000"/>
+              <w:bottom w:val="single" w:sz="6" w:space="0" w:color="000000"/>
+              <w:right w:val="single" w:sz="6" w:space="0" w:color="000000"/>
+            </w:tcBorders>
+            <w:shd w:val="clear" w:color="auto" w:fill="F0F4F8"/>
+            <w:tcMar>
+              <w:top w:w="120" w:type="dxa"/>
+              <w:left w:w="120" w:type="dxa"/>
+              <w:bottom w:w="120" w:type="dxa"/>
+              <w:right w:w="120" w:type="dxa"/>
+            </w:tcMar>
+            <w:hideMark/>
+          </w:tcPr>
+          <w:p>
+            <w:pPr>
+              <w:rPr>
+                <w:b/>
+                <w:bCs/>
+              </w:rPr>
+            </w:pPr>
+            <w:r>
+              <w:t>Mô tả (Description)</w:t>
+            </w:r>
+          </w:p>
+        </w:tc>
+      </w:tr>
+      <w:tr>
+        <w:tc>
+          <w:tcPr>
+            <w:tcW w:w="0" w:type="auto"/>
+            <w:tcBorders>
+              <w:top w:val="single" w:sz="6" w:space="0" w:color="000000"/>
+              <w:left w:val="single" w:sz="6" w:space="0" w:color="000000"/>
+              <w:bottom w:val="single" w:sz="6" w:space="0" w:color="000000"/>
+              <w:right w:val="single" w:sz="6" w:space="0" w:color="000000"/>
+            </w:tcBorders>
+            <w:tcMar>
+              <w:top w:w="120" w:type="dxa"/>
+              <w:left w:w="120" w:type="dxa"/>
+              <w:bottom w:w="120" w:type="dxa"/>
+              <w:right w:w="120" w:type="dxa"/>
+            </w:tcMar>
+            <w:hideMark/>
+          </w:tcPr>
+          <w:p>
+            <w:r>
+              <w:t>person_id</w:t>
+            </w:r>
+          </w:p>
+        </w:tc>
+        <w:tc>
+          <w:tcPr>
+            <w:tcW w:w="0" w:type="auto"/>
+            <w:tcBorders>
+              <w:top w:val="single" w:sz="6" w:space="0" w:color="000000"/>
+              <w:left w:val="single" w:sz="6" w:space="0" w:color="000000"/>
+              <w:bottom w:val="single" w:sz="6" w:space="0" w:color="000000"/>
+              <w:right w:val="single" w:sz="6" w:space="0" w:color="000000"/>
+            </w:tcBorders>
+            <w:tcMar>
+              <w:top w:w="120" w:type="dxa"/>
+              <w:left w:w="120" w:type="dxa"/>
+              <w:bottom w:w="120" w:type="dxa"/>
+              <w:right w:w="120" w:type="dxa"/>
+            </w:tcMar>
+            <w:hideMark/>
+          </w:tcPr>
+          <w:p>
+            <w:r>
+              <w:t>INT</w:t>
+            </w:r>
+          </w:p>
+        </w:tc>
+        <w:tc>
+          <w:tcPr>
+            <w:tcW w:w="0" w:type="auto"/>
+            <w:tcBorders>
+              <w:top w:val="single" w:sz="6" w:space="0" w:color="000000"/>
+              <w:left w:val="single" w:sz="6" w:space="0" w:color="000000"/>
+              <w:bottom w:val="single" w:sz="6" w:space="0" w:color="000000"/>
+              <w:right w:val="single" w:sz="6" w:space="0" w:color="000000"/>
+            </w:tcBorders>
+            <w:tcMar>
+              <w:top w:w="120" w:type="dxa"/>
+              <w:left w:w="120" w:type="dxa"/>
+              <w:bottom w:w="120" w:type="dxa"/>
+              <w:right w:w="120" w:type="dxa"/>
+            </w:tcMar>
+            <w:hideMark/>
+          </w:tcPr>
+          <w:p>
+            <w:r>
+              <w:t xml:space="preserve">PRIMARY KEY, FK -&gt; </w:t>
+            </w:r>
+            <w:proofErr w:type="gramStart"/>
+            <w:r>
+              <w:t>PERSON(</w:t>
+            </w:r>
+            <w:proofErr w:type="gramEnd"/>
+            <w:r>
+              <w:t>person_id) ON DELETE CASCADE</w:t>
+            </w:r>
+          </w:p>
+        </w:tc>
+        <w:tc>
+          <w:tcPr>
+            <w:tcW w:w="0" w:type="auto"/>
+            <w:tcBorders>
+              <w:top w:val="single" w:sz="6" w:space="0" w:color="000000"/>
+              <w:left w:val="single" w:sz="6" w:space="0" w:color="000000"/>
+              <w:bottom w:val="single" w:sz="6" w:space="0" w:color="000000"/>
+              <w:right w:val="single" w:sz="6" w:space="0" w:color="000000"/>
+            </w:tcBorders>
+            <w:tcMar>
+              <w:top w:w="120" w:type="dxa"/>
+              <w:left w:w="120" w:type="dxa"/>
+              <w:bottom w:w="120" w:type="dxa"/>
+              <w:right w:w="120" w:type="dxa"/>
+            </w:tcMar>
+            <w:hideMark/>
+          </w:tcPr>
+          <w:p>
+            <w:r>
+              <w:t>Khóa chính kế thừa từ lớp cha</w:t>
+            </w:r>
+          </w:p>
+        </w:tc>
+      </w:tr>
+      <w:tr>
+        <w:tc>
+          <w:tcPr>
+            <w:tcW w:w="0" w:type="auto"/>
+            <w:tcBorders>
+              <w:top w:val="single" w:sz="6" w:space="0" w:color="000000"/>
+              <w:left w:val="single" w:sz="6" w:space="0" w:color="000000"/>
+              <w:bottom w:val="single" w:sz="6" w:space="0" w:color="000000"/>
+              <w:right w:val="single" w:sz="6" w:space="0" w:color="000000"/>
+            </w:tcBorders>
+            <w:tcMar>
+              <w:top w:w="120" w:type="dxa"/>
+              <w:left w:w="120" w:type="dxa"/>
+              <w:bottom w:w="120" w:type="dxa"/>
+              <w:right w:w="120" w:type="dxa"/>
+            </w:tcMar>
+            <w:hideMark/>
+          </w:tcPr>
+          <w:p>
+            <w:r>
+              <w:t>member_code</w:t>
+            </w:r>
+          </w:p>
+        </w:tc>
+        <w:tc>
+          <w:tcPr>
+            <w:tcW w:w="0" w:type="auto"/>
+            <w:tcBorders>
+              <w:top w:val="single" w:sz="6" w:space="0" w:color="000000"/>
+              <w:left w:val="single" w:sz="6" w:space="0" w:color="000000"/>
+              <w:bottom w:val="single" w:sz="6" w:space="0" w:color="000000"/>
+              <w:right w:val="single" w:sz="6" w:space="0" w:color="000000"/>
+            </w:tcBorders>
+            <w:tcMar>
+              <w:top w:w="120" w:type="dxa"/>
+              <w:left w:w="120" w:type="dxa"/>
+              <w:bottom w:w="120" w:type="dxa"/>
+              <w:right w:w="120" w:type="dxa"/>
+            </w:tcMar>
+            <w:hideMark/>
+          </w:tcPr>
+          <w:p>
+            <w:r>
+              <w:t>VARCHAR (20)</w:t>
+            </w:r>
+          </w:p>
+        </w:tc>
+        <w:tc>
+          <w:tcPr>
+            <w:tcW w:w="0" w:type="auto"/>
+            <w:tcBorders>
+              <w:top w:val="single" w:sz="6" w:space="0" w:color="000000"/>
+              <w:left w:val="single" w:sz="6" w:space="0" w:color="000000"/>
+              <w:bottom w:val="single" w:sz="6" w:space="0" w:color="000000"/>
+              <w:right w:val="single" w:sz="6" w:space="0" w:color="000000"/>
+            </w:tcBorders>
+            <w:tcMar>
+              <w:top w:w="120" w:type="dxa"/>
+              <w:left w:w="120" w:type="dxa"/>
+              <w:bottom w:w="120" w:type="dxa"/>
+              <w:right w:w="120" w:type="dxa"/>
+            </w:tcMar>
+            <w:hideMark/>
+          </w:tcPr>
+          <w:p>
+            <w:r>
+              <w:t>UNIQUE, NOT NULL</w:t>
+            </w:r>
+          </w:p>
+        </w:tc>
+        <w:tc>
+          <w:tcPr>
+            <w:tcW w:w="0" w:type="auto"/>
+            <w:tcBorders>
+              <w:top w:val="single" w:sz="6" w:space="0" w:color="000000"/>
+              <w:left w:val="single" w:sz="6" w:space="0" w:color="000000"/>
+              <w:bottom w:val="single" w:sz="6" w:space="0" w:color="000000"/>
+              <w:right w:val="single" w:sz="6" w:space="0" w:color="000000"/>
+            </w:tcBorders>
+            <w:tcMar>
+              <w:top w:w="120" w:type="dxa"/>
+              <w:left w:w="120" w:type="dxa"/>
+              <w:bottom w:w="120" w:type="dxa"/>
+              <w:right w:w="120" w:type="dxa"/>
+            </w:tcMar>
+            <w:hideMark/>
+          </w:tcPr>
+          <w:p>
+            <w:r>
+              <w:t>Mã thẻ thành viên</w:t>
+            </w:r>
+          </w:p>
+        </w:tc>
+      </w:tr>
+      <w:tr>
+        <w:tc>
+          <w:tcPr>
+            <w:tcW w:w="0" w:type="auto"/>
+            <w:tcBorders>
+              <w:top w:val="single" w:sz="6" w:space="0" w:color="000000"/>
+              <w:left w:val="single" w:sz="6" w:space="0" w:color="000000"/>
+              <w:bottom w:val="single" w:sz="6" w:space="0" w:color="000000"/>
+              <w:right w:val="single" w:sz="6" w:space="0" w:color="000000"/>
+            </w:tcBorders>
+            <w:tcMar>
+              <w:top w:w="120" w:type="dxa"/>
+              <w:left w:w="120" w:type="dxa"/>
+              <w:bottom w:w="120" w:type="dxa"/>
+              <w:right w:w="120" w:type="dxa"/>
+            </w:tcMar>
+            <w:hideMark/>
+          </w:tcPr>
+          <w:p>
+            <w:r>
+              <w:lastRenderedPageBreak/>
+              <w:t>membership_status</w:t>
+            </w:r>
+          </w:p>
+        </w:tc>
+        <w:tc>
+          <w:tcPr>
+            <w:tcW w:w="0" w:type="auto"/>
+            <w:tcBorders>
+              <w:top w:val="single" w:sz="6" w:space="0" w:color="000000"/>
+              <w:left w:val="single" w:sz="6" w:space="0" w:color="000000"/>
+              <w:bottom w:val="single" w:sz="6" w:space="0" w:color="000000"/>
+              <w:right w:val="single" w:sz="6" w:space="0" w:color="000000"/>
+            </w:tcBorders>
+            <w:tcMar>
+              <w:top w:w="120" w:type="dxa"/>
+              <w:left w:w="120" w:type="dxa"/>
+              <w:bottom w:w="120" w:type="dxa"/>
+              <w:right w:w="120" w:type="dxa"/>
+            </w:tcMar>
+            <w:hideMark/>
+          </w:tcPr>
+          <w:p>
+            <w:r>
+              <w:t>VARCHAR (20)</w:t>
+            </w:r>
+          </w:p>
+        </w:tc>
+        <w:tc>
+          <w:tcPr>
+            <w:tcW w:w="0" w:type="auto"/>
+            <w:tcBorders>
+              <w:top w:val="single" w:sz="6" w:space="0" w:color="000000"/>
+              <w:left w:val="single" w:sz="6" w:space="0" w:color="000000"/>
+              <w:bottom w:val="single" w:sz="6" w:space="0" w:color="000000"/>
+              <w:right w:val="single" w:sz="6" w:space="0" w:color="000000"/>
+            </w:tcBorders>
+            <w:tcMar>
+              <w:top w:w="120" w:type="dxa"/>
+              <w:left w:w="120" w:type="dxa"/>
+              <w:bottom w:w="120" w:type="dxa"/>
+              <w:right w:w="120" w:type="dxa"/>
+            </w:tcMar>
+            <w:hideMark/>
+          </w:tcPr>
+          <w:p>
+            <w:r>
+              <w:t>NOT NULL</w:t>
+            </w:r>
+          </w:p>
+        </w:tc>
+        <w:tc>
+          <w:tcPr>
+            <w:tcW w:w="0" w:type="auto"/>
+            <w:tcBorders>
+              <w:top w:val="single" w:sz="6" w:space="0" w:color="000000"/>
+              <w:left w:val="single" w:sz="6" w:space="0" w:color="000000"/>
+              <w:bottom w:val="single" w:sz="6" w:space="0" w:color="000000"/>
+              <w:right w:val="single" w:sz="6" w:space="0" w:color="000000"/>
+            </w:tcBorders>
+            <w:tcMar>
+              <w:top w:w="120" w:type="dxa"/>
+              <w:left w:w="120" w:type="dxa"/>
+              <w:bottom w:w="120" w:type="dxa"/>
+              <w:right w:w="120" w:type="dxa"/>
+            </w:tcMar>
+            <w:hideMark/>
+          </w:tcPr>
+          <w:p>
+            <w:r>
+              <w:t>Trạng thái thẻ (Active, Suspended, Expired)</w:t>
+            </w:r>
+          </w:p>
+        </w:tc>
+      </w:tr>
+      <w:tr>
+        <w:tc>
+          <w:tcPr>
+            <w:tcW w:w="0" w:type="auto"/>
+            <w:tcBorders>
+              <w:top w:val="single" w:sz="6" w:space="0" w:color="000000"/>
+              <w:left w:val="single" w:sz="6" w:space="0" w:color="000000"/>
+              <w:bottom w:val="single" w:sz="6" w:space="0" w:color="000000"/>
+              <w:right w:val="single" w:sz="6" w:space="0" w:color="000000"/>
+            </w:tcBorders>
+            <w:tcMar>
+              <w:top w:w="120" w:type="dxa"/>
+              <w:left w:w="120" w:type="dxa"/>
+              <w:bottom w:w="120" w:type="dxa"/>
+              <w:right w:w="120" w:type="dxa"/>
+            </w:tcMar>
+            <w:hideMark/>
+          </w:tcPr>
+          <w:p>
+            <w:r>
+              <w:t>max_borrow_limit</w:t>
+            </w:r>
+          </w:p>
+        </w:tc>
+        <w:tc>
+          <w:tcPr>
+            <w:tcW w:w="0" w:type="auto"/>
+            <w:tcBorders>
+              <w:top w:val="single" w:sz="6" w:space="0" w:color="000000"/>
+              <w:left w:val="single" w:sz="6" w:space="0" w:color="000000"/>
+              <w:bottom w:val="single" w:sz="6" w:space="0" w:color="000000"/>
+              <w:right w:val="single" w:sz="6" w:space="0" w:color="000000"/>
+            </w:tcBorders>
+            <w:tcMar>
+              <w:top w:w="120" w:type="dxa"/>
+              <w:left w:w="120" w:type="dxa"/>
+              <w:bottom w:w="120" w:type="dxa"/>
+              <w:right w:w="120" w:type="dxa"/>
+            </w:tcMar>
+            <w:hideMark/>
+          </w:tcPr>
+          <w:p>
+            <w:r>
+              <w:t>INT</w:t>
+            </w:r>
+          </w:p>
+        </w:tc>
+        <w:tc>
+          <w:tcPr>
+            <w:tcW w:w="0" w:type="auto"/>
+            <w:tcBorders>
+              <w:top w:val="single" w:sz="6" w:space="0" w:color="000000"/>
+              <w:left w:val="single" w:sz="6" w:space="0" w:color="000000"/>
+              <w:bottom w:val="single" w:sz="6" w:space="0" w:color="000000"/>
+              <w:right w:val="single" w:sz="6" w:space="0" w:color="000000"/>
+            </w:tcBorders>
+            <w:tcMar>
+              <w:top w:w="120" w:type="dxa"/>
+              <w:left w:w="120" w:type="dxa"/>
+              <w:bottom w:w="120" w:type="dxa"/>
+              <w:right w:w="120" w:type="dxa"/>
+            </w:tcMar>
+            <w:hideMark/>
+          </w:tcPr>
+          <w:p>
+            <w:r>
+              <w:t>DEFAULT 5</w:t>
+            </w:r>
+          </w:p>
+        </w:tc>
+        <w:tc>
+          <w:tcPr>
+            <w:tcW w:w="0" w:type="auto"/>
+            <w:tcBorders>
+              <w:top w:val="single" w:sz="6" w:space="0" w:color="000000"/>
+              <w:left w:val="single" w:sz="6" w:space="0" w:color="000000"/>
+              <w:bottom w:val="single" w:sz="6" w:space="0" w:color="000000"/>
+              <w:right w:val="single" w:sz="6" w:space="0" w:color="000000"/>
+            </w:tcBorders>
+            <w:tcMar>
+              <w:top w:w="120" w:type="dxa"/>
+              <w:left w:w="120" w:type="dxa"/>
+              <w:bottom w:w="120" w:type="dxa"/>
+              <w:right w:w="120" w:type="dxa"/>
+            </w:tcMar>
+            <w:hideMark/>
+          </w:tcPr>
+          <w:p>
+            <w:r>
+              <w:t>Giới hạn số sách mượn tối đa</w:t>
+            </w:r>
+          </w:p>
+        </w:tc>
+      </w:tr>
+    </w:tbl>
+    <w:p/>
+    <w:p>
+      <w:pPr>
+        <w:rPr>
+          <w:b/>
+          <w:bCs/>
+        </w:rPr>
+      </w:pPr>
+      <w:r>
+        <w:rPr>
+          <w:b/>
+          <w:bCs/>
+        </w:rPr>
+        <w:t>3. Bảng STAFF (Lớp con cấp 1 MỚI - Nhân viên thư viện)</w:t>
+      </w:r>
+    </w:p>
+    <w:p>
+      <w:r>
+        <w:t>Lớp con kế thừa từ PERSON, quản lý thông tin thủ thư hoặc nhân viên quản trị.</w:t>
+      </w:r>
+    </w:p>
+    <w:tbl>
+      <w:tblPr>
+        <w:tblW w:w="0" w:type="auto"/>
+        <w:tblCellMar>
+          <w:top w:w="15" w:type="dxa"/>
+          <w:left w:w="15" w:type="dxa"/>
+          <w:bottom w:w="15" w:type="dxa"/>
+          <w:right w:w="15" w:type="dxa"/>
+        </w:tblCellMar>
+        <w:tblLook w:val="04A0" w:firstRow="1" w:lastRow="0" w:firstColumn="1" w:lastColumn="0" w:noHBand="0" w:noVBand="1"/>
+      </w:tblPr>
+      <w:tblGrid>
+        <w:gridCol w:w="1631"/>
+        <w:gridCol w:w="1684"/>
+        <w:gridCol w:w="3590"/>
+        <w:gridCol w:w="2439"/>
+      </w:tblGrid>
+      <w:tr>
+        <w:trPr>
+          <w:tblHeader/>
+        </w:trPr>
+        <w:tc>
+          <w:tcPr>
+            <w:tcW w:w="0" w:type="auto"/>
+            <w:tcBorders>
+              <w:top w:val="single" w:sz="6" w:space="0" w:color="000000"/>
+              <w:left w:val="single" w:sz="6" w:space="0" w:color="000000"/>
+              <w:bottom w:val="single" w:sz="6" w:space="0" w:color="000000"/>
+              <w:right w:val="single" w:sz="6" w:space="0" w:color="000000"/>
+            </w:tcBorders>
+            <w:shd w:val="clear" w:color="auto" w:fill="F0F4F8"/>
+            <w:tcMar>
+              <w:top w:w="120" w:type="dxa"/>
+              <w:left w:w="120" w:type="dxa"/>
+              <w:bottom w:w="120" w:type="dxa"/>
+              <w:right w:w="120" w:type="dxa"/>
+            </w:tcMar>
+            <w:hideMark/>
+          </w:tcPr>
+          <w:p>
+            <w:pPr>
+              <w:rPr>
+                <w:b/>
+                <w:bCs/>
+              </w:rPr>
+            </w:pPr>
+            <w:r>
+              <w:t>Tên trường (Column)</w:t>
+            </w:r>
+          </w:p>
+        </w:tc>
+        <w:tc>
+          <w:tcPr>
+            <w:tcW w:w="0" w:type="auto"/>
+            <w:tcBorders>
+              <w:top w:val="single" w:sz="6" w:space="0" w:color="000000"/>
+              <w:left w:val="single" w:sz="6" w:space="0" w:color="000000"/>
+              <w:bottom w:val="single" w:sz="6" w:space="0" w:color="000000"/>
+              <w:right w:val="single" w:sz="6" w:space="0" w:color="000000"/>
+            </w:tcBorders>
+            <w:shd w:val="clear" w:color="auto" w:fill="F0F4F8"/>
+            <w:tcMar>
+              <w:top w:w="120" w:type="dxa"/>
+              <w:left w:w="120" w:type="dxa"/>
+              <w:bottom w:w="120" w:type="dxa"/>
+              <w:right w:w="120" w:type="dxa"/>
+            </w:tcMar>
+            <w:hideMark/>
+          </w:tcPr>
+          <w:p>
+            <w:pPr>
+              <w:rPr>
+                <w:b/>
+                <w:bCs/>
+              </w:rPr>
+            </w:pPr>
+            <w:r>
+              <w:t>Kiểu dữ liệu (Data Type)</w:t>
+            </w:r>
+          </w:p>
+        </w:tc>
+        <w:tc>
+          <w:tcPr>
+            <w:tcW w:w="0" w:type="auto"/>
+            <w:tcBorders>
+              <w:top w:val="single" w:sz="6" w:space="0" w:color="000000"/>
+              <w:left w:val="single" w:sz="6" w:space="0" w:color="000000"/>
+              <w:bottom w:val="single" w:sz="6" w:space="0" w:color="000000"/>
+              <w:right w:val="single" w:sz="6" w:space="0" w:color="000000"/>
+            </w:tcBorders>
+            <w:shd w:val="clear" w:color="auto" w:fill="F0F4F8"/>
+            <w:tcMar>
+              <w:top w:w="120" w:type="dxa"/>
+              <w:left w:w="120" w:type="dxa"/>
+              <w:bottom w:w="120" w:type="dxa"/>
+              <w:right w:w="120" w:type="dxa"/>
+            </w:tcMar>
+            <w:hideMark/>
+          </w:tcPr>
+          <w:p>
+            <w:pPr>
+              <w:rPr>
+                <w:b/>
+                <w:bCs/>
+              </w:rPr>
+            </w:pPr>
+            <w:r>
+              <w:t>Ràng buộc (Constraint)</w:t>
+            </w:r>
+          </w:p>
+        </w:tc>
+        <w:tc>
+          <w:tcPr>
+            <w:tcW w:w="0" w:type="auto"/>
+            <w:tcBorders>
+              <w:top w:val="single" w:sz="6" w:space="0" w:color="000000"/>
+              <w:left w:val="single" w:sz="6" w:space="0" w:color="000000"/>
+              <w:bottom w:val="single" w:sz="6" w:space="0" w:color="000000"/>
+              <w:right w:val="single" w:sz="6" w:space="0" w:color="000000"/>
+            </w:tcBorders>
+            <w:shd w:val="clear" w:color="auto" w:fill="F0F4F8"/>
+            <w:tcMar>
+              <w:top w:w="120" w:type="dxa"/>
+              <w:left w:w="120" w:type="dxa"/>
+              <w:bottom w:w="120" w:type="dxa"/>
+              <w:right w:w="120" w:type="dxa"/>
+            </w:tcMar>
+            <w:hideMark/>
+          </w:tcPr>
+          <w:p>
+            <w:pPr>
+              <w:rPr>
+                <w:b/>
+                <w:bCs/>
+              </w:rPr>
+            </w:pPr>
+            <w:r>
+              <w:t>Mô tả (Description)</w:t>
+            </w:r>
+          </w:p>
+        </w:tc>
+      </w:tr>
+      <w:tr>
+        <w:tc>
+          <w:tcPr>
+            <w:tcW w:w="0" w:type="auto"/>
+            <w:tcBorders>
+              <w:top w:val="single" w:sz="6" w:space="0" w:color="000000"/>
+              <w:left w:val="single" w:sz="6" w:space="0" w:color="000000"/>
+              <w:bottom w:val="single" w:sz="6" w:space="0" w:color="000000"/>
+              <w:right w:val="single" w:sz="6" w:space="0" w:color="000000"/>
+            </w:tcBorders>
+            <w:tcMar>
+              <w:top w:w="120" w:type="dxa"/>
+              <w:left w:w="120" w:type="dxa"/>
+              <w:bottom w:w="120" w:type="dxa"/>
+              <w:right w:w="120" w:type="dxa"/>
+            </w:tcMar>
+            <w:hideMark/>
+          </w:tcPr>
+          <w:p>
+            <w:r>
+              <w:t>person_id</w:t>
+            </w:r>
+          </w:p>
+        </w:tc>
+        <w:tc>
+          <w:tcPr>
+            <w:tcW w:w="0" w:type="auto"/>
+            <w:tcBorders>
+              <w:top w:val="single" w:sz="6" w:space="0" w:color="000000"/>
+              <w:left w:val="single" w:sz="6" w:space="0" w:color="000000"/>
+              <w:bottom w:val="single" w:sz="6" w:space="0" w:color="000000"/>
+              <w:right w:val="single" w:sz="6" w:space="0" w:color="000000"/>
+            </w:tcBorders>
+            <w:tcMar>
+              <w:top w:w="120" w:type="dxa"/>
+              <w:left w:w="120" w:type="dxa"/>
+              <w:bottom w:w="120" w:type="dxa"/>
+              <w:right w:w="120" w:type="dxa"/>
+            </w:tcMar>
+            <w:hideMark/>
+          </w:tcPr>
+          <w:p>
+            <w:r>
+              <w:t>INT</w:t>
+            </w:r>
+          </w:p>
+        </w:tc>
+        <w:tc>
+          <w:tcPr>
+            <w:tcW w:w="0" w:type="auto"/>
+            <w:tcBorders>
+              <w:top w:val="single" w:sz="6" w:space="0" w:color="000000"/>
+              <w:left w:val="single" w:sz="6" w:space="0" w:color="000000"/>
+              <w:bottom w:val="single" w:sz="6" w:space="0" w:color="000000"/>
+              <w:right w:val="single" w:sz="6" w:space="0" w:color="000000"/>
+            </w:tcBorders>
+            <w:tcMar>
+              <w:top w:w="120" w:type="dxa"/>
+              <w:left w:w="120" w:type="dxa"/>
+              <w:bottom w:w="120" w:type="dxa"/>
+              <w:right w:w="120" w:type="dxa"/>
+            </w:tcMar>
+            <w:hideMark/>
+          </w:tcPr>
+          <w:p>
+            <w:r>
+              <w:t xml:space="preserve">PRIMARY KEY, FK -&gt; </w:t>
+            </w:r>
+            <w:proofErr w:type="gramStart"/>
+            <w:r>
+              <w:t>PERSON(</w:t>
+            </w:r>
+            <w:proofErr w:type="gramEnd"/>
+            <w:r>
+              <w:t>person_id) ON DELETE CASCADE</w:t>
+            </w:r>
+          </w:p>
+        </w:tc>
+        <w:tc>
+          <w:tcPr>
+            <w:tcW w:w="0" w:type="auto"/>
+            <w:tcBorders>
+              <w:top w:val="single" w:sz="6" w:space="0" w:color="000000"/>
+              <w:left w:val="single" w:sz="6" w:space="0" w:color="000000"/>
+              <w:bottom w:val="single" w:sz="6" w:space="0" w:color="000000"/>
+              <w:right w:val="single" w:sz="6" w:space="0" w:color="000000"/>
+            </w:tcBorders>
+            <w:tcMar>
+              <w:top w:w="120" w:type="dxa"/>
+              <w:left w:w="120" w:type="dxa"/>
+              <w:bottom w:w="120" w:type="dxa"/>
+              <w:right w:w="120" w:type="dxa"/>
+            </w:tcMar>
+            <w:hideMark/>
+          </w:tcPr>
+          <w:p>
+            <w:r>
+              <w:t>Khóa chính kế thừa từ lớp cha</w:t>
+            </w:r>
+          </w:p>
+        </w:tc>
+      </w:tr>
+      <w:tr>
+        <w:tc>
+          <w:tcPr>
+            <w:tcW w:w="0" w:type="auto"/>
+            <w:tcBorders>
+              <w:top w:val="single" w:sz="6" w:space="0" w:color="000000"/>
+              <w:left w:val="single" w:sz="6" w:space="0" w:color="000000"/>
+              <w:bottom w:val="single" w:sz="6" w:space="0" w:color="000000"/>
+              <w:right w:val="single" w:sz="6" w:space="0" w:color="000000"/>
+            </w:tcBorders>
+            <w:tcMar>
+              <w:top w:w="120" w:type="dxa"/>
+              <w:left w:w="120" w:type="dxa"/>
+              <w:bottom w:w="120" w:type="dxa"/>
+              <w:right w:w="120" w:type="dxa"/>
+            </w:tcMar>
+            <w:hideMark/>
+          </w:tcPr>
+          <w:p>
+            <w:r>
+              <w:t>staff_code</w:t>
+            </w:r>
+          </w:p>
+        </w:tc>
+        <w:tc>
+          <w:tcPr>
+            <w:tcW w:w="0" w:type="auto"/>
+            <w:tcBorders>
+              <w:top w:val="single" w:sz="6" w:space="0" w:color="000000"/>
+              <w:left w:val="single" w:sz="6" w:space="0" w:color="000000"/>
+              <w:bottom w:val="single" w:sz="6" w:space="0" w:color="000000"/>
+              <w:right w:val="single" w:sz="6" w:space="0" w:color="000000"/>
+            </w:tcBorders>
+            <w:tcMar>
+              <w:top w:w="120" w:type="dxa"/>
+              <w:left w:w="120" w:type="dxa"/>
+              <w:bottom w:w="120" w:type="dxa"/>
+              <w:right w:w="120" w:type="dxa"/>
+            </w:tcMar>
+            <w:hideMark/>
+          </w:tcPr>
+          <w:p>
+            <w:r>
+              <w:t>VARCHAR (20)</w:t>
+            </w:r>
+          </w:p>
+        </w:tc>
+        <w:tc>
+          <w:tcPr>
+            <w:tcW w:w="0" w:type="auto"/>
+            <w:tcBorders>
+              <w:top w:val="single" w:sz="6" w:space="0" w:color="000000"/>
+              <w:left w:val="single" w:sz="6" w:space="0" w:color="000000"/>
+              <w:bottom w:val="single" w:sz="6" w:space="0" w:color="000000"/>
+              <w:right w:val="single" w:sz="6" w:space="0" w:color="000000"/>
+            </w:tcBorders>
+            <w:tcMar>
+              <w:top w:w="120" w:type="dxa"/>
+              <w:left w:w="120" w:type="dxa"/>
+              <w:bottom w:w="120" w:type="dxa"/>
+              <w:right w:w="120" w:type="dxa"/>
+            </w:tcMar>
+            <w:hideMark/>
+          </w:tcPr>
+          <w:p>
+            <w:r>
+              <w:t>UNIQUE, NOT NULL</w:t>
+            </w:r>
+          </w:p>
+        </w:tc>
+        <w:tc>
+          <w:tcPr>
+            <w:tcW w:w="0" w:type="auto"/>
+            <w:tcBorders>
+              <w:top w:val="single" w:sz="6" w:space="0" w:color="000000"/>
+              <w:left w:val="single" w:sz="6" w:space="0" w:color="000000"/>
+              <w:bottom w:val="single" w:sz="6" w:space="0" w:color="000000"/>
+              <w:right w:val="single" w:sz="6" w:space="0" w:color="000000"/>
+            </w:tcBorders>
+            <w:tcMar>
+              <w:top w:w="120" w:type="dxa"/>
+              <w:left w:w="120" w:type="dxa"/>
+              <w:bottom w:w="120" w:type="dxa"/>
+              <w:right w:w="120" w:type="dxa"/>
+            </w:tcMar>
+            <w:hideMark/>
+          </w:tcPr>
+          <w:p>
+            <w:r>
+              <w:t>Mã nhân sự</w:t>
+            </w:r>
+          </w:p>
+        </w:tc>
+      </w:tr>
+      <w:tr>
+        <w:tc>
+          <w:tcPr>
+            <w:tcW w:w="0" w:type="auto"/>
+            <w:tcBorders>
+              <w:top w:val="single" w:sz="6" w:space="0" w:color="000000"/>
+              <w:left w:val="single" w:sz="6" w:space="0" w:color="000000"/>
+              <w:bottom w:val="single" w:sz="6" w:space="0" w:color="000000"/>
+              <w:right w:val="single" w:sz="6" w:space="0" w:color="000000"/>
+            </w:tcBorders>
+            <w:tcMar>
+              <w:top w:w="120" w:type="dxa"/>
+              <w:left w:w="120" w:type="dxa"/>
+              <w:bottom w:w="120" w:type="dxa"/>
+              <w:right w:w="120" w:type="dxa"/>
+            </w:tcMar>
+            <w:hideMark/>
+          </w:tcPr>
+          <w:p>
+            <w:r>
+              <w:t>job_title</w:t>
+            </w:r>
+          </w:p>
+        </w:tc>
+        <w:tc>
+          <w:tcPr>
+            <w:tcW w:w="0" w:type="auto"/>
+            <w:tcBorders>
+              <w:top w:val="single" w:sz="6" w:space="0" w:color="000000"/>
+              <w:left w:val="single" w:sz="6" w:space="0" w:color="000000"/>
+              <w:bottom w:val="single" w:sz="6" w:space="0" w:color="000000"/>
+              <w:right w:val="single" w:sz="6" w:space="0" w:color="000000"/>
+            </w:tcBorders>
+            <w:tcMar>
+              <w:top w:w="120" w:type="dxa"/>
+              <w:left w:w="120" w:type="dxa"/>
+              <w:bottom w:w="120" w:type="dxa"/>
+              <w:right w:w="120" w:type="dxa"/>
+            </w:tcMar>
+            <w:hideMark/>
+          </w:tcPr>
+          <w:p>
+            <w:r>
+              <w:t>VARCHAR (100)</w:t>
+            </w:r>
+          </w:p>
+        </w:tc>
+        <w:tc>
+          <w:tcPr>
+            <w:tcW w:w="0" w:type="auto"/>
+            <w:tcBorders>
+              <w:top w:val="single" w:sz="6" w:space="0" w:color="000000"/>
+              <w:left w:val="single" w:sz="6" w:space="0" w:color="000000"/>
+              <w:bottom w:val="single" w:sz="6" w:space="0" w:color="000000"/>
+              <w:right w:val="single" w:sz="6" w:space="0" w:color="000000"/>
+            </w:tcBorders>
+            <w:tcMar>
+              <w:top w:w="120" w:type="dxa"/>
+              <w:left w:w="120" w:type="dxa"/>
+              <w:bottom w:w="120" w:type="dxa"/>
+              <w:right w:w="120" w:type="dxa"/>
+            </w:tcMar>
+            <w:hideMark/>
+          </w:tcPr>
+          <w:p>
+            <w:r>
+              <w:t>NOT NULL</w:t>
+            </w:r>
+          </w:p>
+        </w:tc>
+        <w:tc>
+          <w:tcPr>
+            <w:tcW w:w="0" w:type="auto"/>
+            <w:tcBorders>
+              <w:top w:val="single" w:sz="6" w:space="0" w:color="000000"/>
+              <w:left w:val="single" w:sz="6" w:space="0" w:color="000000"/>
+              <w:bottom w:val="single" w:sz="6" w:space="0" w:color="000000"/>
+              <w:right w:val="single" w:sz="6" w:space="0" w:color="000000"/>
+            </w:tcBorders>
+            <w:tcMar>
+              <w:top w:w="120" w:type="dxa"/>
+              <w:left w:w="120" w:type="dxa"/>
+              <w:bottom w:w="120" w:type="dxa"/>
+              <w:right w:w="120" w:type="dxa"/>
+            </w:tcMar>
+            <w:hideMark/>
+          </w:tcPr>
+          <w:p>
+            <w:r>
+              <w:t>Chức danh (VD: Thủ thư trưởng, IT Hỗ trợ)</w:t>
+            </w:r>
+          </w:p>
+        </w:tc>
+      </w:tr>
+      <w:tr>
+        <w:tc>
+          <w:tcPr>
+            <w:tcW w:w="0" w:type="auto"/>
+            <w:tcBorders>
+              <w:top w:val="single" w:sz="6" w:space="0" w:color="000000"/>
+              <w:left w:val="single" w:sz="6" w:space="0" w:color="000000"/>
+              <w:bottom w:val="single" w:sz="6" w:space="0" w:color="000000"/>
+              <w:right w:val="single" w:sz="6" w:space="0" w:color="000000"/>
+            </w:tcBorders>
+            <w:tcMar>
+              <w:top w:w="120" w:type="dxa"/>
+              <w:left w:w="120" w:type="dxa"/>
+              <w:bottom w:w="120" w:type="dxa"/>
+              <w:right w:w="120" w:type="dxa"/>
+            </w:tcMar>
+            <w:hideMark/>
+          </w:tcPr>
+          <w:p>
+            <w:r>
+              <w:t>hire_date</w:t>
+            </w:r>
+          </w:p>
+        </w:tc>
+        <w:tc>
+          <w:tcPr>
+            <w:tcW w:w="0" w:type="auto"/>
+            <w:tcBorders>
+              <w:top w:val="single" w:sz="6" w:space="0" w:color="000000"/>
+              <w:left w:val="single" w:sz="6" w:space="0" w:color="000000"/>
+              <w:bottom w:val="single" w:sz="6" w:space="0" w:color="000000"/>
+              <w:right w:val="single" w:sz="6" w:space="0" w:color="000000"/>
+            </w:tcBorders>
+            <w:tcMar>
+              <w:top w:w="120" w:type="dxa"/>
+              <w:left w:w="120" w:type="dxa"/>
+              <w:bottom w:w="120" w:type="dxa"/>
+              <w:right w:w="120" w:type="dxa"/>
+            </w:tcMar>
+            <w:hideMark/>
+          </w:tcPr>
+          <w:p>
+            <w:r>
+              <w:t>DATE</w:t>
+            </w:r>
+          </w:p>
+        </w:tc>
+        <w:tc>
+          <w:tcPr>
+            <w:tcW w:w="0" w:type="auto"/>
+            <w:tcBorders>
+              <w:top w:val="single" w:sz="6" w:space="0" w:color="000000"/>
+              <w:left w:val="single" w:sz="6" w:space="0" w:color="000000"/>
+              <w:bottom w:val="single" w:sz="6" w:space="0" w:color="000000"/>
+              <w:right w:val="single" w:sz="6" w:space="0" w:color="000000"/>
+            </w:tcBorders>
+            <w:tcMar>
+              <w:top w:w="120" w:type="dxa"/>
+              <w:left w:w="120" w:type="dxa"/>
+              <w:bottom w:w="120" w:type="dxa"/>
+              <w:right w:w="120" w:type="dxa"/>
+            </w:tcMar>
+            <w:hideMark/>
+          </w:tcPr>
+          <w:p>
+            <w:r>
+              <w:t>NOT NULL</w:t>
+            </w:r>
+          </w:p>
+        </w:tc>
+        <w:tc>
+          <w:tcPr>
+            <w:tcW w:w="0" w:type="auto"/>
+            <w:tcBorders>
+              <w:top w:val="single" w:sz="6" w:space="0" w:color="000000"/>
+              <w:left w:val="single" w:sz="6" w:space="0" w:color="000000"/>
+              <w:bottom w:val="single" w:sz="6" w:space="0" w:color="000000"/>
+              <w:right w:val="single" w:sz="6" w:space="0" w:color="000000"/>
+            </w:tcBorders>
+            <w:tcMar>
+              <w:top w:w="120" w:type="dxa"/>
+              <w:left w:w="120" w:type="dxa"/>
+              <w:bottom w:w="120" w:type="dxa"/>
+              <w:right w:w="120" w:type="dxa"/>
+            </w:tcMar>
+            <w:hideMark/>
+          </w:tcPr>
+          <w:p>
+            <w:r>
+              <w:t>Ngày bắt đầu làm việc</w:t>
+            </w:r>
+          </w:p>
+        </w:tc>
+      </w:tr>
+    </w:tbl>
+    <w:p/>
+    <w:p>
+      <w:pPr>
+        <w:rPr>
+          <w:b/>
+          <w:bCs/>
+        </w:rPr>
+      </w:pPr>
+      <w:r>
+        <w:rPr>
+          <w:b/>
+          <w:bCs/>
+        </w:rPr>
+        <w:t>4. Bảng STUDENT (Lớp con cấp 2 MỚI - Sinh viên)</w:t>
+      </w:r>
+    </w:p>
+    <w:p>
+      <w:r>
+        <w:t>Lớp con kế thừa trực tiếp từ MEMBER (Phân loại độc giả là Sinh viên).</w:t>
+      </w:r>
+    </w:p>
+    <w:tbl>
+      <w:tblPr>
+        <w:tblW w:w="0" w:type="auto"/>
+        <w:tblCellMar>
+          <w:top w:w="15" w:type="dxa"/>
+          <w:left w:w="15" w:type="dxa"/>
+          <w:bottom w:w="15" w:type="dxa"/>
+          <w:right w:w="15" w:type="dxa"/>
+        </w:tblCellMar>
+        <w:tblLook w:val="04A0" w:firstRow="1" w:lastRow="0" w:firstColumn="1" w:lastColumn="0" w:noHBand="0" w:noVBand="1"/>
+      </w:tblPr>
+      <w:tblGrid>
+        <w:gridCol w:w="2019"/>
+        <w:gridCol w:w="1643"/>
+        <w:gridCol w:w="3500"/>
+        <w:gridCol w:w="2182"/>
+      </w:tblGrid>
+      <w:tr>
+        <w:trPr>
+          <w:tblHeader/>
+        </w:trPr>
+        <w:tc>
+          <w:tcPr>
+            <w:tcW w:w="0" w:type="auto"/>
+            <w:tcBorders>
+              <w:top w:val="single" w:sz="6" w:space="0" w:color="000000"/>
+              <w:left w:val="single" w:sz="6" w:space="0" w:color="000000"/>
+              <w:bottom w:val="single" w:sz="6" w:space="0" w:color="000000"/>
+              <w:right w:val="single" w:sz="6" w:space="0" w:color="000000"/>
+            </w:tcBorders>
+            <w:shd w:val="clear" w:color="auto" w:fill="F0F4F8"/>
+            <w:tcMar>
+              <w:top w:w="120" w:type="dxa"/>
+              <w:left w:w="120" w:type="dxa"/>
+              <w:bottom w:w="120" w:type="dxa"/>
+              <w:right w:w="120" w:type="dxa"/>
+            </w:tcMar>
+            <w:hideMark/>
+          </w:tcPr>
+          <w:p>
+            <w:pPr>
+              <w:rPr>
+                <w:b/>
+                <w:bCs/>
+              </w:rPr>
+            </w:pPr>
+            <w:r>
+              <w:lastRenderedPageBreak/>
+              <w:t>Tên trường (Column)</w:t>
+            </w:r>
+          </w:p>
+        </w:tc>
+        <w:tc>
+          <w:tcPr>
+            <w:tcW w:w="0" w:type="auto"/>
+            <w:tcBorders>
+              <w:top w:val="single" w:sz="6" w:space="0" w:color="000000"/>
+              <w:left w:val="single" w:sz="6" w:space="0" w:color="000000"/>
+              <w:bottom w:val="single" w:sz="6" w:space="0" w:color="000000"/>
+              <w:right w:val="single" w:sz="6" w:space="0" w:color="000000"/>
+            </w:tcBorders>
+            <w:shd w:val="clear" w:color="auto" w:fill="F0F4F8"/>
+            <w:tcMar>
+              <w:top w:w="120" w:type="dxa"/>
+              <w:left w:w="120" w:type="dxa"/>
+              <w:bottom w:w="120" w:type="dxa"/>
+              <w:right w:w="120" w:type="dxa"/>
+            </w:tcMar>
+            <w:hideMark/>
+          </w:tcPr>
+          <w:p>
+            <w:pPr>
+              <w:rPr>
+                <w:b/>
+                <w:bCs/>
+              </w:rPr>
+            </w:pPr>
+            <w:r>
+              <w:t>Kiểu dữ liệu (Data Type)</w:t>
+            </w:r>
+          </w:p>
+        </w:tc>
+        <w:tc>
+          <w:tcPr>
+            <w:tcW w:w="0" w:type="auto"/>
+            <w:tcBorders>
+              <w:top w:val="single" w:sz="6" w:space="0" w:color="000000"/>
+              <w:left w:val="single" w:sz="6" w:space="0" w:color="000000"/>
+              <w:bottom w:val="single" w:sz="6" w:space="0" w:color="000000"/>
+              <w:right w:val="single" w:sz="6" w:space="0" w:color="000000"/>
+            </w:tcBorders>
+            <w:shd w:val="clear" w:color="auto" w:fill="F0F4F8"/>
+            <w:tcMar>
+              <w:top w:w="120" w:type="dxa"/>
+              <w:left w:w="120" w:type="dxa"/>
+              <w:bottom w:w="120" w:type="dxa"/>
+              <w:right w:w="120" w:type="dxa"/>
+            </w:tcMar>
+            <w:hideMark/>
+          </w:tcPr>
+          <w:p>
+            <w:pPr>
+              <w:rPr>
+                <w:b/>
+                <w:bCs/>
+              </w:rPr>
+            </w:pPr>
+            <w:r>
+              <w:t>Ràng buộc (Constraint)</w:t>
+            </w:r>
+          </w:p>
+        </w:tc>
+        <w:tc>
+          <w:tcPr>
+            <w:tcW w:w="0" w:type="auto"/>
+            <w:tcBorders>
+              <w:top w:val="single" w:sz="6" w:space="0" w:color="000000"/>
+              <w:left w:val="single" w:sz="6" w:space="0" w:color="000000"/>
+              <w:bottom w:val="single" w:sz="6" w:space="0" w:color="000000"/>
+              <w:right w:val="single" w:sz="6" w:space="0" w:color="000000"/>
+            </w:tcBorders>
+            <w:shd w:val="clear" w:color="auto" w:fill="F0F4F8"/>
+            <w:tcMar>
+              <w:top w:w="120" w:type="dxa"/>
+              <w:left w:w="120" w:type="dxa"/>
+              <w:bottom w:w="120" w:type="dxa"/>
+              <w:right w:w="120" w:type="dxa"/>
+            </w:tcMar>
+            <w:hideMark/>
+          </w:tcPr>
+          <w:p>
+            <w:pPr>
+              <w:rPr>
+                <w:b/>
+                <w:bCs/>
+              </w:rPr>
+            </w:pPr>
+            <w:r>
+              <w:t>Mô tả (Description)</w:t>
+            </w:r>
+          </w:p>
+        </w:tc>
+      </w:tr>
+      <w:tr>
+        <w:tc>
+          <w:tcPr>
+            <w:tcW w:w="0" w:type="auto"/>
+            <w:tcBorders>
+              <w:top w:val="single" w:sz="6" w:space="0" w:color="000000"/>
+              <w:left w:val="single" w:sz="6" w:space="0" w:color="000000"/>
+              <w:bottom w:val="single" w:sz="6" w:space="0" w:color="000000"/>
+              <w:right w:val="single" w:sz="6" w:space="0" w:color="000000"/>
+            </w:tcBorders>
+            <w:tcMar>
+              <w:top w:w="120" w:type="dxa"/>
+              <w:left w:w="120" w:type="dxa"/>
+              <w:bottom w:w="120" w:type="dxa"/>
+              <w:right w:w="120" w:type="dxa"/>
+            </w:tcMar>
+            <w:hideMark/>
+          </w:tcPr>
+          <w:p>
+            <w:r>
+              <w:t>person_id</w:t>
+            </w:r>
+          </w:p>
+        </w:tc>
+        <w:tc>
+          <w:tcPr>
+            <w:tcW w:w="0" w:type="auto"/>
+            <w:tcBorders>
+              <w:top w:val="single" w:sz="6" w:space="0" w:color="000000"/>
+              <w:left w:val="single" w:sz="6" w:space="0" w:color="000000"/>
+              <w:bottom w:val="single" w:sz="6" w:space="0" w:color="000000"/>
+              <w:right w:val="single" w:sz="6" w:space="0" w:color="000000"/>
+            </w:tcBorders>
+            <w:tcMar>
+              <w:top w:w="120" w:type="dxa"/>
+              <w:left w:w="120" w:type="dxa"/>
+              <w:bottom w:w="120" w:type="dxa"/>
+              <w:right w:w="120" w:type="dxa"/>
+            </w:tcMar>
+            <w:hideMark/>
+          </w:tcPr>
+          <w:p>
+            <w:r>
+              <w:t>INT</w:t>
+            </w:r>
+          </w:p>
+        </w:tc>
+        <w:tc>
+          <w:tcPr>
+            <w:tcW w:w="0" w:type="auto"/>
+            <w:tcBorders>
+              <w:top w:val="single" w:sz="6" w:space="0" w:color="000000"/>
+              <w:left w:val="single" w:sz="6" w:space="0" w:color="000000"/>
+              <w:bottom w:val="single" w:sz="6" w:space="0" w:color="000000"/>
+              <w:right w:val="single" w:sz="6" w:space="0" w:color="000000"/>
+            </w:tcBorders>
+            <w:tcMar>
+              <w:top w:w="120" w:type="dxa"/>
+              <w:left w:w="120" w:type="dxa"/>
+              <w:bottom w:w="120" w:type="dxa"/>
+              <w:right w:w="120" w:type="dxa"/>
+            </w:tcMar>
+            <w:hideMark/>
+          </w:tcPr>
+          <w:p>
+            <w:r>
+              <w:t xml:space="preserve">PRIMARY KEY, FK -&gt; </w:t>
+            </w:r>
+            <w:proofErr w:type="gramStart"/>
+            <w:r>
+              <w:t>MEMBER(</w:t>
+            </w:r>
+            <w:proofErr w:type="gramEnd"/>
+            <w:r>
+              <w:t>person_id) ON DELETE CASCADE</w:t>
+            </w:r>
+          </w:p>
+        </w:tc>
+        <w:tc>
+          <w:tcPr>
+            <w:tcW w:w="0" w:type="auto"/>
+            <w:tcBorders>
+              <w:top w:val="single" w:sz="6" w:space="0" w:color="000000"/>
+              <w:left w:val="single" w:sz="6" w:space="0" w:color="000000"/>
+              <w:bottom w:val="single" w:sz="6" w:space="0" w:color="000000"/>
+              <w:right w:val="single" w:sz="6" w:space="0" w:color="000000"/>
+            </w:tcBorders>
+            <w:tcMar>
+              <w:top w:w="120" w:type="dxa"/>
+              <w:left w:w="120" w:type="dxa"/>
+              <w:bottom w:w="120" w:type="dxa"/>
+              <w:right w:w="120" w:type="dxa"/>
+            </w:tcMar>
+            <w:hideMark/>
+          </w:tcPr>
+          <w:p>
+            <w:r>
+              <w:t>Khóa chính kế thừa từ lớp MEMBER</w:t>
+            </w:r>
+          </w:p>
+        </w:tc>
+      </w:tr>
+      <w:tr>
+        <w:tc>
+          <w:tcPr>
+            <w:tcW w:w="0" w:type="auto"/>
+            <w:tcBorders>
+              <w:top w:val="single" w:sz="6" w:space="0" w:color="000000"/>
+              <w:left w:val="single" w:sz="6" w:space="0" w:color="000000"/>
+              <w:bottom w:val="single" w:sz="6" w:space="0" w:color="000000"/>
+              <w:right w:val="single" w:sz="6" w:space="0" w:color="000000"/>
+            </w:tcBorders>
+            <w:tcMar>
+              <w:top w:w="120" w:type="dxa"/>
+              <w:left w:w="120" w:type="dxa"/>
+              <w:bottom w:w="120" w:type="dxa"/>
+              <w:right w:w="120" w:type="dxa"/>
+            </w:tcMar>
+            <w:hideMark/>
+          </w:tcPr>
+          <w:p>
+            <w:r>
+              <w:t>student_id</w:t>
+            </w:r>
+          </w:p>
+        </w:tc>
+        <w:tc>
+          <w:tcPr>
+            <w:tcW w:w="0" w:type="auto"/>
+            <w:tcBorders>
+              <w:top w:val="single" w:sz="6" w:space="0" w:color="000000"/>
+              <w:left w:val="single" w:sz="6" w:space="0" w:color="000000"/>
+              <w:bottom w:val="single" w:sz="6" w:space="0" w:color="000000"/>
+              <w:right w:val="single" w:sz="6" w:space="0" w:color="000000"/>
+            </w:tcBorders>
+            <w:tcMar>
+              <w:top w:w="120" w:type="dxa"/>
+              <w:left w:w="120" w:type="dxa"/>
+              <w:bottom w:w="120" w:type="dxa"/>
+              <w:right w:w="120" w:type="dxa"/>
+            </w:tcMar>
+            <w:hideMark/>
+          </w:tcPr>
+          <w:p>
+            <w:r>
+              <w:t>VARCHAR (20)</w:t>
+            </w:r>
+          </w:p>
+        </w:tc>
+        <w:tc>
+          <w:tcPr>
+            <w:tcW w:w="0" w:type="auto"/>
+            <w:tcBorders>
+              <w:top w:val="single" w:sz="6" w:space="0" w:color="000000"/>
+              <w:left w:val="single" w:sz="6" w:space="0" w:color="000000"/>
+              <w:bottom w:val="single" w:sz="6" w:space="0" w:color="000000"/>
+              <w:right w:val="single" w:sz="6" w:space="0" w:color="000000"/>
+            </w:tcBorders>
+            <w:tcMar>
+              <w:top w:w="120" w:type="dxa"/>
+              <w:left w:w="120" w:type="dxa"/>
+              <w:bottom w:w="120" w:type="dxa"/>
+              <w:right w:w="120" w:type="dxa"/>
+            </w:tcMar>
+            <w:hideMark/>
+          </w:tcPr>
+          <w:p>
+            <w:r>
+              <w:t>UNIQUE, NOT NULL</w:t>
+            </w:r>
+          </w:p>
+        </w:tc>
+        <w:tc>
+          <w:tcPr>
+            <w:tcW w:w="0" w:type="auto"/>
+            <w:tcBorders>
+              <w:top w:val="single" w:sz="6" w:space="0" w:color="000000"/>
+              <w:left w:val="single" w:sz="6" w:space="0" w:color="000000"/>
+              <w:bottom w:val="single" w:sz="6" w:space="0" w:color="000000"/>
+              <w:right w:val="single" w:sz="6" w:space="0" w:color="000000"/>
+            </w:tcBorders>
+            <w:tcMar>
+              <w:top w:w="120" w:type="dxa"/>
+              <w:left w:w="120" w:type="dxa"/>
+              <w:bottom w:w="120" w:type="dxa"/>
+              <w:right w:w="120" w:type="dxa"/>
+            </w:tcMar>
+            <w:hideMark/>
+          </w:tcPr>
+          <w:p>
+            <w:r>
+              <w:t>Mã số sinh viên (MSSV)</w:t>
+            </w:r>
+          </w:p>
+        </w:tc>
+      </w:tr>
+      <w:tr>
+        <w:tc>
+          <w:tcPr>
+            <w:tcW w:w="0" w:type="auto"/>
+            <w:tcBorders>
+              <w:top w:val="single" w:sz="6" w:space="0" w:color="000000"/>
+              <w:left w:val="single" w:sz="6" w:space="0" w:color="000000"/>
+              <w:bottom w:val="single" w:sz="6" w:space="0" w:color="000000"/>
+              <w:right w:val="single" w:sz="6" w:space="0" w:color="000000"/>
+            </w:tcBorders>
+            <w:tcMar>
+              <w:top w:w="120" w:type="dxa"/>
+              <w:left w:w="120" w:type="dxa"/>
+              <w:bottom w:w="120" w:type="dxa"/>
+              <w:right w:w="120" w:type="dxa"/>
+            </w:tcMar>
+            <w:hideMark/>
+          </w:tcPr>
+          <w:p>
+            <w:r>
+              <w:t>major</w:t>
+            </w:r>
+          </w:p>
+        </w:tc>
+        <w:tc>
+          <w:tcPr>
+            <w:tcW w:w="0" w:type="auto"/>
+            <w:tcBorders>
+              <w:top w:val="single" w:sz="6" w:space="0" w:color="000000"/>
+              <w:left w:val="single" w:sz="6" w:space="0" w:color="000000"/>
+              <w:bottom w:val="single" w:sz="6" w:space="0" w:color="000000"/>
+              <w:right w:val="single" w:sz="6" w:space="0" w:color="000000"/>
+            </w:tcBorders>
+            <w:tcMar>
+              <w:top w:w="120" w:type="dxa"/>
+              <w:left w:w="120" w:type="dxa"/>
+              <w:bottom w:w="120" w:type="dxa"/>
+              <w:right w:w="120" w:type="dxa"/>
+            </w:tcMar>
+            <w:hideMark/>
+          </w:tcPr>
+          <w:p>
+            <w:r>
+              <w:t>VARCHAR (100)</w:t>
+            </w:r>
+          </w:p>
+        </w:tc>
+        <w:tc>
+          <w:tcPr>
+            <w:tcW w:w="0" w:type="auto"/>
+            <w:tcBorders>
+              <w:top w:val="single" w:sz="6" w:space="0" w:color="000000"/>
+              <w:left w:val="single" w:sz="6" w:space="0" w:color="000000"/>
+              <w:bottom w:val="single" w:sz="6" w:space="0" w:color="000000"/>
+              <w:right w:val="single" w:sz="6" w:space="0" w:color="000000"/>
+            </w:tcBorders>
+            <w:tcMar>
+              <w:top w:w="120" w:type="dxa"/>
+              <w:left w:w="120" w:type="dxa"/>
+              <w:bottom w:w="120" w:type="dxa"/>
+              <w:right w:w="120" w:type="dxa"/>
+            </w:tcMar>
+            <w:hideMark/>
+          </w:tcPr>
+          <w:p>
+            <w:r>
+              <w:t>NOT NULL</w:t>
+            </w:r>
+          </w:p>
+        </w:tc>
+        <w:tc>
+          <w:tcPr>
+            <w:tcW w:w="0" w:type="auto"/>
+            <w:tcBorders>
+              <w:top w:val="single" w:sz="6" w:space="0" w:color="000000"/>
+              <w:left w:val="single" w:sz="6" w:space="0" w:color="000000"/>
+              <w:bottom w:val="single" w:sz="6" w:space="0" w:color="000000"/>
+              <w:right w:val="single" w:sz="6" w:space="0" w:color="000000"/>
+            </w:tcBorders>
+            <w:tcMar>
+              <w:top w:w="120" w:type="dxa"/>
+              <w:left w:w="120" w:type="dxa"/>
+              <w:bottom w:w="120" w:type="dxa"/>
+              <w:right w:w="120" w:type="dxa"/>
+            </w:tcMar>
+            <w:hideMark/>
+          </w:tcPr>
+          <w:p>
+            <w:r>
+              <w:t>Chuyên ngành theo học</w:t>
+            </w:r>
+          </w:p>
+        </w:tc>
+      </w:tr>
+      <w:tr>
+        <w:tc>
+          <w:tcPr>
+            <w:tcW w:w="0" w:type="auto"/>
+            <w:tcBorders>
+              <w:top w:val="single" w:sz="6" w:space="0" w:color="000000"/>
+              <w:left w:val="single" w:sz="6" w:space="0" w:color="000000"/>
+              <w:bottom w:val="single" w:sz="6" w:space="0" w:color="000000"/>
+              <w:right w:val="single" w:sz="6" w:space="0" w:color="000000"/>
+            </w:tcBorders>
+            <w:tcMar>
+              <w:top w:w="120" w:type="dxa"/>
+              <w:left w:w="120" w:type="dxa"/>
+              <w:bottom w:w="120" w:type="dxa"/>
+              <w:right w:w="120" w:type="dxa"/>
+            </w:tcMar>
+            <w:hideMark/>
+          </w:tcPr>
+          <w:p>
+            <w:r>
+              <w:t>graduation_year</w:t>
+            </w:r>
+          </w:p>
+        </w:tc>
+        <w:tc>
+          <w:tcPr>
+            <w:tcW w:w="0" w:type="auto"/>
+            <w:tcBorders>
+              <w:top w:val="single" w:sz="6" w:space="0" w:color="000000"/>
+              <w:left w:val="single" w:sz="6" w:space="0" w:color="000000"/>
+              <w:bottom w:val="single" w:sz="6" w:space="0" w:color="000000"/>
+              <w:right w:val="single" w:sz="6" w:space="0" w:color="000000"/>
+            </w:tcBorders>
+            <w:tcMar>
+              <w:top w:w="120" w:type="dxa"/>
+              <w:left w:w="120" w:type="dxa"/>
+              <w:bottom w:w="120" w:type="dxa"/>
+              <w:right w:w="120" w:type="dxa"/>
+            </w:tcMar>
+            <w:hideMark/>
+          </w:tcPr>
+          <w:p>
+            <w:r>
+              <w:t>INT</w:t>
+            </w:r>
+          </w:p>
+        </w:tc>
+        <w:tc>
+          <w:tcPr>
+            <w:tcW w:w="0" w:type="auto"/>
+            <w:tcBorders>
+              <w:top w:val="single" w:sz="6" w:space="0" w:color="000000"/>
+              <w:left w:val="single" w:sz="6" w:space="0" w:color="000000"/>
+              <w:bottom w:val="single" w:sz="6" w:space="0" w:color="000000"/>
+              <w:right w:val="single" w:sz="6" w:space="0" w:color="000000"/>
+            </w:tcBorders>
+            <w:tcMar>
+              <w:top w:w="120" w:type="dxa"/>
+              <w:left w:w="120" w:type="dxa"/>
+              <w:bottom w:w="120" w:type="dxa"/>
+              <w:right w:w="120" w:type="dxa"/>
+            </w:tcMar>
+            <w:hideMark/>
+          </w:tcPr>
+          <w:p>
+            <w:r>
+              <w:t>NULLABLE</w:t>
+            </w:r>
+          </w:p>
+        </w:tc>
+        <w:tc>
+          <w:tcPr>
+            <w:tcW w:w="0" w:type="auto"/>
+            <w:tcBorders>
+              <w:top w:val="single" w:sz="6" w:space="0" w:color="000000"/>
+              <w:left w:val="single" w:sz="6" w:space="0" w:color="000000"/>
+              <w:bottom w:val="single" w:sz="6" w:space="0" w:color="000000"/>
+              <w:right w:val="single" w:sz="6" w:space="0" w:color="000000"/>
+            </w:tcBorders>
+            <w:tcMar>
+              <w:top w:w="120" w:type="dxa"/>
+              <w:left w:w="120" w:type="dxa"/>
+              <w:bottom w:w="120" w:type="dxa"/>
+              <w:right w:w="120" w:type="dxa"/>
+            </w:tcMar>
+            <w:hideMark/>
+          </w:tcPr>
+          <w:p>
+            <w:r>
+              <w:t>Năm dự kiến tốt nghiệp</w:t>
+            </w:r>
+          </w:p>
+        </w:tc>
+      </w:tr>
+    </w:tbl>
+    <w:p/>
+    <w:p>
+      <w:pPr>
+        <w:rPr>
+          <w:b/>
+          <w:bCs/>
+        </w:rPr>
+      </w:pPr>
+      <w:r>
+        <w:rPr>
+          <w:b/>
+          <w:bCs/>
+        </w:rPr>
+        <w:t>5. Bảng FACULTY (Lớp con cấp 2 MỚI - Giảng viên)</w:t>
+      </w:r>
+    </w:p>
+    <w:p>
+      <w:r>
+        <w:t>Lớp con kế thừa trực tiếp từ MEMBER (Phân loại độc giả là Giảng viên/Nghiên cứu viên).</w:t>
+      </w:r>
+    </w:p>
+    <w:tbl>
+      <w:tblPr>
+        <w:tblW w:w="0" w:type="auto"/>
+        <w:tblCellMar>
+          <w:top w:w="15" w:type="dxa"/>
+          <w:left w:w="15" w:type="dxa"/>
+          <w:bottom w:w="15" w:type="dxa"/>
+          <w:right w:w="15" w:type="dxa"/>
+        </w:tblCellMar>
+        <w:tblLook w:val="04A0" w:firstRow="1" w:lastRow="0" w:firstColumn="1" w:lastColumn="0" w:noHBand="0" w:noVBand="1"/>
+      </w:tblPr>
+      <w:tblGrid>
+        <w:gridCol w:w="1892"/>
+        <w:gridCol w:w="1665"/>
+        <w:gridCol w:w="3569"/>
+        <w:gridCol w:w="2218"/>
+      </w:tblGrid>
+      <w:tr>
+        <w:trPr>
+          <w:tblHeader/>
+        </w:trPr>
+        <w:tc>
+          <w:tcPr>
+            <w:tcW w:w="0" w:type="auto"/>
+            <w:tcBorders>
+              <w:top w:val="single" w:sz="6" w:space="0" w:color="000000"/>
+              <w:left w:val="single" w:sz="6" w:space="0" w:color="000000"/>
+              <w:bottom w:val="single" w:sz="6" w:space="0" w:color="000000"/>
+              <w:right w:val="single" w:sz="6" w:space="0" w:color="000000"/>
+            </w:tcBorders>
+            <w:shd w:val="clear" w:color="auto" w:fill="F0F4F8"/>
+            <w:tcMar>
+              <w:top w:w="120" w:type="dxa"/>
+              <w:left w:w="120" w:type="dxa"/>
+              <w:bottom w:w="120" w:type="dxa"/>
+              <w:right w:w="120" w:type="dxa"/>
+            </w:tcMar>
+            <w:hideMark/>
+          </w:tcPr>
+          <w:p>
+            <w:pPr>
+              <w:rPr>
+                <w:b/>
+                <w:bCs/>
+              </w:rPr>
+            </w:pPr>
+            <w:r>
+              <w:t>Tên trường (Column)</w:t>
+            </w:r>
+          </w:p>
+        </w:tc>
+        <w:tc>
+          <w:tcPr>
+            <w:tcW w:w="0" w:type="auto"/>
+            <w:tcBorders>
+              <w:top w:val="single" w:sz="6" w:space="0" w:color="000000"/>
+              <w:left w:val="single" w:sz="6" w:space="0" w:color="000000"/>
+              <w:bottom w:val="single" w:sz="6" w:space="0" w:color="000000"/>
+              <w:right w:val="single" w:sz="6" w:space="0" w:color="000000"/>
+            </w:tcBorders>
+            <w:shd w:val="clear" w:color="auto" w:fill="F0F4F8"/>
+            <w:tcMar>
+              <w:top w:w="120" w:type="dxa"/>
+              <w:left w:w="120" w:type="dxa"/>
+              <w:bottom w:w="120" w:type="dxa"/>
+              <w:right w:w="120" w:type="dxa"/>
+            </w:tcMar>
+            <w:hideMark/>
+          </w:tcPr>
+          <w:p>
+            <w:pPr>
+              <w:rPr>
+                <w:b/>
+                <w:bCs/>
+              </w:rPr>
+            </w:pPr>
+            <w:r>
+              <w:t>Kiểu dữ liệu (Data Type)</w:t>
+            </w:r>
+          </w:p>
+        </w:tc>
+        <w:tc>
+          <w:tcPr>
+            <w:tcW w:w="0" w:type="auto"/>
+            <w:tcBorders>
+              <w:top w:val="single" w:sz="6" w:space="0" w:color="000000"/>
+              <w:left w:val="single" w:sz="6" w:space="0" w:color="000000"/>
+              <w:bottom w:val="single" w:sz="6" w:space="0" w:color="000000"/>
+              <w:right w:val="single" w:sz="6" w:space="0" w:color="000000"/>
+            </w:tcBorders>
+            <w:shd w:val="clear" w:color="auto" w:fill="F0F4F8"/>
+            <w:tcMar>
+              <w:top w:w="120" w:type="dxa"/>
+              <w:left w:w="120" w:type="dxa"/>
+              <w:bottom w:w="120" w:type="dxa"/>
+              <w:right w:w="120" w:type="dxa"/>
+            </w:tcMar>
+            <w:hideMark/>
+          </w:tcPr>
+          <w:p>
+            <w:pPr>
+              <w:rPr>
+                <w:b/>
+                <w:bCs/>
+              </w:rPr>
+            </w:pPr>
+            <w:r>
+              <w:t>Ràng buộc (Constraint)</w:t>
+            </w:r>
+          </w:p>
+        </w:tc>
+        <w:tc>
+          <w:tcPr>
+            <w:tcW w:w="0" w:type="auto"/>
+            <w:tcBorders>
+              <w:top w:val="single" w:sz="6" w:space="0" w:color="000000"/>
+              <w:left w:val="single" w:sz="6" w:space="0" w:color="000000"/>
+              <w:bottom w:val="single" w:sz="6" w:space="0" w:color="000000"/>
+              <w:right w:val="single" w:sz="6" w:space="0" w:color="000000"/>
+            </w:tcBorders>
+            <w:shd w:val="clear" w:color="auto" w:fill="F0F4F8"/>
+            <w:tcMar>
+              <w:top w:w="120" w:type="dxa"/>
+              <w:left w:w="120" w:type="dxa"/>
+              <w:bottom w:w="120" w:type="dxa"/>
+              <w:right w:w="120" w:type="dxa"/>
+            </w:tcMar>
+            <w:hideMark/>
+          </w:tcPr>
+          <w:p>
+            <w:pPr>
+              <w:rPr>
+                <w:b/>
+                <w:bCs/>
+              </w:rPr>
+            </w:pPr>
+            <w:r>
+              <w:t>Mô tả (Description)</w:t>
+            </w:r>
+          </w:p>
+        </w:tc>
+      </w:tr>
+      <w:tr>
+        <w:tc>
+          <w:tcPr>
+            <w:tcW w:w="0" w:type="auto"/>
+            <w:tcBorders>
+              <w:top w:val="single" w:sz="6" w:space="0" w:color="000000"/>
+              <w:left w:val="single" w:sz="6" w:space="0" w:color="000000"/>
+              <w:bottom w:val="single" w:sz="6" w:space="0" w:color="000000"/>
+              <w:right w:val="single" w:sz="6" w:space="0" w:color="000000"/>
+            </w:tcBorders>
+            <w:tcMar>
+              <w:top w:w="120" w:type="dxa"/>
+              <w:left w:w="120" w:type="dxa"/>
+              <w:bottom w:w="120" w:type="dxa"/>
+              <w:right w:w="120" w:type="dxa"/>
+            </w:tcMar>
+            <w:hideMark/>
+          </w:tcPr>
+          <w:p>
+            <w:r>
+              <w:t>person_id</w:t>
+            </w:r>
+          </w:p>
+        </w:tc>
+        <w:tc>
+          <w:tcPr>
+            <w:tcW w:w="0" w:type="auto"/>
+            <w:tcBorders>
+              <w:top w:val="single" w:sz="6" w:space="0" w:color="000000"/>
+              <w:left w:val="single" w:sz="6" w:space="0" w:color="000000"/>
+              <w:bottom w:val="single" w:sz="6" w:space="0" w:color="000000"/>
+              <w:right w:val="single" w:sz="6" w:space="0" w:color="000000"/>
+            </w:tcBorders>
+            <w:tcMar>
+              <w:top w:w="120" w:type="dxa"/>
+              <w:left w:w="120" w:type="dxa"/>
+              <w:bottom w:w="120" w:type="dxa"/>
+              <w:right w:w="120" w:type="dxa"/>
+            </w:tcMar>
+            <w:hideMark/>
+          </w:tcPr>
+          <w:p>
+            <w:r>
+              <w:t>INT</w:t>
+            </w:r>
+          </w:p>
+        </w:tc>
+        <w:tc>
+          <w:tcPr>
+            <w:tcW w:w="0" w:type="auto"/>
+            <w:tcBorders>
+              <w:top w:val="single" w:sz="6" w:space="0" w:color="000000"/>
+              <w:left w:val="single" w:sz="6" w:space="0" w:color="000000"/>
+              <w:bottom w:val="single" w:sz="6" w:space="0" w:color="000000"/>
+              <w:right w:val="single" w:sz="6" w:space="0" w:color="000000"/>
+            </w:tcBorders>
+            <w:tcMar>
+              <w:top w:w="120" w:type="dxa"/>
+              <w:left w:w="120" w:type="dxa"/>
+              <w:bottom w:w="120" w:type="dxa"/>
+              <w:right w:w="120" w:type="dxa"/>
+            </w:tcMar>
+            <w:hideMark/>
+          </w:tcPr>
+          <w:p>
+            <w:r>
+              <w:t xml:space="preserve">PRIMARY KEY, FK -&gt; </w:t>
+            </w:r>
+            <w:proofErr w:type="gramStart"/>
+            <w:r>
+              <w:t>MEMBER(</w:t>
+            </w:r>
+            <w:proofErr w:type="gramEnd"/>
+            <w:r>
+              <w:t>person_id) ON DELETE CASCADE</w:t>
+            </w:r>
+          </w:p>
+        </w:tc>
+        <w:tc>
+          <w:tcPr>
+            <w:tcW w:w="0" w:type="auto"/>
+            <w:tcBorders>
+              <w:top w:val="single" w:sz="6" w:space="0" w:color="000000"/>
+              <w:left w:val="single" w:sz="6" w:space="0" w:color="000000"/>
+              <w:bottom w:val="single" w:sz="6" w:space="0" w:color="000000"/>
+              <w:right w:val="single" w:sz="6" w:space="0" w:color="000000"/>
+            </w:tcBorders>
+            <w:tcMar>
+              <w:top w:w="120" w:type="dxa"/>
+              <w:left w:w="120" w:type="dxa"/>
+              <w:bottom w:w="120" w:type="dxa"/>
+              <w:right w:w="120" w:type="dxa"/>
+            </w:tcMar>
+            <w:hideMark/>
+          </w:tcPr>
+          <w:p>
+            <w:r>
+              <w:t>Khóa chính kế thừa từ lớp MEMBER</w:t>
+            </w:r>
+          </w:p>
+        </w:tc>
+      </w:tr>
+      <w:tr>
+        <w:tc>
+          <w:tcPr>
+            <w:tcW w:w="0" w:type="auto"/>
+            <w:tcBorders>
+              <w:top w:val="single" w:sz="6" w:space="0" w:color="000000"/>
+              <w:left w:val="single" w:sz="6" w:space="0" w:color="000000"/>
+              <w:bottom w:val="single" w:sz="6" w:space="0" w:color="000000"/>
+              <w:right w:val="single" w:sz="6" w:space="0" w:color="000000"/>
+            </w:tcBorders>
+            <w:tcMar>
+              <w:top w:w="120" w:type="dxa"/>
+              <w:left w:w="120" w:type="dxa"/>
+              <w:bottom w:w="120" w:type="dxa"/>
+              <w:right w:w="120" w:type="dxa"/>
+            </w:tcMar>
+            <w:hideMark/>
+          </w:tcPr>
+          <w:p>
+            <w:r>
+              <w:t>faculty_id</w:t>
+            </w:r>
+          </w:p>
+        </w:tc>
+        <w:tc>
+          <w:tcPr>
+            <w:tcW w:w="0" w:type="auto"/>
+            <w:tcBorders>
+              <w:top w:val="single" w:sz="6" w:space="0" w:color="000000"/>
+              <w:left w:val="single" w:sz="6" w:space="0" w:color="000000"/>
+              <w:bottom w:val="single" w:sz="6" w:space="0" w:color="000000"/>
+              <w:right w:val="single" w:sz="6" w:space="0" w:color="000000"/>
+            </w:tcBorders>
+            <w:tcMar>
+              <w:top w:w="120" w:type="dxa"/>
+              <w:left w:w="120" w:type="dxa"/>
+              <w:bottom w:w="120" w:type="dxa"/>
+              <w:right w:w="120" w:type="dxa"/>
+            </w:tcMar>
+            <w:hideMark/>
+          </w:tcPr>
+          <w:p>
+            <w:r>
+              <w:t>VARCHAR (20)</w:t>
+            </w:r>
+          </w:p>
+        </w:tc>
+        <w:tc>
+          <w:tcPr>
+            <w:tcW w:w="0" w:type="auto"/>
+            <w:tcBorders>
+              <w:top w:val="single" w:sz="6" w:space="0" w:color="000000"/>
+              <w:left w:val="single" w:sz="6" w:space="0" w:color="000000"/>
+              <w:bottom w:val="single" w:sz="6" w:space="0" w:color="000000"/>
+              <w:right w:val="single" w:sz="6" w:space="0" w:color="000000"/>
+            </w:tcBorders>
+            <w:tcMar>
+              <w:top w:w="120" w:type="dxa"/>
+              <w:left w:w="120" w:type="dxa"/>
+              <w:bottom w:w="120" w:type="dxa"/>
+              <w:right w:w="120" w:type="dxa"/>
+            </w:tcMar>
+            <w:hideMark/>
+          </w:tcPr>
+          <w:p>
+            <w:r>
+              <w:t>UNIQUE, NOT NULL</w:t>
+            </w:r>
+          </w:p>
+        </w:tc>
+        <w:tc>
+          <w:tcPr>
+            <w:tcW w:w="0" w:type="auto"/>
+            <w:tcBorders>
+              <w:top w:val="single" w:sz="6" w:space="0" w:color="000000"/>
+              <w:left w:val="single" w:sz="6" w:space="0" w:color="000000"/>
+              <w:bottom w:val="single" w:sz="6" w:space="0" w:color="000000"/>
+              <w:right w:val="single" w:sz="6" w:space="0" w:color="000000"/>
+            </w:tcBorders>
+            <w:tcMar>
+              <w:top w:w="120" w:type="dxa"/>
+              <w:left w:w="120" w:type="dxa"/>
+              <w:bottom w:w="120" w:type="dxa"/>
+              <w:right w:w="120" w:type="dxa"/>
+            </w:tcMar>
+            <w:hideMark/>
+          </w:tcPr>
+          <w:p>
+            <w:r>
+              <w:t>Mã số giảng viên</w:t>
+            </w:r>
+          </w:p>
+        </w:tc>
+      </w:tr>
+      <w:tr>
+        <w:tc>
+          <w:tcPr>
+            <w:tcW w:w="0" w:type="auto"/>
+            <w:tcBorders>
+              <w:top w:val="single" w:sz="6" w:space="0" w:color="000000"/>
+              <w:left w:val="single" w:sz="6" w:space="0" w:color="000000"/>
+              <w:bottom w:val="single" w:sz="6" w:space="0" w:color="000000"/>
+              <w:right w:val="single" w:sz="6" w:space="0" w:color="000000"/>
+            </w:tcBorders>
+            <w:tcMar>
+              <w:top w:w="120" w:type="dxa"/>
+              <w:left w:w="120" w:type="dxa"/>
+              <w:bottom w:w="120" w:type="dxa"/>
+              <w:right w:w="120" w:type="dxa"/>
+            </w:tcMar>
+            <w:hideMark/>
+          </w:tcPr>
+          <w:p>
+            <w:r>
+              <w:t>department</w:t>
+            </w:r>
+          </w:p>
+        </w:tc>
+        <w:tc>
+          <w:tcPr>
+            <w:tcW w:w="0" w:type="auto"/>
+            <w:tcBorders>
+              <w:top w:val="single" w:sz="6" w:space="0" w:color="000000"/>
+              <w:left w:val="single" w:sz="6" w:space="0" w:color="000000"/>
+              <w:bottom w:val="single" w:sz="6" w:space="0" w:color="000000"/>
+              <w:right w:val="single" w:sz="6" w:space="0" w:color="000000"/>
+            </w:tcBorders>
+            <w:tcMar>
+              <w:top w:w="120" w:type="dxa"/>
+              <w:left w:w="120" w:type="dxa"/>
+              <w:bottom w:w="120" w:type="dxa"/>
+              <w:right w:w="120" w:type="dxa"/>
+            </w:tcMar>
+            <w:hideMark/>
+          </w:tcPr>
+          <w:p>
+            <w:r>
+              <w:t>VARCHAR (100)</w:t>
+            </w:r>
+          </w:p>
+        </w:tc>
+        <w:tc>
+          <w:tcPr>
+            <w:tcW w:w="0" w:type="auto"/>
+            <w:tcBorders>
+              <w:top w:val="single" w:sz="6" w:space="0" w:color="000000"/>
+              <w:left w:val="single" w:sz="6" w:space="0" w:color="000000"/>
+              <w:bottom w:val="single" w:sz="6" w:space="0" w:color="000000"/>
+              <w:right w:val="single" w:sz="6" w:space="0" w:color="000000"/>
+            </w:tcBorders>
+            <w:tcMar>
+              <w:top w:w="120" w:type="dxa"/>
+              <w:left w:w="120" w:type="dxa"/>
+              <w:bottom w:w="120" w:type="dxa"/>
+              <w:right w:w="120" w:type="dxa"/>
+            </w:tcMar>
+            <w:hideMark/>
+          </w:tcPr>
+          <w:p>
+            <w:r>
+              <w:t>NOT NULL</w:t>
+            </w:r>
+          </w:p>
+        </w:tc>
+        <w:tc>
+          <w:tcPr>
+            <w:tcW w:w="0" w:type="auto"/>
+            <w:tcBorders>
+              <w:top w:val="single" w:sz="6" w:space="0" w:color="000000"/>
+              <w:left w:val="single" w:sz="6" w:space="0" w:color="000000"/>
+              <w:bottom w:val="single" w:sz="6" w:space="0" w:color="000000"/>
+              <w:right w:val="single" w:sz="6" w:space="0" w:color="000000"/>
+            </w:tcBorders>
+            <w:tcMar>
+              <w:top w:w="120" w:type="dxa"/>
+              <w:left w:w="120" w:type="dxa"/>
+              <w:bottom w:w="120" w:type="dxa"/>
+              <w:right w:w="120" w:type="dxa"/>
+            </w:tcMar>
+            <w:hideMark/>
+          </w:tcPr>
+          <w:p>
+            <w:r>
+              <w:t>Khoa trực thuộc (VD: Khoa CNTT)</w:t>
+            </w:r>
+          </w:p>
+        </w:tc>
+      </w:tr>
+      <w:tr>
+        <w:tc>
+          <w:tcPr>
+            <w:tcW w:w="0" w:type="auto"/>
+            <w:tcBorders>
+              <w:top w:val="single" w:sz="6" w:space="0" w:color="000000"/>
+              <w:left w:val="single" w:sz="6" w:space="0" w:color="000000"/>
+              <w:bottom w:val="single" w:sz="6" w:space="0" w:color="000000"/>
+              <w:right w:val="single" w:sz="6" w:space="0" w:color="000000"/>
+            </w:tcBorders>
+            <w:tcMar>
+              <w:top w:w="120" w:type="dxa"/>
+              <w:left w:w="120" w:type="dxa"/>
+              <w:bottom w:w="120" w:type="dxa"/>
+              <w:right w:w="120" w:type="dxa"/>
+            </w:tcMar>
+            <w:hideMark/>
+          </w:tcPr>
+          <w:p>
+            <w:r>
+              <w:lastRenderedPageBreak/>
+              <w:t>research_area</w:t>
+            </w:r>
+          </w:p>
+        </w:tc>
+        <w:tc>
+          <w:tcPr>
+            <w:tcW w:w="0" w:type="auto"/>
+            <w:tcBorders>
+              <w:top w:val="single" w:sz="6" w:space="0" w:color="000000"/>
+              <w:left w:val="single" w:sz="6" w:space="0" w:color="000000"/>
+              <w:bottom w:val="single" w:sz="6" w:space="0" w:color="000000"/>
+              <w:right w:val="single" w:sz="6" w:space="0" w:color="000000"/>
+            </w:tcBorders>
+            <w:tcMar>
+              <w:top w:w="120" w:type="dxa"/>
+              <w:left w:w="120" w:type="dxa"/>
+              <w:bottom w:w="120" w:type="dxa"/>
+              <w:right w:w="120" w:type="dxa"/>
+            </w:tcMar>
+            <w:hideMark/>
+          </w:tcPr>
+          <w:p>
+            <w:r>
+              <w:t>VARCHAR (255)</w:t>
+            </w:r>
+          </w:p>
+        </w:tc>
+        <w:tc>
+          <w:tcPr>
+            <w:tcW w:w="0" w:type="auto"/>
+            <w:tcBorders>
+              <w:top w:val="single" w:sz="6" w:space="0" w:color="000000"/>
+              <w:left w:val="single" w:sz="6" w:space="0" w:color="000000"/>
+              <w:bottom w:val="single" w:sz="6" w:space="0" w:color="000000"/>
+              <w:right w:val="single" w:sz="6" w:space="0" w:color="000000"/>
+            </w:tcBorders>
+            <w:tcMar>
+              <w:top w:w="120" w:type="dxa"/>
+              <w:left w:w="120" w:type="dxa"/>
+              <w:bottom w:w="120" w:type="dxa"/>
+              <w:right w:w="120" w:type="dxa"/>
+            </w:tcMar>
+            <w:hideMark/>
+          </w:tcPr>
+          <w:p>
+            <w:r>
+              <w:t>NULLABLE</w:t>
+            </w:r>
+          </w:p>
+        </w:tc>
+        <w:tc>
+          <w:tcPr>
+            <w:tcW w:w="0" w:type="auto"/>
+            <w:tcBorders>
+              <w:top w:val="single" w:sz="6" w:space="0" w:color="000000"/>
+              <w:left w:val="single" w:sz="6" w:space="0" w:color="000000"/>
+              <w:bottom w:val="single" w:sz="6" w:space="0" w:color="000000"/>
+              <w:right w:val="single" w:sz="6" w:space="0" w:color="000000"/>
+            </w:tcBorders>
+            <w:tcMar>
+              <w:top w:w="120" w:type="dxa"/>
+              <w:left w:w="120" w:type="dxa"/>
+              <w:bottom w:w="120" w:type="dxa"/>
+              <w:right w:w="120" w:type="dxa"/>
+            </w:tcMar>
+            <w:hideMark/>
+          </w:tcPr>
+          <w:p>
+            <w:r>
+              <w:t>Lĩnh vực nghiên cứu chuyên môn</w:t>
+            </w:r>
+          </w:p>
+        </w:tc>
+      </w:tr>
+    </w:tbl>
+    <w:p/>
+    <w:p>
+      <w:pPr>
+        <w:rPr>
+          <w:b/>
+          <w:bCs/>
+        </w:rPr>
+      </w:pPr>
+      <w:r>
+        <w:rPr>
+          <w:b/>
+          <w:bCs/>
+        </w:rPr>
+        <w:t>6. Bảng DIGITAL_ITEM (Thực thể Cha - Tài nguyên số)</w:t>
+      </w:r>
+    </w:p>
+    <w:p>
+      <w:r>
+        <w:t>Lưu trữ thông tin dùng chung của mọi tài nguyên kỹ thuật số.</w:t>
+      </w:r>
+    </w:p>
+    <w:tbl>
+      <w:tblPr>
+        <w:tblW w:w="0" w:type="auto"/>
+        <w:tblCellMar>
+          <w:top w:w="15" w:type="dxa"/>
+          <w:left w:w="15" w:type="dxa"/>
+          <w:bottom w:w="15" w:type="dxa"/>
+          <w:right w:w="15" w:type="dxa"/>
+        </w:tblCellMar>
+        <w:tblLook w:val="04A0" w:firstRow="1" w:lastRow="0" w:firstColumn="1" w:lastColumn="0" w:noHBand="0" w:noVBand="1"/>
+      </w:tblPr>
+      <w:tblGrid>
+        <w:gridCol w:w="1876"/>
+        <w:gridCol w:w="1822"/>
+        <w:gridCol w:w="2805"/>
+        <w:gridCol w:w="2841"/>
+      </w:tblGrid>
+      <w:tr>
+        <w:trPr>
+          <w:tblHeader/>
+        </w:trPr>
+        <w:tc>
+          <w:tcPr>
+            <w:tcW w:w="0" w:type="auto"/>
+            <w:tcBorders>
+              <w:top w:val="single" w:sz="6" w:space="0" w:color="000000"/>
+              <w:left w:val="single" w:sz="6" w:space="0" w:color="000000"/>
+              <w:bottom w:val="single" w:sz="6" w:space="0" w:color="000000"/>
+              <w:right w:val="single" w:sz="6" w:space="0" w:color="000000"/>
+            </w:tcBorders>
+            <w:shd w:val="clear" w:color="auto" w:fill="F0F4F8"/>
+            <w:tcMar>
+              <w:top w:w="120" w:type="dxa"/>
+              <w:left w:w="120" w:type="dxa"/>
+              <w:bottom w:w="120" w:type="dxa"/>
+              <w:right w:w="120" w:type="dxa"/>
+            </w:tcMar>
+            <w:hideMark/>
+          </w:tcPr>
+          <w:p>
+            <w:pPr>
+              <w:rPr>
+                <w:b/>
+                <w:bCs/>
+              </w:rPr>
+            </w:pPr>
+            <w:r>
+              <w:t>Tên trường (Column)</w:t>
+            </w:r>
+          </w:p>
+        </w:tc>
+        <w:tc>
+          <w:tcPr>
+            <w:tcW w:w="0" w:type="auto"/>
+            <w:tcBorders>
+              <w:top w:val="single" w:sz="6" w:space="0" w:color="000000"/>
+              <w:left w:val="single" w:sz="6" w:space="0" w:color="000000"/>
+              <w:bottom w:val="single" w:sz="6" w:space="0" w:color="000000"/>
+              <w:right w:val="single" w:sz="6" w:space="0" w:color="000000"/>
+            </w:tcBorders>
+            <w:shd w:val="clear" w:color="auto" w:fill="F0F4F8"/>
+            <w:tcMar>
+              <w:top w:w="120" w:type="dxa"/>
+              <w:left w:w="120" w:type="dxa"/>
+              <w:bottom w:w="120" w:type="dxa"/>
+              <w:right w:w="120" w:type="dxa"/>
+            </w:tcMar>
+            <w:hideMark/>
+          </w:tcPr>
+          <w:p>
+            <w:pPr>
+              <w:rPr>
+                <w:b/>
+                <w:bCs/>
+              </w:rPr>
+            </w:pPr>
+            <w:r>
+              <w:t>Kiểu dữ liệu (Data Type)</w:t>
+            </w:r>
+          </w:p>
+        </w:tc>
+        <w:tc>
+          <w:tcPr>
+            <w:tcW w:w="0" w:type="auto"/>
+            <w:tcBorders>
+              <w:top w:val="single" w:sz="6" w:space="0" w:color="000000"/>
+              <w:left w:val="single" w:sz="6" w:space="0" w:color="000000"/>
+              <w:bottom w:val="single" w:sz="6" w:space="0" w:color="000000"/>
+              <w:right w:val="single" w:sz="6" w:space="0" w:color="000000"/>
+            </w:tcBorders>
+            <w:shd w:val="clear" w:color="auto" w:fill="F0F4F8"/>
+            <w:tcMar>
+              <w:top w:w="120" w:type="dxa"/>
+              <w:left w:w="120" w:type="dxa"/>
+              <w:bottom w:w="120" w:type="dxa"/>
+              <w:right w:w="120" w:type="dxa"/>
+            </w:tcMar>
+            <w:hideMark/>
+          </w:tcPr>
+          <w:p>
+            <w:pPr>
+              <w:rPr>
+                <w:b/>
+                <w:bCs/>
+              </w:rPr>
+            </w:pPr>
+            <w:r>
+              <w:t>Ràng buộc (Constraint)</w:t>
+            </w:r>
+          </w:p>
+        </w:tc>
+        <w:tc>
+          <w:tcPr>
+            <w:tcW w:w="0" w:type="auto"/>
+            <w:tcBorders>
+              <w:top w:val="single" w:sz="6" w:space="0" w:color="000000"/>
+              <w:left w:val="single" w:sz="6" w:space="0" w:color="000000"/>
+              <w:bottom w:val="single" w:sz="6" w:space="0" w:color="000000"/>
+              <w:right w:val="single" w:sz="6" w:space="0" w:color="000000"/>
+            </w:tcBorders>
+            <w:shd w:val="clear" w:color="auto" w:fill="F0F4F8"/>
+            <w:tcMar>
+              <w:top w:w="120" w:type="dxa"/>
+              <w:left w:w="120" w:type="dxa"/>
+              <w:bottom w:w="120" w:type="dxa"/>
+              <w:right w:w="120" w:type="dxa"/>
+            </w:tcMar>
+            <w:hideMark/>
+          </w:tcPr>
+          <w:p>
+            <w:pPr>
+              <w:rPr>
+                <w:b/>
+                <w:bCs/>
+              </w:rPr>
+            </w:pPr>
+            <w:r>
+              <w:t>Mô tả (Description)</w:t>
+            </w:r>
+          </w:p>
+        </w:tc>
+      </w:tr>
+      <w:tr>
+        <w:tc>
+          <w:tcPr>
+            <w:tcW w:w="0" w:type="auto"/>
+            <w:tcBorders>
+              <w:top w:val="single" w:sz="6" w:space="0" w:color="000000"/>
+              <w:left w:val="single" w:sz="6" w:space="0" w:color="000000"/>
+              <w:bottom w:val="single" w:sz="6" w:space="0" w:color="000000"/>
+              <w:right w:val="single" w:sz="6" w:space="0" w:color="000000"/>
+            </w:tcBorders>
+            <w:tcMar>
+              <w:top w:w="120" w:type="dxa"/>
+              <w:left w:w="120" w:type="dxa"/>
+              <w:bottom w:w="120" w:type="dxa"/>
+              <w:right w:w="120" w:type="dxa"/>
+            </w:tcMar>
+            <w:hideMark/>
+          </w:tcPr>
+          <w:p>
+            <w:r>
+              <w:t>item_id</w:t>
+            </w:r>
+          </w:p>
+        </w:tc>
+        <w:tc>
+          <w:tcPr>
+            <w:tcW w:w="0" w:type="auto"/>
+            <w:tcBorders>
+              <w:top w:val="single" w:sz="6" w:space="0" w:color="000000"/>
+              <w:left w:val="single" w:sz="6" w:space="0" w:color="000000"/>
+              <w:bottom w:val="single" w:sz="6" w:space="0" w:color="000000"/>
+              <w:right w:val="single" w:sz="6" w:space="0" w:color="000000"/>
+            </w:tcBorders>
+            <w:tcMar>
+              <w:top w:w="120" w:type="dxa"/>
+              <w:left w:w="120" w:type="dxa"/>
+              <w:bottom w:w="120" w:type="dxa"/>
+              <w:right w:w="120" w:type="dxa"/>
+            </w:tcMar>
+            <w:hideMark/>
+          </w:tcPr>
+          <w:p>
+            <w:r>
+              <w:t>INT</w:t>
+            </w:r>
+          </w:p>
+        </w:tc>
+        <w:tc>
+          <w:tcPr>
+            <w:tcW w:w="0" w:type="auto"/>
+            <w:tcBorders>
+              <w:top w:val="single" w:sz="6" w:space="0" w:color="000000"/>
+              <w:left w:val="single" w:sz="6" w:space="0" w:color="000000"/>
+              <w:bottom w:val="single" w:sz="6" w:space="0" w:color="000000"/>
+              <w:right w:val="single" w:sz="6" w:space="0" w:color="000000"/>
+            </w:tcBorders>
+            <w:tcMar>
+              <w:top w:w="120" w:type="dxa"/>
+              <w:left w:w="120" w:type="dxa"/>
+              <w:bottom w:w="120" w:type="dxa"/>
+              <w:right w:w="120" w:type="dxa"/>
+            </w:tcMar>
+            <w:hideMark/>
+          </w:tcPr>
+          <w:p>
+            <w:r>
+              <w:t>PRIMARY KEY, AUTO_INCREMENT</w:t>
+            </w:r>
+          </w:p>
+        </w:tc>
+        <w:tc>
+          <w:tcPr>
+            <w:tcW w:w="0" w:type="auto"/>
+            <w:tcBorders>
+              <w:top w:val="single" w:sz="6" w:space="0" w:color="000000"/>
+              <w:left w:val="single" w:sz="6" w:space="0" w:color="000000"/>
+              <w:bottom w:val="single" w:sz="6" w:space="0" w:color="000000"/>
+              <w:right w:val="single" w:sz="6" w:space="0" w:color="000000"/>
+            </w:tcBorders>
+            <w:tcMar>
+              <w:top w:w="120" w:type="dxa"/>
+              <w:left w:w="120" w:type="dxa"/>
+              <w:bottom w:w="120" w:type="dxa"/>
+              <w:right w:w="120" w:type="dxa"/>
+            </w:tcMar>
+            <w:hideMark/>
+          </w:tcPr>
+          <w:p>
+            <w:r>
+              <w:t>Mã định danh tài nguyên</w:t>
+            </w:r>
+          </w:p>
+        </w:tc>
+      </w:tr>
+      <w:tr>
+        <w:tc>
+          <w:tcPr>
+            <w:tcW w:w="0" w:type="auto"/>
+            <w:tcBorders>
+              <w:top w:val="single" w:sz="6" w:space="0" w:color="000000"/>
+              <w:left w:val="single" w:sz="6" w:space="0" w:color="000000"/>
+              <w:bottom w:val="single" w:sz="6" w:space="0" w:color="000000"/>
+              <w:right w:val="single" w:sz="6" w:space="0" w:color="000000"/>
+            </w:tcBorders>
+            <w:tcMar>
+              <w:top w:w="120" w:type="dxa"/>
+              <w:left w:w="120" w:type="dxa"/>
+              <w:bottom w:w="120" w:type="dxa"/>
+              <w:right w:w="120" w:type="dxa"/>
+            </w:tcMar>
+            <w:hideMark/>
+          </w:tcPr>
+          <w:p>
+            <w:r>
+              <w:t>title</w:t>
+            </w:r>
+          </w:p>
+        </w:tc>
+        <w:tc>
+          <w:tcPr>
+            <w:tcW w:w="0" w:type="auto"/>
+            <w:tcBorders>
+              <w:top w:val="single" w:sz="6" w:space="0" w:color="000000"/>
+              <w:left w:val="single" w:sz="6" w:space="0" w:color="000000"/>
+              <w:bottom w:val="single" w:sz="6" w:space="0" w:color="000000"/>
+              <w:right w:val="single" w:sz="6" w:space="0" w:color="000000"/>
+            </w:tcBorders>
+            <w:tcMar>
+              <w:top w:w="120" w:type="dxa"/>
+              <w:left w:w="120" w:type="dxa"/>
+              <w:bottom w:w="120" w:type="dxa"/>
+              <w:right w:w="120" w:type="dxa"/>
+            </w:tcMar>
+            <w:hideMark/>
+          </w:tcPr>
+          <w:p>
+            <w:r>
+              <w:t>TEXT</w:t>
+            </w:r>
+          </w:p>
+        </w:tc>
+        <w:tc>
+          <w:tcPr>
+            <w:tcW w:w="0" w:type="auto"/>
+            <w:tcBorders>
+              <w:top w:val="single" w:sz="6" w:space="0" w:color="000000"/>
+              <w:left w:val="single" w:sz="6" w:space="0" w:color="000000"/>
+              <w:bottom w:val="single" w:sz="6" w:space="0" w:color="000000"/>
+              <w:right w:val="single" w:sz="6" w:space="0" w:color="000000"/>
+            </w:tcBorders>
+            <w:tcMar>
+              <w:top w:w="120" w:type="dxa"/>
+              <w:left w:w="120" w:type="dxa"/>
+              <w:bottom w:w="120" w:type="dxa"/>
+              <w:right w:w="120" w:type="dxa"/>
+            </w:tcMar>
+            <w:hideMark/>
+          </w:tcPr>
+          <w:p>
+            <w:r>
+              <w:t>NOT NULL</w:t>
+            </w:r>
+          </w:p>
+        </w:tc>
+        <w:tc>
+          <w:tcPr>
+            <w:tcW w:w="0" w:type="auto"/>
+            <w:tcBorders>
+              <w:top w:val="single" w:sz="6" w:space="0" w:color="000000"/>
+              <w:left w:val="single" w:sz="6" w:space="0" w:color="000000"/>
+              <w:bottom w:val="single" w:sz="6" w:space="0" w:color="000000"/>
+              <w:right w:val="single" w:sz="6" w:space="0" w:color="000000"/>
+            </w:tcBorders>
+            <w:tcMar>
+              <w:top w:w="120" w:type="dxa"/>
+              <w:left w:w="120" w:type="dxa"/>
+              <w:bottom w:w="120" w:type="dxa"/>
+              <w:right w:w="120" w:type="dxa"/>
+            </w:tcMar>
+            <w:hideMark/>
+          </w:tcPr>
+          <w:p>
+            <w:r>
+              <w:t>Tiêu đề tài liệu</w:t>
+            </w:r>
+          </w:p>
+        </w:tc>
+      </w:tr>
+      <w:tr>
+        <w:tc>
+          <w:tcPr>
+            <w:tcW w:w="0" w:type="auto"/>
+            <w:tcBorders>
+              <w:top w:val="single" w:sz="6" w:space="0" w:color="000000"/>
+              <w:left w:val="single" w:sz="6" w:space="0" w:color="000000"/>
+              <w:bottom w:val="single" w:sz="6" w:space="0" w:color="000000"/>
+              <w:right w:val="single" w:sz="6" w:space="0" w:color="000000"/>
+            </w:tcBorders>
+            <w:tcMar>
+              <w:top w:w="120" w:type="dxa"/>
+              <w:left w:w="120" w:type="dxa"/>
+              <w:bottom w:w="120" w:type="dxa"/>
+              <w:right w:w="120" w:type="dxa"/>
+            </w:tcMar>
+            <w:hideMark/>
+          </w:tcPr>
+          <w:p>
+            <w:r>
+              <w:t>doi</w:t>
+            </w:r>
+          </w:p>
+        </w:tc>
+        <w:tc>
+          <w:tcPr>
+            <w:tcW w:w="0" w:type="auto"/>
+            <w:tcBorders>
+              <w:top w:val="single" w:sz="6" w:space="0" w:color="000000"/>
+              <w:left w:val="single" w:sz="6" w:space="0" w:color="000000"/>
+              <w:bottom w:val="single" w:sz="6" w:space="0" w:color="000000"/>
+              <w:right w:val="single" w:sz="6" w:space="0" w:color="000000"/>
+            </w:tcBorders>
+            <w:tcMar>
+              <w:top w:w="120" w:type="dxa"/>
+              <w:left w:w="120" w:type="dxa"/>
+              <w:bottom w:w="120" w:type="dxa"/>
+              <w:right w:w="120" w:type="dxa"/>
+            </w:tcMar>
+            <w:hideMark/>
+          </w:tcPr>
+          <w:p>
+            <w:r>
+              <w:t>VARCHAR (100)</w:t>
+            </w:r>
+          </w:p>
+        </w:tc>
+        <w:tc>
+          <w:tcPr>
+            <w:tcW w:w="0" w:type="auto"/>
+            <w:tcBorders>
+              <w:top w:val="single" w:sz="6" w:space="0" w:color="000000"/>
+              <w:left w:val="single" w:sz="6" w:space="0" w:color="000000"/>
+              <w:bottom w:val="single" w:sz="6" w:space="0" w:color="000000"/>
+              <w:right w:val="single" w:sz="6" w:space="0" w:color="000000"/>
+            </w:tcBorders>
+            <w:tcMar>
+              <w:top w:w="120" w:type="dxa"/>
+              <w:left w:w="120" w:type="dxa"/>
+              <w:bottom w:w="120" w:type="dxa"/>
+              <w:right w:w="120" w:type="dxa"/>
+            </w:tcMar>
+            <w:hideMark/>
+          </w:tcPr>
+          <w:p>
+            <w:r>
+              <w:t>UNIQUE, NULLABLE</w:t>
+            </w:r>
+          </w:p>
+        </w:tc>
+        <w:tc>
+          <w:tcPr>
+            <w:tcW w:w="0" w:type="auto"/>
+            <w:tcBorders>
+              <w:top w:val="single" w:sz="6" w:space="0" w:color="000000"/>
+              <w:left w:val="single" w:sz="6" w:space="0" w:color="000000"/>
+              <w:bottom w:val="single" w:sz="6" w:space="0" w:color="000000"/>
+              <w:right w:val="single" w:sz="6" w:space="0" w:color="000000"/>
+            </w:tcBorders>
+            <w:tcMar>
+              <w:top w:w="120" w:type="dxa"/>
+              <w:left w:w="120" w:type="dxa"/>
+              <w:bottom w:w="120" w:type="dxa"/>
+              <w:right w:w="120" w:type="dxa"/>
+            </w:tcMar>
+            <w:hideMark/>
+          </w:tcPr>
+          <w:p>
+            <w:r>
+              <w:t>Mã định danh DOI quốc tế</w:t>
+            </w:r>
+          </w:p>
+        </w:tc>
+      </w:tr>
+      <w:tr>
+        <w:tc>
+          <w:tcPr>
+            <w:tcW w:w="0" w:type="auto"/>
+            <w:tcBorders>
+              <w:top w:val="single" w:sz="6" w:space="0" w:color="000000"/>
+              <w:left w:val="single" w:sz="6" w:space="0" w:color="000000"/>
+              <w:bottom w:val="single" w:sz="6" w:space="0" w:color="000000"/>
+              <w:right w:val="single" w:sz="6" w:space="0" w:color="000000"/>
+            </w:tcBorders>
+            <w:tcMar>
+              <w:top w:w="120" w:type="dxa"/>
+              <w:left w:w="120" w:type="dxa"/>
+              <w:bottom w:w="120" w:type="dxa"/>
+              <w:right w:w="120" w:type="dxa"/>
+            </w:tcMar>
+            <w:hideMark/>
+          </w:tcPr>
+          <w:p>
+            <w:r>
+              <w:t>access_level</w:t>
+            </w:r>
+          </w:p>
+        </w:tc>
+        <w:tc>
+          <w:tcPr>
+            <w:tcW w:w="0" w:type="auto"/>
+            <w:tcBorders>
+              <w:top w:val="single" w:sz="6" w:space="0" w:color="000000"/>
+              <w:left w:val="single" w:sz="6" w:space="0" w:color="000000"/>
+              <w:bottom w:val="single" w:sz="6" w:space="0" w:color="000000"/>
+              <w:right w:val="single" w:sz="6" w:space="0" w:color="000000"/>
+            </w:tcBorders>
+            <w:tcMar>
+              <w:top w:w="120" w:type="dxa"/>
+              <w:left w:w="120" w:type="dxa"/>
+              <w:bottom w:w="120" w:type="dxa"/>
+              <w:right w:w="120" w:type="dxa"/>
+            </w:tcMar>
+            <w:hideMark/>
+          </w:tcPr>
+          <w:p>
+            <w:r>
+              <w:t>VARCHAR (50)</w:t>
+            </w:r>
+          </w:p>
+        </w:tc>
+        <w:tc>
+          <w:tcPr>
+            <w:tcW w:w="0" w:type="auto"/>
+            <w:tcBorders>
+              <w:top w:val="single" w:sz="6" w:space="0" w:color="000000"/>
+              <w:left w:val="single" w:sz="6" w:space="0" w:color="000000"/>
+              <w:bottom w:val="single" w:sz="6" w:space="0" w:color="000000"/>
+              <w:right w:val="single" w:sz="6" w:space="0" w:color="000000"/>
+            </w:tcBorders>
+            <w:tcMar>
+              <w:top w:w="120" w:type="dxa"/>
+              <w:left w:w="120" w:type="dxa"/>
+              <w:bottom w:w="120" w:type="dxa"/>
+              <w:right w:w="120" w:type="dxa"/>
+            </w:tcMar>
+            <w:hideMark/>
+          </w:tcPr>
+          <w:p>
+            <w:r>
+              <w:t>NOT NULL</w:t>
+            </w:r>
+          </w:p>
+        </w:tc>
+        <w:tc>
+          <w:tcPr>
+            <w:tcW w:w="0" w:type="auto"/>
+            <w:tcBorders>
+              <w:top w:val="single" w:sz="6" w:space="0" w:color="000000"/>
+              <w:left w:val="single" w:sz="6" w:space="0" w:color="000000"/>
+              <w:bottom w:val="single" w:sz="6" w:space="0" w:color="000000"/>
+              <w:right w:val="single" w:sz="6" w:space="0" w:color="000000"/>
+            </w:tcBorders>
+            <w:tcMar>
+              <w:top w:w="120" w:type="dxa"/>
+              <w:left w:w="120" w:type="dxa"/>
+              <w:bottom w:w="120" w:type="dxa"/>
+              <w:right w:w="120" w:type="dxa"/>
+            </w:tcMar>
+            <w:hideMark/>
+          </w:tcPr>
+          <w:p>
+            <w:r>
+              <w:t>Quyền truy cập (Open, Embargo, Restricted)</w:t>
+            </w:r>
+          </w:p>
+        </w:tc>
+      </w:tr>
+    </w:tbl>
+    <w:p/>
+    <w:p>
+      <w:pPr>
+        <w:rPr>
+          <w:b/>
+          <w:bCs/>
+        </w:rPr>
+      </w:pPr>
+      <w:r>
+        <w:rPr>
+          <w:b/>
+          <w:bCs/>
+        </w:rPr>
+        <w:t>7. Bảng E_BOOK (Lớp con MỚI - Sách điện tử)</w:t>
+      </w:r>
+    </w:p>
+    <w:p>
+      <w:r>
+        <w:t>Lớp con của DIGITAL_ITEM lưu trữ metadata riêng cho định dạng E-book.</w:t>
+      </w:r>
+    </w:p>
+    <w:tbl>
+      <w:tblPr>
+        <w:tblW w:w="0" w:type="auto"/>
+        <w:tblCellMar>
+          <w:top w:w="15" w:type="dxa"/>
+          <w:left w:w="15" w:type="dxa"/>
+          <w:bottom w:w="15" w:type="dxa"/>
+          <w:right w:w="15" w:type="dxa"/>
+        </w:tblCellMar>
+        <w:tblLook w:val="04A0" w:firstRow="1" w:lastRow="0" w:firstColumn="1" w:lastColumn="0" w:noHBand="0" w:noVBand="1"/>
+      </w:tblPr>
+      <w:tblGrid>
+        <w:gridCol w:w="1688"/>
+        <w:gridCol w:w="1641"/>
+        <w:gridCol w:w="3737"/>
+        <w:gridCol w:w="2278"/>
+      </w:tblGrid>
+      <w:tr>
+        <w:trPr>
+          <w:tblHeader/>
+        </w:trPr>
+        <w:tc>
+          <w:tcPr>
+            <w:tcW w:w="0" w:type="auto"/>
+            <w:tcBorders>
+              <w:top w:val="single" w:sz="6" w:space="0" w:color="000000"/>
+              <w:left w:val="single" w:sz="6" w:space="0" w:color="000000"/>
+              <w:bottom w:val="single" w:sz="6" w:space="0" w:color="000000"/>
+              <w:right w:val="single" w:sz="6" w:space="0" w:color="000000"/>
+            </w:tcBorders>
+            <w:shd w:val="clear" w:color="auto" w:fill="F0F4F8"/>
+            <w:tcMar>
+              <w:top w:w="120" w:type="dxa"/>
+              <w:left w:w="120" w:type="dxa"/>
+              <w:bottom w:w="120" w:type="dxa"/>
+              <w:right w:w="120" w:type="dxa"/>
+            </w:tcMar>
+            <w:hideMark/>
+          </w:tcPr>
+          <w:p>
+            <w:pPr>
+              <w:rPr>
+                <w:b/>
+                <w:bCs/>
+              </w:rPr>
+            </w:pPr>
+            <w:r>
+              <w:t>Tên trường (Column)</w:t>
+            </w:r>
+          </w:p>
+        </w:tc>
+        <w:tc>
+          <w:tcPr>
+            <w:tcW w:w="0" w:type="auto"/>
+            <w:tcBorders>
+              <w:top w:val="single" w:sz="6" w:space="0" w:color="000000"/>
+              <w:left w:val="single" w:sz="6" w:space="0" w:color="000000"/>
+              <w:bottom w:val="single" w:sz="6" w:space="0" w:color="000000"/>
+              <w:right w:val="single" w:sz="6" w:space="0" w:color="000000"/>
+            </w:tcBorders>
+            <w:shd w:val="clear" w:color="auto" w:fill="F0F4F8"/>
+            <w:tcMar>
+              <w:top w:w="120" w:type="dxa"/>
+              <w:left w:w="120" w:type="dxa"/>
+              <w:bottom w:w="120" w:type="dxa"/>
+              <w:right w:w="120" w:type="dxa"/>
+            </w:tcMar>
+            <w:hideMark/>
+          </w:tcPr>
+          <w:p>
+            <w:pPr>
+              <w:rPr>
+                <w:b/>
+                <w:bCs/>
+              </w:rPr>
+            </w:pPr>
+            <w:r>
+              <w:t>Kiểu dữ liệu (Data Type)</w:t>
+            </w:r>
+          </w:p>
+        </w:tc>
+        <w:tc>
+          <w:tcPr>
+            <w:tcW w:w="0" w:type="auto"/>
+            <w:tcBorders>
+              <w:top w:val="single" w:sz="6" w:space="0" w:color="000000"/>
+              <w:left w:val="single" w:sz="6" w:space="0" w:color="000000"/>
+              <w:bottom w:val="single" w:sz="6" w:space="0" w:color="000000"/>
+              <w:right w:val="single" w:sz="6" w:space="0" w:color="000000"/>
+            </w:tcBorders>
+            <w:shd w:val="clear" w:color="auto" w:fill="F0F4F8"/>
+            <w:tcMar>
+              <w:top w:w="120" w:type="dxa"/>
+              <w:left w:w="120" w:type="dxa"/>
+              <w:bottom w:w="120" w:type="dxa"/>
+              <w:right w:w="120" w:type="dxa"/>
+            </w:tcMar>
+            <w:hideMark/>
+          </w:tcPr>
+          <w:p>
+            <w:pPr>
+              <w:rPr>
+                <w:b/>
+                <w:bCs/>
+              </w:rPr>
+            </w:pPr>
+            <w:r>
+              <w:t>Ràng buộc (Constraint)</w:t>
+            </w:r>
+          </w:p>
+        </w:tc>
+        <w:tc>
+          <w:tcPr>
+            <w:tcW w:w="0" w:type="auto"/>
+            <w:tcBorders>
+              <w:top w:val="single" w:sz="6" w:space="0" w:color="000000"/>
+              <w:left w:val="single" w:sz="6" w:space="0" w:color="000000"/>
+              <w:bottom w:val="single" w:sz="6" w:space="0" w:color="000000"/>
+              <w:right w:val="single" w:sz="6" w:space="0" w:color="000000"/>
+            </w:tcBorders>
+            <w:shd w:val="clear" w:color="auto" w:fill="F0F4F8"/>
+            <w:tcMar>
+              <w:top w:w="120" w:type="dxa"/>
+              <w:left w:w="120" w:type="dxa"/>
+              <w:bottom w:w="120" w:type="dxa"/>
+              <w:right w:w="120" w:type="dxa"/>
+            </w:tcMar>
+            <w:hideMark/>
+          </w:tcPr>
+          <w:p>
+            <w:pPr>
+              <w:rPr>
+                <w:b/>
+                <w:bCs/>
+              </w:rPr>
+            </w:pPr>
+            <w:r>
+              <w:t>Mô tả (Description)</w:t>
+            </w:r>
+          </w:p>
+        </w:tc>
+      </w:tr>
+      <w:tr>
+        <w:tc>
+          <w:tcPr>
+            <w:tcW w:w="0" w:type="auto"/>
+            <w:tcBorders>
+              <w:top w:val="single" w:sz="6" w:space="0" w:color="000000"/>
+              <w:left w:val="single" w:sz="6" w:space="0" w:color="000000"/>
+              <w:bottom w:val="single" w:sz="6" w:space="0" w:color="000000"/>
+              <w:right w:val="single" w:sz="6" w:space="0" w:color="000000"/>
+            </w:tcBorders>
+            <w:tcMar>
+              <w:top w:w="120" w:type="dxa"/>
+              <w:left w:w="120" w:type="dxa"/>
+              <w:bottom w:w="120" w:type="dxa"/>
+              <w:right w:w="120" w:type="dxa"/>
+            </w:tcMar>
+            <w:hideMark/>
+          </w:tcPr>
+          <w:p>
+            <w:r>
+              <w:t>item_id</w:t>
+            </w:r>
+          </w:p>
+        </w:tc>
+        <w:tc>
+          <w:tcPr>
+            <w:tcW w:w="0" w:type="auto"/>
+            <w:tcBorders>
+              <w:top w:val="single" w:sz="6" w:space="0" w:color="000000"/>
+              <w:left w:val="single" w:sz="6" w:space="0" w:color="000000"/>
+              <w:bottom w:val="single" w:sz="6" w:space="0" w:color="000000"/>
+              <w:right w:val="single" w:sz="6" w:space="0" w:color="000000"/>
+            </w:tcBorders>
+            <w:tcMar>
+              <w:top w:w="120" w:type="dxa"/>
+              <w:left w:w="120" w:type="dxa"/>
+              <w:bottom w:w="120" w:type="dxa"/>
+              <w:right w:w="120" w:type="dxa"/>
+            </w:tcMar>
+            <w:hideMark/>
+          </w:tcPr>
+          <w:p>
+            <w:r>
+              <w:t>INT</w:t>
+            </w:r>
+          </w:p>
+        </w:tc>
+        <w:tc>
+          <w:tcPr>
+            <w:tcW w:w="0" w:type="auto"/>
+            <w:tcBorders>
+              <w:top w:val="single" w:sz="6" w:space="0" w:color="000000"/>
+              <w:left w:val="single" w:sz="6" w:space="0" w:color="000000"/>
+              <w:bottom w:val="single" w:sz="6" w:space="0" w:color="000000"/>
+              <w:right w:val="single" w:sz="6" w:space="0" w:color="000000"/>
+            </w:tcBorders>
+            <w:tcMar>
+              <w:top w:w="120" w:type="dxa"/>
+              <w:left w:w="120" w:type="dxa"/>
+              <w:bottom w:w="120" w:type="dxa"/>
+              <w:right w:w="120" w:type="dxa"/>
+            </w:tcMar>
+            <w:hideMark/>
+          </w:tcPr>
+          <w:p>
+            <w:r>
+              <w:t>PRIMARY KEY, FK -&gt; DIGITAL_</w:t>
+            </w:r>
+            <w:proofErr w:type="gramStart"/>
+            <w:r>
+              <w:t>ITEM(</w:t>
+            </w:r>
+            <w:proofErr w:type="gramEnd"/>
+            <w:r>
+              <w:t>item_id) ON DELETE CASCADE</w:t>
+            </w:r>
+          </w:p>
+        </w:tc>
+        <w:tc>
+          <w:tcPr>
+            <w:tcW w:w="0" w:type="auto"/>
+            <w:tcBorders>
+              <w:top w:val="single" w:sz="6" w:space="0" w:color="000000"/>
+              <w:left w:val="single" w:sz="6" w:space="0" w:color="000000"/>
+              <w:bottom w:val="single" w:sz="6" w:space="0" w:color="000000"/>
+              <w:right w:val="single" w:sz="6" w:space="0" w:color="000000"/>
+            </w:tcBorders>
+            <w:tcMar>
+              <w:top w:w="120" w:type="dxa"/>
+              <w:left w:w="120" w:type="dxa"/>
+              <w:bottom w:w="120" w:type="dxa"/>
+              <w:right w:w="120" w:type="dxa"/>
+            </w:tcMar>
+            <w:hideMark/>
+          </w:tcPr>
+          <w:p>
+            <w:r>
+              <w:t>Khóa chính kế thừa từ DIGITAL_ITEM</w:t>
+            </w:r>
+          </w:p>
+        </w:tc>
+      </w:tr>
+      <w:tr>
+        <w:tc>
+          <w:tcPr>
+            <w:tcW w:w="0" w:type="auto"/>
+            <w:tcBorders>
+              <w:top w:val="single" w:sz="6" w:space="0" w:color="000000"/>
+              <w:left w:val="single" w:sz="6" w:space="0" w:color="000000"/>
+              <w:bottom w:val="single" w:sz="6" w:space="0" w:color="000000"/>
+              <w:right w:val="single" w:sz="6" w:space="0" w:color="000000"/>
+            </w:tcBorders>
+            <w:tcMar>
+              <w:top w:w="120" w:type="dxa"/>
+              <w:left w:w="120" w:type="dxa"/>
+              <w:bottom w:w="120" w:type="dxa"/>
+              <w:right w:w="120" w:type="dxa"/>
+            </w:tcMar>
+            <w:hideMark/>
+          </w:tcPr>
+          <w:p>
+            <w:r>
+              <w:lastRenderedPageBreak/>
+              <w:t>epub_link</w:t>
+            </w:r>
+          </w:p>
+        </w:tc>
+        <w:tc>
+          <w:tcPr>
+            <w:tcW w:w="0" w:type="auto"/>
+            <w:tcBorders>
+              <w:top w:val="single" w:sz="6" w:space="0" w:color="000000"/>
+              <w:left w:val="single" w:sz="6" w:space="0" w:color="000000"/>
+              <w:bottom w:val="single" w:sz="6" w:space="0" w:color="000000"/>
+              <w:right w:val="single" w:sz="6" w:space="0" w:color="000000"/>
+            </w:tcBorders>
+            <w:tcMar>
+              <w:top w:w="120" w:type="dxa"/>
+              <w:left w:w="120" w:type="dxa"/>
+              <w:bottom w:w="120" w:type="dxa"/>
+              <w:right w:w="120" w:type="dxa"/>
+            </w:tcMar>
+            <w:hideMark/>
+          </w:tcPr>
+          <w:p>
+            <w:r>
+              <w:t>VARCHAR (500)</w:t>
+            </w:r>
+          </w:p>
+        </w:tc>
+        <w:tc>
+          <w:tcPr>
+            <w:tcW w:w="0" w:type="auto"/>
+            <w:tcBorders>
+              <w:top w:val="single" w:sz="6" w:space="0" w:color="000000"/>
+              <w:left w:val="single" w:sz="6" w:space="0" w:color="000000"/>
+              <w:bottom w:val="single" w:sz="6" w:space="0" w:color="000000"/>
+              <w:right w:val="single" w:sz="6" w:space="0" w:color="000000"/>
+            </w:tcBorders>
+            <w:tcMar>
+              <w:top w:w="120" w:type="dxa"/>
+              <w:left w:w="120" w:type="dxa"/>
+              <w:bottom w:w="120" w:type="dxa"/>
+              <w:right w:w="120" w:type="dxa"/>
+            </w:tcMar>
+            <w:hideMark/>
+          </w:tcPr>
+          <w:p>
+            <w:r>
+              <w:t>NULLABLE</w:t>
+            </w:r>
+          </w:p>
+        </w:tc>
+        <w:tc>
+          <w:tcPr>
+            <w:tcW w:w="0" w:type="auto"/>
+            <w:tcBorders>
+              <w:top w:val="single" w:sz="6" w:space="0" w:color="000000"/>
+              <w:left w:val="single" w:sz="6" w:space="0" w:color="000000"/>
+              <w:bottom w:val="single" w:sz="6" w:space="0" w:color="000000"/>
+              <w:right w:val="single" w:sz="6" w:space="0" w:color="000000"/>
+            </w:tcBorders>
+            <w:tcMar>
+              <w:top w:w="120" w:type="dxa"/>
+              <w:left w:w="120" w:type="dxa"/>
+              <w:bottom w:w="120" w:type="dxa"/>
+              <w:right w:w="120" w:type="dxa"/>
+            </w:tcMar>
+            <w:hideMark/>
+          </w:tcPr>
+          <w:p>
+            <w:r>
+              <w:t>Đường dẫn tải định dạng EPUB</w:t>
+            </w:r>
+          </w:p>
+        </w:tc>
+      </w:tr>
+      <w:tr>
+        <w:tc>
+          <w:tcPr>
+            <w:tcW w:w="0" w:type="auto"/>
+            <w:tcBorders>
+              <w:top w:val="single" w:sz="6" w:space="0" w:color="000000"/>
+              <w:left w:val="single" w:sz="6" w:space="0" w:color="000000"/>
+              <w:bottom w:val="single" w:sz="6" w:space="0" w:color="000000"/>
+              <w:right w:val="single" w:sz="6" w:space="0" w:color="000000"/>
+            </w:tcBorders>
+            <w:tcMar>
+              <w:top w:w="120" w:type="dxa"/>
+              <w:left w:w="120" w:type="dxa"/>
+              <w:bottom w:w="120" w:type="dxa"/>
+              <w:right w:w="120" w:type="dxa"/>
+            </w:tcMar>
+            <w:hideMark/>
+          </w:tcPr>
+          <w:p>
+            <w:r>
+              <w:t>mobi_link</w:t>
+            </w:r>
+          </w:p>
+        </w:tc>
+        <w:tc>
+          <w:tcPr>
+            <w:tcW w:w="0" w:type="auto"/>
+            <w:tcBorders>
+              <w:top w:val="single" w:sz="6" w:space="0" w:color="000000"/>
+              <w:left w:val="single" w:sz="6" w:space="0" w:color="000000"/>
+              <w:bottom w:val="single" w:sz="6" w:space="0" w:color="000000"/>
+              <w:right w:val="single" w:sz="6" w:space="0" w:color="000000"/>
+            </w:tcBorders>
+            <w:tcMar>
+              <w:top w:w="120" w:type="dxa"/>
+              <w:left w:w="120" w:type="dxa"/>
+              <w:bottom w:w="120" w:type="dxa"/>
+              <w:right w:w="120" w:type="dxa"/>
+            </w:tcMar>
+            <w:hideMark/>
+          </w:tcPr>
+          <w:p>
+            <w:r>
+              <w:t>VARCHAR (500)</w:t>
+            </w:r>
+          </w:p>
+        </w:tc>
+        <w:tc>
+          <w:tcPr>
+            <w:tcW w:w="0" w:type="auto"/>
+            <w:tcBorders>
+              <w:top w:val="single" w:sz="6" w:space="0" w:color="000000"/>
+              <w:left w:val="single" w:sz="6" w:space="0" w:color="000000"/>
+              <w:bottom w:val="single" w:sz="6" w:space="0" w:color="000000"/>
+              <w:right w:val="single" w:sz="6" w:space="0" w:color="000000"/>
+            </w:tcBorders>
+            <w:tcMar>
+              <w:top w:w="120" w:type="dxa"/>
+              <w:left w:w="120" w:type="dxa"/>
+              <w:bottom w:w="120" w:type="dxa"/>
+              <w:right w:w="120" w:type="dxa"/>
+            </w:tcMar>
+            <w:hideMark/>
+          </w:tcPr>
+          <w:p>
+            <w:r>
+              <w:t>NULLABLE</w:t>
+            </w:r>
+          </w:p>
+        </w:tc>
+        <w:tc>
+          <w:tcPr>
+            <w:tcW w:w="0" w:type="auto"/>
+            <w:tcBorders>
+              <w:top w:val="single" w:sz="6" w:space="0" w:color="000000"/>
+              <w:left w:val="single" w:sz="6" w:space="0" w:color="000000"/>
+              <w:bottom w:val="single" w:sz="6" w:space="0" w:color="000000"/>
+              <w:right w:val="single" w:sz="6" w:space="0" w:color="000000"/>
+            </w:tcBorders>
+            <w:tcMar>
+              <w:top w:w="120" w:type="dxa"/>
+              <w:left w:w="120" w:type="dxa"/>
+              <w:bottom w:w="120" w:type="dxa"/>
+              <w:right w:w="120" w:type="dxa"/>
+            </w:tcMar>
+            <w:hideMark/>
+          </w:tcPr>
+          <w:p>
+            <w:r>
+              <w:t>Đường dẫn tải định dạng MOBI</w:t>
+            </w:r>
+          </w:p>
+        </w:tc>
+      </w:tr>
+      <w:tr>
+        <w:tc>
+          <w:tcPr>
+            <w:tcW w:w="0" w:type="auto"/>
+            <w:tcBorders>
+              <w:top w:val="single" w:sz="6" w:space="0" w:color="000000"/>
+              <w:left w:val="single" w:sz="6" w:space="0" w:color="000000"/>
+              <w:bottom w:val="single" w:sz="6" w:space="0" w:color="000000"/>
+              <w:right w:val="single" w:sz="6" w:space="0" w:color="000000"/>
+            </w:tcBorders>
+            <w:tcMar>
+              <w:top w:w="120" w:type="dxa"/>
+              <w:left w:w="120" w:type="dxa"/>
+              <w:bottom w:w="120" w:type="dxa"/>
+              <w:right w:w="120" w:type="dxa"/>
+            </w:tcMar>
+            <w:hideMark/>
+          </w:tcPr>
+          <w:p>
+            <w:r>
+              <w:t>page_count</w:t>
+            </w:r>
+          </w:p>
+        </w:tc>
+        <w:tc>
+          <w:tcPr>
+            <w:tcW w:w="0" w:type="auto"/>
+            <w:tcBorders>
+              <w:top w:val="single" w:sz="6" w:space="0" w:color="000000"/>
+              <w:left w:val="single" w:sz="6" w:space="0" w:color="000000"/>
+              <w:bottom w:val="single" w:sz="6" w:space="0" w:color="000000"/>
+              <w:right w:val="single" w:sz="6" w:space="0" w:color="000000"/>
+            </w:tcBorders>
+            <w:tcMar>
+              <w:top w:w="120" w:type="dxa"/>
+              <w:left w:w="120" w:type="dxa"/>
+              <w:bottom w:w="120" w:type="dxa"/>
+              <w:right w:w="120" w:type="dxa"/>
+            </w:tcMar>
+            <w:hideMark/>
+          </w:tcPr>
+          <w:p>
+            <w:r>
+              <w:t>INT</w:t>
+            </w:r>
+          </w:p>
+        </w:tc>
+        <w:tc>
+          <w:tcPr>
+            <w:tcW w:w="0" w:type="auto"/>
+            <w:tcBorders>
+              <w:top w:val="single" w:sz="6" w:space="0" w:color="000000"/>
+              <w:left w:val="single" w:sz="6" w:space="0" w:color="000000"/>
+              <w:bottom w:val="single" w:sz="6" w:space="0" w:color="000000"/>
+              <w:right w:val="single" w:sz="6" w:space="0" w:color="000000"/>
+            </w:tcBorders>
+            <w:tcMar>
+              <w:top w:w="120" w:type="dxa"/>
+              <w:left w:w="120" w:type="dxa"/>
+              <w:bottom w:w="120" w:type="dxa"/>
+              <w:right w:w="120" w:type="dxa"/>
+            </w:tcMar>
+            <w:hideMark/>
+          </w:tcPr>
+          <w:p>
+            <w:r>
+              <w:t>NULLABLE</w:t>
+            </w:r>
+          </w:p>
+        </w:tc>
+        <w:tc>
+          <w:tcPr>
+            <w:tcW w:w="0" w:type="auto"/>
+            <w:tcBorders>
+              <w:top w:val="single" w:sz="6" w:space="0" w:color="000000"/>
+              <w:left w:val="single" w:sz="6" w:space="0" w:color="000000"/>
+              <w:bottom w:val="single" w:sz="6" w:space="0" w:color="000000"/>
+              <w:right w:val="single" w:sz="6" w:space="0" w:color="000000"/>
+            </w:tcBorders>
+            <w:tcMar>
+              <w:top w:w="120" w:type="dxa"/>
+              <w:left w:w="120" w:type="dxa"/>
+              <w:bottom w:w="120" w:type="dxa"/>
+              <w:right w:w="120" w:type="dxa"/>
+            </w:tcMar>
+            <w:hideMark/>
+          </w:tcPr>
+          <w:p>
+            <w:r>
+              <w:t>Tổng số trang quy đổi</w:t>
+            </w:r>
+          </w:p>
+        </w:tc>
+      </w:tr>
+    </w:tbl>
+    <w:p/>
+    <w:p>
+      <w:pPr>
+        <w:rPr>
+          <w:b/>
+          <w:bCs/>
+        </w:rPr>
+      </w:pPr>
+      <w:r>
+        <w:rPr>
+          <w:b/>
+          <w:bCs/>
+        </w:rPr>
+        <w:t>8. Bảng AUDIO_BOOK (Lớp con MỚI - Sách nói)</w:t>
+      </w:r>
+    </w:p>
+    <w:p>
+      <w:r>
+        <w:t>Lớp con của DIGITAL_ITEM lưu trữ metadata riêng cho định dạng Audiobook.</w:t>
+      </w:r>
+    </w:p>
+    <w:tbl>
+      <w:tblPr>
+        <w:tblW w:w="0" w:type="auto"/>
+        <w:tblCellMar>
+          <w:top w:w="15" w:type="dxa"/>
+          <w:left w:w="15" w:type="dxa"/>
+          <w:bottom w:w="15" w:type="dxa"/>
+          <w:right w:w="15" w:type="dxa"/>
+        </w:tblCellMar>
+        <w:tblLook w:val="04A0" w:firstRow="1" w:lastRow="0" w:firstColumn="1" w:lastColumn="0" w:noHBand="0" w:noVBand="1"/>
+      </w:tblPr>
+      <w:tblGrid>
+        <w:gridCol w:w="2123"/>
+        <w:gridCol w:w="1567"/>
+        <w:gridCol w:w="3500"/>
+        <w:gridCol w:w="2154"/>
+      </w:tblGrid>
+      <w:tr>
+        <w:trPr>
+          <w:tblHeader/>
+        </w:trPr>
+        <w:tc>
+          <w:tcPr>
+            <w:tcW w:w="0" w:type="auto"/>
+            <w:tcBorders>
+              <w:top w:val="single" w:sz="6" w:space="0" w:color="000000"/>
+              <w:left w:val="single" w:sz="6" w:space="0" w:color="000000"/>
+              <w:bottom w:val="single" w:sz="6" w:space="0" w:color="000000"/>
+              <w:right w:val="single" w:sz="6" w:space="0" w:color="000000"/>
+            </w:tcBorders>
+            <w:shd w:val="clear" w:color="auto" w:fill="F0F4F8"/>
+            <w:tcMar>
+              <w:top w:w="120" w:type="dxa"/>
+              <w:left w:w="120" w:type="dxa"/>
+              <w:bottom w:w="120" w:type="dxa"/>
+              <w:right w:w="120" w:type="dxa"/>
+            </w:tcMar>
+            <w:hideMark/>
+          </w:tcPr>
+          <w:p>
+            <w:pPr>
+              <w:rPr>
+                <w:b/>
+                <w:bCs/>
+              </w:rPr>
+            </w:pPr>
+            <w:r>
+              <w:t>Tên trường (Column)</w:t>
+            </w:r>
+          </w:p>
+        </w:tc>
+        <w:tc>
+          <w:tcPr>
+            <w:tcW w:w="0" w:type="auto"/>
+            <w:tcBorders>
+              <w:top w:val="single" w:sz="6" w:space="0" w:color="000000"/>
+              <w:left w:val="single" w:sz="6" w:space="0" w:color="000000"/>
+              <w:bottom w:val="single" w:sz="6" w:space="0" w:color="000000"/>
+              <w:right w:val="single" w:sz="6" w:space="0" w:color="000000"/>
+            </w:tcBorders>
+            <w:shd w:val="clear" w:color="auto" w:fill="F0F4F8"/>
+            <w:tcMar>
+              <w:top w:w="120" w:type="dxa"/>
+              <w:left w:w="120" w:type="dxa"/>
+              <w:bottom w:w="120" w:type="dxa"/>
+              <w:right w:w="120" w:type="dxa"/>
+            </w:tcMar>
+            <w:hideMark/>
+          </w:tcPr>
+          <w:p>
+            <w:pPr>
+              <w:rPr>
+                <w:b/>
+                <w:bCs/>
+              </w:rPr>
+            </w:pPr>
+            <w:r>
+              <w:t>Kiểu dữ liệu (Data Type)</w:t>
+            </w:r>
+          </w:p>
+        </w:tc>
+        <w:tc>
+          <w:tcPr>
+            <w:tcW w:w="0" w:type="auto"/>
+            <w:tcBorders>
+              <w:top w:val="single" w:sz="6" w:space="0" w:color="000000"/>
+              <w:left w:val="single" w:sz="6" w:space="0" w:color="000000"/>
+              <w:bottom w:val="single" w:sz="6" w:space="0" w:color="000000"/>
+              <w:right w:val="single" w:sz="6" w:space="0" w:color="000000"/>
+            </w:tcBorders>
+            <w:shd w:val="clear" w:color="auto" w:fill="F0F4F8"/>
+            <w:tcMar>
+              <w:top w:w="120" w:type="dxa"/>
+              <w:left w:w="120" w:type="dxa"/>
+              <w:bottom w:w="120" w:type="dxa"/>
+              <w:right w:w="120" w:type="dxa"/>
+            </w:tcMar>
+            <w:hideMark/>
+          </w:tcPr>
+          <w:p>
+            <w:pPr>
+              <w:rPr>
+                <w:b/>
+                <w:bCs/>
+              </w:rPr>
+            </w:pPr>
+            <w:r>
+              <w:t>Ràng buộc (Constraint)</w:t>
+            </w:r>
+          </w:p>
+        </w:tc>
+        <w:tc>
+          <w:tcPr>
+            <w:tcW w:w="0" w:type="auto"/>
+            <w:tcBorders>
+              <w:top w:val="single" w:sz="6" w:space="0" w:color="000000"/>
+              <w:left w:val="single" w:sz="6" w:space="0" w:color="000000"/>
+              <w:bottom w:val="single" w:sz="6" w:space="0" w:color="000000"/>
+              <w:right w:val="single" w:sz="6" w:space="0" w:color="000000"/>
+            </w:tcBorders>
+            <w:shd w:val="clear" w:color="auto" w:fill="F0F4F8"/>
+            <w:tcMar>
+              <w:top w:w="120" w:type="dxa"/>
+              <w:left w:w="120" w:type="dxa"/>
+              <w:bottom w:w="120" w:type="dxa"/>
+              <w:right w:w="120" w:type="dxa"/>
+            </w:tcMar>
+            <w:hideMark/>
+          </w:tcPr>
+          <w:p>
+            <w:pPr>
+              <w:rPr>
+                <w:b/>
+                <w:bCs/>
+              </w:rPr>
+            </w:pPr>
+            <w:r>
+              <w:t>Mô tả (Description)</w:t>
+            </w:r>
+          </w:p>
+        </w:tc>
+      </w:tr>
+      <w:tr>
+        <w:tc>
+          <w:tcPr>
+            <w:tcW w:w="0" w:type="auto"/>
+            <w:tcBorders>
+              <w:top w:val="single" w:sz="6" w:space="0" w:color="000000"/>
+              <w:left w:val="single" w:sz="6" w:space="0" w:color="000000"/>
+              <w:bottom w:val="single" w:sz="6" w:space="0" w:color="000000"/>
+              <w:right w:val="single" w:sz="6" w:space="0" w:color="000000"/>
+            </w:tcBorders>
+            <w:tcMar>
+              <w:top w:w="120" w:type="dxa"/>
+              <w:left w:w="120" w:type="dxa"/>
+              <w:bottom w:w="120" w:type="dxa"/>
+              <w:right w:w="120" w:type="dxa"/>
+            </w:tcMar>
+            <w:hideMark/>
+          </w:tcPr>
+          <w:p>
+            <w:r>
+              <w:t>item_id</w:t>
+            </w:r>
+          </w:p>
+        </w:tc>
+        <w:tc>
+          <w:tcPr>
+            <w:tcW w:w="0" w:type="auto"/>
+            <w:tcBorders>
+              <w:top w:val="single" w:sz="6" w:space="0" w:color="000000"/>
+              <w:left w:val="single" w:sz="6" w:space="0" w:color="000000"/>
+              <w:bottom w:val="single" w:sz="6" w:space="0" w:color="000000"/>
+              <w:right w:val="single" w:sz="6" w:space="0" w:color="000000"/>
+            </w:tcBorders>
+            <w:tcMar>
+              <w:top w:w="120" w:type="dxa"/>
+              <w:left w:w="120" w:type="dxa"/>
+              <w:bottom w:w="120" w:type="dxa"/>
+              <w:right w:w="120" w:type="dxa"/>
+            </w:tcMar>
+            <w:hideMark/>
+          </w:tcPr>
+          <w:p>
+            <w:r>
+              <w:t>INT</w:t>
+            </w:r>
+          </w:p>
+        </w:tc>
+        <w:tc>
+          <w:tcPr>
+            <w:tcW w:w="0" w:type="auto"/>
+            <w:tcBorders>
+              <w:top w:val="single" w:sz="6" w:space="0" w:color="000000"/>
+              <w:left w:val="single" w:sz="6" w:space="0" w:color="000000"/>
+              <w:bottom w:val="single" w:sz="6" w:space="0" w:color="000000"/>
+              <w:right w:val="single" w:sz="6" w:space="0" w:color="000000"/>
+            </w:tcBorders>
+            <w:tcMar>
+              <w:top w:w="120" w:type="dxa"/>
+              <w:left w:w="120" w:type="dxa"/>
+              <w:bottom w:w="120" w:type="dxa"/>
+              <w:right w:w="120" w:type="dxa"/>
+            </w:tcMar>
+            <w:hideMark/>
+          </w:tcPr>
+          <w:p>
+            <w:r>
+              <w:t>PRIMARY KEY, FK -&gt; DIGITAL_</w:t>
+            </w:r>
+            <w:proofErr w:type="gramStart"/>
+            <w:r>
+              <w:t>ITEM(</w:t>
+            </w:r>
+            <w:proofErr w:type="gramEnd"/>
+            <w:r>
+              <w:t>item_id) ON DELETE CASCADE</w:t>
+            </w:r>
+          </w:p>
+        </w:tc>
+        <w:tc>
+          <w:tcPr>
+            <w:tcW w:w="0" w:type="auto"/>
+            <w:tcBorders>
+              <w:top w:val="single" w:sz="6" w:space="0" w:color="000000"/>
+              <w:left w:val="single" w:sz="6" w:space="0" w:color="000000"/>
+              <w:bottom w:val="single" w:sz="6" w:space="0" w:color="000000"/>
+              <w:right w:val="single" w:sz="6" w:space="0" w:color="000000"/>
+            </w:tcBorders>
+            <w:tcMar>
+              <w:top w:w="120" w:type="dxa"/>
+              <w:left w:w="120" w:type="dxa"/>
+              <w:bottom w:w="120" w:type="dxa"/>
+              <w:right w:w="120" w:type="dxa"/>
+            </w:tcMar>
+            <w:hideMark/>
+          </w:tcPr>
+          <w:p>
+            <w:r>
+              <w:t>Khóa chính kế thừa từ DIGITAL_ITEM</w:t>
+            </w:r>
+          </w:p>
+        </w:tc>
+      </w:tr>
+      <w:tr>
+        <w:tc>
+          <w:tcPr>
+            <w:tcW w:w="0" w:type="auto"/>
+            <w:tcBorders>
+              <w:top w:val="single" w:sz="6" w:space="0" w:color="000000"/>
+              <w:left w:val="single" w:sz="6" w:space="0" w:color="000000"/>
+              <w:bottom w:val="single" w:sz="6" w:space="0" w:color="000000"/>
+              <w:right w:val="single" w:sz="6" w:space="0" w:color="000000"/>
+            </w:tcBorders>
+            <w:tcMar>
+              <w:top w:w="120" w:type="dxa"/>
+              <w:left w:w="120" w:type="dxa"/>
+              <w:bottom w:w="120" w:type="dxa"/>
+              <w:right w:w="120" w:type="dxa"/>
+            </w:tcMar>
+            <w:hideMark/>
+          </w:tcPr>
+          <w:p>
+            <w:r>
+              <w:t>narrator</w:t>
+            </w:r>
+          </w:p>
+        </w:tc>
+        <w:tc>
+          <w:tcPr>
+            <w:tcW w:w="0" w:type="auto"/>
+            <w:tcBorders>
+              <w:top w:val="single" w:sz="6" w:space="0" w:color="000000"/>
+              <w:left w:val="single" w:sz="6" w:space="0" w:color="000000"/>
+              <w:bottom w:val="single" w:sz="6" w:space="0" w:color="000000"/>
+              <w:right w:val="single" w:sz="6" w:space="0" w:color="000000"/>
+            </w:tcBorders>
+            <w:tcMar>
+              <w:top w:w="120" w:type="dxa"/>
+              <w:left w:w="120" w:type="dxa"/>
+              <w:bottom w:w="120" w:type="dxa"/>
+              <w:right w:w="120" w:type="dxa"/>
+            </w:tcMar>
+            <w:hideMark/>
+          </w:tcPr>
+          <w:p>
+            <w:r>
+              <w:t>VARCHAR (100)</w:t>
+            </w:r>
+          </w:p>
+        </w:tc>
+        <w:tc>
+          <w:tcPr>
+            <w:tcW w:w="0" w:type="auto"/>
+            <w:tcBorders>
+              <w:top w:val="single" w:sz="6" w:space="0" w:color="000000"/>
+              <w:left w:val="single" w:sz="6" w:space="0" w:color="000000"/>
+              <w:bottom w:val="single" w:sz="6" w:space="0" w:color="000000"/>
+              <w:right w:val="single" w:sz="6" w:space="0" w:color="000000"/>
+            </w:tcBorders>
+            <w:tcMar>
+              <w:top w:w="120" w:type="dxa"/>
+              <w:left w:w="120" w:type="dxa"/>
+              <w:bottom w:w="120" w:type="dxa"/>
+              <w:right w:w="120" w:type="dxa"/>
+            </w:tcMar>
+            <w:hideMark/>
+          </w:tcPr>
+          <w:p>
+            <w:r>
+              <w:t>NOT NULL</w:t>
+            </w:r>
+          </w:p>
+        </w:tc>
+        <w:tc>
+          <w:tcPr>
+            <w:tcW w:w="0" w:type="auto"/>
+            <w:tcBorders>
+              <w:top w:val="single" w:sz="6" w:space="0" w:color="000000"/>
+              <w:left w:val="single" w:sz="6" w:space="0" w:color="000000"/>
+              <w:bottom w:val="single" w:sz="6" w:space="0" w:color="000000"/>
+              <w:right w:val="single" w:sz="6" w:space="0" w:color="000000"/>
+            </w:tcBorders>
+            <w:tcMar>
+              <w:top w:w="120" w:type="dxa"/>
+              <w:left w:w="120" w:type="dxa"/>
+              <w:bottom w:w="120" w:type="dxa"/>
+              <w:right w:w="120" w:type="dxa"/>
+            </w:tcMar>
+            <w:hideMark/>
+          </w:tcPr>
+          <w:p>
+            <w:r>
+              <w:t>Họ tên người đọc / diễn giả giọng nói</w:t>
+            </w:r>
+          </w:p>
+        </w:tc>
+      </w:tr>
+      <w:tr>
+        <w:tc>
+          <w:tcPr>
+            <w:tcW w:w="0" w:type="auto"/>
+            <w:tcBorders>
+              <w:top w:val="single" w:sz="6" w:space="0" w:color="000000"/>
+              <w:left w:val="single" w:sz="6" w:space="0" w:color="000000"/>
+              <w:bottom w:val="single" w:sz="6" w:space="0" w:color="000000"/>
+              <w:right w:val="single" w:sz="6" w:space="0" w:color="000000"/>
+            </w:tcBorders>
+            <w:tcMar>
+              <w:top w:w="120" w:type="dxa"/>
+              <w:left w:w="120" w:type="dxa"/>
+              <w:bottom w:w="120" w:type="dxa"/>
+              <w:right w:w="120" w:type="dxa"/>
+            </w:tcMar>
+            <w:hideMark/>
+          </w:tcPr>
+          <w:p>
+            <w:r>
+              <w:t>duration_minutes</w:t>
+            </w:r>
+          </w:p>
+        </w:tc>
+        <w:tc>
+          <w:tcPr>
+            <w:tcW w:w="0" w:type="auto"/>
+            <w:tcBorders>
+              <w:top w:val="single" w:sz="6" w:space="0" w:color="000000"/>
+              <w:left w:val="single" w:sz="6" w:space="0" w:color="000000"/>
+              <w:bottom w:val="single" w:sz="6" w:space="0" w:color="000000"/>
+              <w:right w:val="single" w:sz="6" w:space="0" w:color="000000"/>
+            </w:tcBorders>
+            <w:tcMar>
+              <w:top w:w="120" w:type="dxa"/>
+              <w:left w:w="120" w:type="dxa"/>
+              <w:bottom w:w="120" w:type="dxa"/>
+              <w:right w:w="120" w:type="dxa"/>
+            </w:tcMar>
+            <w:hideMark/>
+          </w:tcPr>
+          <w:p>
+            <w:r>
+              <w:t>INT</w:t>
+            </w:r>
+          </w:p>
+        </w:tc>
+        <w:tc>
+          <w:tcPr>
+            <w:tcW w:w="0" w:type="auto"/>
+            <w:tcBorders>
+              <w:top w:val="single" w:sz="6" w:space="0" w:color="000000"/>
+              <w:left w:val="single" w:sz="6" w:space="0" w:color="000000"/>
+              <w:bottom w:val="single" w:sz="6" w:space="0" w:color="000000"/>
+              <w:right w:val="single" w:sz="6" w:space="0" w:color="000000"/>
+            </w:tcBorders>
+            <w:tcMar>
+              <w:top w:w="120" w:type="dxa"/>
+              <w:left w:w="120" w:type="dxa"/>
+              <w:bottom w:w="120" w:type="dxa"/>
+              <w:right w:w="120" w:type="dxa"/>
+            </w:tcMar>
+            <w:hideMark/>
+          </w:tcPr>
+          <w:p>
+            <w:r>
+              <w:t>NOT NULL</w:t>
+            </w:r>
+          </w:p>
+        </w:tc>
+        <w:tc>
+          <w:tcPr>
+            <w:tcW w:w="0" w:type="auto"/>
+            <w:tcBorders>
+              <w:top w:val="single" w:sz="6" w:space="0" w:color="000000"/>
+              <w:left w:val="single" w:sz="6" w:space="0" w:color="000000"/>
+              <w:bottom w:val="single" w:sz="6" w:space="0" w:color="000000"/>
+              <w:right w:val="single" w:sz="6" w:space="0" w:color="000000"/>
+            </w:tcBorders>
+            <w:tcMar>
+              <w:top w:w="120" w:type="dxa"/>
+              <w:left w:w="120" w:type="dxa"/>
+              <w:bottom w:w="120" w:type="dxa"/>
+              <w:right w:w="120" w:type="dxa"/>
+            </w:tcMar>
+            <w:hideMark/>
+          </w:tcPr>
+          <w:p>
+            <w:r>
+              <w:t>Tổng thời lượng tính bằng phút</w:t>
+            </w:r>
+          </w:p>
+        </w:tc>
+      </w:tr>
+      <w:tr>
+        <w:tc>
+          <w:tcPr>
+            <w:tcW w:w="0" w:type="auto"/>
+            <w:tcBorders>
+              <w:top w:val="single" w:sz="6" w:space="0" w:color="000000"/>
+              <w:left w:val="single" w:sz="6" w:space="0" w:color="000000"/>
+              <w:bottom w:val="single" w:sz="6" w:space="0" w:color="000000"/>
+              <w:right w:val="single" w:sz="6" w:space="0" w:color="000000"/>
+            </w:tcBorders>
+            <w:tcMar>
+              <w:top w:w="120" w:type="dxa"/>
+              <w:left w:w="120" w:type="dxa"/>
+              <w:bottom w:w="120" w:type="dxa"/>
+              <w:right w:w="120" w:type="dxa"/>
+            </w:tcMar>
+            <w:hideMark/>
+          </w:tcPr>
+          <w:p>
+            <w:r>
+              <w:t>audio_format</w:t>
+            </w:r>
+          </w:p>
+        </w:tc>
+        <w:tc>
+          <w:tcPr>
+            <w:tcW w:w="0" w:type="auto"/>
+            <w:tcBorders>
+              <w:top w:val="single" w:sz="6" w:space="0" w:color="000000"/>
+              <w:left w:val="single" w:sz="6" w:space="0" w:color="000000"/>
+              <w:bottom w:val="single" w:sz="6" w:space="0" w:color="000000"/>
+              <w:right w:val="single" w:sz="6" w:space="0" w:color="000000"/>
+            </w:tcBorders>
+            <w:tcMar>
+              <w:top w:w="120" w:type="dxa"/>
+              <w:left w:w="120" w:type="dxa"/>
+              <w:bottom w:w="120" w:type="dxa"/>
+              <w:right w:w="120" w:type="dxa"/>
+            </w:tcMar>
+            <w:hideMark/>
+          </w:tcPr>
+          <w:p>
+            <w:r>
+              <w:t>VARCHAR (20)</w:t>
+            </w:r>
+          </w:p>
+        </w:tc>
+        <w:tc>
+          <w:tcPr>
+            <w:tcW w:w="0" w:type="auto"/>
+            <w:tcBorders>
+              <w:top w:val="single" w:sz="6" w:space="0" w:color="000000"/>
+              <w:left w:val="single" w:sz="6" w:space="0" w:color="000000"/>
+              <w:bottom w:val="single" w:sz="6" w:space="0" w:color="000000"/>
+              <w:right w:val="single" w:sz="6" w:space="0" w:color="000000"/>
+            </w:tcBorders>
+            <w:tcMar>
+              <w:top w:w="120" w:type="dxa"/>
+              <w:left w:w="120" w:type="dxa"/>
+              <w:bottom w:w="120" w:type="dxa"/>
+              <w:right w:w="120" w:type="dxa"/>
+            </w:tcMar>
+            <w:hideMark/>
+          </w:tcPr>
+          <w:p>
+            <w:r>
+              <w:t>DEFAULT 'MP3'</w:t>
+            </w:r>
+          </w:p>
+        </w:tc>
+        <w:tc>
+          <w:tcPr>
+            <w:tcW w:w="0" w:type="auto"/>
+            <w:tcBorders>
+              <w:top w:val="single" w:sz="6" w:space="0" w:color="000000"/>
+              <w:left w:val="single" w:sz="6" w:space="0" w:color="000000"/>
+              <w:bottom w:val="single" w:sz="6" w:space="0" w:color="000000"/>
+              <w:right w:val="single" w:sz="6" w:space="0" w:color="000000"/>
+            </w:tcBorders>
+            <w:tcMar>
+              <w:top w:w="120" w:type="dxa"/>
+              <w:left w:w="120" w:type="dxa"/>
+              <w:bottom w:w="120" w:type="dxa"/>
+              <w:right w:w="120" w:type="dxa"/>
+            </w:tcMar>
+            <w:hideMark/>
+          </w:tcPr>
+          <w:p>
+            <w:r>
+              <w:t>Định dạng tệp tin âm thanh</w:t>
+            </w:r>
+          </w:p>
+        </w:tc>
+      </w:tr>
+    </w:tbl>
+    <w:p>
+      <w:pPr>
+        <w:rPr>
+          <w:lang w:val="vi-VN"/>
+        </w:rPr>
+      </w:pPr>
+      <w:r>
+        <w:rPr>
+          <w:lang w:val="vi-VN"/>
+        </w:rPr>
+        <w:t xml:space="preserve">  </w:t>
+      </w:r>
+    </w:p>
+    <w:p>
+      <w:pPr>
+        <w:rPr>
+          <w:lang w:val="vi-VN"/>
+        </w:rPr>
+      </w:pPr>
+      <w:r>
+        <w:rPr>
+          <w:noProof/>
         </w:rPr>
         <w:lastRenderedPageBreak/>
-        <w:t>Lý do tồn tại:</w:t>
-      </w:r>
-      <w:r>
-        <w:rPr>
-          <w:rFonts w:ascii="Calibri" w:hAnsi="Calibri" w:cs="Calibri"/>
-        </w:rPr>
-        <w:t xml:space="preserve"> Quản lý các thông tin riêng của từng bản sao như mã vạch (Barcode), vị trí lưu trữ và trạng thái sử dụng như sẵn sàng, đang được mượn, hỏng hoặc mất.</w:t>
-      </w:r>
-    </w:p>
-    <w:p>
-      <w:pPr>
-        <w:pStyle w:val="Heading3"/>
-        <w:ind w:left="720"/>
-        <w:rPr>
-          <w:rFonts w:cs="Calibri"/>
-        </w:rPr>
-      </w:pPr>
-      <w:bookmarkStart w:id="12" w:name="_Toc238632122"/>
-      <w:r>
-        <w:rPr>
-          <w:rFonts w:cs="Calibri"/>
-        </w:rPr>
-        <w:t>1.3.3 Phân hệ Tài liệu số &amp; Lưu trữ mở</w:t>
-      </w:r>
-      <w:bookmarkEnd w:id="12"/>
-    </w:p>
-    <w:p>
-      <w:pPr>
-        <w:pStyle w:val="Heading4"/>
-        <w:ind w:left="720"/>
-        <w:rPr>
-          <w:rFonts w:cs="Calibri"/>
-        </w:rPr>
-      </w:pPr>
-      <w:r>
-        <w:rPr>
-          <w:rFonts w:cs="Calibri"/>
-        </w:rPr>
-        <w:t>DIGITAL_ITEM (Tài liệu số)</w:t>
-      </w:r>
-    </w:p>
-    <w:p>
-      <w:pPr>
-        <w:ind w:left="1080"/>
-        <w:rPr>
-          <w:rFonts w:ascii="Calibri" w:hAnsi="Calibri" w:cs="Calibri"/>
-        </w:rPr>
-      </w:pPr>
-      <w:r>
-        <w:rPr>
-          <w:rFonts w:ascii="Calibri" w:hAnsi="Calibri" w:cs="Calibri"/>
-          <w:b/>
-          <w:bCs/>
-        </w:rPr>
-        <w:t>Khái niệm:</w:t>
-      </w:r>
-      <w:r>
-        <w:rPr>
-          <w:rFonts w:ascii="Calibri" w:hAnsi="Calibri" w:cs="Calibri"/>
-        </w:rPr>
-        <w:t xml:space="preserve"> Là một ấn phẩm điện tử như bài báo khoa học, tạp chí, luận văn hoặc báo cáo nghiên cứu được lưu trữ trong kho tài liệu số.</w:t>
-      </w:r>
-    </w:p>
-    <w:p>
-      <w:pPr>
-        <w:ind w:left="1080"/>
-        <w:rPr>
-          <w:rFonts w:ascii="Calibri" w:hAnsi="Calibri" w:cs="Calibri"/>
-        </w:rPr>
-      </w:pPr>
-      <w:r>
-        <w:rPr>
-          <w:rFonts w:ascii="Calibri" w:hAnsi="Calibri" w:cs="Calibri"/>
-          <w:b/>
-          <w:bCs/>
-        </w:rPr>
-        <w:t>Lý do tồn tại:</w:t>
-      </w:r>
-      <w:r>
-        <w:rPr>
-          <w:rFonts w:ascii="Calibri" w:hAnsi="Calibri" w:cs="Calibri"/>
-        </w:rPr>
-        <w:t xml:space="preserve"> Quản lý các thông tin của tài liệu số như đường dẫn tệp, DOI và trạng thái hoặc mức độ công khai của tài liệu.</w:t>
-      </w:r>
-    </w:p>
-    <w:p>
-      <w:pPr>
-        <w:pStyle w:val="Heading4"/>
-        <w:ind w:left="720"/>
-        <w:rPr>
-          <w:rFonts w:cs="Calibri"/>
-        </w:rPr>
-      </w:pPr>
-      <w:r>
-        <w:rPr>
-          <w:rFonts w:cs="Calibri"/>
-        </w:rPr>
-        <w:t>LICENSE (Giấy phép bản quyền mở)</w:t>
-      </w:r>
-    </w:p>
-    <w:p>
-      <w:pPr>
-        <w:ind w:left="1080"/>
-        <w:rPr>
-          <w:rFonts w:ascii="Calibri" w:hAnsi="Calibri" w:cs="Calibri"/>
-        </w:rPr>
-      </w:pPr>
-      <w:r>
-        <w:rPr>
-          <w:rFonts w:ascii="Calibri" w:hAnsi="Calibri" w:cs="Calibri"/>
-          <w:b/>
-          <w:bCs/>
-        </w:rPr>
-        <w:t>Khái niệm:</w:t>
-      </w:r>
-      <w:r>
-        <w:rPr>
-          <w:rFonts w:ascii="Calibri" w:hAnsi="Calibri" w:cs="Calibri"/>
-        </w:rPr>
-        <w:t xml:space="preserve"> Là tập hợp các điều khoản pháp lý quy định quyền truy cập, sao chép, phân phối hoặc sửa đổi đối với tài liệu số.</w:t>
-      </w:r>
-    </w:p>
-    <w:p>
-      <w:pPr>
-        <w:ind w:left="1080"/>
-        <w:rPr>
-          <w:rFonts w:ascii="Calibri" w:hAnsi="Calibri" w:cs="Calibri"/>
-        </w:rPr>
-      </w:pPr>
-      <w:r>
-        <w:rPr>
-          <w:rFonts w:ascii="Calibri" w:hAnsi="Calibri" w:cs="Calibri"/>
-          <w:b/>
-          <w:bCs/>
-        </w:rPr>
-        <w:t>Lý do tồn tại:</w:t>
-      </w:r>
-      <w:r>
-        <w:rPr>
-          <w:rFonts w:ascii="Calibri" w:hAnsi="Calibri" w:cs="Calibri"/>
-        </w:rPr>
-        <w:t xml:space="preserve"> Quản lý các giấy phép Open Access, chẳng hạn như Creative Commons, nhằm xác định rõ quyền sử dụng tài liệu, bảo vệ quyền lợi của tác giả và hỗ trợ việc chia sẻ tri thức.</w:t>
-      </w:r>
-    </w:p>
-    <w:p>
-      <w:pPr>
-        <w:pStyle w:val="Heading3"/>
-        <w:ind w:left="720"/>
-        <w:rPr>
-          <w:rFonts w:cs="Calibri"/>
-        </w:rPr>
-      </w:pPr>
-      <w:bookmarkStart w:id="13" w:name="_Toc238632123"/>
-      <w:r>
-        <w:rPr>
-          <w:rFonts w:cs="Calibri"/>
-        </w:rPr>
-        <w:t>1.3.4 Phân hệ Mượn – Trả &amp; Tiền phạt</w:t>
-      </w:r>
-      <w:bookmarkEnd w:id="13"/>
-    </w:p>
-    <w:p>
-      <w:pPr>
-        <w:pStyle w:val="Heading4"/>
-        <w:ind w:left="720"/>
-        <w:rPr>
-          <w:rFonts w:cs="Calibri"/>
-        </w:rPr>
-      </w:pPr>
-      <w:r>
-        <w:rPr>
-          <w:rFonts w:cs="Calibri"/>
-        </w:rPr>
-        <w:t>BORROW_TRANSACTION (Giao dịch mượn – trả)</w:t>
-      </w:r>
-    </w:p>
-    <w:p>
-      <w:pPr>
-        <w:ind w:left="1080"/>
-        <w:rPr>
-          <w:rFonts w:ascii="Calibri" w:hAnsi="Calibri" w:cs="Calibri"/>
-        </w:rPr>
-      </w:pPr>
-      <w:r>
-        <w:rPr>
-          <w:rFonts w:ascii="Calibri" w:hAnsi="Calibri" w:cs="Calibri"/>
-          <w:b/>
-          <w:bCs/>
-        </w:rPr>
-        <w:t>Khái niệm:</w:t>
-      </w:r>
-      <w:r>
-        <w:rPr>
-          <w:rFonts w:ascii="Calibri" w:hAnsi="Calibri" w:cs="Calibri"/>
-        </w:rPr>
-        <w:t xml:space="preserve"> Là thực thể ghi nhận một giao dịch trong đó MEMBER mượn một BOOK_COPY cụ thể trong một khoảng thời gian xác định.</w:t>
-      </w:r>
-    </w:p>
-    <w:p>
-      <w:pPr>
-        <w:ind w:left="1080"/>
-        <w:rPr>
-          <w:rFonts w:ascii="Calibri" w:hAnsi="Calibri" w:cs="Calibri"/>
-        </w:rPr>
-      </w:pPr>
-      <w:r>
-        <w:rPr>
-          <w:rFonts w:ascii="Calibri" w:hAnsi="Calibri" w:cs="Calibri"/>
-          <w:b/>
-          <w:bCs/>
-        </w:rPr>
-        <w:t>Lý do tồn tại:</w:t>
-      </w:r>
-      <w:r>
-        <w:rPr>
-          <w:rFonts w:ascii="Calibri" w:hAnsi="Calibri" w:cs="Calibri"/>
-        </w:rPr>
-        <w:t xml:space="preserve"> Quản lý vòng đời của giao dịch mượn sách, bao gồm ngày mượn, hạn trả và ngày trả thực tế, đồng thời làm cơ sở xác định tình trạng quá hạn.</w:t>
-      </w:r>
-    </w:p>
-    <w:p>
-      <w:pPr>
-        <w:pStyle w:val="Heading4"/>
-        <w:ind w:left="720"/>
-        <w:rPr>
-          <w:rFonts w:cs="Calibri"/>
-        </w:rPr>
-      </w:pPr>
-      <w:r>
-        <w:rPr>
-          <w:rFonts w:cs="Calibri"/>
-        </w:rPr>
-        <w:t>FINE (Tiền phạt)</w:t>
-      </w:r>
-    </w:p>
-    <w:p>
-      <w:pPr>
-        <w:ind w:left="1080"/>
-        <w:rPr>
-          <w:rFonts w:ascii="Calibri" w:hAnsi="Calibri" w:cs="Calibri"/>
-        </w:rPr>
-      </w:pPr>
-      <w:r>
-        <w:rPr>
-          <w:rFonts w:ascii="Calibri" w:hAnsi="Calibri" w:cs="Calibri"/>
-          <w:b/>
-          <w:bCs/>
-        </w:rPr>
-        <w:t>Khái niệm:</w:t>
-      </w:r>
-      <w:r>
-        <w:rPr>
-          <w:rFonts w:ascii="Calibri" w:hAnsi="Calibri" w:cs="Calibri"/>
-        </w:rPr>
-        <w:t xml:space="preserve"> Là khoản nghĩa vụ tài chính phát sinh khi thành viên vi phạm quy định mượn – trả, chẳng hạn như trả sách quá hạn, làm hư hỏng hoặc làm mất sách.</w:t>
-      </w:r>
-    </w:p>
-    <w:p>
-      <w:pPr>
-        <w:ind w:left="1080"/>
-        <w:rPr>
-          <w:rFonts w:ascii="Calibri" w:hAnsi="Calibri" w:cs="Calibri"/>
-        </w:rPr>
-      </w:pPr>
-      <w:r>
-        <w:rPr>
-          <w:rFonts w:ascii="Calibri" w:hAnsi="Calibri" w:cs="Calibri"/>
-          <w:b/>
-          <w:bCs/>
-        </w:rPr>
-        <w:t>Lý do tồn tại:</w:t>
-      </w:r>
-      <w:r>
-        <w:rPr>
-          <w:rFonts w:ascii="Calibri" w:hAnsi="Calibri" w:cs="Calibri"/>
-        </w:rPr>
-        <w:t xml:space="preserve"> Theo dõi số tiền phạt, ngày phát sinh và trạng thái thanh toán như chưa thanh toán hoặc đã thanh toán.</w:t>
-      </w:r>
-    </w:p>
-    <w:p>
-      <w:pPr>
-        <w:pStyle w:val="Heading3"/>
-        <w:ind w:left="720"/>
-        <w:rPr>
-          <w:rFonts w:cs="Calibri"/>
-        </w:rPr>
-      </w:pPr>
-      <w:bookmarkStart w:id="14" w:name="_Toc238632124"/>
-      <w:r>
-        <w:rPr>
-          <w:rFonts w:cs="Calibri"/>
-        </w:rPr>
-        <w:t>1.3.5 Phân hệ Liên kết &amp; Phân loại</w:t>
-      </w:r>
-      <w:bookmarkEnd w:id="14"/>
-    </w:p>
-    <w:p>
-      <w:pPr>
-        <w:pStyle w:val="Heading4"/>
-        <w:ind w:left="720"/>
-        <w:rPr>
-          <w:rFonts w:cs="Calibri"/>
-        </w:rPr>
-      </w:pPr>
-      <w:r>
-        <w:rPr>
-          <w:rFonts w:cs="Calibri"/>
-        </w:rPr>
-        <w:t>BOOK_AUTHOR (Liên kết Sách – Tác giả)</w:t>
-      </w:r>
-    </w:p>
-    <w:p>
-      <w:pPr>
-        <w:ind w:left="1080"/>
-        <w:rPr>
-          <w:rFonts w:ascii="Calibri" w:hAnsi="Calibri" w:cs="Calibri"/>
-        </w:rPr>
-      </w:pPr>
-      <w:r>
-        <w:rPr>
-          <w:rFonts w:ascii="Calibri" w:hAnsi="Calibri" w:cs="Calibri"/>
-          <w:b/>
-          <w:bCs/>
-        </w:rPr>
-        <w:t>Khái niệm:</w:t>
-      </w:r>
-      <w:r>
-        <w:rPr>
-          <w:rFonts w:ascii="Calibri" w:hAnsi="Calibri" w:cs="Calibri"/>
-        </w:rPr>
-        <w:t xml:space="preserve"> Là thực thể liên kết giữa AUTHOR và PHYSICAL_BOOK, thể hiện mối quan hệ giữa tác giả và đầu sách.</w:t>
-      </w:r>
-    </w:p>
-    <w:p>
-      <w:pPr>
-        <w:ind w:left="1080"/>
-        <w:rPr>
-          <w:rFonts w:ascii="Calibri" w:hAnsi="Calibri" w:cs="Calibri"/>
-        </w:rPr>
-      </w:pPr>
-      <w:r>
-        <w:rPr>
-          <w:rFonts w:ascii="Calibri" w:hAnsi="Calibri" w:cs="Calibri"/>
-          <w:b/>
-          <w:bCs/>
-        </w:rPr>
-        <w:t>Lý do tồn tại:</w:t>
-      </w:r>
-      <w:r>
-        <w:rPr>
-          <w:rFonts w:ascii="Calibri" w:hAnsi="Calibri" w:cs="Calibri"/>
-        </w:rPr>
-        <w:t xml:space="preserve"> Giải quyết quan hệ nhiều – nhiều (N) giữa AUTHOR và PHYSICAL_BOOK, đồng thời lưu trữ vai trò của tác giả đối với đầu sách như chủ biên, đồng tác giả hoặc dịch giả.</w:t>
-      </w:r>
-    </w:p>
-    <w:p>
-      <w:pPr>
-        <w:pStyle w:val="Heading4"/>
-        <w:ind w:left="720"/>
-        <w:rPr>
-          <w:rFonts w:cs="Calibri"/>
-        </w:rPr>
-      </w:pPr>
-      <w:r>
-        <w:rPr>
-          <w:rFonts w:cs="Calibri"/>
+        <w:drawing>
+          <wp:inline distT="0" distB="0" distL="0" distR="0" wp14:anchorId="62B3FB00" wp14:editId="2DB12B62">
+            <wp:extent cx="5943600" cy="4932680"/>
+            <wp:effectExtent l="0" t="0" r="0" b="1270"/>
+            <wp:docPr id="1" name="Graphic 1"/>
+            <wp:cNvGraphicFramePr>
+              <a:graphicFrameLocks xmlns:a="http://schemas.openxmlformats.org/drawingml/2006/main" noChangeAspect="1"/>
+            </wp:cNvGraphicFramePr>
+            <a:graphic xmlns:a="http://schemas.openxmlformats.org/drawingml/2006/main">
+              <a:graphicData uri="http://schemas.openxmlformats.org/drawingml/2006/picture">
+                <pic:pic xmlns:pic="http://schemas.openxmlformats.org/drawingml/2006/picture">
+                  <pic:nvPicPr>
+                    <pic:cNvPr id="1" name=""/>
+                    <pic:cNvPicPr/>
+                  </pic:nvPicPr>
+                  <pic:blipFill>
+                    <a:blip r:embed="rId6">
+                      <a:extLst>
+                        <a:ext uri="{96DAC541-7B7A-43D3-8B79-37D633B846F1}">
+                          <asvg:svgBlip xmlns:asvg="http://schemas.microsoft.com/office/drawing/2016/SVG/main" r:embed="rId7"/>
+                        </a:ext>
+                      </a:extLst>
+                    </a:blip>
+                    <a:stretch>
+                      <a:fillRect/>
+                    </a:stretch>
+                  </pic:blipFill>
+                  <pic:spPr>
+                    <a:xfrm>
+                      <a:off x="0" y="0"/>
+                      <a:ext cx="5943600" cy="4932680"/>
+                    </a:xfrm>
+                    <a:prstGeom prst="rect">
+                      <a:avLst/>
+                    </a:prstGeom>
+                  </pic:spPr>
+                </pic:pic>
+              </a:graphicData>
+            </a:graphic>
+          </wp:inline>
+        </w:drawing>
+      </w:r>
+    </w:p>
+    <w:p>
+      <w:pPr>
+        <w:rPr>
+          <w:lang w:val="vi-VN"/>
+        </w:rPr>
+      </w:pPr>
+    </w:p>
+    <w:p>
+      <w:pPr>
+        <w:rPr>
+          <w:b/>
+          <w:bCs/>
+        </w:rPr>
+      </w:pPr>
+      <w:r>
+        <w:rPr>
+          <w:b/>
+          <w:bCs/>
+        </w:rPr>
+        <w:t>2.3 Normalization Verification (Chứng minh chuẩn hóa 1NF -&gt; BCNF)</w:t>
+      </w:r>
+    </w:p>
+    <w:p>
+      <w:pPr>
+        <w:rPr>
+          <w:b/>
+          <w:bCs/>
+        </w:rPr>
+      </w:pPr>
+      <w:r>
+        <w:rPr>
+          <w:b/>
+          <w:bCs/>
+        </w:rPr>
+        <w:t xml:space="preserve">Quá trình chuẩn hóa dữ liệu đảm bảo loại bỏ hiện tượng dư thừa dữ liệu (Data Redundancy) và ngăn ngừa các bất thường khi thao tác dữ liệu (Insertion, Deletion, Update Anomalies). Dưới đây là chứng minh chi tiết cho từng thực thể trong hệ thống. </w:t>
+      </w:r>
+    </w:p>
+    <w:p>
+      <w:pPr>
+        <w:rPr>
+          <w:b/>
+          <w:bCs/>
+        </w:rPr>
+      </w:pPr>
+      <w:r>
+        <w:rPr>
+          <w:b/>
+          <w:bCs/>
+        </w:rPr>
+        <w:t>2.3.1 Các Phụ thuộc hàm cốt lõi trong Hệ thống (Core Functional Dependencies)</w:t>
+      </w:r>
+    </w:p>
+    <w:p>
+      <w:pPr>
+        <w:rPr>
+          <w:b/>
+          <w:bCs/>
+        </w:rPr>
+      </w:pPr>
+      <w:r>
+        <w:rPr>
+          <w:b/>
+          <w:bCs/>
+        </w:rPr>
+        <w:t xml:space="preserve">Dựa trên các quy tắc nghiệp vụ (BR-01 đến BR-08), tập hợp các Phụ thuộc hàm (FD) của từng thực thể được xác định như sau: </w:t>
+      </w:r>
+    </w:p>
+    <w:p>
+      <w:pPr>
+        <w:numPr>
+          <w:ilvl w:val="0"/>
+          <w:numId w:val="35"/>
+        </w:numPr>
+        <w:rPr>
+          <w:b/>
+          <w:bCs/>
+        </w:rPr>
+      </w:pPr>
+      <w:r>
+        <w:rPr>
+          <w:b/>
+          <w:bCs/>
+        </w:rPr>
+        <w:t>PERSON:</w:t>
+      </w:r>
+    </w:p>
+    <w:p>
+      <w:pPr>
+        <w:numPr>
+          <w:ilvl w:val="1"/>
+          <w:numId w:val="35"/>
+        </w:numPr>
+        <w:rPr>
+          <w:b/>
+          <w:bCs/>
+        </w:rPr>
+      </w:pPr>
+      <w:r>
+        <w:rPr>
+          <w:b/>
+          <w:bCs/>
+        </w:rPr>
+        <w:t xml:space="preserve">FD1: person_id -&gt; first_name, last_name, email, phone_number, created_at </w:t>
+      </w:r>
+    </w:p>
+    <w:p>
+      <w:pPr>
+        <w:numPr>
+          <w:ilvl w:val="1"/>
+          <w:numId w:val="35"/>
+        </w:numPr>
+        <w:rPr>
+          <w:b/>
+          <w:bCs/>
+        </w:rPr>
+      </w:pPr>
+      <w:r>
+        <w:rPr>
+          <w:b/>
+          <w:bCs/>
         </w:rPr>
         <w:lastRenderedPageBreak/>
-        <w:t>ITEM_AUTHOR (Liên kết Tài liệu số – Tác giả)</w:t>
-      </w:r>
-    </w:p>
-    <w:p>
-      <w:pPr>
-        <w:ind w:left="1080"/>
-        <w:rPr>
-          <w:rFonts w:ascii="Calibri" w:hAnsi="Calibri" w:cs="Calibri"/>
-        </w:rPr>
-      </w:pPr>
-      <w:r>
-        <w:rPr>
-          <w:rFonts w:ascii="Calibri" w:hAnsi="Calibri" w:cs="Calibri"/>
-          <w:b/>
-          <w:bCs/>
-        </w:rPr>
-        <w:t>Khái niệm:</w:t>
-      </w:r>
-      <w:r>
-        <w:rPr>
-          <w:rFonts w:ascii="Calibri" w:hAnsi="Calibri" w:cs="Calibri"/>
-        </w:rPr>
-        <w:t xml:space="preserve"> Là thực thể liên kết giữa AUTHOR và DIGITAL_ITEM, thể hiện sự đóng góp của tác giả vào một tài liệu số.</w:t>
-      </w:r>
-    </w:p>
-    <w:p>
-      <w:pPr>
-        <w:ind w:left="1080"/>
-        <w:rPr>
-          <w:rFonts w:ascii="Calibri" w:hAnsi="Calibri" w:cs="Calibri"/>
-        </w:rPr>
-      </w:pPr>
-      <w:r>
-        <w:rPr>
-          <w:rFonts w:ascii="Calibri" w:hAnsi="Calibri" w:cs="Calibri"/>
-          <w:b/>
-          <w:bCs/>
-        </w:rPr>
-        <w:t>Lý do tồn tại:</w:t>
-      </w:r>
-      <w:r>
-        <w:rPr>
-          <w:rFonts w:ascii="Calibri" w:hAnsi="Calibri" w:cs="Calibri"/>
-        </w:rPr>
-        <w:t xml:space="preserve"> Giải quyết quan hệ nhiều – nhiều (N) và lưu trữ các thông tin liên quan như thứ tự tác giả hoặc vai trò của tác giả trong tài liệu.</w:t>
-      </w:r>
-    </w:p>
-    <w:p>
-      <w:pPr>
-        <w:pStyle w:val="Heading4"/>
-        <w:ind w:left="720"/>
-        <w:rPr>
-          <w:rFonts w:cs="Calibri"/>
-        </w:rPr>
-      </w:pPr>
-      <w:r>
-        <w:rPr>
-          <w:rFonts w:cs="Calibri"/>
-        </w:rPr>
-        <w:t>CATEGORY (Danh mục/Chủ đề)</w:t>
-      </w:r>
-    </w:p>
-    <w:p>
-      <w:pPr>
-        <w:ind w:left="1080"/>
-        <w:rPr>
-          <w:rFonts w:ascii="Calibri" w:hAnsi="Calibri" w:cs="Calibri"/>
-        </w:rPr>
-      </w:pPr>
-      <w:r>
-        <w:rPr>
-          <w:rFonts w:ascii="Calibri" w:hAnsi="Calibri" w:cs="Calibri"/>
-          <w:b/>
-          <w:bCs/>
-        </w:rPr>
-        <w:t>Khái niệm:</w:t>
-      </w:r>
-      <w:r>
-        <w:rPr>
-          <w:rFonts w:ascii="Calibri" w:hAnsi="Calibri" w:cs="Calibri"/>
-        </w:rPr>
-        <w:t xml:space="preserve"> Là thực thể đại diện cho một lĩnh vực tri thức hoặc chủ đề chuyên môn dùng để phân loại tài liệu.</w:t>
-      </w:r>
-    </w:p>
-    <w:p>
-      <w:pPr>
-        <w:ind w:left="1080"/>
-        <w:rPr>
-          <w:rFonts w:ascii="Calibri" w:hAnsi="Calibri" w:cs="Calibri"/>
-        </w:rPr>
-      </w:pPr>
-      <w:r>
-        <w:rPr>
-          <w:rFonts w:ascii="Calibri" w:hAnsi="Calibri" w:cs="Calibri"/>
-          <w:b/>
-          <w:bCs/>
-        </w:rPr>
-        <w:t>Lý do tồn tại:</w:t>
-      </w:r>
-      <w:r>
-        <w:rPr>
-          <w:rFonts w:ascii="Calibri" w:hAnsi="Calibri" w:cs="Calibri"/>
-        </w:rPr>
-        <w:t xml:space="preserve"> Hỗ trợ việc phân loại, tìm kiếm và duyệt tài liệu theo ngành học hoặc lĩnh vực nghiên cứu.</w:t>
-      </w:r>
-    </w:p>
-    <w:p>
-      <w:pPr>
-        <w:pStyle w:val="Heading4"/>
-        <w:ind w:left="720"/>
-        <w:rPr>
-          <w:rFonts w:cs="Calibri"/>
-        </w:rPr>
-      </w:pPr>
-      <w:r>
-        <w:rPr>
-          <w:rFonts w:cs="Calibri"/>
-        </w:rPr>
-        <w:t>ITEM_CATEGORY (Liên kết Tài liệu – Danh mục)</w:t>
-      </w:r>
-    </w:p>
-    <w:p>
-      <w:pPr>
-        <w:ind w:left="1080"/>
-        <w:rPr>
-          <w:rFonts w:ascii="Calibri" w:hAnsi="Calibri" w:cs="Calibri"/>
-        </w:rPr>
-      </w:pPr>
-      <w:r>
-        <w:rPr>
-          <w:rFonts w:ascii="Calibri" w:hAnsi="Calibri" w:cs="Calibri"/>
-          <w:b/>
-          <w:bCs/>
-        </w:rPr>
-        <w:t>Khái niệm:</w:t>
-      </w:r>
-      <w:r>
-        <w:rPr>
-          <w:rFonts w:ascii="Calibri" w:hAnsi="Calibri" w:cs="Calibri"/>
-        </w:rPr>
-        <w:t xml:space="preserve"> Là thực thể liên kết giữa DIGITAL_ITEM và CATEGORY, thể hiện các chủ đề mà một tài liệu số thuộc về.</w:t>
-      </w:r>
-    </w:p>
-    <w:p>
-      <w:pPr>
-        <w:ind w:left="1080"/>
-        <w:rPr>
-          <w:rFonts w:ascii="Calibri" w:hAnsi="Calibri" w:cs="Calibri"/>
-        </w:rPr>
-      </w:pPr>
-      <w:r>
-        <w:rPr>
-          <w:rFonts w:ascii="Calibri" w:hAnsi="Calibri" w:cs="Calibri"/>
-          <w:b/>
-          <w:bCs/>
-        </w:rPr>
-        <w:t>Lý do tồn tại:</w:t>
-      </w:r>
-      <w:r>
-        <w:rPr>
-          <w:rFonts w:ascii="Calibri" w:hAnsi="Calibri" w:cs="Calibri"/>
-        </w:rPr>
-        <w:t xml:space="preserve"> Giải quyết quan hệ nhiều – nhiều (N), cho phép một tài liệu số thuộc nhiều danh mục hoặc một danh mục chứa nhiều tài liệu khác nhau.</w:t>
-      </w:r>
-    </w:p>
-    <w:p>
-      <w:pPr>
-        <w:rPr>
-          <w:rFonts w:ascii="Calibri" w:hAnsi="Calibri" w:cs="Calibri"/>
-        </w:rPr>
-      </w:pPr>
+        <w:t xml:space="preserve">FD2: email -&gt; person_id, first_name, last_name, phone_number, created_at (Do email là Unique) </w:t>
+      </w:r>
+    </w:p>
+    <w:p>
+      <w:pPr>
+        <w:numPr>
+          <w:ilvl w:val="0"/>
+          <w:numId w:val="35"/>
+        </w:numPr>
+        <w:rPr>
+          <w:b/>
+          <w:bCs/>
+        </w:rPr>
+      </w:pPr>
+      <w:r>
+        <w:rPr>
+          <w:b/>
+          <w:bCs/>
+        </w:rPr>
+        <w:t>MEMBER:</w:t>
+      </w:r>
+    </w:p>
+    <w:p>
+      <w:pPr>
+        <w:numPr>
+          <w:ilvl w:val="1"/>
+          <w:numId w:val="35"/>
+        </w:numPr>
+        <w:rPr>
+          <w:b/>
+          <w:bCs/>
+        </w:rPr>
+      </w:pPr>
+      <w:r>
+        <w:rPr>
+          <w:b/>
+          <w:bCs/>
+        </w:rPr>
+        <w:t xml:space="preserve">FD1: person_id -&gt; member_code, membership_status, max_borrow_limit, expiry_date </w:t>
+      </w:r>
+    </w:p>
+    <w:p>
+      <w:pPr>
+        <w:numPr>
+          <w:ilvl w:val="1"/>
+          <w:numId w:val="35"/>
+        </w:numPr>
+        <w:rPr>
+          <w:b/>
+          <w:bCs/>
+        </w:rPr>
+      </w:pPr>
+      <w:r>
+        <w:rPr>
+          <w:b/>
+          <w:bCs/>
+        </w:rPr>
+        <w:t xml:space="preserve">FD2: member_code -&gt; person_id, membership_status, max_borrow_limit, expiry_date </w:t>
+      </w:r>
+    </w:p>
+    <w:p>
+      <w:pPr>
+        <w:numPr>
+          <w:ilvl w:val="0"/>
+          <w:numId w:val="35"/>
+        </w:numPr>
+        <w:rPr>
+          <w:b/>
+          <w:bCs/>
+        </w:rPr>
+      </w:pPr>
+      <w:r>
+        <w:rPr>
+          <w:b/>
+          <w:bCs/>
+        </w:rPr>
+        <w:t>AUTHOR:</w:t>
+      </w:r>
+    </w:p>
+    <w:p>
+      <w:pPr>
+        <w:numPr>
+          <w:ilvl w:val="1"/>
+          <w:numId w:val="35"/>
+        </w:numPr>
+        <w:rPr>
+          <w:b/>
+          <w:bCs/>
+        </w:rPr>
+      </w:pPr>
+      <w:r>
+        <w:rPr>
+          <w:b/>
+          <w:bCs/>
+        </w:rPr>
+        <w:t xml:space="preserve">FD1: person_id -&gt; author_code, affiliation, orcid, bio </w:t>
+      </w:r>
+    </w:p>
+    <w:p>
+      <w:pPr>
+        <w:numPr>
+          <w:ilvl w:val="1"/>
+          <w:numId w:val="35"/>
+        </w:numPr>
+        <w:rPr>
+          <w:b/>
+          <w:bCs/>
+        </w:rPr>
+      </w:pPr>
+      <w:r>
+        <w:rPr>
+          <w:b/>
+          <w:bCs/>
+        </w:rPr>
+        <w:t xml:space="preserve">FD2: orcid -&gt; person_id, author_code, affiliation, bio </w:t>
+      </w:r>
+    </w:p>
+    <w:p>
+      <w:pPr>
+        <w:numPr>
+          <w:ilvl w:val="0"/>
+          <w:numId w:val="35"/>
+        </w:numPr>
+        <w:rPr>
+          <w:b/>
+          <w:bCs/>
+        </w:rPr>
+      </w:pPr>
+      <w:r>
+        <w:rPr>
+          <w:b/>
+          <w:bCs/>
+        </w:rPr>
+        <w:t>PHYSICAL_BOOK:</w:t>
+      </w:r>
+    </w:p>
+    <w:p>
+      <w:pPr>
+        <w:numPr>
+          <w:ilvl w:val="1"/>
+          <w:numId w:val="35"/>
+        </w:numPr>
+        <w:rPr>
+          <w:b/>
+          <w:bCs/>
+        </w:rPr>
+      </w:pPr>
+      <w:r>
+        <w:rPr>
+          <w:b/>
+          <w:bCs/>
+        </w:rPr>
+        <w:t xml:space="preserve">FD1: book_id -&gt; title, isbn, publisher, publication_year </w:t>
+      </w:r>
+    </w:p>
+    <w:p>
+      <w:pPr>
+        <w:numPr>
+          <w:ilvl w:val="1"/>
+          <w:numId w:val="35"/>
+        </w:numPr>
+        <w:rPr>
+          <w:b/>
+          <w:bCs/>
+        </w:rPr>
+      </w:pPr>
+      <w:r>
+        <w:rPr>
+          <w:b/>
+          <w:bCs/>
+        </w:rPr>
+        <w:t xml:space="preserve">FD2: isbn -&gt; book_id, title, publisher, publication_year </w:t>
+      </w:r>
+    </w:p>
+    <w:p>
+      <w:pPr>
+        <w:numPr>
+          <w:ilvl w:val="0"/>
+          <w:numId w:val="35"/>
+        </w:numPr>
+        <w:rPr>
+          <w:b/>
+          <w:bCs/>
+        </w:rPr>
+      </w:pPr>
+      <w:r>
+        <w:rPr>
+          <w:b/>
+          <w:bCs/>
+        </w:rPr>
+        <w:t>BOOK_COPY:</w:t>
+      </w:r>
+    </w:p>
+    <w:p>
+      <w:pPr>
+        <w:numPr>
+          <w:ilvl w:val="1"/>
+          <w:numId w:val="35"/>
+        </w:numPr>
+        <w:rPr>
+          <w:b/>
+          <w:bCs/>
+        </w:rPr>
+      </w:pPr>
+      <w:r>
+        <w:rPr>
+          <w:b/>
+          <w:bCs/>
+        </w:rPr>
+        <w:t xml:space="preserve">FD1: copy_id -&gt; barcode, copy_status, shelf_location, book_id </w:t>
+      </w:r>
+    </w:p>
+    <w:p>
+      <w:pPr>
+        <w:numPr>
+          <w:ilvl w:val="1"/>
+          <w:numId w:val="35"/>
+        </w:numPr>
+        <w:rPr>
+          <w:b/>
+          <w:bCs/>
+        </w:rPr>
+      </w:pPr>
+      <w:r>
+        <w:rPr>
+          <w:b/>
+          <w:bCs/>
+        </w:rPr>
+        <w:t xml:space="preserve">FD2: barcode -&gt; copy_id, copy_status, shelf_location, book_id </w:t>
+      </w:r>
+    </w:p>
+    <w:p>
+      <w:pPr>
+        <w:numPr>
+          <w:ilvl w:val="0"/>
+          <w:numId w:val="35"/>
+        </w:numPr>
+        <w:rPr>
+          <w:b/>
+          <w:bCs/>
+        </w:rPr>
+      </w:pPr>
+      <w:r>
+        <w:rPr>
+          <w:b/>
+          <w:bCs/>
+        </w:rPr>
+        <w:t>BORROW_TRANSACTION:</w:t>
+      </w:r>
+    </w:p>
+    <w:p>
+      <w:pPr>
+        <w:numPr>
+          <w:ilvl w:val="1"/>
+          <w:numId w:val="35"/>
+        </w:numPr>
+        <w:rPr>
+          <w:b/>
+          <w:bCs/>
+        </w:rPr>
+      </w:pPr>
+      <w:r>
+        <w:rPr>
+          <w:b/>
+          <w:bCs/>
+        </w:rPr>
+        <w:t xml:space="preserve">FD1: transaction_id -&gt; borrow_date, due_date, return_date, member_id, copy_id </w:t>
+      </w:r>
+    </w:p>
+    <w:p>
+      <w:pPr>
+        <w:numPr>
+          <w:ilvl w:val="0"/>
+          <w:numId w:val="35"/>
+        </w:numPr>
+        <w:rPr>
+          <w:b/>
+          <w:bCs/>
+        </w:rPr>
+      </w:pPr>
+      <w:r>
+        <w:rPr>
+          <w:b/>
+          <w:bCs/>
+        </w:rPr>
+        <w:t>FINE:</w:t>
+      </w:r>
+    </w:p>
+    <w:p>
+      <w:pPr>
+        <w:numPr>
+          <w:ilvl w:val="1"/>
+          <w:numId w:val="35"/>
+        </w:numPr>
+        <w:rPr>
+          <w:b/>
+          <w:bCs/>
+        </w:rPr>
+      </w:pPr>
+      <w:r>
+        <w:rPr>
+          <w:b/>
+          <w:bCs/>
+        </w:rPr>
+        <w:t xml:space="preserve">FD1: fine_id -&gt; fine_amount, fine_reason, fine_status, payment_date, transaction_id </w:t>
+      </w:r>
+    </w:p>
+    <w:p>
+      <w:pPr>
+        <w:numPr>
+          <w:ilvl w:val="1"/>
+          <w:numId w:val="35"/>
+        </w:numPr>
+        <w:rPr>
+          <w:b/>
+          <w:bCs/>
+        </w:rPr>
+      </w:pPr>
+      <w:r>
+        <w:rPr>
+          <w:b/>
+          <w:bCs/>
+        </w:rPr>
+        <w:t xml:space="preserve">FD2: transaction_id -&gt; fine_id, fine_amount, fine_reason, fine_status, payment_date (Do quan hệ </w:t>
+      </w:r>
+      <w:proofErr w:type="gramStart"/>
+      <w:r>
+        <w:rPr>
+          <w:b/>
+          <w:bCs/>
+        </w:rPr>
+        <w:t>1:0..</w:t>
+      </w:r>
+      <w:proofErr w:type="gramEnd"/>
+      <w:r>
+        <w:rPr>
+          <w:b/>
+          <w:bCs/>
+        </w:rPr>
+        <w:t xml:space="preserve">1) </w:t>
+      </w:r>
+    </w:p>
+    <w:p>
+      <w:pPr>
+        <w:numPr>
+          <w:ilvl w:val="0"/>
+          <w:numId w:val="35"/>
+        </w:numPr>
+        <w:rPr>
+          <w:b/>
+          <w:bCs/>
+        </w:rPr>
+      </w:pPr>
+      <w:r>
+        <w:rPr>
+          <w:b/>
+          <w:bCs/>
+        </w:rPr>
+        <w:t>DIGITAL_ITEM:</w:t>
+      </w:r>
+    </w:p>
+    <w:p>
+      <w:pPr>
+        <w:numPr>
+          <w:ilvl w:val="1"/>
+          <w:numId w:val="35"/>
+        </w:numPr>
+        <w:rPr>
+          <w:b/>
+          <w:bCs/>
+        </w:rPr>
+      </w:pPr>
+      <w:r>
+        <w:rPr>
+          <w:b/>
+          <w:bCs/>
+        </w:rPr>
+        <w:t xml:space="preserve">FD1: item_id -&gt; title, abstract, doi, file_path, file_format, access_level, embargo_end_date, license_id </w:t>
+      </w:r>
+    </w:p>
+    <w:p>
+      <w:pPr>
+        <w:numPr>
+          <w:ilvl w:val="1"/>
+          <w:numId w:val="35"/>
+        </w:numPr>
+        <w:rPr>
+          <w:b/>
+          <w:bCs/>
+        </w:rPr>
+      </w:pPr>
+      <w:r>
+        <w:rPr>
+          <w:b/>
+          <w:bCs/>
+        </w:rPr>
+        <w:lastRenderedPageBreak/>
+        <w:t xml:space="preserve">FD2: doi -&gt; item_id, title, abstract, file_path, file_format, access_level, embargo_end_date, license_id </w:t>
+      </w:r>
+    </w:p>
+    <w:p>
+      <w:pPr>
+        <w:numPr>
+          <w:ilvl w:val="0"/>
+          <w:numId w:val="35"/>
+        </w:numPr>
+        <w:rPr>
+          <w:b/>
+          <w:bCs/>
+        </w:rPr>
+      </w:pPr>
+      <w:r>
+        <w:rPr>
+          <w:b/>
+          <w:bCs/>
+        </w:rPr>
+        <w:t>LICENSE &amp; CATEGORY:</w:t>
+      </w:r>
+    </w:p>
+    <w:p>
+      <w:pPr>
+        <w:numPr>
+          <w:ilvl w:val="1"/>
+          <w:numId w:val="35"/>
+        </w:numPr>
+        <w:rPr>
+          <w:b/>
+          <w:bCs/>
+        </w:rPr>
+      </w:pPr>
+      <w:r>
+        <w:rPr>
+          <w:b/>
+          <w:bCs/>
+        </w:rPr>
+        <w:t xml:space="preserve">FD1: license_id -&gt; license_name, license_code, terms_description </w:t>
+      </w:r>
+    </w:p>
+    <w:p>
+      <w:pPr>
+        <w:numPr>
+          <w:ilvl w:val="1"/>
+          <w:numId w:val="35"/>
+        </w:numPr>
+        <w:rPr>
+          <w:b/>
+          <w:bCs/>
+        </w:rPr>
+      </w:pPr>
+      <w:r>
+        <w:rPr>
+          <w:b/>
+          <w:bCs/>
+        </w:rPr>
+        <w:t xml:space="preserve">FD1: category_id -&gt; category_name, description </w:t>
+      </w:r>
+    </w:p>
+    <w:p>
+      <w:pPr>
+        <w:numPr>
+          <w:ilvl w:val="0"/>
+          <w:numId w:val="35"/>
+        </w:numPr>
+        <w:rPr>
+          <w:b/>
+          <w:bCs/>
+        </w:rPr>
+      </w:pPr>
+      <w:r>
+        <w:rPr>
+          <w:b/>
+          <w:bCs/>
+        </w:rPr>
+        <w:t>ASSOCIATIVE ENTITIES (BOOK_AUTHOR, ITEM_AUTHOR, ITEM_CATEGORY):</w:t>
+      </w:r>
+    </w:p>
+    <w:p>
+      <w:pPr>
+        <w:numPr>
+          <w:ilvl w:val="1"/>
+          <w:numId w:val="35"/>
+        </w:numPr>
+        <w:rPr>
+          <w:b/>
+          <w:bCs/>
+        </w:rPr>
+      </w:pPr>
+      <w:r>
+        <w:rPr>
+          <w:b/>
+          <w:bCs/>
+        </w:rPr>
+        <w:t xml:space="preserve">(book_id, author_id) -&gt; author_role </w:t>
+      </w:r>
+    </w:p>
+    <w:p>
+      <w:pPr>
+        <w:numPr>
+          <w:ilvl w:val="1"/>
+          <w:numId w:val="35"/>
+        </w:numPr>
+        <w:rPr>
+          <w:b/>
+          <w:bCs/>
+        </w:rPr>
+      </w:pPr>
+      <w:r>
+        <w:rPr>
+          <w:b/>
+          <w:bCs/>
+        </w:rPr>
+        <w:t xml:space="preserve">(item_id, author_id) -&gt; author_order, author_role </w:t>
+      </w:r>
+    </w:p>
+    <w:p>
+      <w:pPr>
+        <w:numPr>
+          <w:ilvl w:val="1"/>
+          <w:numId w:val="35"/>
+        </w:numPr>
+        <w:rPr>
+          <w:b/>
+          <w:bCs/>
+        </w:rPr>
+      </w:pPr>
+      <w:r>
+        <w:rPr>
+          <w:b/>
+          <w:bCs/>
+        </w:rPr>
+        <w:t xml:space="preserve">(item_id, category_id) -&gt; Rong (Chỉ chứa thuộc tính khóa) </w:t>
+      </w:r>
+    </w:p>
+    <w:p>
+      <w:pPr>
+        <w:rPr>
+          <w:b/>
+          <w:bCs/>
+        </w:rPr>
+      </w:pPr>
+      <w:r>
+        <w:rPr>
+          <w:b/>
+          <w:bCs/>
+        </w:rPr>
+        <w:t>2.3.2 Quy trình Chứng minh Các Dạng Chuẩn (Normalization Steps)</w:t>
+      </w:r>
+    </w:p>
+    <w:p>
+      <w:pPr>
+        <w:numPr>
+          <w:ilvl w:val="0"/>
+          <w:numId w:val="36"/>
+        </w:numPr>
+        <w:rPr>
+          <w:b/>
+          <w:bCs/>
+        </w:rPr>
+      </w:pPr>
+      <w:r>
+        <w:rPr>
+          <w:b/>
+          <w:bCs/>
+        </w:rPr>
+        <w:t>Dạng chuẩn 1 (First Normal Form - 1NF)</w:t>
+      </w:r>
+    </w:p>
+    <w:p>
+      <w:pPr>
+        <w:numPr>
+          <w:ilvl w:val="1"/>
+          <w:numId w:val="36"/>
+        </w:numPr>
+        <w:rPr>
+          <w:b/>
+          <w:bCs/>
+        </w:rPr>
+      </w:pPr>
+      <w:r>
+        <w:rPr>
+          <w:b/>
+          <w:bCs/>
+        </w:rPr>
+        <w:t xml:space="preserve">Định nghĩa: Một quan hệ thuộc 1NF nếu tất cả các thuộc tính đều chứa các giá trị đơn lẻ (Atomic values) và không có tập thuộc tính lặp (Repeating groups). </w:t>
+      </w:r>
+    </w:p>
+    <w:p>
+      <w:pPr>
+        <w:numPr>
+          <w:ilvl w:val="1"/>
+          <w:numId w:val="36"/>
+        </w:numPr>
+        <w:rPr>
+          <w:b/>
+          <w:bCs/>
+        </w:rPr>
+      </w:pPr>
+      <w:r>
+        <w:rPr>
+          <w:b/>
+          <w:bCs/>
+        </w:rPr>
+        <w:t>Chứng minh:</w:t>
+      </w:r>
+    </w:p>
+    <w:p>
+      <w:pPr>
+        <w:numPr>
+          <w:ilvl w:val="2"/>
+          <w:numId w:val="36"/>
+        </w:numPr>
+        <w:rPr>
+          <w:b/>
+          <w:bCs/>
+        </w:rPr>
+      </w:pPr>
+      <w:r>
+        <w:rPr>
+          <w:b/>
+          <w:bCs/>
+        </w:rPr>
+        <w:t xml:space="preserve">Toàn bộ các thuộc tính phức hợp (Composite Attributes) đã được phân rã thành các thuộc tính đơn (Ví dụ: Họ tên người dùng được tách thành first_name và last_name thay vì lưu chung full_name). </w:t>
+      </w:r>
+    </w:p>
+    <w:p>
+      <w:pPr>
+        <w:numPr>
+          <w:ilvl w:val="2"/>
+          <w:numId w:val="36"/>
+        </w:numPr>
+        <w:rPr>
+          <w:b/>
+          <w:bCs/>
+        </w:rPr>
+      </w:pPr>
+      <w:r>
+        <w:rPr>
+          <w:b/>
+          <w:bCs/>
+        </w:rPr>
+        <w:t xml:space="preserve">Không có thuộc tính đa trị (Multi-valued Attributes) (Ví dụ: Một tài liệu số có nhiều danh mục không lưu dạng chuỗi phân cách category_ids = "1, 2, 3" trong DIGITAL_ITEM, mà được tách riêng ra bảng trung gian ITEM_CATEGORY). </w:t>
+      </w:r>
+    </w:p>
+    <w:p>
+      <w:pPr>
+        <w:numPr>
+          <w:ilvl w:val="2"/>
+          <w:numId w:val="36"/>
+        </w:numPr>
+        <w:rPr>
+          <w:b/>
+          <w:bCs/>
+        </w:rPr>
+      </w:pPr>
+      <w:r>
+        <w:rPr>
+          <w:b/>
+          <w:bCs/>
+        </w:rPr>
+        <w:t xml:space="preserve">Tất cả các trường dữ liệu đều có kiểu dữ liệu nguyên tố (INTEGER, VARCHAR, DATETIME, DECIMAL). </w:t>
+      </w:r>
+    </w:p>
+    <w:p>
+      <w:pPr>
+        <w:numPr>
+          <w:ilvl w:val="1"/>
+          <w:numId w:val="36"/>
+        </w:numPr>
+        <w:rPr>
+          <w:b/>
+          <w:bCs/>
+        </w:rPr>
+      </w:pPr>
+      <w:r>
+        <w:rPr>
+          <w:b/>
+          <w:bCs/>
+        </w:rPr>
+        <w:t xml:space="preserve">Kết luận: Tất cả các bảng trong thiết kế đều Đạt 1NF. </w:t>
+      </w:r>
+    </w:p>
+    <w:p>
+      <w:pPr>
+        <w:numPr>
+          <w:ilvl w:val="0"/>
+          <w:numId w:val="36"/>
+        </w:numPr>
+        <w:rPr>
+          <w:b/>
+          <w:bCs/>
+        </w:rPr>
+      </w:pPr>
+      <w:r>
+        <w:rPr>
+          <w:b/>
+          <w:bCs/>
+        </w:rPr>
+        <w:t>Dạng chuẩn 2 (Second Normal Form - 2NF)</w:t>
+      </w:r>
+    </w:p>
+    <w:p>
+      <w:pPr>
+        <w:numPr>
+          <w:ilvl w:val="1"/>
+          <w:numId w:val="36"/>
+        </w:numPr>
+        <w:rPr>
+          <w:b/>
+          <w:bCs/>
+        </w:rPr>
+      </w:pPr>
+      <w:r>
+        <w:rPr>
+          <w:b/>
+          <w:bCs/>
+        </w:rPr>
+        <w:t>Định nghĩa: Một quan hệ thuộc 2NF nếu nó đã đạt 1NF và không tồn tại phụ thuộc hàm một phần (Partial Dependency). Nghĩa là mọi thuộc tính không khóa (</w:t>
+      </w:r>
+      <w:proofErr w:type="gramStart"/>
+      <w:r>
+        <w:rPr>
+          <w:b/>
+          <w:bCs/>
+        </w:rPr>
+        <w:t>Non-prime</w:t>
+      </w:r>
+      <w:proofErr w:type="gramEnd"/>
+      <w:r>
+        <w:rPr>
+          <w:b/>
+          <w:bCs/>
+        </w:rPr>
+        <w:t xml:space="preserve"> attribute) phải phụ thuộc đầy đủ vào toàn bộ Khóa chính (Primary Key). </w:t>
+      </w:r>
+    </w:p>
+    <w:p>
+      <w:pPr>
+        <w:numPr>
+          <w:ilvl w:val="1"/>
+          <w:numId w:val="36"/>
+        </w:numPr>
+        <w:rPr>
+          <w:b/>
+          <w:bCs/>
+        </w:rPr>
+      </w:pPr>
+      <w:r>
+        <w:rPr>
+          <w:b/>
+          <w:bCs/>
+        </w:rPr>
+        <w:lastRenderedPageBreak/>
+        <w:t>Chứng minh:</w:t>
+      </w:r>
+    </w:p>
+    <w:p>
+      <w:pPr>
+        <w:numPr>
+          <w:ilvl w:val="2"/>
+          <w:numId w:val="36"/>
+        </w:numPr>
+        <w:rPr>
+          <w:b/>
+          <w:bCs/>
+        </w:rPr>
+      </w:pPr>
+      <w:r>
+        <w:rPr>
+          <w:b/>
+          <w:bCs/>
+        </w:rPr>
+        <w:t xml:space="preserve">Đối với các bảng có Khóa chính đơn (1 thuộc tính): PERSON, MEMBER, AUTHOR, PHYSICAL_BOOK, BOOK_COPY, BORROW_TRANSACTION, FINE, LICENSE, DIGITAL_ITEM, CATEGORY. </w:t>
+      </w:r>
+    </w:p>
+    <w:p>
+      <w:pPr>
+        <w:numPr>
+          <w:ilvl w:val="2"/>
+          <w:numId w:val="36"/>
+        </w:numPr>
+        <w:rPr>
+          <w:b/>
+          <w:bCs/>
+        </w:rPr>
+      </w:pPr>
+      <w:r>
+        <w:rPr>
+          <w:b/>
+          <w:bCs/>
+          <w:i/>
+          <w:iCs/>
+        </w:rPr>
+        <w:t>Lý thuyết:</w:t>
+      </w:r>
+      <w:r>
+        <w:rPr>
+          <w:b/>
+          <w:bCs/>
+        </w:rPr>
+        <w:t xml:space="preserve"> Do Khóa chính chỉ gồm 1 thuộc tính nên không thể tồn tại phụ thuộc hàm vào một phần của khóa. Do đó, các bảng này nghiễm nhiên đạt 2NF. </w:t>
+      </w:r>
+    </w:p>
+    <w:p>
+      <w:pPr>
+        <w:numPr>
+          <w:ilvl w:val="2"/>
+          <w:numId w:val="36"/>
+        </w:numPr>
+        <w:rPr>
+          <w:b/>
+          <w:bCs/>
+        </w:rPr>
+      </w:pPr>
+      <w:r>
+        <w:rPr>
+          <w:b/>
+          <w:bCs/>
+        </w:rPr>
+        <w:t>Đối với các bảng có Khóa chính hợp phần (Composite Primary Key):</w:t>
+      </w:r>
+    </w:p>
+    <w:p>
+      <w:pPr>
+        <w:numPr>
+          <w:ilvl w:val="3"/>
+          <w:numId w:val="36"/>
+        </w:numPr>
+        <w:rPr>
+          <w:b/>
+          <w:bCs/>
+        </w:rPr>
+      </w:pPr>
+      <w:r>
+        <w:rPr>
+          <w:b/>
+          <w:bCs/>
+        </w:rPr>
+        <w:t xml:space="preserve">BOOK_AUTHOR với PK = (book_id, author_id): Thuộc tính không khóa author_role phụ thuộc vào cả hợp phần (book_id, author_id) chứ không phụ thuộc riêng vào book_id hay author_id. </w:t>
+      </w:r>
+    </w:p>
+    <w:p>
+      <w:pPr>
+        <w:numPr>
+          <w:ilvl w:val="3"/>
+          <w:numId w:val="36"/>
+        </w:numPr>
+        <w:rPr>
+          <w:b/>
+          <w:bCs/>
+        </w:rPr>
+      </w:pPr>
+      <w:r>
+        <w:rPr>
+          <w:b/>
+          <w:bCs/>
+        </w:rPr>
+        <w:t xml:space="preserve">ITEM_AUTHOR với PK = (item_id, author_id): Các thuộc tính không khóa author_order và author_role phụ thuộc vào cả hợp phần (item_id, author_id). </w:t>
+      </w:r>
+    </w:p>
+    <w:p>
+      <w:pPr>
+        <w:numPr>
+          <w:ilvl w:val="3"/>
+          <w:numId w:val="36"/>
+        </w:numPr>
+        <w:rPr>
+          <w:b/>
+          <w:bCs/>
+        </w:rPr>
+      </w:pPr>
+      <w:r>
+        <w:rPr>
+          <w:b/>
+          <w:bCs/>
+        </w:rPr>
+        <w:t xml:space="preserve">ITEM_CATEGORY với PK = (item_id, category_id): Không có thuộc tính không khóa. </w:t>
+      </w:r>
+    </w:p>
+    <w:p>
+      <w:pPr>
+        <w:numPr>
+          <w:ilvl w:val="1"/>
+          <w:numId w:val="36"/>
+        </w:numPr>
+        <w:rPr>
+          <w:b/>
+          <w:bCs/>
+        </w:rPr>
+      </w:pPr>
+      <w:r>
+        <w:rPr>
+          <w:b/>
+          <w:bCs/>
+        </w:rPr>
+        <w:t xml:space="preserve">Kết luận: Không tồn tại phụ thuộc hàm một phần trong bất kỳ thực thể nào. Tất cả đều Đạt 2NF. </w:t>
+      </w:r>
+    </w:p>
+    <w:p>
+      <w:pPr>
+        <w:numPr>
+          <w:ilvl w:val="0"/>
+          <w:numId w:val="36"/>
+        </w:numPr>
+        <w:rPr>
+          <w:b/>
+          <w:bCs/>
+        </w:rPr>
+      </w:pPr>
+      <w:r>
+        <w:rPr>
+          <w:b/>
+          <w:bCs/>
+        </w:rPr>
+        <w:t>Dạng chuẩn 3 (Third Normal Form - 3NF)</w:t>
+      </w:r>
+    </w:p>
+    <w:p>
+      <w:pPr>
+        <w:numPr>
+          <w:ilvl w:val="1"/>
+          <w:numId w:val="36"/>
+        </w:numPr>
+        <w:rPr>
+          <w:b/>
+          <w:bCs/>
+        </w:rPr>
+      </w:pPr>
+      <w:r>
+        <w:rPr>
+          <w:b/>
+          <w:bCs/>
+        </w:rPr>
+        <w:t xml:space="preserve">Định nghĩa: Một quan hệ thuộc 3NF nếu nó đã đạt 2NF và không tồn tại phụ thuộc hàm bắc cầu (Transitive Dependency). Nghĩa là không có thuộc tính không khóa nào phụ thuộc vào một thuộc tính không khóa khác (X -&gt; Y -&gt; Z). </w:t>
+      </w:r>
+    </w:p>
+    <w:p>
+      <w:pPr>
+        <w:numPr>
+          <w:ilvl w:val="1"/>
+          <w:numId w:val="36"/>
+        </w:numPr>
+        <w:rPr>
+          <w:b/>
+          <w:bCs/>
+        </w:rPr>
+      </w:pPr>
+      <w:r>
+        <w:rPr>
+          <w:b/>
+          <w:bCs/>
+        </w:rPr>
+        <w:t>Chứng minh:</w:t>
+      </w:r>
+    </w:p>
+    <w:p>
+      <w:pPr>
+        <w:numPr>
+          <w:ilvl w:val="2"/>
+          <w:numId w:val="36"/>
+        </w:numPr>
+        <w:rPr>
+          <w:b/>
+          <w:bCs/>
+        </w:rPr>
+      </w:pPr>
+      <w:r>
+        <w:rPr>
+          <w:b/>
+          <w:bCs/>
+        </w:rPr>
+        <w:t xml:space="preserve">Xét bảng BOOK_COPY: Thuộc tính book_id là Foreign Key trỏ tới PHYSICAL_BOOK. Các thông tin của sách như title, publisher, isbn được lưu hoàn toàn ở bảng PHYSICAL_BOOK, không lưu lặp lại ở BOOK_COPY. Nhờ đó loại bỏ phụ thuộc bắc cầu copy_id -&gt; book_id -&gt; title. </w:t>
+      </w:r>
+    </w:p>
+    <w:p>
+      <w:pPr>
+        <w:numPr>
+          <w:ilvl w:val="2"/>
+          <w:numId w:val="36"/>
+        </w:numPr>
+        <w:rPr>
+          <w:b/>
+          <w:bCs/>
+        </w:rPr>
+      </w:pPr>
+      <w:r>
+        <w:rPr>
+          <w:b/>
+          <w:bCs/>
+        </w:rPr>
+        <w:lastRenderedPageBreak/>
+        <w:t xml:space="preserve">Xét bảng BORROW_TRANSACTION: Không lưu thông tin tên độc giả hay tên sách. Phụ thuộc bắc cầu transaction_id -&gt; member_id -&gt; email bị triệt tiêu do email được lưu tại PERSON. </w:t>
+      </w:r>
+    </w:p>
+    <w:p>
+      <w:pPr>
+        <w:numPr>
+          <w:ilvl w:val="2"/>
+          <w:numId w:val="36"/>
+        </w:numPr>
+        <w:rPr>
+          <w:b/>
+          <w:bCs/>
+        </w:rPr>
+      </w:pPr>
+      <w:r>
+        <w:rPr>
+          <w:b/>
+          <w:bCs/>
+        </w:rPr>
+        <w:t xml:space="preserve">Xét bảng DIGITAL_ITEM: Thuộc tính license_id là Foreign Key. Các chi tiết giấy phép (license_name, terms_description) được tách riêng ra bảng LICENSE, loại bỏ phụ thuộc bắc cầu item_id -&gt; license_id -&gt; terms_description. </w:t>
+      </w:r>
+    </w:p>
+    <w:p>
+      <w:pPr>
+        <w:numPr>
+          <w:ilvl w:val="2"/>
+          <w:numId w:val="36"/>
+        </w:numPr>
+        <w:rPr>
+          <w:b/>
+          <w:bCs/>
+        </w:rPr>
+      </w:pPr>
+      <w:r>
+        <w:rPr>
+          <w:b/>
+          <w:bCs/>
+        </w:rPr>
+        <w:t xml:space="preserve">Xét bảng FINE: Tiền phạt gắn liền với giao dịch mượn qua transaction_id. Thông tin người nợ phạt được truy vết qua BORROW_TRANSACTION -&gt; MEMBER, không lưu trực tiếp member_id ở bảng FINE. </w:t>
+      </w:r>
+    </w:p>
+    <w:p>
+      <w:pPr>
+        <w:numPr>
+          <w:ilvl w:val="1"/>
+          <w:numId w:val="36"/>
+        </w:numPr>
+        <w:rPr>
+          <w:b/>
+          <w:bCs/>
+        </w:rPr>
+      </w:pPr>
+      <w:r>
+        <w:rPr>
+          <w:b/>
+          <w:bCs/>
+        </w:rPr>
+        <w:t xml:space="preserve">Kết luận: Tất cả các thuộc tính không khóa trong mọi bảng đều phụ thuộc trực tiếp và duy nhất vào Khóa chính/Khóa ứng viên. Tất cả đều Đạt 3NF. </w:t>
+      </w:r>
+    </w:p>
+    <w:p>
+      <w:pPr>
+        <w:numPr>
+          <w:ilvl w:val="0"/>
+          <w:numId w:val="36"/>
+        </w:numPr>
+        <w:rPr>
+          <w:b/>
+          <w:bCs/>
+        </w:rPr>
+      </w:pPr>
+      <w:r>
+        <w:rPr>
+          <w:b/>
+          <w:bCs/>
+        </w:rPr>
+        <w:t>Dạng chuẩn Boyce-Codd (Boyce-Codd Normal Form - BCNF)</w:t>
+      </w:r>
+    </w:p>
+    <w:p>
+      <w:pPr>
+        <w:numPr>
+          <w:ilvl w:val="1"/>
+          <w:numId w:val="36"/>
+        </w:numPr>
+        <w:rPr>
+          <w:b/>
+          <w:bCs/>
+        </w:rPr>
+      </w:pPr>
+      <w:r>
+        <w:rPr>
+          <w:b/>
+          <w:bCs/>
+        </w:rPr>
+        <w:t xml:space="preserve">Định nghĩa: Một quan hệ thuộc BCNF nếu nó đã đạt 3NF và với mọi phụ thuộc hàm có dạng X -&gt; Y (với Y không phải tập con của X), thì X phải là một Superkey (hoặc Candidate Key). </w:t>
+      </w:r>
+    </w:p>
+    <w:p>
+      <w:pPr>
+        <w:numPr>
+          <w:ilvl w:val="1"/>
+          <w:numId w:val="36"/>
+        </w:numPr>
+        <w:rPr>
+          <w:b/>
+          <w:bCs/>
+        </w:rPr>
+      </w:pPr>
+      <w:r>
+        <w:rPr>
+          <w:b/>
+          <w:bCs/>
+        </w:rPr>
+        <w:t>Chứng minh:</w:t>
+      </w:r>
+    </w:p>
+    <w:p>
+      <w:pPr>
+        <w:numPr>
+          <w:ilvl w:val="2"/>
+          <w:numId w:val="36"/>
+        </w:numPr>
+        <w:rPr>
+          <w:b/>
+          <w:bCs/>
+        </w:rPr>
+      </w:pPr>
+      <w:r>
+        <w:rPr>
+          <w:b/>
+          <w:bCs/>
+        </w:rPr>
+        <w:t>Xét các Phụ thuộc hàm có Vế trái (X) không phải Khóa chính ban đầu:</w:t>
+      </w:r>
+    </w:p>
+    <w:p>
+      <w:pPr>
+        <w:numPr>
+          <w:ilvl w:val="3"/>
+          <w:numId w:val="36"/>
+        </w:numPr>
+        <w:rPr>
+          <w:b/>
+          <w:bCs/>
+        </w:rPr>
+      </w:pPr>
+      <w:r>
+        <w:rPr>
+          <w:b/>
+          <w:bCs/>
+        </w:rPr>
+        <w:t xml:space="preserve">Trong PERSON: FD2: email -&gt; ... =&gt; email là một Khóa ứng viên (Candidate Key / Unique constraint). </w:t>
+      </w:r>
+    </w:p>
+    <w:p>
+      <w:pPr>
+        <w:numPr>
+          <w:ilvl w:val="3"/>
+          <w:numId w:val="36"/>
+        </w:numPr>
+        <w:rPr>
+          <w:b/>
+          <w:bCs/>
+          <w:lang w:val="fr-FR"/>
+        </w:rPr>
+      </w:pPr>
+      <w:r>
+        <w:rPr>
+          <w:b/>
+          <w:bCs/>
+        </w:rPr>
+        <w:t xml:space="preserve">Trong MEMBER: FD2: member_code -&gt; ... </w:t>
+      </w:r>
+      <w:r>
+        <w:rPr>
+          <w:b/>
+          <w:bCs/>
+          <w:lang w:val="fr-FR"/>
+        </w:rPr>
+        <w:t xml:space="preserve">=&gt; member_code là Khóa ứng viên. </w:t>
+      </w:r>
+    </w:p>
+    <w:p>
+      <w:pPr>
+        <w:numPr>
+          <w:ilvl w:val="3"/>
+          <w:numId w:val="36"/>
+        </w:numPr>
+        <w:rPr>
+          <w:b/>
+          <w:bCs/>
+        </w:rPr>
+      </w:pPr>
+      <w:r>
+        <w:rPr>
+          <w:b/>
+          <w:bCs/>
+        </w:rPr>
+        <w:t xml:space="preserve">Trong AUTHOR: FD2: orcid -&gt; ... =&gt; orcid là Khóa ứng viên. </w:t>
+      </w:r>
+    </w:p>
+    <w:p>
+      <w:pPr>
+        <w:numPr>
+          <w:ilvl w:val="3"/>
+          <w:numId w:val="36"/>
+        </w:numPr>
+        <w:rPr>
+          <w:b/>
+          <w:bCs/>
+        </w:rPr>
+      </w:pPr>
+      <w:r>
+        <w:rPr>
+          <w:b/>
+          <w:bCs/>
+        </w:rPr>
+        <w:t xml:space="preserve">Trong PHYSICAL_BOOK: FD2: isbn -&gt; ... =&gt; isbn là Khóa ứng viên. </w:t>
+      </w:r>
+    </w:p>
+    <w:p>
+      <w:pPr>
+        <w:numPr>
+          <w:ilvl w:val="3"/>
+          <w:numId w:val="36"/>
+        </w:numPr>
+        <w:rPr>
+          <w:b/>
+          <w:bCs/>
+          <w:lang w:val="fr-FR"/>
+        </w:rPr>
+      </w:pPr>
+      <w:r>
+        <w:rPr>
+          <w:b/>
+          <w:bCs/>
+        </w:rPr>
+        <w:t xml:space="preserve">Trong BOOK_COPY: FD2: barcode -&gt; ... </w:t>
+      </w:r>
+      <w:r>
+        <w:rPr>
+          <w:b/>
+          <w:bCs/>
+          <w:lang w:val="fr-FR"/>
+        </w:rPr>
+        <w:t xml:space="preserve">=&gt; barcode là Khóa ứng viên. </w:t>
+      </w:r>
+    </w:p>
+    <w:p>
+      <w:pPr>
+        <w:numPr>
+          <w:ilvl w:val="3"/>
+          <w:numId w:val="36"/>
+        </w:numPr>
+        <w:rPr>
+          <w:b/>
+          <w:bCs/>
+        </w:rPr>
+      </w:pPr>
+      <w:r>
+        <w:rPr>
+          <w:b/>
+          <w:bCs/>
+        </w:rPr>
+        <w:t xml:space="preserve">Trong FINE: FD2: transaction_id -&gt; ... =&gt; transaction_id là Khóa ứng viên (do quan hệ </w:t>
+      </w:r>
+      <w:proofErr w:type="gramStart"/>
+      <w:r>
+        <w:rPr>
+          <w:b/>
+          <w:bCs/>
+        </w:rPr>
+        <w:t>1:0..</w:t>
+      </w:r>
+      <w:proofErr w:type="gramEnd"/>
+      <w:r>
+        <w:rPr>
+          <w:b/>
+          <w:bCs/>
+        </w:rPr>
+        <w:t xml:space="preserve">1). </w:t>
+      </w:r>
+    </w:p>
+    <w:p>
+      <w:pPr>
+        <w:numPr>
+          <w:ilvl w:val="3"/>
+          <w:numId w:val="36"/>
+        </w:numPr>
+        <w:rPr>
+          <w:b/>
+          <w:bCs/>
+          <w:lang w:val="fr-FR"/>
+        </w:rPr>
+      </w:pPr>
+      <w:r>
+        <w:rPr>
+          <w:b/>
+          <w:bCs/>
+        </w:rPr>
+        <w:lastRenderedPageBreak/>
+        <w:t xml:space="preserve">Trong DIGITAL_ITEM: FD2: doi -&gt; ... </w:t>
+      </w:r>
+      <w:r>
+        <w:rPr>
+          <w:b/>
+          <w:bCs/>
+          <w:lang w:val="fr-FR"/>
+        </w:rPr>
+        <w:t xml:space="preserve">=&gt; doi là Khóa ứng viên. </w:t>
+      </w:r>
+    </w:p>
+    <w:p>
+      <w:pPr>
+        <w:numPr>
+          <w:ilvl w:val="2"/>
+          <w:numId w:val="36"/>
+        </w:numPr>
+        <w:rPr>
+          <w:b/>
+          <w:bCs/>
+          <w:lang w:val="fr-FR"/>
+        </w:rPr>
+      </w:pPr>
+      <w:r>
+        <w:rPr>
+          <w:b/>
+          <w:bCs/>
+          <w:lang w:val="fr-FR"/>
+        </w:rPr>
+        <w:t xml:space="preserve">Vì tất cả các vế trái (X) của toàn bộ tập Phụ thuộc hàm trong hệ thống đều là Khóa chính (Primary Key) hoặc Khóa ứng viên (Candidate Key), nên thiết kế không vi phạm bất kỳ điều kiện BCNF nào. </w:t>
+      </w:r>
+    </w:p>
+    <w:p>
+      <w:pPr>
+        <w:numPr>
+          <w:ilvl w:val="1"/>
+          <w:numId w:val="36"/>
+        </w:numPr>
+        <w:rPr>
+          <w:b/>
+          <w:bCs/>
+          <w:lang w:val="fr-FR"/>
+        </w:rPr>
+      </w:pPr>
+      <w:r>
+        <w:rPr>
+          <w:b/>
+          <w:bCs/>
+          <w:lang w:val="fr-FR"/>
+        </w:rPr>
+        <w:t xml:space="preserve">Kết </w:t>
+      </w:r>
+      <w:proofErr w:type="gramStart"/>
+      <w:r>
+        <w:rPr>
+          <w:b/>
+          <w:bCs/>
+          <w:lang w:val="fr-FR"/>
+        </w:rPr>
+        <w:t>luận:</w:t>
+      </w:r>
+      <w:proofErr w:type="gramEnd"/>
+      <w:r>
+        <w:rPr>
+          <w:b/>
+          <w:bCs/>
+          <w:lang w:val="fr-FR"/>
+        </w:rPr>
+        <w:t xml:space="preserve"> Toàn bộ cơ sở dữ liệu Đạt dạng chuẩn BCNF. </w:t>
+      </w:r>
+    </w:p>
+    <w:p>
+      <w:pPr>
+        <w:rPr>
+          <w:lang w:val="fr-FR"/>
+        </w:rPr>
+      </w:pPr>
+    </w:p>
+    <w:p>
+      <w:pPr>
+        <w:rPr>
+          <w:rFonts w:ascii="Calibri" w:hAnsi="Calibri" w:cs="Calibri"/>
+          <w:lang w:val="vi-VN"/>
+        </w:rPr>
+      </w:pPr>
+      <w:r>
+        <w:rPr>
+          <w:rFonts w:ascii="Calibri" w:hAnsi="Calibri" w:cs="Calibri"/>
+          <w:lang w:val="vi-VN"/>
+        </w:rPr>
+        <w:softHyphen/>
+      </w:r>
+      <w:r>
+        <w:rPr>
+          <w:rFonts w:ascii="Calibri" w:hAnsi="Calibri" w:cs="Calibri"/>
+          <w:lang w:val="vi-VN"/>
+        </w:rPr>
+        <w:softHyphen/>
+      </w:r>
+      <w:r>
+        <w:rPr>
+          <w:rFonts w:ascii="Calibri" w:hAnsi="Calibri" w:cs="Calibri"/>
+          <w:lang w:val="vi-VN"/>
+        </w:rPr>
+        <w:softHyphen/>
+      </w:r>
+      <w:r>
+        <w:rPr>
+          <w:rFonts w:ascii="Calibri" w:hAnsi="Calibri" w:cs="Calibri"/>
+          <w:lang w:val="vi-VN"/>
+        </w:rPr>
+        <w:softHyphen/>
+      </w:r>
+      <w:r>
+        <w:rPr>
+          <w:rFonts w:ascii="Calibri" w:hAnsi="Calibri" w:cs="Calibri"/>
+          <w:lang w:val="vi-VN"/>
+        </w:rPr>
+        <w:softHyphen/>
+      </w:r>
+      <w:r>
+        <w:rPr>
+          <w:rFonts w:ascii="Calibri" w:hAnsi="Calibri" w:cs="Calibri"/>
+          <w:lang w:val="vi-VN"/>
+        </w:rPr>
+        <w:softHyphen/>
+      </w:r>
+      <w:r>
+        <w:rPr>
+          <w:rFonts w:ascii="Calibri" w:hAnsi="Calibri" w:cs="Calibri"/>
+          <w:lang w:val="vi-VN"/>
+        </w:rPr>
+        <w:softHyphen/>
+      </w:r>
     </w:p>
     <w:p>
       <w:pPr>
@@ -3864,265 +10492,164 @@
           <w:lang w:val="vi-VN"/>
         </w:rPr>
       </w:pPr>
-      <w:bookmarkStart w:id="15" w:name="_Toc238632125"/>
+      <w:bookmarkStart w:id="15" w:name="_Toc238632129"/>
       <w:r>
         <w:rPr>
           <w:rFonts w:cs="Calibri"/>
           <w:lang w:val="vi-VN"/>
         </w:rPr>
-        <w:t>2. Database Design (ISO/IEC 19505 / IE Standards)</w:t>
+        <w:t>3. Data Dictionary (Adapted from ISO/IEC 11179)</w:t>
       </w:r>
       <w:bookmarkEnd w:id="15"/>
     </w:p>
     <w:p>
       <w:pPr>
-        <w:pStyle w:val="Heading2"/>
+        <w:rPr>
+          <w:rFonts w:ascii="Calibri" w:hAnsi="Calibri" w:cs="Calibri"/>
+          <w:lang w:val="vi-VN"/>
+        </w:rPr>
+      </w:pPr>
+      <w:r>
+        <w:rPr>
+          <w:rFonts w:ascii="Calibri" w:hAnsi="Calibri" w:cs="Calibri"/>
+          <w:lang w:val="vi-VN"/>
+        </w:rPr>
+        <w:t xml:space="preserve">   [Tables and attribute metadata]</w:t>
+      </w:r>
+    </w:p>
+    <w:p>
+      <w:pPr>
+        <w:pStyle w:val="Heading1"/>
         <w:rPr>
           <w:rFonts w:cs="Calibri"/>
           <w:lang w:val="vi-VN"/>
         </w:rPr>
       </w:pPr>
+      <w:bookmarkStart w:id="16" w:name="_Toc238632130"/>
       <w:r>
         <w:rPr>
           <w:rFonts w:cs="Calibri"/>
           <w:lang w:val="vi-VN"/>
         </w:rPr>
-        <w:t xml:space="preserve">   </w:t>
-      </w:r>
-      <w:bookmarkStart w:id="16" w:name="_Toc238632126"/>
-      <w:r>
+        <w:t>4. Database Implementation (SQL Style Guide Compliant)</w:t>
+      </w:r>
+      <w:bookmarkEnd w:id="16"/>
+    </w:p>
+    <w:p>
+      <w:pPr>
+        <w:pStyle w:val="Heading2"/>
         <w:rPr>
           <w:rFonts w:cs="Calibri"/>
           <w:lang w:val="vi-VN"/>
         </w:rPr>
-        <w:t>2.1 Conceptual Model (ER/EER Diagram)</w:t>
-      </w:r>
-      <w:bookmarkEnd w:id="16"/>
-    </w:p>
-    <w:p>
-      <w:pPr>
-        <w:pStyle w:val="Heading2"/>
+      </w:pPr>
+      <w:r>
         <w:rPr>
           <w:rFonts w:cs="Calibri"/>
           <w:lang w:val="vi-VN"/>
         </w:rPr>
-      </w:pPr>
+        <w:t xml:space="preserve">   </w:t>
+      </w:r>
+      <w:bookmarkStart w:id="17" w:name="_Toc238632131"/>
       <w:r>
         <w:rPr>
           <w:rFonts w:cs="Calibri"/>
           <w:lang w:val="vi-VN"/>
         </w:rPr>
-        <w:t xml:space="preserve">   </w:t>
-      </w:r>
-      <w:bookmarkStart w:id="17" w:name="_Toc238632127"/>
-      <w:r>
+        <w:t>4.1 DDL Script (Tables, Views, Indexes, Triggers)</w:t>
+      </w:r>
+      <w:bookmarkEnd w:id="17"/>
+    </w:p>
+    <w:p>
+      <w:pPr>
+        <w:pStyle w:val="Heading2"/>
         <w:rPr>
           <w:rFonts w:cs="Calibri"/>
           <w:lang w:val="vi-VN"/>
         </w:rPr>
-        <w:t>2.2 Logical Schema Mapping</w:t>
-      </w:r>
-      <w:bookmarkEnd w:id="17"/>
+      </w:pPr>
       <w:r>
         <w:rPr>
           <w:rFonts w:cs="Calibri"/>
           <w:lang w:val="vi-VN"/>
         </w:rPr>
-        <w:t xml:space="preserve"> </w:t>
-      </w:r>
-    </w:p>
-    <w:p>
-      <w:pPr>
-        <w:pStyle w:val="Heading2"/>
+        <w:t xml:space="preserve">   </w:t>
+      </w:r>
+      <w:bookmarkStart w:id="18" w:name="_Toc238632132"/>
+      <w:r>
         <w:rPr>
           <w:rFonts w:cs="Calibri"/>
           <w:lang w:val="vi-VN"/>
         </w:rPr>
-      </w:pPr>
-      <w:r>
+        <w:t>4.2 Advanced Queries &amp; Performance Test Cases</w:t>
+      </w:r>
+      <w:bookmarkEnd w:id="18"/>
+    </w:p>
+    <w:p>
+      <w:pPr>
+        <w:pStyle w:val="Heading1"/>
+        <w:rPr>
+          <w:lang w:val="vi-VN"/>
+        </w:rPr>
+      </w:pPr>
+      <w:bookmarkStart w:id="19" w:name="_Toc238632133"/>
+      <w:r>
+        <w:rPr>
+          <w:lang w:val="vi-VN"/>
+        </w:rPr>
+        <w:t>5. Verification &amp; Security</w:t>
+      </w:r>
+      <w:bookmarkEnd w:id="19"/>
+    </w:p>
+    <w:p>
+      <w:pPr>
+        <w:pStyle w:val="Heading2"/>
         <w:rPr>
           <w:rFonts w:cs="Calibri"/>
           <w:lang w:val="vi-VN"/>
         </w:rPr>
-        <w:t xml:space="preserve">   </w:t>
-      </w:r>
-      <w:bookmarkStart w:id="18" w:name="_Toc238632128"/>
+      </w:pPr>
       <w:r>
         <w:rPr>
           <w:rFonts w:cs="Calibri"/>
           <w:lang w:val="vi-VN"/>
         </w:rPr>
-        <w:t>2.3 Normalization Verification (Formal proofs for 1NF -&gt; 3NF/BCNF)</w:t>
-      </w:r>
-      <w:bookmarkEnd w:id="18"/>
-    </w:p>
-    <w:p>
-      <w:pPr>
-        <w:pStyle w:val="Heading1"/>
+        <w:t xml:space="preserve">   </w:t>
+      </w:r>
+      <w:bookmarkStart w:id="20" w:name="_Toc238632134"/>
+      <w:r>
         <w:rPr>
           <w:rFonts w:cs="Calibri"/>
           <w:lang w:val="vi-VN"/>
         </w:rPr>
-      </w:pPr>
-      <w:bookmarkStart w:id="19" w:name="_Toc238632129"/>
-      <w:r>
+        <w:t>5.1 Test cases showing constraints prevent bad data insertion</w:t>
+      </w:r>
+      <w:bookmarkEnd w:id="20"/>
+    </w:p>
+    <w:p>
+      <w:pPr>
+        <w:pStyle w:val="Heading2"/>
         <w:rPr>
           <w:rFonts w:cs="Calibri"/>
           <w:lang w:val="vi-VN"/>
         </w:rPr>
-        <w:t>3. Data Dictionary (Adapted from ISO/IEC 11179)</w:t>
-      </w:r>
-      <w:bookmarkEnd w:id="19"/>
-    </w:p>
-    <w:p>
-      <w:pPr>
-        <w:rPr>
-          <w:rFonts w:ascii="Calibri" w:hAnsi="Calibri" w:cs="Calibri"/>
-          <w:lang w:val="vi-VN"/>
-        </w:rPr>
-      </w:pPr>
-      <w:r>
-        <w:rPr>
-          <w:rFonts w:ascii="Calibri" w:hAnsi="Calibri" w:cs="Calibri"/>
-          <w:lang w:val="vi-VN"/>
-        </w:rPr>
-        <w:t xml:space="preserve">   [Tables and attribute metadata]</w:t>
-      </w:r>
-    </w:p>
-    <w:p>
-      <w:pPr>
-        <w:pStyle w:val="Heading1"/>
+      </w:pPr>
+      <w:r>
         <w:rPr>
           <w:rFonts w:cs="Calibri"/>
           <w:lang w:val="vi-VN"/>
         </w:rPr>
-      </w:pPr>
-      <w:bookmarkStart w:id="20" w:name="_Toc238632130"/>
+        <w:t xml:space="preserve">   </w:t>
+      </w:r>
+      <w:bookmarkStart w:id="21" w:name="_Toc238632135"/>
       <w:r>
         <w:rPr>
           <w:rFonts w:cs="Calibri"/>
           <w:lang w:val="vi-VN"/>
         </w:rPr>
-        <w:lastRenderedPageBreak/>
-        <w:t>4. Database Implementation (SQL Style Guide Compliant)</w:t>
-      </w:r>
-      <w:bookmarkEnd w:id="20"/>
-    </w:p>
-    <w:p>
-      <w:pPr>
-        <w:pStyle w:val="Heading2"/>
-        <w:rPr>
-          <w:rFonts w:cs="Calibri"/>
-          <w:lang w:val="vi-VN"/>
-        </w:rPr>
-      </w:pPr>
-      <w:r>
-        <w:rPr>
-          <w:rFonts w:cs="Calibri"/>
-          <w:lang w:val="vi-VN"/>
-        </w:rPr>
-        <w:t xml:space="preserve">   </w:t>
-      </w:r>
-      <w:bookmarkStart w:id="21" w:name="_Toc238632131"/>
-      <w:r>
-        <w:rPr>
-          <w:rFonts w:cs="Calibri"/>
-          <w:lang w:val="vi-VN"/>
-        </w:rPr>
-        <w:t>4.1 DDL Script (Tables, Views, Indexes, Triggers)</w:t>
+        <w:t>5.2 Role-Based Access Control (RBAC) definition (GRANT/REVOKE statements)</w:t>
       </w:r>
       <w:bookmarkEnd w:id="21"/>
-    </w:p>
-    <w:p>
-      <w:pPr>
-        <w:pStyle w:val="Heading2"/>
-        <w:rPr>
-          <w:rFonts w:cs="Calibri"/>
-          <w:lang w:val="vi-VN"/>
-        </w:rPr>
-      </w:pPr>
-      <w:r>
-        <w:rPr>
-          <w:rFonts w:cs="Calibri"/>
-          <w:lang w:val="vi-VN"/>
-        </w:rPr>
-        <w:t xml:space="preserve">   </w:t>
-      </w:r>
-      <w:bookmarkStart w:id="22" w:name="_Toc238632132"/>
-      <w:r>
-        <w:rPr>
-          <w:rFonts w:cs="Calibri"/>
-          <w:lang w:val="vi-VN"/>
-        </w:rPr>
-        <w:t>4.2 Advanced Queries &amp; Performance Test Cases</w:t>
-      </w:r>
-      <w:bookmarkEnd w:id="22"/>
-    </w:p>
-    <w:p>
-      <w:pPr>
-        <w:pStyle w:val="Heading1"/>
-        <w:rPr>
-          <w:lang w:val="vi-VN"/>
-        </w:rPr>
-      </w:pPr>
-      <w:bookmarkStart w:id="23" w:name="_Toc238632133"/>
-      <w:r>
-        <w:rPr>
-          <w:lang w:val="vi-VN"/>
-        </w:rPr>
-        <w:t>5. Verification &amp; Security</w:t>
-      </w:r>
-      <w:bookmarkEnd w:id="23"/>
-    </w:p>
-    <w:p>
-      <w:pPr>
-        <w:pStyle w:val="Heading2"/>
-        <w:rPr>
-          <w:rFonts w:cs="Calibri"/>
-          <w:lang w:val="vi-VN"/>
-        </w:rPr>
-      </w:pPr>
-      <w:r>
-        <w:rPr>
-          <w:rFonts w:cs="Calibri"/>
-          <w:lang w:val="vi-VN"/>
-        </w:rPr>
-        <w:t xml:space="preserve">   </w:t>
-      </w:r>
-      <w:bookmarkStart w:id="24" w:name="_Toc238632134"/>
-      <w:r>
-        <w:rPr>
-          <w:rFonts w:cs="Calibri"/>
-          <w:lang w:val="vi-VN"/>
-        </w:rPr>
-        <w:t>5.1 Test cases showing constraints prevent bad data insertion</w:t>
-      </w:r>
-      <w:bookmarkEnd w:id="24"/>
-    </w:p>
-    <w:p>
-      <w:pPr>
-        <w:pStyle w:val="Heading2"/>
-        <w:rPr>
-          <w:rFonts w:cs="Calibri"/>
-          <w:lang w:val="vi-VN"/>
-        </w:rPr>
-      </w:pPr>
-      <w:r>
-        <w:rPr>
-          <w:rFonts w:cs="Calibri"/>
-          <w:lang w:val="vi-VN"/>
-        </w:rPr>
-        <w:t xml:space="preserve">   </w:t>
-      </w:r>
-      <w:bookmarkStart w:id="25" w:name="_Toc238632135"/>
-      <w:r>
-        <w:rPr>
-          <w:rFonts w:cs="Calibri"/>
-          <w:lang w:val="vi-VN"/>
-        </w:rPr>
-        <w:t>5.2 Role-Based Access Control (RBAC) definition (GRANT/REVOKE statements)</w:t>
-      </w:r>
-      <w:bookmarkEnd w:id="25"/>
     </w:p>
     <w:p>
       <w:pPr>
@@ -4146,6 +10673,14 @@
     </w:p>
     <w:sdt>
       <w:sdtPr>
+        <w:rPr>
+          <w:rFonts w:asciiTheme="minorHAnsi" w:eastAsiaTheme="minorHAnsi" w:hAnsiTheme="minorHAnsi" w:cstheme="minorBidi"/>
+          <w:color w:val="auto"/>
+          <w:kern w:val="2"/>
+          <w:sz w:val="24"/>
+          <w:szCs w:val="24"/>
+          <w14:ligatures w14:val="standardContextual"/>
+        </w:rPr>
         <w:id w:val="-1453167885"/>
         <w:docPartObj>
           <w:docPartGallery w:val="Table of Contents"/>
@@ -4154,15 +10689,9 @@
       </w:sdtPr>
       <w:sdtEndPr>
         <w:rPr>
-          <w:rFonts w:asciiTheme="minorHAnsi" w:eastAsiaTheme="minorHAnsi" w:hAnsiTheme="minorHAnsi" w:cstheme="minorBidi"/>
           <w:b/>
           <w:bCs/>
           <w:noProof/>
-          <w:color w:val="auto"/>
-          <w:kern w:val="2"/>
-          <w:sz w:val="24"/>
-          <w:szCs w:val="24"/>
-          <w14:ligatures w14:val="standardContextual"/>
         </w:rPr>
       </w:sdtEndPr>
       <w:sdtContent>
@@ -6046,7 +12575,7 @@
 </file>
 
 <file path=word/numbering.xml><?xml version="1.0" encoding="utf-8"?>
-<w:numbering xmlns:wpc="http://schemas.microsoft.com/office/word/2010/wordprocessingCanvas" xmlns:cx="http://schemas.microsoft.com/office/drawing/2014/chartex" xmlns:cx1="http://schemas.microsoft.com/office/drawing/2015/9/8/chartex" xmlns:cx2="http://schemas.microsoft.com/office/drawing/2015/10/21/chartex" xmlns:cx3="http://schemas.microsoft.com/office/drawing/2016/5/9/chartex" xmlns:cx4="http://schemas.microsoft.com/office/drawing/2016/5/10/chartex" xmlns:cx5="http://schemas.microsoft.com/office/drawing/2016/5/11/chartex" xmlns:cx6="http://schemas.microsoft.com/office/drawing/2016/5/12/chartex" xmlns:cx7="http://schemas.microsoft.com/office/drawing/2016/5/13/chartex" xmlns:cx8="http://schemas.microsoft.com/office/drawing/2016/5/14/chartex" xmlns:mc="http://schemas.openxmlformats.org/markup-compatibility/2006" xmlns:aink="http://schemas.microsoft.com/office/drawing/2016/ink" xmlns:am3d="http://schemas.microsoft.com/office/drawing/2017/model3d" xmlns:o="urn:schemas-microsoft-com:office:office" xmlns:oel="http://schemas.microsoft.com/office/2019/extlst" xmlns:r="http://schemas.openxmlformats.org/officeDocument/2006/relationships" xmlns:m="http://schemas.openxmlformats.org/officeDocument/2006/math" xmlns:v="urn:schemas-microsoft-com:vml" xmlns:wp14="http://schemas.microsoft.com/office/word/2010/wordprocessingDrawing" xmlns:wp="http://schemas.openxmlformats.org/drawingml/2006/wordprocessingDrawing" xmlns:w10="urn:schemas-microsoft-com:office:word" xmlns:w="http://schemas.openxmlformats.org/wordprocessingml/2006/main" xmlns:w14="http://schemas.microsoft.com/office/word/2010/wordml" xmlns:w15="http://schemas.microsoft.com/office/word/2012/wordml" xmlns:w16cex="http://schemas.microsoft.com/office/word/2018/wordml/cex" xmlns:w16cid="http://schemas.microsoft.com/office/word/2016/wordml/cid" xmlns:w16="http://schemas.microsoft.com/office/word/2018/wordml" xmlns:w16du="http://schemas.microsoft.com/office/word/2023/wordml/word16du" xmlns:w16sdtdh="http://schemas.microsoft.com/office/word/2020/wordml/sdtdatahash" xmlns:w16sdtfl="http://schemas.microsoft.com/office/word/2024/wordml/sdtformatlock" xmlns:w16se="http://schemas.microsoft.com/office/word/2015/wordml/symex" xmlns:wpg="http://schemas.microsoft.com/office/word/2010/wordprocessingGroup" xmlns:wpi="http://schemas.microsoft.com/office/word/2010/wordprocessingInk" xmlns:wne="http://schemas.microsoft.com/office/word/2006/wordml" xmlns:wps="http://schemas.microsoft.com/office/word/2010/wordprocessingShape" mc:Ignorable="w14 w15 w16se w16cid w16 w16cex w16sdtdh w16sdtfl w16du wp14">
+<w:numbering xmlns:wpc="http://schemas.microsoft.com/office/word/2010/wordprocessingCanvas" xmlns:cx="http://schemas.microsoft.com/office/drawing/2014/chartex" xmlns:cx1="http://schemas.microsoft.com/office/drawing/2015/9/8/chartex" xmlns:cx2="http://schemas.microsoft.com/office/drawing/2015/10/21/chartex" xmlns:cx3="http://schemas.microsoft.com/office/drawing/2016/5/9/chartex" xmlns:cx4="http://schemas.microsoft.com/office/drawing/2016/5/10/chartex" xmlns:cx5="http://schemas.microsoft.com/office/drawing/2016/5/11/chartex" xmlns:cx6="http://schemas.microsoft.com/office/drawing/2016/5/12/chartex" xmlns:cx7="http://schemas.microsoft.com/office/drawing/2016/5/13/chartex" xmlns:cx8="http://schemas.microsoft.com/office/drawing/2016/5/14/chartex" xmlns:mc="http://schemas.openxmlformats.org/markup-compatibility/2006" xmlns:aink="http://schemas.microsoft.com/office/drawing/2016/ink" xmlns:am3d="http://schemas.microsoft.com/office/drawing/2017/model3d" xmlns:o="urn:schemas-microsoft-com:office:office" xmlns:oel="http://schemas.microsoft.com/office/2019/extlst" xmlns:r="http://schemas.openxmlformats.org/officeDocument/2006/relationships" xmlns:m="http://schemas.openxmlformats.org/officeDocument/2006/math" xmlns:v="urn:schemas-microsoft-com:vml" xmlns:wp14="http://schemas.microsoft.com/office/word/2010/wordprocessingDrawing" xmlns:wp="http://schemas.openxmlformats.org/drawingml/2006/wordprocessingDrawing" xmlns:w10="urn:schemas-microsoft-com:office:word" xmlns:w="http://schemas.openxmlformats.org/wordprocessingml/2006/main" xmlns:w14="http://schemas.microsoft.com/office/word/2010/wordml" xmlns:w15="http://schemas.microsoft.com/office/word/2012/wordml" xmlns:w16cex="http://schemas.microsoft.com/office/word/2018/wordml/cex" xmlns:w16cid="http://schemas.microsoft.com/office/word/2016/wordml/cid" xmlns:w16="http://schemas.microsoft.com/office/word/2018/wordml" xmlns:w16sdtdh="http://schemas.microsoft.com/office/word/2020/wordml/sdtdatahash" xmlns:w16se="http://schemas.microsoft.com/office/word/2015/wordml/symex" xmlns:wpg="http://schemas.microsoft.com/office/word/2010/wordprocessingGroup" xmlns:wpi="http://schemas.microsoft.com/office/word/2010/wordprocessingInk" xmlns:wne="http://schemas.microsoft.com/office/word/2006/wordml" xmlns:wps="http://schemas.microsoft.com/office/word/2010/wordprocessingShape" mc:Ignorable="w14 w15 w16se w16cid w16 w16cex w16sdtdh wp14">
   <w:abstractNum w:abstractNumId="0" w15:restartNumberingAfterBreak="0">
     <w:nsid w:val="07AB6D6D"/>
     <w:multiLevelType w:val="hybridMultilevel"/>
@@ -9406,6 +15935,131 @@
     </w:lvl>
   </w:abstractNum>
   <w:abstractNum w:abstractNumId="24" w15:restartNumberingAfterBreak="0">
+    <w:nsid w:val="68B417F9"/>
+    <w:multiLevelType w:val="multilevel"/>
+    <w:tmpl w:val="AFB08BF0"/>
+    <w:lvl w:ilvl="0">
+      <w:start w:val="1"/>
+      <w:numFmt w:val="decimal"/>
+      <w:lvlText w:val="%1."/>
+      <w:lvlJc w:val="left"/>
+      <w:pPr>
+        <w:tabs>
+          <w:tab w:val="num" w:pos="720"/>
+        </w:tabs>
+        <w:ind w:left="720" w:hanging="360"/>
+      </w:pPr>
+    </w:lvl>
+    <w:lvl w:ilvl="1">
+      <w:start w:val="1"/>
+      <w:numFmt w:val="bullet"/>
+      <w:lvlText w:val="o"/>
+      <w:lvlJc w:val="left"/>
+      <w:pPr>
+        <w:tabs>
+          <w:tab w:val="num" w:pos="1440"/>
+        </w:tabs>
+        <w:ind w:left="1440" w:hanging="360"/>
+      </w:pPr>
+      <w:rPr>
+        <w:rFonts w:ascii="Courier New" w:hAnsi="Courier New" w:hint="default"/>
+        <w:sz w:val="20"/>
+      </w:rPr>
+    </w:lvl>
+    <w:lvl w:ilvl="2">
+      <w:start w:val="1"/>
+      <w:numFmt w:val="bullet"/>
+      <w:lvlText w:val=""/>
+      <w:lvlJc w:val="left"/>
+      <w:pPr>
+        <w:tabs>
+          <w:tab w:val="num" w:pos="2160"/>
+        </w:tabs>
+        <w:ind w:left="2160" w:hanging="360"/>
+      </w:pPr>
+      <w:rPr>
+        <w:rFonts w:ascii="Wingdings" w:hAnsi="Wingdings" w:hint="default"/>
+        <w:sz w:val="20"/>
+      </w:rPr>
+    </w:lvl>
+    <w:lvl w:ilvl="3">
+      <w:start w:val="1"/>
+      <w:numFmt w:val="bullet"/>
+      <w:lvlText w:val=""/>
+      <w:lvlJc w:val="left"/>
+      <w:pPr>
+        <w:tabs>
+          <w:tab w:val="num" w:pos="2880"/>
+        </w:tabs>
+        <w:ind w:left="2880" w:hanging="360"/>
+      </w:pPr>
+      <w:rPr>
+        <w:rFonts w:ascii="Wingdings" w:hAnsi="Wingdings" w:hint="default"/>
+        <w:sz w:val="20"/>
+      </w:rPr>
+    </w:lvl>
+    <w:lvl w:ilvl="4" w:tentative="1">
+      <w:start w:val="1"/>
+      <w:numFmt w:val="decimal"/>
+      <w:lvlText w:val="%5."/>
+      <w:lvlJc w:val="left"/>
+      <w:pPr>
+        <w:tabs>
+          <w:tab w:val="num" w:pos="3600"/>
+        </w:tabs>
+        <w:ind w:left="3600" w:hanging="360"/>
+      </w:pPr>
+    </w:lvl>
+    <w:lvl w:ilvl="5" w:tentative="1">
+      <w:start w:val="1"/>
+      <w:numFmt w:val="decimal"/>
+      <w:lvlText w:val="%6."/>
+      <w:lvlJc w:val="left"/>
+      <w:pPr>
+        <w:tabs>
+          <w:tab w:val="num" w:pos="4320"/>
+        </w:tabs>
+        <w:ind w:left="4320" w:hanging="360"/>
+      </w:pPr>
+    </w:lvl>
+    <w:lvl w:ilvl="6" w:tentative="1">
+      <w:start w:val="1"/>
+      <w:numFmt w:val="decimal"/>
+      <w:lvlText w:val="%7."/>
+      <w:lvlJc w:val="left"/>
+      <w:pPr>
+        <w:tabs>
+          <w:tab w:val="num" w:pos="5040"/>
+        </w:tabs>
+        <w:ind w:left="5040" w:hanging="360"/>
+      </w:pPr>
+    </w:lvl>
+    <w:lvl w:ilvl="7" w:tentative="1">
+      <w:start w:val="1"/>
+      <w:numFmt w:val="decimal"/>
+      <w:lvlText w:val="%8."/>
+      <w:lvlJc w:val="left"/>
+      <w:pPr>
+        <w:tabs>
+          <w:tab w:val="num" w:pos="5760"/>
+        </w:tabs>
+        <w:ind w:left="5760" w:hanging="360"/>
+      </w:pPr>
+    </w:lvl>
+    <w:lvl w:ilvl="8" w:tentative="1">
+      <w:start w:val="1"/>
+      <w:numFmt w:val="decimal"/>
+      <w:lvlText w:val="%9."/>
+      <w:lvlJc w:val="left"/>
+      <w:pPr>
+        <w:tabs>
+          <w:tab w:val="num" w:pos="6480"/>
+        </w:tabs>
+        <w:ind w:left="6480" w:hanging="360"/>
+      </w:pPr>
+    </w:lvl>
+  </w:abstractNum>
+  <w:abstractNum w:abstractNumId="25" w15:restartNumberingAfterBreak="0">
     <w:nsid w:val="6C461832"/>
     <w:multiLevelType w:val="multilevel"/>
     <w:tmpl w:val="D688D6EA"/>
@@ -9554,7 +16208,7 @@
       </w:rPr>
     </w:lvl>
   </w:abstractNum>
-  <w:abstractNum w:abstractNumId="25" w15:restartNumberingAfterBreak="0">
+  <w:abstractNum w:abstractNumId="26" w15:restartNumberingAfterBreak="0">
     <w:nsid w:val="6FEE3A82"/>
     <w:multiLevelType w:val="multilevel"/>
     <w:tmpl w:val="784A4F02"/>
@@ -9703,7 +16357,7 @@
       </w:rPr>
     </w:lvl>
   </w:abstractNum>
-  <w:abstractNum w:abstractNumId="26" w15:restartNumberingAfterBreak="0">
+  <w:abstractNum w:abstractNumId="27" w15:restartNumberingAfterBreak="0">
     <w:nsid w:val="71BA4192"/>
     <w:multiLevelType w:val="multilevel"/>
     <w:tmpl w:val="7F9E3E8C"/>
@@ -9852,7 +16506,7 @@
       </w:rPr>
     </w:lvl>
   </w:abstractNum>
-  <w:abstractNum w:abstractNumId="27" w15:restartNumberingAfterBreak="0">
+  <w:abstractNum w:abstractNumId="28" w15:restartNumberingAfterBreak="0">
     <w:nsid w:val="72613D93"/>
     <w:multiLevelType w:val="multilevel"/>
     <w:tmpl w:val="E9866916"/>
@@ -10001,7 +16655,124 @@
       </w:rPr>
     </w:lvl>
   </w:abstractNum>
-  <w:abstractNum w:abstractNumId="28" w15:restartNumberingAfterBreak="0">
+  <w:abstractNum w:abstractNumId="29" w15:restartNumberingAfterBreak="0">
+    <w:nsid w:val="788011B1"/>
+    <w:multiLevelType w:val="multilevel"/>
+    <w:tmpl w:val="B77CA3AA"/>
+    <w:lvl w:ilvl="0">
+      <w:start w:val="1"/>
+      <w:numFmt w:val="decimal"/>
+      <w:lvlText w:val="%1."/>
+      <w:lvlJc w:val="left"/>
+      <w:pPr>
+        <w:tabs>
+          <w:tab w:val="num" w:pos="720"/>
+        </w:tabs>
+        <w:ind w:left="720" w:hanging="360"/>
+      </w:pPr>
+    </w:lvl>
+    <w:lvl w:ilvl="1">
+      <w:start w:val="1"/>
+      <w:numFmt w:val="bullet"/>
+      <w:lvlText w:val="o"/>
+      <w:lvlJc w:val="left"/>
+      <w:pPr>
+        <w:tabs>
+          <w:tab w:val="num" w:pos="1440"/>
+        </w:tabs>
+        <w:ind w:left="1440" w:hanging="360"/>
+      </w:pPr>
+      <w:rPr>
+        <w:rFonts w:ascii="Courier New" w:hAnsi="Courier New" w:hint="default"/>
+        <w:sz w:val="20"/>
+      </w:rPr>
+    </w:lvl>
+    <w:lvl w:ilvl="2" w:tentative="1">
+      <w:start w:val="1"/>
+      <w:numFmt w:val="decimal"/>
+      <w:lvlText w:val="%3."/>
+      <w:lvlJc w:val="left"/>
+      <w:pPr>
+        <w:tabs>
+          <w:tab w:val="num" w:pos="2160"/>
+        </w:tabs>
+        <w:ind w:left="2160" w:hanging="360"/>
+      </w:pPr>
+    </w:lvl>
+    <w:lvl w:ilvl="3" w:tentative="1">
+      <w:start w:val="1"/>
+      <w:numFmt w:val="decimal"/>
+      <w:lvlText w:val="%4."/>
+      <w:lvlJc w:val="left"/>
+      <w:pPr>
+        <w:tabs>
+          <w:tab w:val="num" w:pos="2880"/>
+        </w:tabs>
+        <w:ind w:left="2880" w:hanging="360"/>
+      </w:pPr>
+    </w:lvl>
+    <w:lvl w:ilvl="4" w:tentative="1">
+      <w:start w:val="1"/>
+      <w:numFmt w:val="decimal"/>
+      <w:lvlText w:val="%5."/>
+      <w:lvlJc w:val="left"/>
+      <w:pPr>
+        <w:tabs>
+          <w:tab w:val="num" w:pos="3600"/>
+        </w:tabs>
+        <w:ind w:left="3600" w:hanging="360"/>
+      </w:pPr>
+    </w:lvl>
+    <w:lvl w:ilvl="5" w:tentative="1">
+      <w:start w:val="1"/>
+      <w:numFmt w:val="decimal"/>
+      <w:lvlText w:val="%6."/>
+      <w:lvlJc w:val="left"/>
+      <w:pPr>
+        <w:tabs>
+          <w:tab w:val="num" w:pos="4320"/>
+        </w:tabs>
+        <w:ind w:left="4320" w:hanging="360"/>
+      </w:pPr>
+    </w:lvl>
+    <w:lvl w:ilvl="6" w:tentative="1">
+      <w:start w:val="1"/>
+      <w:numFmt w:val="decimal"/>
+      <w:lvlText w:val="%7."/>
+      <w:lvlJc w:val="left"/>
+      <w:pPr>
+        <w:tabs>
+          <w:tab w:val="num" w:pos="5040"/>
+        </w:tabs>
+        <w:ind w:left="5040" w:hanging="360"/>
+      </w:pPr>
+    </w:lvl>
+    <w:lvl w:ilvl="7" w:tentative="1">
+      <w:start w:val="1"/>
+      <w:numFmt w:val="decimal"/>
+      <w:lvlText w:val="%8."/>
+      <w:lvlJc w:val="left"/>
+      <w:pPr>
+        <w:tabs>
+          <w:tab w:val="num" w:pos="5760"/>
+        </w:tabs>
+        <w:ind w:left="5760" w:hanging="360"/>
+      </w:pPr>
+    </w:lvl>
+    <w:lvl w:ilvl="8" w:tentative="1">
+      <w:start w:val="1"/>
+      <w:numFmt w:val="decimal"/>
+      <w:lvlText w:val="%9."/>
+      <w:lvlJc w:val="left"/>
+      <w:pPr>
+        <w:tabs>
+          <w:tab w:val="num" w:pos="6480"/>
+        </w:tabs>
+        <w:ind w:left="6480" w:hanging="360"/>
+      </w:pPr>
+    </w:lvl>
+  </w:abstractNum>
+  <w:abstractNum w:abstractNumId="30" w15:restartNumberingAfterBreak="0">
     <w:nsid w:val="7CAF2740"/>
     <w:multiLevelType w:val="multilevel"/>
     <w:tmpl w:val="F4CE43AC"/>
@@ -10150,7 +16921,7 @@
       </w:rPr>
     </w:lvl>
   </w:abstractNum>
-  <w:abstractNum w:abstractNumId="29" w15:restartNumberingAfterBreak="0">
+  <w:abstractNum w:abstractNumId="31" w15:restartNumberingAfterBreak="0">
     <w:nsid w:val="7E817641"/>
     <w:multiLevelType w:val="multilevel"/>
     <w:tmpl w:val="E27C43D2"/>
@@ -10299,7 +17070,7 @@
       </w:rPr>
     </w:lvl>
   </w:abstractNum>
-  <w:abstractNum w:abstractNumId="30" w15:restartNumberingAfterBreak="0">
+  <w:abstractNum w:abstractNumId="32" w15:restartNumberingAfterBreak="0">
     <w:nsid w:val="7ECC24E2"/>
     <w:multiLevelType w:val="multilevel"/>
     <w:tmpl w:val="4EB024D6"/>
@@ -10448,7 +17219,128 @@
       </w:rPr>
     </w:lvl>
   </w:abstractNum>
-  <w:abstractNum w:abstractNumId="31" w15:restartNumberingAfterBreak="0">
+  <w:abstractNum w:abstractNumId="33" w15:restartNumberingAfterBreak="0">
+    <w:nsid w:val="7F1F1A9F"/>
+    <w:multiLevelType w:val="multilevel"/>
+    <w:tmpl w:val="176A9EFE"/>
+    <w:lvl w:ilvl="0">
+      <w:start w:val="1"/>
+      <w:numFmt w:val="decimal"/>
+      <w:lvlText w:val="%1."/>
+      <w:lvlJc w:val="left"/>
+      <w:pPr>
+        <w:tabs>
+          <w:tab w:val="num" w:pos="720"/>
+        </w:tabs>
+        <w:ind w:left="720" w:hanging="360"/>
+      </w:pPr>
+    </w:lvl>
+    <w:lvl w:ilvl="1">
+      <w:start w:val="1"/>
+      <w:numFmt w:val="bullet"/>
+      <w:lvlText w:val="o"/>
+      <w:lvlJc w:val="left"/>
+      <w:pPr>
+        <w:tabs>
+          <w:tab w:val="num" w:pos="1440"/>
+        </w:tabs>
+        <w:ind w:left="1440" w:hanging="360"/>
+      </w:pPr>
+      <w:rPr>
+        <w:rFonts w:ascii="Courier New" w:hAnsi="Courier New" w:hint="default"/>
+        <w:sz w:val="20"/>
+      </w:rPr>
+    </w:lvl>
+    <w:lvl w:ilvl="2">
+      <w:start w:val="1"/>
+      <w:numFmt w:val="bullet"/>
+      <w:lvlText w:val=""/>
+      <w:lvlJc w:val="left"/>
+      <w:pPr>
+        <w:tabs>
+          <w:tab w:val="num" w:pos="2160"/>
+        </w:tabs>
+        <w:ind w:left="2160" w:hanging="360"/>
+      </w:pPr>
+      <w:rPr>
+        <w:rFonts w:ascii="Wingdings" w:hAnsi="Wingdings" w:hint="default"/>
+        <w:sz w:val="20"/>
+      </w:rPr>
+    </w:lvl>
+    <w:lvl w:ilvl="3" w:tentative="1">
+      <w:start w:val="1"/>
+      <w:numFmt w:val="decimal"/>
+      <w:lvlText w:val="%4."/>
+      <w:lvlJc w:val="left"/>
+      <w:pPr>
+        <w:tabs>
+          <w:tab w:val="num" w:pos="2880"/>
+        </w:tabs>
+        <w:ind w:left="2880" w:hanging="360"/>
+      </w:pPr>
+    </w:lvl>
+    <w:lvl w:ilvl="4" w:tentative="1">
+      <w:start w:val="1"/>
+      <w:numFmt w:val="decimal"/>
+      <w:lvlText w:val="%5."/>
+      <w:lvlJc w:val="left"/>
+      <w:pPr>
+        <w:tabs>
+          <w:tab w:val="num" w:pos="3600"/>
+        </w:tabs>
+        <w:ind w:left="3600" w:hanging="360"/>
+      </w:pPr>
+    </w:lvl>
+    <w:lvl w:ilvl="5" w:tentative="1">
+      <w:start w:val="1"/>
+      <w:numFmt w:val="decimal"/>
+      <w:lvlText w:val="%6."/>
+      <w:lvlJc w:val="left"/>
+      <w:pPr>
+        <w:tabs>
+          <w:tab w:val="num" w:pos="4320"/>
+        </w:tabs>
+        <w:ind w:left="4320" w:hanging="360"/>
+      </w:pPr>
+    </w:lvl>
+    <w:lvl w:ilvl="6" w:tentative="1">
+      <w:start w:val="1"/>
+      <w:numFmt w:val="decimal"/>
+      <w:lvlText w:val="%7."/>
+      <w:lvlJc w:val="left"/>
+      <w:pPr>
+        <w:tabs>
+          <w:tab w:val="num" w:pos="5040"/>
+        </w:tabs>
+        <w:ind w:left="5040" w:hanging="360"/>
+      </w:pPr>
+    </w:lvl>
+    <w:lvl w:ilvl="7" w:tentative="1">
+      <w:start w:val="1"/>
+      <w:numFmt w:val="decimal"/>
+      <w:lvlText w:val="%8."/>
+      <w:lvlJc w:val="left"/>
+      <w:pPr>
+        <w:tabs>
+          <w:tab w:val="num" w:pos="5760"/>
+        </w:tabs>
+        <w:ind w:left="5760" w:hanging="360"/>
+      </w:pPr>
+    </w:lvl>
+    <w:lvl w:ilvl="8" w:tentative="1">
+      <w:start w:val="1"/>
+      <w:numFmt w:val="decimal"/>
+      <w:lvlText w:val="%9."/>
+      <w:lvlJc w:val="left"/>
+      <w:pPr>
+        <w:tabs>
+          <w:tab w:val="num" w:pos="6480"/>
+        </w:tabs>
+        <w:ind w:left="6480" w:hanging="360"/>
+      </w:pPr>
+    </w:lvl>
+  </w:abstractNum>
+  <w:abstractNum w:abstractNumId="34" w15:restartNumberingAfterBreak="0">
     <w:nsid w:val="7FC923E6"/>
     <w:multiLevelType w:val="multilevel"/>
     <w:tmpl w:val="E4E23720"/>
@@ -10610,10 +17502,10 @@
     <w:abstractNumId w:val="18"/>
   </w:num>
   <w:num w:numId="5" w16cid:durableId="339743133">
-    <w:abstractNumId w:val="29"/>
+    <w:abstractNumId w:val="31"/>
   </w:num>
   <w:num w:numId="6" w16cid:durableId="1033263422">
-    <w:abstractNumId w:val="24"/>
+    <w:abstractNumId w:val="25"/>
   </w:num>
   <w:num w:numId="7" w16cid:durableId="502283312">
     <w:abstractNumId w:val="23"/>
@@ -10662,7 +17554,7 @@
     <w:abstractNumId w:val="5"/>
   </w:num>
   <w:num w:numId="11" w16cid:durableId="2040886223">
-    <w:abstractNumId w:val="26"/>
+    <w:abstractNumId w:val="27"/>
   </w:num>
   <w:num w:numId="12" w16cid:durableId="2013798119">
     <w:abstractNumId w:val="8"/>
@@ -10686,16 +17578,16 @@
     <w:abstractNumId w:val="0"/>
   </w:num>
   <w:num w:numId="19" w16cid:durableId="476068002">
-    <w:abstractNumId w:val="31"/>
+    <w:abstractNumId w:val="34"/>
   </w:num>
   <w:num w:numId="20" w16cid:durableId="779224553">
     <w:abstractNumId w:val="22"/>
   </w:num>
   <w:num w:numId="21" w16cid:durableId="1115715177">
-    <w:abstractNumId w:val="30"/>
+    <w:abstractNumId w:val="32"/>
   </w:num>
   <w:num w:numId="22" w16cid:durableId="654647585">
-    <w:abstractNumId w:val="25"/>
+    <w:abstractNumId w:val="26"/>
   </w:num>
   <w:num w:numId="23" w16cid:durableId="437064839">
     <w:abstractNumId w:val="7"/>
@@ -10716,7 +17608,7 @@
     <w:abstractNumId w:val="6"/>
   </w:num>
   <w:num w:numId="29" w16cid:durableId="2034573596">
-    <w:abstractNumId w:val="27"/>
+    <w:abstractNumId w:val="28"/>
   </w:num>
   <w:num w:numId="30" w16cid:durableId="1588150367">
     <w:abstractNumId w:val="12"/>
@@ -10725,16 +17617,25 @@
     <w:abstractNumId w:val="11"/>
   </w:num>
   <w:num w:numId="32" w16cid:durableId="1233269192">
-    <w:abstractNumId w:val="28"/>
+    <w:abstractNumId w:val="30"/>
   </w:num>
   <w:num w:numId="33" w16cid:durableId="1936209228">
     <w:abstractNumId w:val="2"/>
+  </w:num>
+  <w:num w:numId="34" w16cid:durableId="91554880">
+    <w:abstractNumId w:val="33"/>
+  </w:num>
+  <w:num w:numId="35" w16cid:durableId="623921752">
+    <w:abstractNumId w:val="29"/>
+  </w:num>
+  <w:num w:numId="36" w16cid:durableId="51274205">
+    <w:abstractNumId w:val="24"/>
   </w:num>
 </w:numbering>
 </file>
 
 <file path=word/styles.xml><?xml version="1.0" encoding="utf-8"?>
-<w:styles xmlns:mc="http://schemas.openxmlformats.org/markup-compatibility/2006" xmlns:r="http://schemas.openxmlformats.org/officeDocument/2006/relationships" xmlns:w="http://schemas.openxmlformats.org/wordprocessingml/2006/main" xmlns:w14="http://schemas.microsoft.com/office/word/2010/wordml" xmlns:w15="http://schemas.microsoft.com/office/word/2012/wordml" xmlns:w16cex="http://schemas.microsoft.com/office/word/2018/wordml/cex" xmlns:w16cid="http://schemas.microsoft.com/office/word/2016/wordml/cid" xmlns:w16="http://schemas.microsoft.com/office/word/2018/wordml" xmlns:w16du="http://schemas.microsoft.com/office/word/2023/wordml/word16du" xmlns:w16sdtdh="http://schemas.microsoft.com/office/word/2020/wordml/sdtdatahash" xmlns:w16sdtfl="http://schemas.microsoft.com/office/word/2024/wordml/sdtformatlock" xmlns:w16se="http://schemas.microsoft.com/office/word/2015/wordml/symex" mc:Ignorable="w14 w15 w16se w16cid w16 w16cex w16sdtdh w16sdtfl w16du">
+<w:styles xmlns:mc="http://schemas.openxmlformats.org/markup-compatibility/2006" xmlns:r="http://schemas.openxmlformats.org/officeDocument/2006/relationships" xmlns:w="http://schemas.openxmlformats.org/wordprocessingml/2006/main" xmlns:w14="http://schemas.microsoft.com/office/word/2010/wordml" xmlns:w15="http://schemas.microsoft.com/office/word/2012/wordml" xmlns:w16cex="http://schemas.microsoft.com/office/word/2018/wordml/cex" xmlns:w16cid="http://schemas.microsoft.com/office/word/2016/wordml/cid" xmlns:w16="http://schemas.microsoft.com/office/word/2018/wordml" xmlns:w16sdtdh="http://schemas.microsoft.com/office/word/2020/wordml/sdtdatahash" xmlns:w16se="http://schemas.microsoft.com/office/word/2015/wordml/symex" mc:Ignorable="w14 w15 w16se w16cid w16 w16cex w16sdtdh">
   <w:docDefaults>
     <w:rPrDefault>
       <w:rPr>
@@ -11333,6 +18234,7 @@
   <w:style w:type="character" w:default="1" w:styleId="DefaultParagraphFont">
     <w:name w:val="Default Paragraph Font"/>
     <w:uiPriority w:val="1"/>
+    <w:semiHidden/>
     <w:unhideWhenUsed/>
   </w:style>
   <w:style w:type="table" w:default="1" w:styleId="TableNormal">

--- a/G8_CoSoDuLieu_DLOAR.docx
+++ b/G8_CoSoDuLieu_DLOAR.docx
@@ -5584,26 +5584,163 @@
           </w:p>
         </w:tc>
       </w:tr>
+      <w:tr>
+        <w:tc>
+          <w:tcPr>
+            <w:tcW w:w="0" w:type="auto"/>
+            <w:tcBorders>
+              <w:top w:val="single" w:sz="6" w:space="0" w:color="000000"/>
+              <w:left w:val="single" w:sz="6" w:space="0" w:color="000000"/>
+              <w:bottom w:val="single" w:sz="6" w:space="0" w:color="000000"/>
+              <w:right w:val="single" w:sz="6" w:space="0" w:color="000000"/>
+            </w:tcBorders>
+            <w:tcMar>
+              <w:top w:w="120" w:type="dxa"/>
+              <w:left w:w="120" w:type="dxa"/>
+              <w:bottom w:w="120" w:type="dxa"/>
+              <w:right w:w="120" w:type="dxa"/>
+            </w:tcMar>
+          </w:tcPr>
+          <w:p>
+            <w:r>
+              <w:t>expiry_date</w:t>
+            </w:r>
+          </w:p>
+        </w:tc>
+        <w:tc>
+          <w:tcPr>
+            <w:tcW w:w="0" w:type="auto"/>
+            <w:tcBorders>
+              <w:top w:val="single" w:sz="6" w:space="0" w:color="000000"/>
+              <w:left w:val="single" w:sz="6" w:space="0" w:color="000000"/>
+              <w:bottom w:val="single" w:sz="6" w:space="0" w:color="000000"/>
+              <w:right w:val="single" w:sz="6" w:space="0" w:color="000000"/>
+            </w:tcBorders>
+            <w:tcMar>
+              <w:top w:w="120" w:type="dxa"/>
+              <w:left w:w="120" w:type="dxa"/>
+              <w:bottom w:w="120" w:type="dxa"/>
+              <w:right w:w="120" w:type="dxa"/>
+            </w:tcMar>
+          </w:tcPr>
+          <w:p>
+            <w:r>
+              <w:t>Date</w:t>
+            </w:r>
+          </w:p>
+        </w:tc>
+        <w:tc>
+          <w:tcPr>
+            <w:tcW w:w="0" w:type="auto"/>
+            <w:tcBorders>
+              <w:top w:val="single" w:sz="6" w:space="0" w:color="000000"/>
+              <w:left w:val="single" w:sz="6" w:space="0" w:color="000000"/>
+              <w:bottom w:val="single" w:sz="6" w:space="0" w:color="000000"/>
+              <w:right w:val="single" w:sz="6" w:space="0" w:color="000000"/>
+            </w:tcBorders>
+            <w:tcMar>
+              <w:top w:w="120" w:type="dxa"/>
+              <w:left w:w="120" w:type="dxa"/>
+              <w:bottom w:w="120" w:type="dxa"/>
+              <w:right w:w="120" w:type="dxa"/>
+            </w:tcMar>
+          </w:tcPr>
+          <w:p>
+            <w:pPr>
+              <w:rPr>
+                <w:lang w:val="vi-VN"/>
+              </w:rPr>
+            </w:pPr>
+            <w:r>
+              <w:softHyphen/>
+            </w:r>
+            <w:r>
+              <w:t>NOT</w:t>
+            </w:r>
+            <w:r>
+              <w:rPr>
+                <w:lang w:val="vi-VN"/>
+              </w:rPr>
+              <w:t xml:space="preserve"> NULL</w:t>
+            </w:r>
+          </w:p>
+        </w:tc>
+        <w:tc>
+          <w:tcPr>
+            <w:tcW w:w="0" w:type="auto"/>
+            <w:tcBorders>
+              <w:top w:val="single" w:sz="6" w:space="0" w:color="000000"/>
+              <w:left w:val="single" w:sz="6" w:space="0" w:color="000000"/>
+              <w:bottom w:val="single" w:sz="6" w:space="0" w:color="000000"/>
+              <w:right w:val="single" w:sz="6" w:space="0" w:color="000000"/>
+            </w:tcBorders>
+            <w:tcMar>
+              <w:top w:w="120" w:type="dxa"/>
+              <w:left w:w="120" w:type="dxa"/>
+              <w:bottom w:w="120" w:type="dxa"/>
+              <w:right w:w="120" w:type="dxa"/>
+            </w:tcMar>
+          </w:tcPr>
+          <w:p>
+            <w:pPr>
+              <w:rPr>
+                <w:lang w:val="vi-VN"/>
+              </w:rPr>
+            </w:pPr>
+            <w:r>
+              <w:rPr>
+                <w:lang w:val="vi-VN"/>
+              </w:rPr>
+              <w:t>Ngày</w:t>
+            </w:r>
+            <w:r>
+              <w:rPr>
+                <w:lang w:val="vi-VN"/>
+              </w:rPr>
+              <w:t xml:space="preserve"> hết hạn thẻ thành viên</w:t>
+            </w:r>
+          </w:p>
+        </w:tc>
+      </w:tr>
     </w:tbl>
-    <w:p/>
-    <w:p>
-      <w:pPr>
-        <w:rPr>
-          <w:b/>
-          <w:bCs/>
-        </w:rPr>
-      </w:pPr>
-      <w:r>
-        <w:rPr>
-          <w:b/>
-          <w:bCs/>
-        </w:rPr>
-        <w:t>3. Bảng STAFF (Lớp con cấp 1 MỚI - Nhân viên thư viện)</w:t>
-      </w:r>
-    </w:p>
-    <w:p>
-      <w:r>
-        <w:t>Lớp con kế thừa từ PERSON, quản lý thông tin thủ thư hoặc nhân viên quản trị.</w:t>
+    <w:p>
+      <w:pPr>
+        <w:rPr>
+          <w:lang w:val="vi-VN"/>
+        </w:rPr>
+      </w:pPr>
+    </w:p>
+    <w:p>
+      <w:pPr>
+        <w:rPr>
+          <w:b/>
+          <w:bCs/>
+          <w:lang w:val="vi-VN"/>
+        </w:rPr>
+      </w:pPr>
+      <w:r>
+        <w:rPr>
+          <w:b/>
+          <w:bCs/>
+          <w:lang w:val="vi-VN"/>
+        </w:rPr>
+        <w:t xml:space="preserve">3. Bảng </w:t>
+      </w:r>
+      <w:r>
+        <w:rPr>
+          <w:b/>
+          <w:bCs/>
+          <w:lang w:val="vi-VN"/>
+        </w:rPr>
+        <w:t>AUTHOR</w:t>
+      </w:r>
+      <w:r>
+        <w:rPr>
+          <w:b/>
+          <w:bCs/>
+          <w:lang w:val="vi-VN"/>
+        </w:rPr>
+        <w:t xml:space="preserve"> </w:t>
       </w:r>
     </w:p>
     <w:tbl>
@@ -5618,10 +5755,10 @@
         <w:tblLook w:val="04A0" w:firstRow="1" w:lastRow="0" w:firstColumn="1" w:lastColumn="0" w:noHBand="0" w:noVBand="1"/>
       </w:tblPr>
       <w:tblGrid>
-        <w:gridCol w:w="1631"/>
-        <w:gridCol w:w="1684"/>
-        <w:gridCol w:w="3590"/>
-        <w:gridCol w:w="2439"/>
+        <w:gridCol w:w="1785"/>
+        <w:gridCol w:w="2053"/>
+        <w:gridCol w:w="3233"/>
+        <w:gridCol w:w="2273"/>
       </w:tblGrid>
       <w:tr>
         <w:trPr>
@@ -5814,38 +5951,55 @@
           </w:tcPr>
           <w:p>
             <w:r>
-              <w:t xml:space="preserve">PRIMARY KEY, FK -&gt; </w:t>
+              <w:t>PRIMARY KEY, FOREIGN KEY (PERSON.person_id)</w:t>
+            </w:r>
+          </w:p>
+        </w:tc>
+        <w:tc>
+          <w:tcPr>
+            <w:tcW w:w="0" w:type="auto"/>
+            <w:tcBorders>
+              <w:top w:val="single" w:sz="6" w:space="0" w:color="000000"/>
+              <w:left w:val="single" w:sz="6" w:space="0" w:color="000000"/>
+              <w:bottom w:val="single" w:sz="6" w:space="0" w:color="000000"/>
+              <w:right w:val="single" w:sz="6" w:space="0" w:color="000000"/>
+            </w:tcBorders>
+            <w:tcMar>
+              <w:top w:w="120" w:type="dxa"/>
+              <w:left w:w="120" w:type="dxa"/>
+              <w:bottom w:w="120" w:type="dxa"/>
+              <w:right w:w="120" w:type="dxa"/>
+            </w:tcMar>
+            <w:hideMark/>
+          </w:tcPr>
+          <w:p>
+            <w:pPr>
+              <w:rPr>
+                <w:lang w:val="vi-VN"/>
+              </w:rPr>
+            </w:pPr>
+            <w:r>
+              <w:t>Mã</w:t>
+            </w:r>
+            <w:r>
+              <w:rPr>
+                <w:lang w:val="vi-VN"/>
+              </w:rPr>
+              <w:t xml:space="preserve"> tác </w:t>
             </w:r>
             <w:proofErr w:type="gramStart"/>
             <w:r>
-              <w:t>PERSON(</w:t>
+              <w:rPr>
+                <w:lang w:val="vi-VN"/>
+              </w:rPr>
+              <w:t>giả(</w:t>
             </w:r>
             <w:proofErr w:type="gramEnd"/>
             <w:r>
-              <w:t>person_id) ON DELETE CASCADE</w:t>
-            </w:r>
-          </w:p>
-        </w:tc>
-        <w:tc>
-          <w:tcPr>
-            <w:tcW w:w="0" w:type="auto"/>
-            <w:tcBorders>
-              <w:top w:val="single" w:sz="6" w:space="0" w:color="000000"/>
-              <w:left w:val="single" w:sz="6" w:space="0" w:color="000000"/>
-              <w:bottom w:val="single" w:sz="6" w:space="0" w:color="000000"/>
-              <w:right w:val="single" w:sz="6" w:space="0" w:color="000000"/>
-            </w:tcBorders>
-            <w:tcMar>
-              <w:top w:w="120" w:type="dxa"/>
-              <w:left w:w="120" w:type="dxa"/>
-              <w:bottom w:w="120" w:type="dxa"/>
-              <w:right w:w="120" w:type="dxa"/>
-            </w:tcMar>
-            <w:hideMark/>
-          </w:tcPr>
-          <w:p>
-            <w:r>
-              <w:t>Khóa chính kế thừa từ lớp cha</w:t>
+              <w:rPr>
+                <w:lang w:val="vi-VN"/>
+              </w:rPr>
+              <w:t>liên kết từ bảng PERSON)</w:t>
             </w:r>
           </w:p>
         </w:tc>
@@ -5870,7 +6024,10 @@
           </w:tcPr>
           <w:p>
             <w:r>
-              <w:t>staff_code</w:t>
+              <w:t>author</w:t>
+            </w:r>
+            <w:r>
+              <w:t>_code</w:t>
             </w:r>
           </w:p>
         </w:tc>
@@ -5892,8 +6049,16 @@
             <w:hideMark/>
           </w:tcPr>
           <w:p>
-            <w:r>
-              <w:t>VARCHAR (20)</w:t>
+            <w:pPr>
+              <w:rPr>
+                <w:lang w:val="vi-VN"/>
+              </w:rPr>
+            </w:pPr>
+            <w:r>
+              <w:rPr>
+                <w:lang w:val="vi-VN"/>
+              </w:rPr>
+              <w:t>VARCHAR(20)</w:t>
             </w:r>
           </w:p>
         </w:tc>
@@ -5938,8 +6103,22 @@
             <w:hideMark/>
           </w:tcPr>
           <w:p>
-            <w:r>
-              <w:t>Mã nhân sự</w:t>
+            <w:pPr>
+              <w:rPr>
+                <w:lang w:val="vi-VN"/>
+              </w:rPr>
+            </w:pPr>
+            <w:r>
+              <w:t xml:space="preserve">Mã </w:t>
+            </w:r>
+            <w:r>
+              <w:t>số</w:t>
+            </w:r>
+            <w:r>
+              <w:rPr>
+                <w:lang w:val="vi-VN"/>
+              </w:rPr>
+              <w:t xml:space="preserve"> tác giả</w:t>
             </w:r>
           </w:p>
         </w:tc>
@@ -5963,8 +6142,16 @@
             <w:hideMark/>
           </w:tcPr>
           <w:p>
-            <w:r>
-              <w:t>job_title</w:t>
+            <w:pPr>
+              <w:rPr>
+                <w:lang w:val="vi-VN"/>
+              </w:rPr>
+            </w:pPr>
+            <w:r>
+              <w:rPr>
+                <w:lang w:val="vi-VN"/>
+              </w:rPr>
+              <w:t>Affiliation</w:t>
             </w:r>
           </w:p>
         </w:tc>
@@ -5987,7 +6174,22 @@
           </w:tcPr>
           <w:p>
             <w:r>
-              <w:t>VARCHAR (100)</w:t>
+              <w:rPr>
+                <w:lang w:val="vi-VN"/>
+              </w:rPr>
+              <w:t>VARCHAR(</w:t>
+            </w:r>
+            <w:r>
+              <w:rPr>
+                <w:lang w:val="vi-VN"/>
+              </w:rPr>
+              <w:t>100</w:t>
+            </w:r>
+            <w:r>
+              <w:rPr>
+                <w:lang w:val="vi-VN"/>
+              </w:rPr>
+              <w:t>)</w:t>
             </w:r>
           </w:p>
         </w:tc>
@@ -6010,7 +6212,7 @@
           </w:tcPr>
           <w:p>
             <w:r>
-              <w:t>NOT NULL</w:t>
+              <w:t>NULLABLE</w:t>
             </w:r>
           </w:p>
         </w:tc>
@@ -6032,8 +6234,28 @@
             <w:hideMark/>
           </w:tcPr>
           <w:p>
-            <w:r>
-              <w:t>Chức danh (VD: Thủ thư trưởng, IT Hỗ trợ)</w:t>
+            <w:pPr>
+              <w:rPr>
+                <w:lang w:val="vi-VN"/>
+              </w:rPr>
+            </w:pPr>
+            <w:r>
+              <w:rPr>
+                <w:lang w:val="fr-FR"/>
+              </w:rPr>
+              <w:t>Đơn</w:t>
+            </w:r>
+            <w:r>
+              <w:rPr>
+                <w:lang w:val="vi-VN"/>
+              </w:rPr>
+              <w:t xml:space="preserve"> </w:t>
+            </w:r>
+            <w:r>
+              <w:rPr>
+                <w:lang w:val="vi-VN"/>
+              </w:rPr>
+              <w:t>vị/Cơ quan công tác</w:t>
             </w:r>
           </w:p>
         </w:tc>
@@ -6058,7 +6280,7 @@
           </w:tcPr>
           <w:p>
             <w:r>
-              <w:t>hire_date</w:t>
+              <w:t>Orcid</w:t>
             </w:r>
           </w:p>
         </w:tc>
@@ -6080,8 +6302,16 @@
             <w:hideMark/>
           </w:tcPr>
           <w:p>
-            <w:r>
-              <w:t>DATE</w:t>
+            <w:pPr>
+              <w:rPr>
+                <w:lang w:val="vi-VN"/>
+              </w:rPr>
+            </w:pPr>
+            <w:r>
+              <w:rPr>
+                <w:lang w:val="vi-VN"/>
+              </w:rPr>
+              <w:t>VARCHAR(20)</w:t>
             </w:r>
           </w:p>
         </w:tc>
@@ -6104,7 +6334,7 @@
           </w:tcPr>
           <w:p>
             <w:r>
-              <w:t>NOT NULL</w:t>
+              <w:t>UNIQUE, NULLABLE</w:t>
             </w:r>
           </w:p>
         </w:tc>
@@ -6126,8 +6356,128 @@
             <w:hideMark/>
           </w:tcPr>
           <w:p>
-            <w:r>
-              <w:t>Ngày bắt đầu làm việc</w:t>
+            <w:pPr>
+              <w:rPr>
+                <w:lang w:val="vi-VN"/>
+              </w:rPr>
+            </w:pPr>
+            <w:r>
+              <w:t>Mã</w:t>
+            </w:r>
+            <w:r>
+              <w:rPr>
+                <w:lang w:val="vi-VN"/>
+              </w:rPr>
+              <w:t xml:space="preserve"> số định danh tác giả quốc tế</w:t>
+            </w:r>
+          </w:p>
+        </w:tc>
+      </w:tr>
+      <w:tr>
+        <w:tc>
+          <w:tcPr>
+            <w:tcW w:w="0" w:type="auto"/>
+            <w:tcBorders>
+              <w:top w:val="single" w:sz="6" w:space="0" w:color="000000"/>
+              <w:left w:val="single" w:sz="6" w:space="0" w:color="000000"/>
+              <w:bottom w:val="single" w:sz="6" w:space="0" w:color="000000"/>
+              <w:right w:val="single" w:sz="6" w:space="0" w:color="000000"/>
+            </w:tcBorders>
+            <w:tcMar>
+              <w:top w:w="120" w:type="dxa"/>
+              <w:left w:w="120" w:type="dxa"/>
+              <w:bottom w:w="120" w:type="dxa"/>
+              <w:right w:w="120" w:type="dxa"/>
+            </w:tcMar>
+          </w:tcPr>
+          <w:p>
+            <w:r>
+              <w:t>Bio</w:t>
+            </w:r>
+          </w:p>
+        </w:tc>
+        <w:tc>
+          <w:tcPr>
+            <w:tcW w:w="0" w:type="auto"/>
+            <w:tcBorders>
+              <w:top w:val="single" w:sz="6" w:space="0" w:color="000000"/>
+              <w:left w:val="single" w:sz="6" w:space="0" w:color="000000"/>
+              <w:bottom w:val="single" w:sz="6" w:space="0" w:color="000000"/>
+              <w:right w:val="single" w:sz="6" w:space="0" w:color="000000"/>
+            </w:tcBorders>
+            <w:tcMar>
+              <w:top w:w="120" w:type="dxa"/>
+              <w:left w:w="120" w:type="dxa"/>
+              <w:bottom w:w="120" w:type="dxa"/>
+              <w:right w:w="120" w:type="dxa"/>
+            </w:tcMar>
+          </w:tcPr>
+          <w:p>
+            <w:pPr>
+              <w:rPr>
+                <w:lang w:val="vi-VN"/>
+              </w:rPr>
+            </w:pPr>
+            <w:r>
+              <w:rPr>
+                <w:lang w:val="vi-VN"/>
+              </w:rPr>
+              <w:t>TEXT</w:t>
+            </w:r>
+          </w:p>
+        </w:tc>
+        <w:tc>
+          <w:tcPr>
+            <w:tcW w:w="0" w:type="auto"/>
+            <w:tcBorders>
+              <w:top w:val="single" w:sz="6" w:space="0" w:color="000000"/>
+              <w:left w:val="single" w:sz="6" w:space="0" w:color="000000"/>
+              <w:bottom w:val="single" w:sz="6" w:space="0" w:color="000000"/>
+              <w:right w:val="single" w:sz="6" w:space="0" w:color="000000"/>
+            </w:tcBorders>
+            <w:tcMar>
+              <w:top w:w="120" w:type="dxa"/>
+              <w:left w:w="120" w:type="dxa"/>
+              <w:bottom w:w="120" w:type="dxa"/>
+              <w:right w:w="120" w:type="dxa"/>
+            </w:tcMar>
+          </w:tcPr>
+          <w:p>
+            <w:r>
+              <w:t>NULLABLE</w:t>
+            </w:r>
+          </w:p>
+        </w:tc>
+        <w:tc>
+          <w:tcPr>
+            <w:tcW w:w="0" w:type="auto"/>
+            <w:tcBorders>
+              <w:top w:val="single" w:sz="6" w:space="0" w:color="000000"/>
+              <w:left w:val="single" w:sz="6" w:space="0" w:color="000000"/>
+              <w:bottom w:val="single" w:sz="6" w:space="0" w:color="000000"/>
+              <w:right w:val="single" w:sz="6" w:space="0" w:color="000000"/>
+            </w:tcBorders>
+            <w:tcMar>
+              <w:top w:w="120" w:type="dxa"/>
+              <w:left w:w="120" w:type="dxa"/>
+              <w:bottom w:w="120" w:type="dxa"/>
+              <w:right w:w="120" w:type="dxa"/>
+            </w:tcMar>
+          </w:tcPr>
+          <w:p>
+            <w:pPr>
+              <w:rPr>
+                <w:lang w:val="vi-VN"/>
+              </w:rPr>
+            </w:pPr>
+            <w:r>
+              <w:t>Tiểu</w:t>
+            </w:r>
+            <w:r>
+              <w:rPr>
+                <w:lang w:val="vi-VN"/>
+              </w:rPr>
+              <w:t xml:space="preserve"> sử tác giả</w:t>
             </w:r>
           </w:p>
         </w:tc>
@@ -6139,21 +6489,33 @@
         <w:rPr>
           <w:b/>
           <w:bCs/>
-        </w:rPr>
-      </w:pPr>
-      <w:r>
-        <w:rPr>
-          <w:b/>
-          <w:bCs/>
-        </w:rPr>
-        <w:t>4. Bảng STUDENT (Lớp con cấp 2 MỚI - Sinh viên)</w:t>
-      </w:r>
-    </w:p>
-    <w:p>
-      <w:r>
-        <w:t>Lớp con kế thừa trực tiếp từ MEMBER (Phân loại độc giả là Sinh viên).</w:t>
-      </w:r>
-    </w:p>
+          <w:lang w:val="vi-VN"/>
+        </w:rPr>
+      </w:pPr>
+      <w:r>
+        <w:rPr>
+          <w:b/>
+          <w:bCs/>
+        </w:rPr>
+        <w:t>4. Bảng</w:t>
+      </w:r>
+      <w:r>
+        <w:rPr>
+          <w:b/>
+          <w:bCs/>
+          <w:lang w:val="vi-VN"/>
+        </w:rPr>
+        <w:t xml:space="preserve"> PHYSICAL_BOOK</w:t>
+      </w:r>
+      <w:r>
+        <w:rPr>
+          <w:b/>
+          <w:bCs/>
+        </w:rPr>
+        <w:t xml:space="preserve"> </w:t>
+      </w:r>
+    </w:p>
+    <w:p/>
     <w:tbl>
       <w:tblPr>
         <w:tblW w:w="0" w:type="auto"/>
@@ -6166,10 +6528,10 @@
         <w:tblLook w:val="04A0" w:firstRow="1" w:lastRow="0" w:firstColumn="1" w:lastColumn="0" w:noHBand="0" w:noVBand="1"/>
       </w:tblPr>
       <w:tblGrid>
-        <w:gridCol w:w="2019"/>
-        <w:gridCol w:w="1643"/>
-        <w:gridCol w:w="3500"/>
-        <w:gridCol w:w="2182"/>
+        <w:gridCol w:w="2099"/>
+        <w:gridCol w:w="2110"/>
+        <w:gridCol w:w="2752"/>
+        <w:gridCol w:w="2383"/>
       </w:tblGrid>
       <w:tr>
         <w:trPr>
@@ -6201,7 +6563,6 @@
               </w:rPr>
             </w:pPr>
             <w:r>
-              <w:lastRenderedPageBreak/>
               <w:t>Tên trường (Column)</w:t>
             </w:r>
           </w:p>
@@ -6317,7 +6678,10 @@
           </w:tcPr>
           <w:p>
             <w:r>
-              <w:t>person_id</w:t>
+              <w:t>book</w:t>
+            </w:r>
+            <w:r>
+              <w:t>_id</w:t>
             </w:r>
           </w:p>
         </w:tc>
@@ -6363,15 +6727,7 @@
           </w:tcPr>
           <w:p>
             <w:r>
-              <w:t xml:space="preserve">PRIMARY KEY, FK -&gt; </w:t>
-            </w:r>
-            <w:proofErr w:type="gramStart"/>
-            <w:r>
-              <w:t>MEMBER(</w:t>
-            </w:r>
-            <w:proofErr w:type="gramEnd"/>
-            <w:r>
-              <w:t>person_id) ON DELETE CASCADE</w:t>
+              <w:t>PRIMARY KEY, AUTO_INCREMENT</w:t>
             </w:r>
           </w:p>
         </w:tc>
@@ -6393,8 +6749,19 @@
             <w:hideMark/>
           </w:tcPr>
           <w:p>
-            <w:r>
-              <w:t>Khóa chính kế thừa từ lớp MEMBER</w:t>
+            <w:pPr>
+              <w:rPr>
+                <w:lang w:val="vi-VN"/>
+              </w:rPr>
+            </w:pPr>
+            <w:r>
+              <w:t>Mã</w:t>
+            </w:r>
+            <w:r>
+              <w:rPr>
+                <w:lang w:val="vi-VN"/>
+              </w:rPr>
+              <w:t xml:space="preserve"> định danh đầu sách vật lý</w:t>
             </w:r>
           </w:p>
         </w:tc>
@@ -6419,7 +6786,7 @@
           </w:tcPr>
           <w:p>
             <w:r>
-              <w:t>student_id</w:t>
+              <w:t>Title</w:t>
             </w:r>
           </w:p>
         </w:tc>
@@ -6442,7 +6809,22 @@
           </w:tcPr>
           <w:p>
             <w:r>
-              <w:t>VARCHAR (20)</w:t>
+              <w:rPr>
+                <w:lang w:val="vi-VN"/>
+              </w:rPr>
+              <w:t>VARCHAR(</w:t>
+            </w:r>
+            <w:r>
+              <w:rPr>
+                <w:lang w:val="vi-VN"/>
+              </w:rPr>
+              <w:t>255</w:t>
+            </w:r>
+            <w:r>
+              <w:rPr>
+                <w:lang w:val="vi-VN"/>
+              </w:rPr>
+              <w:t>)</w:t>
             </w:r>
           </w:p>
         </w:tc>
@@ -6465,7 +6847,7 @@
           </w:tcPr>
           <w:p>
             <w:r>
-              <w:t>UNIQUE, NOT NULL</w:t>
+              <w:t>NOT NULL</w:t>
             </w:r>
           </w:p>
         </w:tc>
@@ -6487,8 +6869,19 @@
             <w:hideMark/>
           </w:tcPr>
           <w:p>
-            <w:r>
-              <w:t>Mã số sinh viên (MSSV)</w:t>
+            <w:pPr>
+              <w:rPr>
+                <w:lang w:val="vi-VN"/>
+              </w:rPr>
+            </w:pPr>
+            <w:r>
+              <w:t>Tên</w:t>
+            </w:r>
+            <w:r>
+              <w:rPr>
+                <w:lang w:val="vi-VN"/>
+              </w:rPr>
+              <w:t>/tiêu đề sách</w:t>
             </w:r>
           </w:p>
         </w:tc>
@@ -6512,8 +6905,16 @@
             <w:hideMark/>
           </w:tcPr>
           <w:p>
-            <w:r>
-              <w:t>major</w:t>
+            <w:pPr>
+              <w:rPr>
+                <w:lang w:val="vi-VN"/>
+              </w:rPr>
+            </w:pPr>
+            <w:r>
+              <w:rPr>
+                <w:lang w:val="vi-VN"/>
+              </w:rPr>
+              <w:t>Isbn</w:t>
             </w:r>
           </w:p>
         </w:tc>
@@ -6536,7 +6937,10 @@
           </w:tcPr>
           <w:p>
             <w:r>
-              <w:t>VARCHAR (100)</w:t>
+              <w:rPr>
+                <w:lang w:val="vi-VN"/>
+              </w:rPr>
+              <w:t>VARCHAR(20)</w:t>
             </w:r>
           </w:p>
         </w:tc>
@@ -6559,7 +6963,7 @@
           </w:tcPr>
           <w:p>
             <w:r>
-              <w:t>NOT NULL</w:t>
+              <w:t>UNIQUE, NOT NULL</w:t>
             </w:r>
           </w:p>
         </w:tc>
@@ -6581,8 +6985,19 @@
             <w:hideMark/>
           </w:tcPr>
           <w:p>
-            <w:r>
-              <w:t>Chuyên ngành theo học</w:t>
+            <w:pPr>
+              <w:rPr>
+                <w:lang w:val="vi-VN"/>
+              </w:rPr>
+            </w:pPr>
+            <w:r>
+              <w:t>Mã</w:t>
+            </w:r>
+            <w:r>
+              <w:rPr>
+                <w:lang w:val="vi-VN"/>
+              </w:rPr>
+              <w:t xml:space="preserve"> số tiêu chuẩn quốc tế cho sách</w:t>
             </w:r>
           </w:p>
         </w:tc>
@@ -6607,7 +7022,7 @@
           </w:tcPr>
           <w:p>
             <w:r>
-              <w:t>graduation_year</w:t>
+              <w:t>Publisher</w:t>
             </w:r>
           </w:p>
         </w:tc>
@@ -6630,7 +7045,22 @@
           </w:tcPr>
           <w:p>
             <w:r>
-              <w:t>INT</w:t>
+              <w:rPr>
+                <w:lang w:val="vi-VN"/>
+              </w:rPr>
+              <w:t>VARCHAR(</w:t>
+            </w:r>
+            <w:r>
+              <w:rPr>
+                <w:lang w:val="vi-VN"/>
+              </w:rPr>
+              <w:t>100</w:t>
+            </w:r>
+            <w:r>
+              <w:rPr>
+                <w:lang w:val="vi-VN"/>
+              </w:rPr>
+              <w:t>)</w:t>
             </w:r>
           </w:p>
         </w:tc>
@@ -6652,6 +7082,11 @@
             <w:hideMark/>
           </w:tcPr>
           <w:p>
+            <w:pPr>
+              <w:rPr>
+                <w:lang w:val="vi-VN"/>
+              </w:rPr>
+            </w:pPr>
             <w:r>
               <w:t>NULLABLE</w:t>
             </w:r>
@@ -6675,8 +7110,128 @@
             <w:hideMark/>
           </w:tcPr>
           <w:p>
-            <w:r>
-              <w:t>Năm dự kiến tốt nghiệp</w:t>
+            <w:pPr>
+              <w:rPr>
+                <w:lang w:val="vi-VN"/>
+              </w:rPr>
+            </w:pPr>
+            <w:r>
+              <w:rPr>
+                <w:lang w:val="vi-VN"/>
+              </w:rPr>
+              <w:t>Nhà xuất bản</w:t>
+            </w:r>
+          </w:p>
+        </w:tc>
+      </w:tr>
+      <w:tr>
+        <w:tc>
+          <w:tcPr>
+            <w:tcW w:w="0" w:type="auto"/>
+            <w:tcBorders>
+              <w:top w:val="single" w:sz="6" w:space="0" w:color="000000"/>
+              <w:left w:val="single" w:sz="6" w:space="0" w:color="000000"/>
+              <w:bottom w:val="single" w:sz="6" w:space="0" w:color="000000"/>
+              <w:right w:val="single" w:sz="6" w:space="0" w:color="000000"/>
+            </w:tcBorders>
+            <w:tcMar>
+              <w:top w:w="120" w:type="dxa"/>
+              <w:left w:w="120" w:type="dxa"/>
+              <w:bottom w:w="120" w:type="dxa"/>
+              <w:right w:w="120" w:type="dxa"/>
+            </w:tcMar>
+          </w:tcPr>
+          <w:p>
+            <w:pPr>
+              <w:rPr>
+                <w:lang w:val="vi-VN"/>
+              </w:rPr>
+            </w:pPr>
+            <w:r>
+              <w:t>Publication</w:t>
+            </w:r>
+            <w:r>
+              <w:rPr>
+                <w:lang w:val="vi-VN"/>
+              </w:rPr>
+              <w:t>_year</w:t>
+            </w:r>
+          </w:p>
+        </w:tc>
+        <w:tc>
+          <w:tcPr>
+            <w:tcW w:w="0" w:type="auto"/>
+            <w:tcBorders>
+              <w:top w:val="single" w:sz="6" w:space="0" w:color="000000"/>
+              <w:left w:val="single" w:sz="6" w:space="0" w:color="000000"/>
+              <w:bottom w:val="single" w:sz="6" w:space="0" w:color="000000"/>
+              <w:right w:val="single" w:sz="6" w:space="0" w:color="000000"/>
+            </w:tcBorders>
+            <w:tcMar>
+              <w:top w:w="120" w:type="dxa"/>
+              <w:left w:w="120" w:type="dxa"/>
+              <w:bottom w:w="120" w:type="dxa"/>
+              <w:right w:w="120" w:type="dxa"/>
+            </w:tcMar>
+          </w:tcPr>
+          <w:p>
+            <w:r>
+              <w:t>Int</w:t>
+            </w:r>
+          </w:p>
+        </w:tc>
+        <w:tc>
+          <w:tcPr>
+            <w:tcW w:w="0" w:type="auto"/>
+            <w:tcBorders>
+              <w:top w:val="single" w:sz="6" w:space="0" w:color="000000"/>
+              <w:left w:val="single" w:sz="6" w:space="0" w:color="000000"/>
+              <w:bottom w:val="single" w:sz="6" w:space="0" w:color="000000"/>
+              <w:right w:val="single" w:sz="6" w:space="0" w:color="000000"/>
+            </w:tcBorders>
+            <w:tcMar>
+              <w:top w:w="120" w:type="dxa"/>
+              <w:left w:w="120" w:type="dxa"/>
+              <w:bottom w:w="120" w:type="dxa"/>
+              <w:right w:w="120" w:type="dxa"/>
+            </w:tcMar>
+          </w:tcPr>
+          <w:p>
+            <w:r>
+              <w:t>NULLABLE</w:t>
+            </w:r>
+          </w:p>
+        </w:tc>
+        <w:tc>
+          <w:tcPr>
+            <w:tcW w:w="0" w:type="auto"/>
+            <w:tcBorders>
+              <w:top w:val="single" w:sz="6" w:space="0" w:color="000000"/>
+              <w:left w:val="single" w:sz="6" w:space="0" w:color="000000"/>
+              <w:bottom w:val="single" w:sz="6" w:space="0" w:color="000000"/>
+              <w:right w:val="single" w:sz="6" w:space="0" w:color="000000"/>
+            </w:tcBorders>
+            <w:tcMar>
+              <w:top w:w="120" w:type="dxa"/>
+              <w:left w:w="120" w:type="dxa"/>
+              <w:bottom w:w="120" w:type="dxa"/>
+              <w:right w:w="120" w:type="dxa"/>
+            </w:tcMar>
+          </w:tcPr>
+          <w:p>
+            <w:pPr>
+              <w:rPr>
+                <w:lang w:val="vi-VN"/>
+              </w:rPr>
+            </w:pPr>
+            <w:r>
+              <w:t>Năm</w:t>
+            </w:r>
+            <w:r>
+              <w:rPr>
+                <w:lang w:val="vi-VN"/>
+              </w:rPr>
+              <w:t xml:space="preserve"> xuất bản</w:t>
             </w:r>
           </w:p>
         </w:tc>
@@ -6688,19 +7243,40 @@
         <w:rPr>
           <w:b/>
           <w:bCs/>
-        </w:rPr>
-      </w:pPr>
-      <w:r>
-        <w:rPr>
-          <w:b/>
-          <w:bCs/>
-        </w:rPr>
-        <w:t>5. Bảng FACULTY (Lớp con cấp 2 MỚI - Giảng viên)</w:t>
-      </w:r>
-    </w:p>
-    <w:p>
-      <w:r>
-        <w:t>Lớp con kế thừa trực tiếp từ MEMBER (Phân loại độc giả là Giảng viên/Nghiên cứu viên).</w:t>
+          <w:lang w:val="vi-VN"/>
+        </w:rPr>
+      </w:pPr>
+      <w:r>
+        <w:rPr>
+          <w:b/>
+          <w:bCs/>
+        </w:rPr>
+        <w:t xml:space="preserve">5. </w:t>
+      </w:r>
+      <w:proofErr w:type="gramStart"/>
+      <w:r>
+        <w:rPr>
+          <w:b/>
+          <w:bCs/>
+        </w:rPr>
+        <w:t xml:space="preserve">Bảng </w:t>
+      </w:r>
+      <w:r>
+        <w:rPr>
+          <w:b/>
+          <w:bCs/>
+          <w:lang w:val="vi-VN"/>
+        </w:rPr>
+        <w:t xml:space="preserve"> BOOK</w:t>
+      </w:r>
+      <w:proofErr w:type="gramEnd"/>
+      <w:r>
+        <w:rPr>
+          <w:b/>
+          <w:bCs/>
+          <w:lang w:val="vi-VN"/>
+        </w:rPr>
+        <w:t>_COPY</w:t>
       </w:r>
     </w:p>
     <w:tbl>
@@ -6715,10 +7291,10 @@
         <w:tblLook w:val="04A0" w:firstRow="1" w:lastRow="0" w:firstColumn="1" w:lastColumn="0" w:noHBand="0" w:noVBand="1"/>
       </w:tblPr>
       <w:tblGrid>
-        <w:gridCol w:w="1892"/>
-        <w:gridCol w:w="1665"/>
-        <w:gridCol w:w="3569"/>
-        <w:gridCol w:w="2218"/>
+        <w:gridCol w:w="1865"/>
+        <w:gridCol w:w="1897"/>
+        <w:gridCol w:w="3734"/>
+        <w:gridCol w:w="1848"/>
       </w:tblGrid>
       <w:tr>
         <w:trPr>
@@ -6865,7 +7441,10 @@
           </w:tcPr>
           <w:p>
             <w:r>
-              <w:t>person_id</w:t>
+              <w:t>copy</w:t>
+            </w:r>
+            <w:r>
+              <w:t>_id</w:t>
             </w:r>
           </w:p>
         </w:tc>
@@ -6911,15 +7490,7 @@
           </w:tcPr>
           <w:p>
             <w:r>
-              <w:t xml:space="preserve">PRIMARY KEY, FK -&gt; </w:t>
-            </w:r>
-            <w:proofErr w:type="gramStart"/>
-            <w:r>
-              <w:t>MEMBER(</w:t>
-            </w:r>
-            <w:proofErr w:type="gramEnd"/>
-            <w:r>
-              <w:t>person_id) ON DELETE CASCADE</w:t>
+              <w:t>PRIMARY KEY, AUTO_INCREMENT</w:t>
             </w:r>
           </w:p>
         </w:tc>
@@ -6941,8 +7512,19 @@
             <w:hideMark/>
           </w:tcPr>
           <w:p>
-            <w:r>
-              <w:t>Khóa chính kế thừa từ lớp MEMBER</w:t>
+            <w:pPr>
+              <w:rPr>
+                <w:lang w:val="vi-VN"/>
+              </w:rPr>
+            </w:pPr>
+            <w:r>
+              <w:t>Mã</w:t>
+            </w:r>
+            <w:r>
+              <w:rPr>
+                <w:lang w:val="vi-VN"/>
+              </w:rPr>
+              <w:t xml:space="preserve"> bản sao cuốn sách</w:t>
             </w:r>
           </w:p>
         </w:tc>
@@ -6967,7 +7549,10 @@
           </w:tcPr>
           <w:p>
             <w:r>
-              <w:t>faculty_id</w:t>
+              <w:t>book</w:t>
+            </w:r>
+            <w:r>
+              <w:t>_id</w:t>
             </w:r>
           </w:p>
         </w:tc>
@@ -6989,8 +7574,16 @@
             <w:hideMark/>
           </w:tcPr>
           <w:p>
-            <w:r>
-              <w:t>VARCHAR (20)</w:t>
+            <w:pPr>
+              <w:rPr>
+                <w:lang w:val="vi-VN"/>
+              </w:rPr>
+            </w:pPr>
+            <w:r>
+              <w:rPr>
+                <w:lang w:val="vi-VN"/>
+              </w:rPr>
+              <w:t>INT</w:t>
             </w:r>
           </w:p>
         </w:tc>
@@ -7013,7 +7606,7 @@
           </w:tcPr>
           <w:p>
             <w:r>
-              <w:t>UNIQUE, NOT NULL</w:t>
+              <w:t>PRIMARY KEY, FOREIGN KEY (PHYSICAL_BOOK.book_id)</w:t>
             </w:r>
           </w:p>
         </w:tc>
@@ -7035,8 +7628,19 @@
             <w:hideMark/>
           </w:tcPr>
           <w:p>
-            <w:r>
-              <w:t>Mã số giảng viên</w:t>
+            <w:pPr>
+              <w:rPr>
+                <w:lang w:val="vi-VN"/>
+              </w:rPr>
+            </w:pPr>
+            <w:r>
+              <w:t>Mã</w:t>
+            </w:r>
+            <w:r>
+              <w:rPr>
+                <w:lang w:val="vi-VN"/>
+              </w:rPr>
+              <w:t xml:space="preserve"> đầu sách</w:t>
             </w:r>
           </w:p>
         </w:tc>
@@ -7061,7 +7665,7 @@
           </w:tcPr>
           <w:p>
             <w:r>
-              <w:t>department</w:t>
+              <w:t>Barcode</w:t>
             </w:r>
           </w:p>
         </w:tc>
@@ -7083,8 +7687,27 @@
             <w:hideMark/>
           </w:tcPr>
           <w:p>
-            <w:r>
-              <w:t>VARCHAR (100)</w:t>
+            <w:pPr>
+              <w:rPr>
+                <w:lang w:val="vi-VN"/>
+              </w:rPr>
+            </w:pPr>
+            <w:proofErr w:type="gramStart"/>
+            <w:r>
+              <w:t>VARCHAR</w:t>
+            </w:r>
+            <w:r>
+              <w:rPr>
+                <w:lang w:val="vi-VN"/>
+              </w:rPr>
+              <w:t>(</w:t>
+            </w:r>
+            <w:proofErr w:type="gramEnd"/>
+            <w:r>
+              <w:rPr>
+                <w:lang w:val="vi-VN"/>
+              </w:rPr>
+              <w:t>50)</w:t>
             </w:r>
           </w:p>
         </w:tc>
@@ -7107,7 +7730,7 @@
           </w:tcPr>
           <w:p>
             <w:r>
-              <w:t>NOT NULL</w:t>
+              <w:t>UNIQUE, NOT NULL</w:t>
             </w:r>
           </w:p>
         </w:tc>
@@ -7129,8 +7752,19 @@
             <w:hideMark/>
           </w:tcPr>
           <w:p>
-            <w:r>
-              <w:t>Khoa trực thuộc (VD: Khoa CNTT)</w:t>
+            <w:pPr>
+              <w:rPr>
+                <w:lang w:val="vi-VN"/>
+              </w:rPr>
+            </w:pPr>
+            <w:r>
+              <w:t>Mã</w:t>
+            </w:r>
+            <w:r>
+              <w:rPr>
+                <w:lang w:val="vi-VN"/>
+              </w:rPr>
+              <w:t xml:space="preserve"> vạch quản lý bản sao</w:t>
             </w:r>
           </w:p>
         </w:tc>
@@ -7154,51 +7788,203 @@
             <w:hideMark/>
           </w:tcPr>
           <w:p>
-            <w:r>
+            <w:pPr>
+              <w:rPr>
+                <w:lang w:val="vi-VN"/>
+              </w:rPr>
+            </w:pPr>
+            <w:r>
+              <w:rPr>
+                <w:lang w:val="vi-VN"/>
+              </w:rPr>
+              <w:t>Copy_status</w:t>
+            </w:r>
+          </w:p>
+        </w:tc>
+        <w:tc>
+          <w:tcPr>
+            <w:tcW w:w="0" w:type="auto"/>
+            <w:tcBorders>
+              <w:top w:val="single" w:sz="6" w:space="0" w:color="000000"/>
+              <w:left w:val="single" w:sz="6" w:space="0" w:color="000000"/>
+              <w:bottom w:val="single" w:sz="6" w:space="0" w:color="000000"/>
+              <w:right w:val="single" w:sz="6" w:space="0" w:color="000000"/>
+            </w:tcBorders>
+            <w:tcMar>
+              <w:top w:w="120" w:type="dxa"/>
+              <w:left w:w="120" w:type="dxa"/>
+              <w:bottom w:w="120" w:type="dxa"/>
+              <w:right w:w="120" w:type="dxa"/>
+            </w:tcMar>
+            <w:hideMark/>
+          </w:tcPr>
+          <w:p>
+            <w:proofErr w:type="gramStart"/>
+            <w:r>
+              <w:t>VARCHAR</w:t>
+            </w:r>
+            <w:r>
+              <w:rPr>
+                <w:lang w:val="vi-VN"/>
+              </w:rPr>
+              <w:t>(</w:t>
+            </w:r>
+            <w:proofErr w:type="gramEnd"/>
+            <w:r>
+              <w:rPr>
+                <w:lang w:val="vi-VN"/>
+              </w:rPr>
+              <w:t>20</w:t>
+            </w:r>
+            <w:r>
+              <w:rPr>
+                <w:lang w:val="vi-VN"/>
+              </w:rPr>
+              <w:t>)</w:t>
+            </w:r>
+          </w:p>
+        </w:tc>
+        <w:tc>
+          <w:tcPr>
+            <w:tcW w:w="0" w:type="auto"/>
+            <w:tcBorders>
+              <w:top w:val="single" w:sz="6" w:space="0" w:color="000000"/>
+              <w:left w:val="single" w:sz="6" w:space="0" w:color="000000"/>
+              <w:bottom w:val="single" w:sz="6" w:space="0" w:color="000000"/>
+              <w:right w:val="single" w:sz="6" w:space="0" w:color="000000"/>
+            </w:tcBorders>
+            <w:tcMar>
+              <w:top w:w="120" w:type="dxa"/>
+              <w:left w:w="120" w:type="dxa"/>
+              <w:bottom w:w="120" w:type="dxa"/>
+              <w:right w:w="120" w:type="dxa"/>
+            </w:tcMar>
+            <w:hideMark/>
+          </w:tcPr>
+          <w:p>
+            <w:r>
+              <w:t>NOT NULL</w:t>
+            </w:r>
+          </w:p>
+        </w:tc>
+        <w:tc>
+          <w:tcPr>
+            <w:tcW w:w="0" w:type="auto"/>
+            <w:tcBorders>
+              <w:top w:val="single" w:sz="6" w:space="0" w:color="000000"/>
+              <w:left w:val="single" w:sz="6" w:space="0" w:color="000000"/>
+              <w:bottom w:val="single" w:sz="6" w:space="0" w:color="000000"/>
+              <w:right w:val="single" w:sz="6" w:space="0" w:color="000000"/>
+            </w:tcBorders>
+            <w:tcMar>
+              <w:top w:w="120" w:type="dxa"/>
+              <w:left w:w="120" w:type="dxa"/>
+              <w:bottom w:w="120" w:type="dxa"/>
+              <w:right w:w="120" w:type="dxa"/>
+            </w:tcMar>
+            <w:hideMark/>
+          </w:tcPr>
+          <w:p>
+            <w:pPr>
+              <w:rPr>
+                <w:lang w:val="vi-VN"/>
+              </w:rPr>
+            </w:pPr>
+            <w:r>
+              <w:t>Trạng</w:t>
+            </w:r>
+            <w:r>
+              <w:rPr>
+                <w:lang w:val="vi-VN"/>
+              </w:rPr>
+              <w:t xml:space="preserve"> thái bản sao</w:t>
+            </w:r>
+          </w:p>
+        </w:tc>
+      </w:tr>
+      <w:tr>
+        <w:tc>
+          <w:tcPr>
+            <w:tcW w:w="0" w:type="auto"/>
+            <w:tcBorders>
+              <w:top w:val="single" w:sz="6" w:space="0" w:color="000000"/>
+              <w:left w:val="single" w:sz="6" w:space="0" w:color="000000"/>
+              <w:bottom w:val="single" w:sz="6" w:space="0" w:color="000000"/>
+              <w:right w:val="single" w:sz="6" w:space="0" w:color="000000"/>
+            </w:tcBorders>
+            <w:tcMar>
+              <w:top w:w="120" w:type="dxa"/>
+              <w:left w:w="120" w:type="dxa"/>
+              <w:bottom w:w="120" w:type="dxa"/>
+              <w:right w:w="120" w:type="dxa"/>
+            </w:tcMar>
+          </w:tcPr>
+          <w:p>
+            <w:pPr>
+              <w:rPr>
+                <w:lang w:val="vi-VN"/>
+              </w:rPr>
+            </w:pPr>
+            <w:r>
+              <w:rPr>
+                <w:lang w:val="vi-VN"/>
+              </w:rPr>
               <w:lastRenderedPageBreak/>
-              <w:t>research_area</w:t>
-            </w:r>
-          </w:p>
-        </w:tc>
-        <w:tc>
-          <w:tcPr>
-            <w:tcW w:w="0" w:type="auto"/>
-            <w:tcBorders>
-              <w:top w:val="single" w:sz="6" w:space="0" w:color="000000"/>
-              <w:left w:val="single" w:sz="6" w:space="0" w:color="000000"/>
-              <w:bottom w:val="single" w:sz="6" w:space="0" w:color="000000"/>
-              <w:right w:val="single" w:sz="6" w:space="0" w:color="000000"/>
-            </w:tcBorders>
-            <w:tcMar>
-              <w:top w:w="120" w:type="dxa"/>
-              <w:left w:w="120" w:type="dxa"/>
-              <w:bottom w:w="120" w:type="dxa"/>
-              <w:right w:w="120" w:type="dxa"/>
-            </w:tcMar>
-            <w:hideMark/>
-          </w:tcPr>
-          <w:p>
-            <w:r>
-              <w:t>VARCHAR (255)</w:t>
-            </w:r>
-          </w:p>
-        </w:tc>
-        <w:tc>
-          <w:tcPr>
-            <w:tcW w:w="0" w:type="auto"/>
-            <w:tcBorders>
-              <w:top w:val="single" w:sz="6" w:space="0" w:color="000000"/>
-              <w:left w:val="single" w:sz="6" w:space="0" w:color="000000"/>
-              <w:bottom w:val="single" w:sz="6" w:space="0" w:color="000000"/>
-              <w:right w:val="single" w:sz="6" w:space="0" w:color="000000"/>
-            </w:tcBorders>
-            <w:tcMar>
-              <w:top w:w="120" w:type="dxa"/>
-              <w:left w:w="120" w:type="dxa"/>
-              <w:bottom w:w="120" w:type="dxa"/>
-              <w:right w:w="120" w:type="dxa"/>
-            </w:tcMar>
-            <w:hideMark/>
+              <w:t>Shelf_</w:t>
+            </w:r>
+            <w:r>
+              <w:rPr>
+                <w:lang w:val="vi-VN"/>
+              </w:rPr>
+              <w:t>location</w:t>
+            </w:r>
+          </w:p>
+        </w:tc>
+        <w:tc>
+          <w:tcPr>
+            <w:tcW w:w="0" w:type="auto"/>
+            <w:tcBorders>
+              <w:top w:val="single" w:sz="6" w:space="0" w:color="000000"/>
+              <w:left w:val="single" w:sz="6" w:space="0" w:color="000000"/>
+              <w:bottom w:val="single" w:sz="6" w:space="0" w:color="000000"/>
+              <w:right w:val="single" w:sz="6" w:space="0" w:color="000000"/>
+            </w:tcBorders>
+            <w:tcMar>
+              <w:top w:w="120" w:type="dxa"/>
+              <w:left w:w="120" w:type="dxa"/>
+              <w:bottom w:w="120" w:type="dxa"/>
+              <w:right w:w="120" w:type="dxa"/>
+            </w:tcMar>
+          </w:tcPr>
+          <w:p>
+            <w:pPr>
+              <w:rPr>
+                <w:lang w:val="vi-VN"/>
+              </w:rPr>
+            </w:pPr>
+            <w:r>
+              <w:rPr>
+                <w:lang w:val="vi-VN"/>
+              </w:rPr>
+              <w:t>VARCHAR(50)</w:t>
+            </w:r>
+          </w:p>
+        </w:tc>
+        <w:tc>
+          <w:tcPr>
+            <w:tcW w:w="0" w:type="auto"/>
+            <w:tcBorders>
+              <w:top w:val="single" w:sz="6" w:space="0" w:color="000000"/>
+              <w:left w:val="single" w:sz="6" w:space="0" w:color="000000"/>
+              <w:bottom w:val="single" w:sz="6" w:space="0" w:color="000000"/>
+              <w:right w:val="single" w:sz="6" w:space="0" w:color="000000"/>
+            </w:tcBorders>
+            <w:tcMar>
+              <w:top w:w="120" w:type="dxa"/>
+              <w:left w:w="120" w:type="dxa"/>
+              <w:bottom w:w="120" w:type="dxa"/>
+              <w:right w:w="120" w:type="dxa"/>
+            </w:tcMar>
           </w:tcPr>
           <w:p>
             <w:r>
@@ -7221,11 +8007,21 @@
               <w:bottom w:w="120" w:type="dxa"/>
               <w:right w:w="120" w:type="dxa"/>
             </w:tcMar>
-            <w:hideMark/>
-          </w:tcPr>
-          <w:p>
-            <w:r>
-              <w:t>Lĩnh vực nghiên cứu chuyên môn</w:t>
+          </w:tcPr>
+          <w:p>
+            <w:pPr>
+              <w:rPr>
+                <w:lang w:val="vi-VN"/>
+              </w:rPr>
+            </w:pPr>
+            <w:r>
+              <w:t>Vị</w:t>
+            </w:r>
+            <w:r>
+              <w:rPr>
+                <w:lang w:val="vi-VN"/>
+              </w:rPr>
+              <w:t xml:space="preserve"> trí lưu trữ trên kệ</w:t>
             </w:r>
           </w:p>
         </w:tc>
@@ -7248,9 +8044,11 @@
       </w:r>
     </w:p>
     <w:p>
-      <w:r>
-        <w:t>Lưu trữ thông tin dùng chung của mọi tài nguyên kỹ thuật số.</w:t>
-      </w:r>
+      <w:pPr>
+        <w:rPr>
+          <w:lang w:val="vi-VN"/>
+        </w:rPr>
+      </w:pPr>
     </w:p>
     <w:tbl>
       <w:tblPr>
@@ -7264,10 +8062,10 @@
         <w:tblLook w:val="04A0" w:firstRow="1" w:lastRow="0" w:firstColumn="1" w:lastColumn="0" w:noHBand="0" w:noVBand="1"/>
       </w:tblPr>
       <w:tblGrid>
-        <w:gridCol w:w="1876"/>
-        <w:gridCol w:w="1822"/>
-        <w:gridCol w:w="2805"/>
-        <w:gridCol w:w="2841"/>
+        <w:gridCol w:w="2264"/>
+        <w:gridCol w:w="1603"/>
+        <w:gridCol w:w="3094"/>
+        <w:gridCol w:w="2383"/>
       </w:tblGrid>
       <w:tr>
         <w:trPr>
@@ -7504,80 +8302,103 @@
               <w:bottom w:w="120" w:type="dxa"/>
               <w:right w:w="120" w:type="dxa"/>
             </w:tcMar>
-            <w:hideMark/>
-          </w:tcPr>
-          <w:p>
-            <w:r>
-              <w:t>title</w:t>
-            </w:r>
-          </w:p>
-        </w:tc>
-        <w:tc>
-          <w:tcPr>
-            <w:tcW w:w="0" w:type="auto"/>
-            <w:tcBorders>
-              <w:top w:val="single" w:sz="6" w:space="0" w:color="000000"/>
-              <w:left w:val="single" w:sz="6" w:space="0" w:color="000000"/>
-              <w:bottom w:val="single" w:sz="6" w:space="0" w:color="000000"/>
-              <w:right w:val="single" w:sz="6" w:space="0" w:color="000000"/>
-            </w:tcBorders>
-            <w:tcMar>
-              <w:top w:w="120" w:type="dxa"/>
-              <w:left w:w="120" w:type="dxa"/>
-              <w:bottom w:w="120" w:type="dxa"/>
-              <w:right w:w="120" w:type="dxa"/>
-            </w:tcMar>
-            <w:hideMark/>
-          </w:tcPr>
-          <w:p>
-            <w:r>
-              <w:t>TEXT</w:t>
-            </w:r>
-          </w:p>
-        </w:tc>
-        <w:tc>
-          <w:tcPr>
-            <w:tcW w:w="0" w:type="auto"/>
-            <w:tcBorders>
-              <w:top w:val="single" w:sz="6" w:space="0" w:color="000000"/>
-              <w:left w:val="single" w:sz="6" w:space="0" w:color="000000"/>
-              <w:bottom w:val="single" w:sz="6" w:space="0" w:color="000000"/>
-              <w:right w:val="single" w:sz="6" w:space="0" w:color="000000"/>
-            </w:tcBorders>
-            <w:tcMar>
-              <w:top w:w="120" w:type="dxa"/>
-              <w:left w:w="120" w:type="dxa"/>
-              <w:bottom w:w="120" w:type="dxa"/>
-              <w:right w:w="120" w:type="dxa"/>
-            </w:tcMar>
-            <w:hideMark/>
-          </w:tcPr>
-          <w:p>
-            <w:r>
-              <w:t>NOT NULL</w:t>
-            </w:r>
-          </w:p>
-        </w:tc>
-        <w:tc>
-          <w:tcPr>
-            <w:tcW w:w="0" w:type="auto"/>
-            <w:tcBorders>
-              <w:top w:val="single" w:sz="6" w:space="0" w:color="000000"/>
-              <w:left w:val="single" w:sz="6" w:space="0" w:color="000000"/>
-              <w:bottom w:val="single" w:sz="6" w:space="0" w:color="000000"/>
-              <w:right w:val="single" w:sz="6" w:space="0" w:color="000000"/>
-            </w:tcBorders>
-            <w:tcMar>
-              <w:top w:w="120" w:type="dxa"/>
-              <w:left w:w="120" w:type="dxa"/>
-              <w:bottom w:w="120" w:type="dxa"/>
-              <w:right w:w="120" w:type="dxa"/>
-            </w:tcMar>
-            <w:hideMark/>
-          </w:tcPr>
-          <w:p>
-            <w:r>
-              <w:t>Tiêu đề tài liệu</w:t>
+          </w:tcPr>
+          <w:p>
+            <w:pPr>
+              <w:rPr>
+                <w:lang w:val="vi-VN"/>
+              </w:rPr>
+            </w:pPr>
+            <w:r>
+              <w:t>License</w:t>
+            </w:r>
+            <w:r>
+              <w:rPr>
+                <w:lang w:val="vi-VN"/>
+              </w:rPr>
+              <w:t>_id</w:t>
+            </w:r>
+          </w:p>
+        </w:tc>
+        <w:tc>
+          <w:tcPr>
+            <w:tcW w:w="0" w:type="auto"/>
+            <w:tcBorders>
+              <w:top w:val="single" w:sz="6" w:space="0" w:color="000000"/>
+              <w:left w:val="single" w:sz="6" w:space="0" w:color="000000"/>
+              <w:bottom w:val="single" w:sz="6" w:space="0" w:color="000000"/>
+              <w:right w:val="single" w:sz="6" w:space="0" w:color="000000"/>
+            </w:tcBorders>
+            <w:tcMar>
+              <w:top w:w="120" w:type="dxa"/>
+              <w:left w:w="120" w:type="dxa"/>
+              <w:bottom w:w="120" w:type="dxa"/>
+              <w:right w:w="120" w:type="dxa"/>
+            </w:tcMar>
+          </w:tcPr>
+          <w:p>
+            <w:r>
+              <w:t>Int</w:t>
+            </w:r>
+          </w:p>
+        </w:tc>
+        <w:tc>
+          <w:tcPr>
+            <w:tcW w:w="0" w:type="auto"/>
+            <w:tcBorders>
+              <w:top w:val="single" w:sz="6" w:space="0" w:color="000000"/>
+              <w:left w:val="single" w:sz="6" w:space="0" w:color="000000"/>
+              <w:bottom w:val="single" w:sz="6" w:space="0" w:color="000000"/>
+              <w:right w:val="single" w:sz="6" w:space="0" w:color="000000"/>
+            </w:tcBorders>
+            <w:tcMar>
+              <w:top w:w="120" w:type="dxa"/>
+              <w:left w:w="120" w:type="dxa"/>
+              <w:bottom w:w="120" w:type="dxa"/>
+              <w:right w:w="120" w:type="dxa"/>
+            </w:tcMar>
+          </w:tcPr>
+          <w:p>
+            <w:pPr>
+              <w:rPr>
+                <w:lang w:val="vi-VN"/>
+              </w:rPr>
+            </w:pPr>
+            <w:r>
+              <w:t>FOREIGN KEY (LICENSE.license_id), NOT NULL</w:t>
+            </w:r>
+          </w:p>
+        </w:tc>
+        <w:tc>
+          <w:tcPr>
+            <w:tcW w:w="0" w:type="auto"/>
+            <w:tcBorders>
+              <w:top w:val="single" w:sz="6" w:space="0" w:color="000000"/>
+              <w:left w:val="single" w:sz="6" w:space="0" w:color="000000"/>
+              <w:bottom w:val="single" w:sz="6" w:space="0" w:color="000000"/>
+              <w:right w:val="single" w:sz="6" w:space="0" w:color="000000"/>
+            </w:tcBorders>
+            <w:tcMar>
+              <w:top w:w="120" w:type="dxa"/>
+              <w:left w:w="120" w:type="dxa"/>
+              <w:bottom w:w="120" w:type="dxa"/>
+              <w:right w:w="120" w:type="dxa"/>
+            </w:tcMar>
+          </w:tcPr>
+          <w:p>
+            <w:pPr>
+              <w:rPr>
+                <w:lang w:val="vi-VN"/>
+              </w:rPr>
+            </w:pPr>
+            <w:r>
+              <w:t>Mã</w:t>
+            </w:r>
+            <w:r>
+              <w:rPr>
+                <w:lang w:val="vi-VN"/>
+              </w:rPr>
+              <w:t xml:space="preserve"> giấy phép sử dụng</w:t>
             </w:r>
           </w:p>
         </w:tc>
@@ -7602,7 +8423,7 @@
           </w:tcPr>
           <w:p>
             <w:r>
-              <w:t>doi</w:t>
+              <w:t>title</w:t>
             </w:r>
           </w:p>
         </w:tc>
@@ -7625,7 +8446,7 @@
           </w:tcPr>
           <w:p>
             <w:r>
-              <w:t>VARCHAR (100)</w:t>
+              <w:t>TEXT</w:t>
             </w:r>
           </w:p>
         </w:tc>
@@ -7648,7 +8469,7 @@
           </w:tcPr>
           <w:p>
             <w:r>
-              <w:t>UNIQUE, NULLABLE</w:t>
+              <w:t>NOT NULL</w:t>
             </w:r>
           </w:p>
         </w:tc>
@@ -7671,7 +8492,7 @@
           </w:tcPr>
           <w:p>
             <w:r>
-              <w:t>Mã định danh DOI quốc tế</w:t>
+              <w:t>Tiêu đề tài liệu</w:t>
             </w:r>
           </w:p>
         </w:tc>
@@ -7696,6 +8517,220 @@
           </w:tcPr>
           <w:p>
             <w:r>
+              <w:t>doi</w:t>
+            </w:r>
+          </w:p>
+        </w:tc>
+        <w:tc>
+          <w:tcPr>
+            <w:tcW w:w="0" w:type="auto"/>
+            <w:tcBorders>
+              <w:top w:val="single" w:sz="6" w:space="0" w:color="000000"/>
+              <w:left w:val="single" w:sz="6" w:space="0" w:color="000000"/>
+              <w:bottom w:val="single" w:sz="6" w:space="0" w:color="000000"/>
+              <w:right w:val="single" w:sz="6" w:space="0" w:color="000000"/>
+            </w:tcBorders>
+            <w:tcMar>
+              <w:top w:w="120" w:type="dxa"/>
+              <w:left w:w="120" w:type="dxa"/>
+              <w:bottom w:w="120" w:type="dxa"/>
+              <w:right w:w="120" w:type="dxa"/>
+            </w:tcMar>
+            <w:hideMark/>
+          </w:tcPr>
+          <w:p>
+            <w:r>
+              <w:t>VARCHAR (100)</w:t>
+            </w:r>
+          </w:p>
+        </w:tc>
+        <w:tc>
+          <w:tcPr>
+            <w:tcW w:w="0" w:type="auto"/>
+            <w:tcBorders>
+              <w:top w:val="single" w:sz="6" w:space="0" w:color="000000"/>
+              <w:left w:val="single" w:sz="6" w:space="0" w:color="000000"/>
+              <w:bottom w:val="single" w:sz="6" w:space="0" w:color="000000"/>
+              <w:right w:val="single" w:sz="6" w:space="0" w:color="000000"/>
+            </w:tcBorders>
+            <w:tcMar>
+              <w:top w:w="120" w:type="dxa"/>
+              <w:left w:w="120" w:type="dxa"/>
+              <w:bottom w:w="120" w:type="dxa"/>
+              <w:right w:w="120" w:type="dxa"/>
+            </w:tcMar>
+            <w:hideMark/>
+          </w:tcPr>
+          <w:p>
+            <w:r>
+              <w:t>UNIQUE, NULLABLE</w:t>
+            </w:r>
+          </w:p>
+        </w:tc>
+        <w:tc>
+          <w:tcPr>
+            <w:tcW w:w="0" w:type="auto"/>
+            <w:tcBorders>
+              <w:top w:val="single" w:sz="6" w:space="0" w:color="000000"/>
+              <w:left w:val="single" w:sz="6" w:space="0" w:color="000000"/>
+              <w:bottom w:val="single" w:sz="6" w:space="0" w:color="000000"/>
+              <w:right w:val="single" w:sz="6" w:space="0" w:color="000000"/>
+            </w:tcBorders>
+            <w:tcMar>
+              <w:top w:w="120" w:type="dxa"/>
+              <w:left w:w="120" w:type="dxa"/>
+              <w:bottom w:w="120" w:type="dxa"/>
+              <w:right w:w="120" w:type="dxa"/>
+            </w:tcMar>
+            <w:hideMark/>
+          </w:tcPr>
+          <w:p>
+            <w:r>
+              <w:t>Mã định danh DOI quốc tế</w:t>
+            </w:r>
+          </w:p>
+        </w:tc>
+      </w:tr>
+      <w:tr>
+        <w:tc>
+          <w:tcPr>
+            <w:tcW w:w="0" w:type="auto"/>
+            <w:tcBorders>
+              <w:top w:val="single" w:sz="6" w:space="0" w:color="000000"/>
+              <w:left w:val="single" w:sz="6" w:space="0" w:color="000000"/>
+              <w:bottom w:val="single" w:sz="6" w:space="0" w:color="000000"/>
+              <w:right w:val="single" w:sz="6" w:space="0" w:color="000000"/>
+            </w:tcBorders>
+            <w:tcMar>
+              <w:top w:w="120" w:type="dxa"/>
+              <w:left w:w="120" w:type="dxa"/>
+              <w:bottom w:w="120" w:type="dxa"/>
+              <w:right w:w="120" w:type="dxa"/>
+            </w:tcMar>
+          </w:tcPr>
+          <w:p>
+            <w:pPr>
+              <w:rPr>
+                <w:lang w:val="vi-VN"/>
+              </w:rPr>
+            </w:pPr>
+            <w:r>
+              <w:t>File</w:t>
+            </w:r>
+            <w:r>
+              <w:rPr>
+                <w:lang w:val="vi-VN"/>
+              </w:rPr>
+              <w:t>_path</w:t>
+            </w:r>
+          </w:p>
+        </w:tc>
+        <w:tc>
+          <w:tcPr>
+            <w:tcW w:w="0" w:type="auto"/>
+            <w:tcBorders>
+              <w:top w:val="single" w:sz="6" w:space="0" w:color="000000"/>
+              <w:left w:val="single" w:sz="6" w:space="0" w:color="000000"/>
+              <w:bottom w:val="single" w:sz="6" w:space="0" w:color="000000"/>
+              <w:right w:val="single" w:sz="6" w:space="0" w:color="000000"/>
+            </w:tcBorders>
+            <w:tcMar>
+              <w:top w:w="120" w:type="dxa"/>
+              <w:left w:w="120" w:type="dxa"/>
+              <w:bottom w:w="120" w:type="dxa"/>
+              <w:right w:w="120" w:type="dxa"/>
+            </w:tcMar>
+          </w:tcPr>
+          <w:p>
+            <w:r>
+              <w:t>String</w:t>
+            </w:r>
+          </w:p>
+        </w:tc>
+        <w:tc>
+          <w:tcPr>
+            <w:tcW w:w="0" w:type="auto"/>
+            <w:tcBorders>
+              <w:top w:val="single" w:sz="6" w:space="0" w:color="000000"/>
+              <w:left w:val="single" w:sz="6" w:space="0" w:color="000000"/>
+              <w:bottom w:val="single" w:sz="6" w:space="0" w:color="000000"/>
+              <w:right w:val="single" w:sz="6" w:space="0" w:color="000000"/>
+            </w:tcBorders>
+            <w:tcMar>
+              <w:top w:w="120" w:type="dxa"/>
+              <w:left w:w="120" w:type="dxa"/>
+              <w:bottom w:w="120" w:type="dxa"/>
+              <w:right w:w="120" w:type="dxa"/>
+            </w:tcMar>
+          </w:tcPr>
+          <w:p>
+            <w:pPr>
+              <w:rPr>
+                <w:lang w:val="vi-VN"/>
+              </w:rPr>
+            </w:pPr>
+            <w:r>
+              <w:t>NOT NULL</w:t>
+            </w:r>
+          </w:p>
+        </w:tc>
+        <w:tc>
+          <w:tcPr>
+            <w:tcW w:w="0" w:type="auto"/>
+            <w:tcBorders>
+              <w:top w:val="single" w:sz="6" w:space="0" w:color="000000"/>
+              <w:left w:val="single" w:sz="6" w:space="0" w:color="000000"/>
+              <w:bottom w:val="single" w:sz="6" w:space="0" w:color="000000"/>
+              <w:right w:val="single" w:sz="6" w:space="0" w:color="000000"/>
+            </w:tcBorders>
+            <w:tcMar>
+              <w:top w:w="120" w:type="dxa"/>
+              <w:left w:w="120" w:type="dxa"/>
+              <w:bottom w:w="120" w:type="dxa"/>
+              <w:right w:w="120" w:type="dxa"/>
+            </w:tcMar>
+          </w:tcPr>
+          <w:p>
+            <w:pPr>
+              <w:rPr>
+                <w:lang w:val="vi-VN"/>
+              </w:rPr>
+            </w:pPr>
+            <w:r>
+              <w:rPr>
+                <w:lang w:val="vi-VN"/>
+              </w:rPr>
+              <w:t>Đường</w:t>
+            </w:r>
+            <w:r>
+              <w:rPr>
+                <w:lang w:val="vi-VN"/>
+              </w:rPr>
+              <w:t xml:space="preserve"> dẫn lưu trữ tệp tin</w:t>
+            </w:r>
+          </w:p>
+        </w:tc>
+      </w:tr>
+      <w:tr>
+        <w:tc>
+          <w:tcPr>
+            <w:tcW w:w="0" w:type="auto"/>
+            <w:tcBorders>
+              <w:top w:val="single" w:sz="6" w:space="0" w:color="000000"/>
+              <w:left w:val="single" w:sz="6" w:space="0" w:color="000000"/>
+              <w:bottom w:val="single" w:sz="6" w:space="0" w:color="000000"/>
+              <w:right w:val="single" w:sz="6" w:space="0" w:color="000000"/>
+            </w:tcBorders>
+            <w:tcMar>
+              <w:top w:w="120" w:type="dxa"/>
+              <w:left w:w="120" w:type="dxa"/>
+              <w:bottom w:w="120" w:type="dxa"/>
+              <w:right w:w="120" w:type="dxa"/>
+            </w:tcMar>
+            <w:hideMark/>
+          </w:tcPr>
+          <w:p>
+            <w:r>
               <w:t>access_level</w:t>
             </w:r>
           </w:p>
@@ -7766,6 +8801,125 @@
           <w:p>
             <w:r>
               <w:t>Quyền truy cập (Open, Embargo, Restricted)</w:t>
+            </w:r>
+          </w:p>
+        </w:tc>
+      </w:tr>
+      <w:tr>
+        <w:tc>
+          <w:tcPr>
+            <w:tcW w:w="0" w:type="auto"/>
+            <w:tcBorders>
+              <w:top w:val="single" w:sz="6" w:space="0" w:color="000000"/>
+              <w:left w:val="single" w:sz="6" w:space="0" w:color="000000"/>
+              <w:bottom w:val="single" w:sz="6" w:space="0" w:color="000000"/>
+              <w:right w:val="single" w:sz="6" w:space="0" w:color="000000"/>
+            </w:tcBorders>
+            <w:tcMar>
+              <w:top w:w="120" w:type="dxa"/>
+              <w:left w:w="120" w:type="dxa"/>
+              <w:bottom w:w="120" w:type="dxa"/>
+              <w:right w:w="120" w:type="dxa"/>
+            </w:tcMar>
+          </w:tcPr>
+          <w:p>
+            <w:pPr>
+              <w:rPr>
+                <w:lang w:val="vi-VN"/>
+              </w:rPr>
+            </w:pPr>
+            <w:r>
+              <w:lastRenderedPageBreak/>
+              <w:t>Embargo</w:t>
+            </w:r>
+            <w:r>
+              <w:rPr>
+                <w:lang w:val="vi-VN"/>
+              </w:rPr>
+              <w:t>_end_date</w:t>
+            </w:r>
+          </w:p>
+        </w:tc>
+        <w:tc>
+          <w:tcPr>
+            <w:tcW w:w="0" w:type="auto"/>
+            <w:tcBorders>
+              <w:top w:val="single" w:sz="6" w:space="0" w:color="000000"/>
+              <w:left w:val="single" w:sz="6" w:space="0" w:color="000000"/>
+              <w:bottom w:val="single" w:sz="6" w:space="0" w:color="000000"/>
+              <w:right w:val="single" w:sz="6" w:space="0" w:color="000000"/>
+            </w:tcBorders>
+            <w:tcMar>
+              <w:top w:w="120" w:type="dxa"/>
+              <w:left w:w="120" w:type="dxa"/>
+              <w:bottom w:w="120" w:type="dxa"/>
+              <w:right w:w="120" w:type="dxa"/>
+            </w:tcMar>
+          </w:tcPr>
+          <w:p>
+            <w:r>
+              <w:t>DATE</w:t>
+            </w:r>
+          </w:p>
+        </w:tc>
+        <w:tc>
+          <w:tcPr>
+            <w:tcW w:w="0" w:type="auto"/>
+            <w:tcBorders>
+              <w:top w:val="single" w:sz="6" w:space="0" w:color="000000"/>
+              <w:left w:val="single" w:sz="6" w:space="0" w:color="000000"/>
+              <w:bottom w:val="single" w:sz="6" w:space="0" w:color="000000"/>
+              <w:right w:val="single" w:sz="6" w:space="0" w:color="000000"/>
+            </w:tcBorders>
+            <w:tcMar>
+              <w:top w:w="120" w:type="dxa"/>
+              <w:left w:w="120" w:type="dxa"/>
+              <w:bottom w:w="120" w:type="dxa"/>
+              <w:right w:w="120" w:type="dxa"/>
+            </w:tcMar>
+          </w:tcPr>
+          <w:p>
+            <w:r>
+              <w:t>NULLABLE</w:t>
+            </w:r>
+          </w:p>
+        </w:tc>
+        <w:tc>
+          <w:tcPr>
+            <w:tcW w:w="0" w:type="auto"/>
+            <w:tcBorders>
+              <w:top w:val="single" w:sz="6" w:space="0" w:color="000000"/>
+              <w:left w:val="single" w:sz="6" w:space="0" w:color="000000"/>
+              <w:bottom w:val="single" w:sz="6" w:space="0" w:color="000000"/>
+              <w:right w:val="single" w:sz="6" w:space="0" w:color="000000"/>
+            </w:tcBorders>
+            <w:tcMar>
+              <w:top w:w="120" w:type="dxa"/>
+              <w:left w:w="120" w:type="dxa"/>
+              <w:bottom w:w="120" w:type="dxa"/>
+              <w:right w:w="120" w:type="dxa"/>
+            </w:tcMar>
+          </w:tcPr>
+          <w:p>
+            <w:pPr>
+              <w:rPr>
+                <w:lang w:val="vi-VN"/>
+              </w:rPr>
+            </w:pPr>
+            <w:r>
+              <w:t>Ngày</w:t>
+            </w:r>
+            <w:r>
+              <w:rPr>
+                <w:lang w:val="vi-VN"/>
+              </w:rPr>
+              <w:t xml:space="preserve"> </w:t>
+            </w:r>
+            <w:r>
+              <w:rPr>
+                <w:lang w:val="vi-VN"/>
+              </w:rPr>
+              <w:t>hết hạn khóa tạm thời của một tài liệu số</w:t>
             </w:r>
           </w:p>
         </w:tc>
@@ -7777,21 +8931,33 @@
         <w:rPr>
           <w:b/>
           <w:bCs/>
-        </w:rPr>
-      </w:pPr>
-      <w:r>
-        <w:rPr>
-          <w:b/>
-          <w:bCs/>
-        </w:rPr>
-        <w:t>7. Bảng E_BOOK (Lớp con MỚI - Sách điện tử)</w:t>
-      </w:r>
-    </w:p>
-    <w:p>
-      <w:r>
-        <w:t>Lớp con của DIGITAL_ITEM lưu trữ metadata riêng cho định dạng E-book.</w:t>
-      </w:r>
-    </w:p>
+          <w:lang w:val="vi-VN"/>
+        </w:rPr>
+      </w:pPr>
+      <w:r>
+        <w:rPr>
+          <w:b/>
+          <w:bCs/>
+        </w:rPr>
+        <w:t xml:space="preserve">7. Bảng </w:t>
+      </w:r>
+      <w:r>
+        <w:rPr>
+          <w:b/>
+          <w:bCs/>
+        </w:rPr>
+        <w:t>BORROW</w:t>
+      </w:r>
+      <w:r>
+        <w:rPr>
+          <w:b/>
+          <w:bCs/>
+          <w:lang w:val="vi-VN"/>
+        </w:rPr>
+        <w:t>_TRANSACTION</w:t>
+      </w:r>
+    </w:p>
+    <w:p/>
     <w:tbl>
       <w:tblPr>
         <w:tblW w:w="0" w:type="auto"/>
@@ -7804,10 +8970,10 @@
         <w:tblLook w:val="04A0" w:firstRow="1" w:lastRow="0" w:firstColumn="1" w:lastColumn="0" w:noHBand="0" w:noVBand="1"/>
       </w:tblPr>
       <w:tblGrid>
-        <w:gridCol w:w="1688"/>
-        <w:gridCol w:w="1641"/>
-        <w:gridCol w:w="3737"/>
-        <w:gridCol w:w="2278"/>
+        <w:gridCol w:w="1944"/>
+        <w:gridCol w:w="1467"/>
+        <w:gridCol w:w="3561"/>
+        <w:gridCol w:w="2372"/>
       </w:tblGrid>
       <w:tr>
         <w:trPr>
@@ -7954,7 +9120,10 @@
           </w:tcPr>
           <w:p>
             <w:r>
-              <w:t>item_id</w:t>
+              <w:t>transaction</w:t>
+            </w:r>
+            <w:r>
+              <w:t>_id</w:t>
             </w:r>
           </w:p>
         </w:tc>
@@ -8000,15 +9169,7 @@
           </w:tcPr>
           <w:p>
             <w:r>
-              <w:t>PRIMARY KEY, FK -&gt; DIGITAL_</w:t>
-            </w:r>
-            <w:proofErr w:type="gramStart"/>
-            <w:r>
-              <w:t>ITEM(</w:t>
-            </w:r>
-            <w:proofErr w:type="gramEnd"/>
-            <w:r>
-              <w:t>item_id) ON DELETE CASCADE</w:t>
+              <w:t>PRIMARY KEY, AUTO_INCREMENT</w:t>
             </w:r>
           </w:p>
         </w:tc>
@@ -8030,8 +9191,19 @@
             <w:hideMark/>
           </w:tcPr>
           <w:p>
-            <w:r>
-              <w:t>Khóa chính kế thừa từ DIGITAL_ITEM</w:t>
+            <w:pPr>
+              <w:rPr>
+                <w:lang w:val="vi-VN"/>
+              </w:rPr>
+            </w:pPr>
+            <w:r>
+              <w:t>Mã</w:t>
+            </w:r>
+            <w:r>
+              <w:rPr>
+                <w:lang w:val="vi-VN"/>
+              </w:rPr>
+              <w:t xml:space="preserve"> giao dịch mượn trả</w:t>
             </w:r>
           </w:p>
         </w:tc>
@@ -8055,9 +9227,19 @@
             <w:hideMark/>
           </w:tcPr>
           <w:p>
-            <w:r>
-              <w:lastRenderedPageBreak/>
-              <w:t>epub_link</w:t>
+            <w:pPr>
+              <w:rPr>
+                <w:lang w:val="vi-VN"/>
+              </w:rPr>
+            </w:pPr>
+            <w:r>
+              <w:t>Member</w:t>
+            </w:r>
+            <w:r>
+              <w:rPr>
+                <w:lang w:val="vi-VN"/>
+              </w:rPr>
+              <w:t>_id</w:t>
             </w:r>
           </w:p>
         </w:tc>
@@ -8079,8 +9261,16 @@
             <w:hideMark/>
           </w:tcPr>
           <w:p>
-            <w:r>
-              <w:t>VARCHAR (500)</w:t>
+            <w:pPr>
+              <w:rPr>
+                <w:lang w:val="vi-VN"/>
+              </w:rPr>
+            </w:pPr>
+            <w:r>
+              <w:rPr>
+                <w:lang w:val="vi-VN"/>
+              </w:rPr>
+              <w:t>INT</w:t>
             </w:r>
           </w:p>
         </w:tc>
@@ -8102,8 +9292,13 @@
             <w:hideMark/>
           </w:tcPr>
           <w:p>
-            <w:r>
-              <w:t>NULLABLE</w:t>
+            <w:pPr>
+              <w:rPr>
+                <w:lang w:val="vi-VN"/>
+              </w:rPr>
+            </w:pPr>
+            <w:r>
+              <w:t>FOREIGN KEY (MEMBER.person_id), NOT NULL</w:t>
             </w:r>
           </w:p>
         </w:tc>
@@ -8125,8 +9320,16 @@
             <w:hideMark/>
           </w:tcPr>
           <w:p>
-            <w:r>
-              <w:t>Đường dẫn tải định dạng EPUB</w:t>
+            <w:pPr>
+              <w:rPr>
+                <w:lang w:val="vi-VN"/>
+              </w:rPr>
+            </w:pPr>
+            <w:r>
+              <w:rPr>
+                <w:lang w:val="vi-VN"/>
+              </w:rPr>
+              <w:t>Mã thành viên mượn</w:t>
             </w:r>
           </w:p>
         </w:tc>
@@ -8150,8 +9353,19 @@
             <w:hideMark/>
           </w:tcPr>
           <w:p>
-            <w:r>
-              <w:t>mobi_link</w:t>
+            <w:pPr>
+              <w:rPr>
+                <w:lang w:val="vi-VN"/>
+              </w:rPr>
+            </w:pPr>
+            <w:r>
+              <w:t>Copy</w:t>
+            </w:r>
+            <w:r>
+              <w:rPr>
+                <w:lang w:val="vi-VN"/>
+              </w:rPr>
+              <w:t>_id</w:t>
             </w:r>
           </w:p>
         </w:tc>
@@ -8173,8 +9387,16 @@
             <w:hideMark/>
           </w:tcPr>
           <w:p>
-            <w:r>
-              <w:t>VARCHAR (500)</w:t>
+            <w:pPr>
+              <w:rPr>
+                <w:lang w:val="vi-VN"/>
+              </w:rPr>
+            </w:pPr>
+            <w:r>
+              <w:rPr>
+                <w:lang w:val="vi-VN"/>
+              </w:rPr>
+              <w:t>INT</w:t>
             </w:r>
           </w:p>
         </w:tc>
@@ -8197,7 +9419,7 @@
           </w:tcPr>
           <w:p>
             <w:r>
-              <w:t>NULLABLE</w:t>
+              <w:t>FOREIGN KEY (BOOK_COPY.copy_id), NOT NULL</w:t>
             </w:r>
           </w:p>
         </w:tc>
@@ -8219,8 +9441,31 @@
             <w:hideMark/>
           </w:tcPr>
           <w:p>
-            <w:r>
-              <w:t>Đường dẫn tải định dạng MOBI</w:t>
+            <w:pPr>
+              <w:rPr>
+                <w:lang w:val="vi-VN"/>
+              </w:rPr>
+            </w:pPr>
+            <w:r>
+              <w:t>Mã</w:t>
+            </w:r>
+            <w:r>
+              <w:rPr>
+                <w:lang w:val="vi-VN"/>
+              </w:rPr>
+              <w:t xml:space="preserve"> </w:t>
+            </w:r>
+            <w:r>
+              <w:rPr>
+                <w:lang w:val="vi-VN"/>
+              </w:rPr>
+              <w:t xml:space="preserve">bản sao </w:t>
+            </w:r>
+            <w:r>
+              <w:rPr>
+                <w:lang w:val="vi-VN"/>
+              </w:rPr>
+              <w:t>cuốn sách được mượn</w:t>
             </w:r>
           </w:p>
         </w:tc>
@@ -8244,8 +9489,19 @@
             <w:hideMark/>
           </w:tcPr>
           <w:p>
-            <w:r>
-              <w:t>page_count</w:t>
+            <w:pPr>
+              <w:rPr>
+                <w:lang w:val="vi-VN"/>
+              </w:rPr>
+            </w:pPr>
+            <w:r>
+              <w:t>Borrow</w:t>
+            </w:r>
+            <w:r>
+              <w:rPr>
+                <w:lang w:val="vi-VN"/>
+              </w:rPr>
+              <w:t>_date</w:t>
             </w:r>
           </w:p>
         </w:tc>
@@ -8268,7 +9524,7 @@
           </w:tcPr>
           <w:p>
             <w:r>
-              <w:t>INT</w:t>
+              <w:t>Date</w:t>
             </w:r>
           </w:p>
         </w:tc>
@@ -8291,6 +9547,231 @@
           </w:tcPr>
           <w:p>
             <w:r>
+              <w:t>NOT NULL</w:t>
+            </w:r>
+          </w:p>
+        </w:tc>
+        <w:tc>
+          <w:tcPr>
+            <w:tcW w:w="0" w:type="auto"/>
+            <w:tcBorders>
+              <w:top w:val="single" w:sz="6" w:space="0" w:color="000000"/>
+              <w:left w:val="single" w:sz="6" w:space="0" w:color="000000"/>
+              <w:bottom w:val="single" w:sz="6" w:space="0" w:color="000000"/>
+              <w:right w:val="single" w:sz="6" w:space="0" w:color="000000"/>
+            </w:tcBorders>
+            <w:tcMar>
+              <w:top w:w="120" w:type="dxa"/>
+              <w:left w:w="120" w:type="dxa"/>
+              <w:bottom w:w="120" w:type="dxa"/>
+              <w:right w:w="120" w:type="dxa"/>
+            </w:tcMar>
+            <w:hideMark/>
+          </w:tcPr>
+          <w:p>
+            <w:pPr>
+              <w:rPr>
+                <w:lang w:val="vi-VN"/>
+              </w:rPr>
+            </w:pPr>
+            <w:r>
+              <w:t>Ngày</w:t>
+            </w:r>
+            <w:r>
+              <w:rPr>
+                <w:lang w:val="vi-VN"/>
+              </w:rPr>
+              <w:t xml:space="preserve"> thực hiện mượn</w:t>
+            </w:r>
+          </w:p>
+        </w:tc>
+      </w:tr>
+      <w:tr>
+        <w:tc>
+          <w:tcPr>
+            <w:tcW w:w="0" w:type="auto"/>
+            <w:tcBorders>
+              <w:top w:val="single" w:sz="6" w:space="0" w:color="000000"/>
+              <w:left w:val="single" w:sz="6" w:space="0" w:color="000000"/>
+              <w:bottom w:val="single" w:sz="6" w:space="0" w:color="000000"/>
+              <w:right w:val="single" w:sz="6" w:space="0" w:color="000000"/>
+            </w:tcBorders>
+            <w:tcMar>
+              <w:top w:w="120" w:type="dxa"/>
+              <w:left w:w="120" w:type="dxa"/>
+              <w:bottom w:w="120" w:type="dxa"/>
+              <w:right w:w="120" w:type="dxa"/>
+            </w:tcMar>
+          </w:tcPr>
+          <w:p>
+            <w:pPr>
+              <w:rPr>
+                <w:lang w:val="vi-VN"/>
+              </w:rPr>
+            </w:pPr>
+            <w:r>
+              <w:t>Due</w:t>
+            </w:r>
+            <w:r>
+              <w:rPr>
+                <w:lang w:val="vi-VN"/>
+              </w:rPr>
+              <w:t>_date</w:t>
+            </w:r>
+          </w:p>
+        </w:tc>
+        <w:tc>
+          <w:tcPr>
+            <w:tcW w:w="0" w:type="auto"/>
+            <w:tcBorders>
+              <w:top w:val="single" w:sz="6" w:space="0" w:color="000000"/>
+              <w:left w:val="single" w:sz="6" w:space="0" w:color="000000"/>
+              <w:bottom w:val="single" w:sz="6" w:space="0" w:color="000000"/>
+              <w:right w:val="single" w:sz="6" w:space="0" w:color="000000"/>
+            </w:tcBorders>
+            <w:tcMar>
+              <w:top w:w="120" w:type="dxa"/>
+              <w:left w:w="120" w:type="dxa"/>
+              <w:bottom w:w="120" w:type="dxa"/>
+              <w:right w:w="120" w:type="dxa"/>
+            </w:tcMar>
+          </w:tcPr>
+          <w:p>
+            <w:r>
+              <w:t>Date</w:t>
+            </w:r>
+          </w:p>
+        </w:tc>
+        <w:tc>
+          <w:tcPr>
+            <w:tcW w:w="0" w:type="auto"/>
+            <w:tcBorders>
+              <w:top w:val="single" w:sz="6" w:space="0" w:color="000000"/>
+              <w:left w:val="single" w:sz="6" w:space="0" w:color="000000"/>
+              <w:bottom w:val="single" w:sz="6" w:space="0" w:color="000000"/>
+              <w:right w:val="single" w:sz="6" w:space="0" w:color="000000"/>
+            </w:tcBorders>
+            <w:tcMar>
+              <w:top w:w="120" w:type="dxa"/>
+              <w:left w:w="120" w:type="dxa"/>
+              <w:bottom w:w="120" w:type="dxa"/>
+              <w:right w:w="120" w:type="dxa"/>
+            </w:tcMar>
+          </w:tcPr>
+          <w:p>
+            <w:r>
+              <w:t>NOT NULL</w:t>
+            </w:r>
+          </w:p>
+        </w:tc>
+        <w:tc>
+          <w:tcPr>
+            <w:tcW w:w="0" w:type="auto"/>
+            <w:tcBorders>
+              <w:top w:val="single" w:sz="6" w:space="0" w:color="000000"/>
+              <w:left w:val="single" w:sz="6" w:space="0" w:color="000000"/>
+              <w:bottom w:val="single" w:sz="6" w:space="0" w:color="000000"/>
+              <w:right w:val="single" w:sz="6" w:space="0" w:color="000000"/>
+            </w:tcBorders>
+            <w:tcMar>
+              <w:top w:w="120" w:type="dxa"/>
+              <w:left w:w="120" w:type="dxa"/>
+              <w:bottom w:w="120" w:type="dxa"/>
+              <w:right w:w="120" w:type="dxa"/>
+            </w:tcMar>
+          </w:tcPr>
+          <w:p>
+            <w:pPr>
+              <w:rPr>
+                <w:lang w:val="vi-VN"/>
+              </w:rPr>
+            </w:pPr>
+            <w:r>
+              <w:t>Ngày</w:t>
+            </w:r>
+            <w:r>
+              <w:rPr>
+                <w:lang w:val="vi-VN"/>
+              </w:rPr>
+              <w:t xml:space="preserve"> hẹn trả sách</w:t>
+            </w:r>
+          </w:p>
+        </w:tc>
+      </w:tr>
+      <w:tr>
+        <w:tc>
+          <w:tcPr>
+            <w:tcW w:w="0" w:type="auto"/>
+            <w:tcBorders>
+              <w:top w:val="single" w:sz="6" w:space="0" w:color="000000"/>
+              <w:left w:val="single" w:sz="6" w:space="0" w:color="000000"/>
+              <w:bottom w:val="single" w:sz="6" w:space="0" w:color="000000"/>
+              <w:right w:val="single" w:sz="6" w:space="0" w:color="000000"/>
+            </w:tcBorders>
+            <w:tcMar>
+              <w:top w:w="120" w:type="dxa"/>
+              <w:left w:w="120" w:type="dxa"/>
+              <w:bottom w:w="120" w:type="dxa"/>
+              <w:right w:w="120" w:type="dxa"/>
+            </w:tcMar>
+          </w:tcPr>
+          <w:p>
+            <w:pPr>
+              <w:rPr>
+                <w:lang w:val="vi-VN"/>
+              </w:rPr>
+            </w:pPr>
+            <w:r>
+              <w:t>Return</w:t>
+            </w:r>
+            <w:r>
+              <w:rPr>
+                <w:lang w:val="vi-VN"/>
+              </w:rPr>
+              <w:t>_date</w:t>
+            </w:r>
+          </w:p>
+        </w:tc>
+        <w:tc>
+          <w:tcPr>
+            <w:tcW w:w="0" w:type="auto"/>
+            <w:tcBorders>
+              <w:top w:val="single" w:sz="6" w:space="0" w:color="000000"/>
+              <w:left w:val="single" w:sz="6" w:space="0" w:color="000000"/>
+              <w:bottom w:val="single" w:sz="6" w:space="0" w:color="000000"/>
+              <w:right w:val="single" w:sz="6" w:space="0" w:color="000000"/>
+            </w:tcBorders>
+            <w:tcMar>
+              <w:top w:w="120" w:type="dxa"/>
+              <w:left w:w="120" w:type="dxa"/>
+              <w:bottom w:w="120" w:type="dxa"/>
+              <w:right w:w="120" w:type="dxa"/>
+            </w:tcMar>
+          </w:tcPr>
+          <w:p>
+            <w:r>
+              <w:t>Date</w:t>
+            </w:r>
+          </w:p>
+        </w:tc>
+        <w:tc>
+          <w:tcPr>
+            <w:tcW w:w="0" w:type="auto"/>
+            <w:tcBorders>
+              <w:top w:val="single" w:sz="6" w:space="0" w:color="000000"/>
+              <w:left w:val="single" w:sz="6" w:space="0" w:color="000000"/>
+              <w:bottom w:val="single" w:sz="6" w:space="0" w:color="000000"/>
+              <w:right w:val="single" w:sz="6" w:space="0" w:color="000000"/>
+            </w:tcBorders>
+            <w:tcMar>
+              <w:top w:w="120" w:type="dxa"/>
+              <w:left w:w="120" w:type="dxa"/>
+              <w:bottom w:w="120" w:type="dxa"/>
+              <w:right w:w="120" w:type="dxa"/>
+            </w:tcMar>
+          </w:tcPr>
+          <w:p>
+            <w:r>
               <w:t>NULLABLE</w:t>
             </w:r>
           </w:p>
@@ -8310,11 +9791,27 @@
               <w:bottom w:w="120" w:type="dxa"/>
               <w:right w:w="120" w:type="dxa"/>
             </w:tcMar>
-            <w:hideMark/>
-          </w:tcPr>
-          <w:p>
-            <w:r>
-              <w:t>Tổng số trang quy đổi</w:t>
+          </w:tcPr>
+          <w:p>
+            <w:pPr>
+              <w:rPr>
+                <w:lang w:val="vi-VN"/>
+              </w:rPr>
+            </w:pPr>
+            <w:r>
+              <w:t>Ngày</w:t>
+            </w:r>
+            <w:r>
+              <w:rPr>
+                <w:lang w:val="vi-VN"/>
+              </w:rPr>
+              <w:t xml:space="preserve"> thực tế trả </w:t>
+            </w:r>
+            <w:r>
+              <w:rPr>
+                <w:lang w:val="vi-VN"/>
+              </w:rPr>
+              <w:t>sách</w:t>
             </w:r>
           </w:p>
         </w:tc>
@@ -8333,14 +9830,17 @@
           <w:b/>
           <w:bCs/>
         </w:rPr>
-        <w:t>8. Bảng AUDIO_BOOK (Lớp con MỚI - Sách nói)</w:t>
-      </w:r>
-    </w:p>
-    <w:p>
-      <w:r>
-        <w:t>Lớp con của DIGITAL_ITEM lưu trữ metadata riêng cho định dạng Audiobook.</w:t>
-      </w:r>
-    </w:p>
+        <w:t xml:space="preserve">8. Bảng </w:t>
+      </w:r>
+      <w:r>
+        <w:rPr>
+          <w:b/>
+          <w:bCs/>
+        </w:rPr>
+        <w:t>Fine</w:t>
+      </w:r>
+    </w:p>
+    <w:p/>
     <w:tbl>
       <w:tblPr>
         <w:tblW w:w="0" w:type="auto"/>
@@ -8353,10 +9853,10 @@
         <w:tblLook w:val="04A0" w:firstRow="1" w:lastRow="0" w:firstColumn="1" w:lastColumn="0" w:noHBand="0" w:noVBand="1"/>
       </w:tblPr>
       <w:tblGrid>
-        <w:gridCol w:w="2123"/>
-        <w:gridCol w:w="1567"/>
-        <w:gridCol w:w="3500"/>
-        <w:gridCol w:w="2154"/>
+        <w:gridCol w:w="1675"/>
+        <w:gridCol w:w="1735"/>
+        <w:gridCol w:w="4414"/>
+        <w:gridCol w:w="1520"/>
       </w:tblGrid>
       <w:tr>
         <w:trPr>
@@ -8503,7 +10003,10 @@
           </w:tcPr>
           <w:p>
             <w:r>
-              <w:t>item_id</w:t>
+              <w:t>fine</w:t>
+            </w:r>
+            <w:r>
+              <w:t>_id</w:t>
             </w:r>
           </w:p>
         </w:tc>
@@ -8549,15 +10052,7 @@
           </w:tcPr>
           <w:p>
             <w:r>
-              <w:t>PRIMARY KEY, FK -&gt; DIGITAL_</w:t>
-            </w:r>
-            <w:proofErr w:type="gramStart"/>
-            <w:r>
-              <w:t>ITEM(</w:t>
-            </w:r>
-            <w:proofErr w:type="gramEnd"/>
-            <w:r>
-              <w:t>item_id) ON DELETE CASCADE</w:t>
+              <w:t>PRIMARY KEY, AUTO_INCREMENT</w:t>
             </w:r>
           </w:p>
         </w:tc>
@@ -8579,8 +10074,19 @@
             <w:hideMark/>
           </w:tcPr>
           <w:p>
-            <w:r>
-              <w:t>Khóa chính kế thừa từ DIGITAL_ITEM</w:t>
+            <w:pPr>
+              <w:rPr>
+                <w:lang w:val="vi-VN"/>
+              </w:rPr>
+            </w:pPr>
+            <w:r>
+              <w:t>Mã</w:t>
+            </w:r>
+            <w:r>
+              <w:rPr>
+                <w:lang w:val="vi-VN"/>
+              </w:rPr>
+              <w:t xml:space="preserve"> khoản phạt</w:t>
             </w:r>
           </w:p>
         </w:tc>
@@ -8604,8 +10110,16 @@
             <w:hideMark/>
           </w:tcPr>
           <w:p>
-            <w:r>
-              <w:t>narrator</w:t>
+            <w:pPr>
+              <w:rPr>
+                <w:lang w:val="vi-VN"/>
+              </w:rPr>
+            </w:pPr>
+            <w:r>
+              <w:rPr>
+                <w:lang w:val="vi-VN"/>
+              </w:rPr>
+              <w:t>Transaction_id</w:t>
             </w:r>
           </w:p>
         </w:tc>
@@ -8627,8 +10141,16 @@
             <w:hideMark/>
           </w:tcPr>
           <w:p>
-            <w:r>
-              <w:t>VARCHAR (100)</w:t>
+            <w:pPr>
+              <w:rPr>
+                <w:lang w:val="vi-VN"/>
+              </w:rPr>
+            </w:pPr>
+            <w:r>
+              <w:rPr>
+                <w:lang w:val="vi-VN"/>
+              </w:rPr>
+              <w:t>INT</w:t>
             </w:r>
           </w:p>
         </w:tc>
@@ -8651,7 +10173,7 @@
           </w:tcPr>
           <w:p>
             <w:r>
-              <w:t>NOT NULL</w:t>
+              <w:t>FOREIGN KEY (BORROW_TRANSACTION.transaction_id), NOT NULL</w:t>
             </w:r>
           </w:p>
         </w:tc>
@@ -8673,8 +10195,19 @@
             <w:hideMark/>
           </w:tcPr>
           <w:p>
-            <w:r>
-              <w:t>Họ tên người đọc / diễn giả giọng nói</w:t>
+            <w:pPr>
+              <w:rPr>
+                <w:lang w:val="vi-VN"/>
+              </w:rPr>
+            </w:pPr>
+            <w:r>
+              <w:t>Mã</w:t>
+            </w:r>
+            <w:r>
+              <w:rPr>
+                <w:lang w:val="vi-VN"/>
+              </w:rPr>
+              <w:t xml:space="preserve"> giao dịch mượn liên quan</w:t>
             </w:r>
           </w:p>
         </w:tc>
@@ -8698,8 +10231,19 @@
             <w:hideMark/>
           </w:tcPr>
           <w:p>
-            <w:r>
-              <w:t>duration_minutes</w:t>
+            <w:pPr>
+              <w:rPr>
+                <w:lang w:val="vi-VN"/>
+              </w:rPr>
+            </w:pPr>
+            <w:r>
+              <w:t>Fine</w:t>
+            </w:r>
+            <w:r>
+              <w:rPr>
+                <w:lang w:val="vi-VN"/>
+              </w:rPr>
+              <w:t>_amount</w:t>
             </w:r>
           </w:p>
         </w:tc>
@@ -8721,8 +10265,27 @@
             <w:hideMark/>
           </w:tcPr>
           <w:p>
-            <w:r>
-              <w:t>INT</w:t>
+            <w:pPr>
+              <w:rPr>
+                <w:lang w:val="vi-VN"/>
+              </w:rPr>
+            </w:pPr>
+            <w:proofErr w:type="gramStart"/>
+            <w:r>
+              <w:t>DECIMAL</w:t>
+            </w:r>
+            <w:r>
+              <w:rPr>
+                <w:lang w:val="vi-VN"/>
+              </w:rPr>
+              <w:t>(</w:t>
+            </w:r>
+            <w:proofErr w:type="gramEnd"/>
+            <w:r>
+              <w:rPr>
+                <w:lang w:val="vi-VN"/>
+              </w:rPr>
+              <w:t>10,2)</w:t>
             </w:r>
           </w:p>
         </w:tc>
@@ -8767,8 +10330,19 @@
             <w:hideMark/>
           </w:tcPr>
           <w:p>
-            <w:r>
-              <w:t>Tổng thời lượng tính bằng phút</w:t>
+            <w:pPr>
+              <w:rPr>
+                <w:lang w:val="vi-VN"/>
+              </w:rPr>
+            </w:pPr>
+            <w:r>
+              <w:t>Số</w:t>
+            </w:r>
+            <w:r>
+              <w:rPr>
+                <w:lang w:val="vi-VN"/>
+              </w:rPr>
+              <w:t xml:space="preserve"> tiền phạt</w:t>
             </w:r>
           </w:p>
         </w:tc>
@@ -8792,8 +10366,16 @@
             <w:hideMark/>
           </w:tcPr>
           <w:p>
-            <w:r>
-              <w:t>audio_format</w:t>
+            <w:pPr>
+              <w:rPr>
+                <w:lang w:val="vi-VN"/>
+              </w:rPr>
+            </w:pPr>
+            <w:r>
+              <w:rPr>
+                <w:lang w:val="vi-VN"/>
+              </w:rPr>
+              <w:t>Fine_reason</w:t>
             </w:r>
           </w:p>
         </w:tc>
@@ -8815,8 +10397,27 @@
             <w:hideMark/>
           </w:tcPr>
           <w:p>
-            <w:r>
-              <w:t>VARCHAR (20)</w:t>
+            <w:pPr>
+              <w:rPr>
+                <w:lang w:val="vi-VN"/>
+              </w:rPr>
+            </w:pPr>
+            <w:proofErr w:type="gramStart"/>
+            <w:r>
+              <w:t>VARCHAR</w:t>
+            </w:r>
+            <w:r>
+              <w:rPr>
+                <w:lang w:val="vi-VN"/>
+              </w:rPr>
+              <w:t>(</w:t>
+            </w:r>
+            <w:proofErr w:type="gramEnd"/>
+            <w:r>
+              <w:rPr>
+                <w:lang w:val="vi-VN"/>
+              </w:rPr>
+              <w:t>255)</w:t>
             </w:r>
           </w:p>
         </w:tc>
@@ -8839,7 +10440,7 @@
           </w:tcPr>
           <w:p>
             <w:r>
-              <w:t>DEFAULT 'MP3'</w:t>
+              <w:t>NULLABLE</w:t>
             </w:r>
           </w:p>
         </w:tc>
@@ -8861,8 +10462,262 @@
             <w:hideMark/>
           </w:tcPr>
           <w:p>
-            <w:r>
-              <w:t>Định dạng tệp tin âm thanh</w:t>
+            <w:pPr>
+              <w:rPr>
+                <w:lang w:val="vi-VN"/>
+              </w:rPr>
+            </w:pPr>
+            <w:r>
+              <w:t>Lý</w:t>
+            </w:r>
+            <w:r>
+              <w:rPr>
+                <w:lang w:val="vi-VN"/>
+              </w:rPr>
+              <w:t xml:space="preserve"> do phạt</w:t>
+            </w:r>
+          </w:p>
+        </w:tc>
+      </w:tr>
+      <w:tr>
+        <w:tc>
+          <w:tcPr>
+            <w:tcW w:w="0" w:type="auto"/>
+            <w:tcBorders>
+              <w:top w:val="single" w:sz="6" w:space="0" w:color="000000"/>
+              <w:left w:val="single" w:sz="6" w:space="0" w:color="000000"/>
+              <w:bottom w:val="single" w:sz="6" w:space="0" w:color="000000"/>
+              <w:right w:val="single" w:sz="6" w:space="0" w:color="000000"/>
+            </w:tcBorders>
+            <w:tcMar>
+              <w:top w:w="120" w:type="dxa"/>
+              <w:left w:w="120" w:type="dxa"/>
+              <w:bottom w:w="120" w:type="dxa"/>
+              <w:right w:w="120" w:type="dxa"/>
+            </w:tcMar>
+          </w:tcPr>
+          <w:p>
+            <w:pPr>
+              <w:rPr>
+                <w:lang w:val="vi-VN"/>
+              </w:rPr>
+            </w:pPr>
+            <w:r>
+              <w:rPr>
+                <w:lang w:val="vi-VN"/>
+              </w:rPr>
+              <w:t>Fine_status</w:t>
+            </w:r>
+          </w:p>
+        </w:tc>
+        <w:tc>
+          <w:tcPr>
+            <w:tcW w:w="0" w:type="auto"/>
+            <w:tcBorders>
+              <w:top w:val="single" w:sz="6" w:space="0" w:color="000000"/>
+              <w:left w:val="single" w:sz="6" w:space="0" w:color="000000"/>
+              <w:bottom w:val="single" w:sz="6" w:space="0" w:color="000000"/>
+              <w:right w:val="single" w:sz="6" w:space="0" w:color="000000"/>
+            </w:tcBorders>
+            <w:tcMar>
+              <w:top w:w="120" w:type="dxa"/>
+              <w:left w:w="120" w:type="dxa"/>
+              <w:bottom w:w="120" w:type="dxa"/>
+              <w:right w:w="120" w:type="dxa"/>
+            </w:tcMar>
+          </w:tcPr>
+          <w:p>
+            <w:pPr>
+              <w:rPr>
+                <w:lang w:val="vi-VN"/>
+              </w:rPr>
+            </w:pPr>
+            <w:proofErr w:type="gramStart"/>
+            <w:r>
+              <w:t>VARCHAR</w:t>
+            </w:r>
+            <w:r>
+              <w:rPr>
+                <w:lang w:val="vi-VN"/>
+              </w:rPr>
+              <w:t>(</w:t>
+            </w:r>
+            <w:proofErr w:type="gramEnd"/>
+            <w:r>
+              <w:rPr>
+                <w:lang w:val="vi-VN"/>
+              </w:rPr>
+              <w:t>20)</w:t>
+            </w:r>
+          </w:p>
+        </w:tc>
+        <w:tc>
+          <w:tcPr>
+            <w:tcW w:w="0" w:type="auto"/>
+            <w:tcBorders>
+              <w:top w:val="single" w:sz="6" w:space="0" w:color="000000"/>
+              <w:left w:val="single" w:sz="6" w:space="0" w:color="000000"/>
+              <w:bottom w:val="single" w:sz="6" w:space="0" w:color="000000"/>
+              <w:right w:val="single" w:sz="6" w:space="0" w:color="000000"/>
+            </w:tcBorders>
+            <w:tcMar>
+              <w:top w:w="120" w:type="dxa"/>
+              <w:left w:w="120" w:type="dxa"/>
+              <w:bottom w:w="120" w:type="dxa"/>
+              <w:right w:w="120" w:type="dxa"/>
+            </w:tcMar>
+          </w:tcPr>
+          <w:p>
+            <w:r>
+              <w:t>NOT NULL</w:t>
+            </w:r>
+          </w:p>
+        </w:tc>
+        <w:tc>
+          <w:tcPr>
+            <w:tcW w:w="0" w:type="auto"/>
+            <w:tcBorders>
+              <w:top w:val="single" w:sz="6" w:space="0" w:color="000000"/>
+              <w:left w:val="single" w:sz="6" w:space="0" w:color="000000"/>
+              <w:bottom w:val="single" w:sz="6" w:space="0" w:color="000000"/>
+              <w:right w:val="single" w:sz="6" w:space="0" w:color="000000"/>
+            </w:tcBorders>
+            <w:tcMar>
+              <w:top w:w="120" w:type="dxa"/>
+              <w:left w:w="120" w:type="dxa"/>
+              <w:bottom w:w="120" w:type="dxa"/>
+              <w:right w:w="120" w:type="dxa"/>
+            </w:tcMar>
+          </w:tcPr>
+          <w:p>
+            <w:pPr>
+              <w:rPr>
+                <w:lang w:val="vi-VN"/>
+              </w:rPr>
+            </w:pPr>
+            <w:r>
+              <w:t>Trạng</w:t>
+            </w:r>
+            <w:r>
+              <w:rPr>
+                <w:lang w:val="vi-VN"/>
+              </w:rPr>
+              <w:t xml:space="preserve"> thái nộp phạt</w:t>
+            </w:r>
+          </w:p>
+        </w:tc>
+      </w:tr>
+      <w:tr>
+        <w:tc>
+          <w:tcPr>
+            <w:tcW w:w="0" w:type="auto"/>
+            <w:tcBorders>
+              <w:top w:val="single" w:sz="6" w:space="0" w:color="000000"/>
+              <w:left w:val="single" w:sz="6" w:space="0" w:color="000000"/>
+              <w:bottom w:val="single" w:sz="6" w:space="0" w:color="000000"/>
+              <w:right w:val="single" w:sz="6" w:space="0" w:color="000000"/>
+            </w:tcBorders>
+            <w:tcMar>
+              <w:top w:w="120" w:type="dxa"/>
+              <w:left w:w="120" w:type="dxa"/>
+              <w:bottom w:w="120" w:type="dxa"/>
+              <w:right w:w="120" w:type="dxa"/>
+            </w:tcMar>
+          </w:tcPr>
+          <w:p>
+            <w:pPr>
+              <w:rPr>
+                <w:lang w:val="vi-VN"/>
+              </w:rPr>
+            </w:pPr>
+            <w:r>
+              <w:rPr>
+                <w:lang w:val="vi-VN"/>
+              </w:rPr>
+              <w:t>Payment_date</w:t>
+            </w:r>
+          </w:p>
+        </w:tc>
+        <w:tc>
+          <w:tcPr>
+            <w:tcW w:w="0" w:type="auto"/>
+            <w:tcBorders>
+              <w:top w:val="single" w:sz="6" w:space="0" w:color="000000"/>
+              <w:left w:val="single" w:sz="6" w:space="0" w:color="000000"/>
+              <w:bottom w:val="single" w:sz="6" w:space="0" w:color="000000"/>
+              <w:right w:val="single" w:sz="6" w:space="0" w:color="000000"/>
+            </w:tcBorders>
+            <w:tcMar>
+              <w:top w:w="120" w:type="dxa"/>
+              <w:left w:w="120" w:type="dxa"/>
+              <w:bottom w:w="120" w:type="dxa"/>
+              <w:right w:w="120" w:type="dxa"/>
+            </w:tcMar>
+          </w:tcPr>
+          <w:p>
+            <w:r>
+              <w:t>Date</w:t>
+            </w:r>
+          </w:p>
+        </w:tc>
+        <w:tc>
+          <w:tcPr>
+            <w:tcW w:w="0" w:type="auto"/>
+            <w:tcBorders>
+              <w:top w:val="single" w:sz="6" w:space="0" w:color="000000"/>
+              <w:left w:val="single" w:sz="6" w:space="0" w:color="000000"/>
+              <w:bottom w:val="single" w:sz="6" w:space="0" w:color="000000"/>
+              <w:right w:val="single" w:sz="6" w:space="0" w:color="000000"/>
+            </w:tcBorders>
+            <w:tcMar>
+              <w:top w:w="120" w:type="dxa"/>
+              <w:left w:w="120" w:type="dxa"/>
+              <w:bottom w:w="120" w:type="dxa"/>
+              <w:right w:w="120" w:type="dxa"/>
+            </w:tcMar>
+          </w:tcPr>
+          <w:p>
+            <w:r>
+              <w:t>NULLABLE</w:t>
+            </w:r>
+          </w:p>
+        </w:tc>
+        <w:tc>
+          <w:tcPr>
+            <w:tcW w:w="0" w:type="auto"/>
+            <w:tcBorders>
+              <w:top w:val="single" w:sz="6" w:space="0" w:color="000000"/>
+              <w:left w:val="single" w:sz="6" w:space="0" w:color="000000"/>
+              <w:bottom w:val="single" w:sz="6" w:space="0" w:color="000000"/>
+              <w:right w:val="single" w:sz="6" w:space="0" w:color="000000"/>
+            </w:tcBorders>
+            <w:tcMar>
+              <w:top w:w="120" w:type="dxa"/>
+              <w:left w:w="120" w:type="dxa"/>
+              <w:bottom w:w="120" w:type="dxa"/>
+              <w:right w:w="120" w:type="dxa"/>
+            </w:tcMar>
+          </w:tcPr>
+          <w:p>
+            <w:pPr>
+              <w:rPr>
+                <w:lang w:val="vi-VN"/>
+              </w:rPr>
+            </w:pPr>
+            <w:r>
+              <w:t>Ngày</w:t>
+            </w:r>
+            <w:r>
+              <w:rPr>
+                <w:lang w:val="vi-VN"/>
+              </w:rPr>
+              <w:t xml:space="preserve"> hoàn tất thanh toán </w:t>
+            </w:r>
+            <w:r>
+              <w:rPr>
+                <w:lang w:val="vi-VN"/>
+              </w:rPr>
+              <w:t>tiền phạt</w:t>
             </w:r>
           </w:p>
         </w:tc>
@@ -8887,11 +10742,2603 @@
           <w:lang w:val="vi-VN"/>
         </w:rPr>
       </w:pPr>
+    </w:p>
+    <w:p>
+      <w:pPr>
+        <w:rPr>
+          <w:b/>
+          <w:bCs/>
+          <w:lang w:val="vi-VN"/>
+        </w:rPr>
+      </w:pPr>
+      <w:r>
+        <w:rPr>
+          <w:b/>
+          <w:bCs/>
+          <w:lang w:val="vi-VN"/>
+        </w:rPr>
+        <w:t>9 Bảng LICENSE</w:t>
+      </w:r>
+    </w:p>
+    <w:p>
+      <w:pPr>
+        <w:rPr>
+          <w:lang w:val="vi-VN"/>
+        </w:rPr>
+      </w:pPr>
+      <w:r>
+        <w:rPr>
+          <w:lang w:val="vi-VN"/>
+        </w:rPr>
+        <w:t xml:space="preserve">    </w:t>
+      </w:r>
+    </w:p>
+    <w:tbl>
+      <w:tblPr>
+        <w:tblW w:w="0" w:type="auto"/>
+        <w:tblCellMar>
+          <w:top w:w="15" w:type="dxa"/>
+          <w:left w:w="15" w:type="dxa"/>
+          <w:bottom w:w="15" w:type="dxa"/>
+          <w:right w:w="15" w:type="dxa"/>
+        </w:tblCellMar>
+        <w:tblLook w:val="04A0" w:firstRow="1" w:lastRow="0" w:firstColumn="1" w:lastColumn="0" w:noHBand="0" w:noVBand="1"/>
+      </w:tblPr>
+      <w:tblGrid>
+        <w:gridCol w:w="2036"/>
+        <w:gridCol w:w="2215"/>
+        <w:gridCol w:w="2936"/>
+        <w:gridCol w:w="2157"/>
+      </w:tblGrid>
+      <w:tr>
+        <w:trPr>
+          <w:tblHeader/>
+        </w:trPr>
+        <w:tc>
+          <w:tcPr>
+            <w:tcW w:w="0" w:type="auto"/>
+            <w:tcBorders>
+              <w:top w:val="single" w:sz="6" w:space="0" w:color="000000"/>
+              <w:left w:val="single" w:sz="6" w:space="0" w:color="000000"/>
+              <w:bottom w:val="single" w:sz="6" w:space="0" w:color="000000"/>
+              <w:right w:val="single" w:sz="6" w:space="0" w:color="000000"/>
+            </w:tcBorders>
+            <w:shd w:val="clear" w:color="auto" w:fill="F0F4F8"/>
+            <w:tcMar>
+              <w:top w:w="120" w:type="dxa"/>
+              <w:left w:w="120" w:type="dxa"/>
+              <w:bottom w:w="120" w:type="dxa"/>
+              <w:right w:w="120" w:type="dxa"/>
+            </w:tcMar>
+            <w:hideMark/>
+          </w:tcPr>
+          <w:p>
+            <w:pPr>
+              <w:rPr>
+                <w:b/>
+                <w:bCs/>
+              </w:rPr>
+            </w:pPr>
+            <w:r>
+              <w:lastRenderedPageBreak/>
+              <w:t>Tên trường (Column)</w:t>
+            </w:r>
+          </w:p>
+        </w:tc>
+        <w:tc>
+          <w:tcPr>
+            <w:tcW w:w="0" w:type="auto"/>
+            <w:tcBorders>
+              <w:top w:val="single" w:sz="6" w:space="0" w:color="000000"/>
+              <w:left w:val="single" w:sz="6" w:space="0" w:color="000000"/>
+              <w:bottom w:val="single" w:sz="6" w:space="0" w:color="000000"/>
+              <w:right w:val="single" w:sz="6" w:space="0" w:color="000000"/>
+            </w:tcBorders>
+            <w:shd w:val="clear" w:color="auto" w:fill="F0F4F8"/>
+            <w:tcMar>
+              <w:top w:w="120" w:type="dxa"/>
+              <w:left w:w="120" w:type="dxa"/>
+              <w:bottom w:w="120" w:type="dxa"/>
+              <w:right w:w="120" w:type="dxa"/>
+            </w:tcMar>
+            <w:hideMark/>
+          </w:tcPr>
+          <w:p>
+            <w:pPr>
+              <w:rPr>
+                <w:b/>
+                <w:bCs/>
+              </w:rPr>
+            </w:pPr>
+            <w:r>
+              <w:t>Kiểu dữ liệu (Data Type)</w:t>
+            </w:r>
+          </w:p>
+        </w:tc>
+        <w:tc>
+          <w:tcPr>
+            <w:tcW w:w="0" w:type="auto"/>
+            <w:tcBorders>
+              <w:top w:val="single" w:sz="6" w:space="0" w:color="000000"/>
+              <w:left w:val="single" w:sz="6" w:space="0" w:color="000000"/>
+              <w:bottom w:val="single" w:sz="6" w:space="0" w:color="000000"/>
+              <w:right w:val="single" w:sz="6" w:space="0" w:color="000000"/>
+            </w:tcBorders>
+            <w:shd w:val="clear" w:color="auto" w:fill="F0F4F8"/>
+            <w:tcMar>
+              <w:top w:w="120" w:type="dxa"/>
+              <w:left w:w="120" w:type="dxa"/>
+              <w:bottom w:w="120" w:type="dxa"/>
+              <w:right w:w="120" w:type="dxa"/>
+            </w:tcMar>
+            <w:hideMark/>
+          </w:tcPr>
+          <w:p>
+            <w:pPr>
+              <w:rPr>
+                <w:b/>
+                <w:bCs/>
+              </w:rPr>
+            </w:pPr>
+            <w:r>
+              <w:t>Ràng buộc (Constraint)</w:t>
+            </w:r>
+          </w:p>
+        </w:tc>
+        <w:tc>
+          <w:tcPr>
+            <w:tcW w:w="0" w:type="auto"/>
+            <w:tcBorders>
+              <w:top w:val="single" w:sz="6" w:space="0" w:color="000000"/>
+              <w:left w:val="single" w:sz="6" w:space="0" w:color="000000"/>
+              <w:bottom w:val="single" w:sz="6" w:space="0" w:color="000000"/>
+              <w:right w:val="single" w:sz="6" w:space="0" w:color="000000"/>
+            </w:tcBorders>
+            <w:shd w:val="clear" w:color="auto" w:fill="F0F4F8"/>
+            <w:tcMar>
+              <w:top w:w="120" w:type="dxa"/>
+              <w:left w:w="120" w:type="dxa"/>
+              <w:bottom w:w="120" w:type="dxa"/>
+              <w:right w:w="120" w:type="dxa"/>
+            </w:tcMar>
+            <w:hideMark/>
+          </w:tcPr>
+          <w:p>
+            <w:pPr>
+              <w:rPr>
+                <w:b/>
+                <w:bCs/>
+              </w:rPr>
+            </w:pPr>
+            <w:r>
+              <w:t>Mô tả (Description)</w:t>
+            </w:r>
+          </w:p>
+        </w:tc>
+      </w:tr>
+      <w:tr>
+        <w:tc>
+          <w:tcPr>
+            <w:tcW w:w="0" w:type="auto"/>
+            <w:tcBorders>
+              <w:top w:val="single" w:sz="6" w:space="0" w:color="000000"/>
+              <w:left w:val="single" w:sz="6" w:space="0" w:color="000000"/>
+              <w:bottom w:val="single" w:sz="6" w:space="0" w:color="000000"/>
+              <w:right w:val="single" w:sz="6" w:space="0" w:color="000000"/>
+            </w:tcBorders>
+            <w:tcMar>
+              <w:top w:w="120" w:type="dxa"/>
+              <w:left w:w="120" w:type="dxa"/>
+              <w:bottom w:w="120" w:type="dxa"/>
+              <w:right w:w="120" w:type="dxa"/>
+            </w:tcMar>
+            <w:hideMark/>
+          </w:tcPr>
+          <w:p>
+            <w:r>
+              <w:t>license</w:t>
+            </w:r>
+            <w:r>
+              <w:t>_id</w:t>
+            </w:r>
+          </w:p>
+        </w:tc>
+        <w:tc>
+          <w:tcPr>
+            <w:tcW w:w="0" w:type="auto"/>
+            <w:tcBorders>
+              <w:top w:val="single" w:sz="6" w:space="0" w:color="000000"/>
+              <w:left w:val="single" w:sz="6" w:space="0" w:color="000000"/>
+              <w:bottom w:val="single" w:sz="6" w:space="0" w:color="000000"/>
+              <w:right w:val="single" w:sz="6" w:space="0" w:color="000000"/>
+            </w:tcBorders>
+            <w:tcMar>
+              <w:top w:w="120" w:type="dxa"/>
+              <w:left w:w="120" w:type="dxa"/>
+              <w:bottom w:w="120" w:type="dxa"/>
+              <w:right w:w="120" w:type="dxa"/>
+            </w:tcMar>
+            <w:hideMark/>
+          </w:tcPr>
+          <w:p>
+            <w:r>
+              <w:t>INT</w:t>
+            </w:r>
+          </w:p>
+        </w:tc>
+        <w:tc>
+          <w:tcPr>
+            <w:tcW w:w="0" w:type="auto"/>
+            <w:tcBorders>
+              <w:top w:val="single" w:sz="6" w:space="0" w:color="000000"/>
+              <w:left w:val="single" w:sz="6" w:space="0" w:color="000000"/>
+              <w:bottom w:val="single" w:sz="6" w:space="0" w:color="000000"/>
+              <w:right w:val="single" w:sz="6" w:space="0" w:color="000000"/>
+            </w:tcBorders>
+            <w:tcMar>
+              <w:top w:w="120" w:type="dxa"/>
+              <w:left w:w="120" w:type="dxa"/>
+              <w:bottom w:w="120" w:type="dxa"/>
+              <w:right w:w="120" w:type="dxa"/>
+            </w:tcMar>
+            <w:hideMark/>
+          </w:tcPr>
+          <w:p>
+            <w:r>
+              <w:t>PRIMARY KEY, AUTO_INCREMENT</w:t>
+            </w:r>
+          </w:p>
+        </w:tc>
+        <w:tc>
+          <w:tcPr>
+            <w:tcW w:w="0" w:type="auto"/>
+            <w:tcBorders>
+              <w:top w:val="single" w:sz="6" w:space="0" w:color="000000"/>
+              <w:left w:val="single" w:sz="6" w:space="0" w:color="000000"/>
+              <w:bottom w:val="single" w:sz="6" w:space="0" w:color="000000"/>
+              <w:right w:val="single" w:sz="6" w:space="0" w:color="000000"/>
+            </w:tcBorders>
+            <w:tcMar>
+              <w:top w:w="120" w:type="dxa"/>
+              <w:left w:w="120" w:type="dxa"/>
+              <w:bottom w:w="120" w:type="dxa"/>
+              <w:right w:w="120" w:type="dxa"/>
+            </w:tcMar>
+            <w:hideMark/>
+          </w:tcPr>
+          <w:p>
+            <w:pPr>
+              <w:rPr>
+                <w:lang w:val="vi-VN"/>
+              </w:rPr>
+            </w:pPr>
+            <w:r>
+              <w:t>Mã</w:t>
+            </w:r>
+            <w:r>
+              <w:rPr>
+                <w:lang w:val="vi-VN"/>
+              </w:rPr>
+              <w:t xml:space="preserve"> bản quyền/giấy phép</w:t>
+            </w:r>
+          </w:p>
+        </w:tc>
+      </w:tr>
+      <w:tr>
+        <w:tc>
+          <w:tcPr>
+            <w:tcW w:w="0" w:type="auto"/>
+            <w:tcBorders>
+              <w:top w:val="single" w:sz="6" w:space="0" w:color="000000"/>
+              <w:left w:val="single" w:sz="6" w:space="0" w:color="000000"/>
+              <w:bottom w:val="single" w:sz="6" w:space="0" w:color="000000"/>
+              <w:right w:val="single" w:sz="6" w:space="0" w:color="000000"/>
+            </w:tcBorders>
+            <w:tcMar>
+              <w:top w:w="120" w:type="dxa"/>
+              <w:left w:w="120" w:type="dxa"/>
+              <w:bottom w:w="120" w:type="dxa"/>
+              <w:right w:w="120" w:type="dxa"/>
+            </w:tcMar>
+            <w:hideMark/>
+          </w:tcPr>
+          <w:p>
+            <w:pPr>
+              <w:rPr>
+                <w:lang w:val="vi-VN"/>
+              </w:rPr>
+            </w:pPr>
+            <w:r>
+              <w:t>License</w:t>
+            </w:r>
+            <w:r>
+              <w:rPr>
+                <w:lang w:val="vi-VN"/>
+              </w:rPr>
+              <w:t>_name</w:t>
+            </w:r>
+          </w:p>
+        </w:tc>
+        <w:tc>
+          <w:tcPr>
+            <w:tcW w:w="0" w:type="auto"/>
+            <w:tcBorders>
+              <w:top w:val="single" w:sz="6" w:space="0" w:color="000000"/>
+              <w:left w:val="single" w:sz="6" w:space="0" w:color="000000"/>
+              <w:bottom w:val="single" w:sz="6" w:space="0" w:color="000000"/>
+              <w:right w:val="single" w:sz="6" w:space="0" w:color="000000"/>
+            </w:tcBorders>
+            <w:tcMar>
+              <w:top w:w="120" w:type="dxa"/>
+              <w:left w:w="120" w:type="dxa"/>
+              <w:bottom w:w="120" w:type="dxa"/>
+              <w:right w:w="120" w:type="dxa"/>
+            </w:tcMar>
+            <w:hideMark/>
+          </w:tcPr>
+          <w:p>
+            <w:pPr>
+              <w:rPr>
+                <w:lang w:val="vi-VN"/>
+              </w:rPr>
+            </w:pPr>
+            <w:r>
+              <w:rPr>
+                <w:lang w:val="vi-VN"/>
+              </w:rPr>
+              <w:t>VARCHAR(100)</w:t>
+            </w:r>
+          </w:p>
+        </w:tc>
+        <w:tc>
+          <w:tcPr>
+            <w:tcW w:w="0" w:type="auto"/>
+            <w:tcBorders>
+              <w:top w:val="single" w:sz="6" w:space="0" w:color="000000"/>
+              <w:left w:val="single" w:sz="6" w:space="0" w:color="000000"/>
+              <w:bottom w:val="single" w:sz="6" w:space="0" w:color="000000"/>
+              <w:right w:val="single" w:sz="6" w:space="0" w:color="000000"/>
+            </w:tcBorders>
+            <w:tcMar>
+              <w:top w:w="120" w:type="dxa"/>
+              <w:left w:w="120" w:type="dxa"/>
+              <w:bottom w:w="120" w:type="dxa"/>
+              <w:right w:w="120" w:type="dxa"/>
+            </w:tcMar>
+            <w:hideMark/>
+          </w:tcPr>
+          <w:p>
+            <w:pPr>
+              <w:rPr>
+                <w:lang w:val="vi-VN"/>
+              </w:rPr>
+            </w:pPr>
+            <w:r>
+              <w:t>NOT NULL</w:t>
+            </w:r>
+          </w:p>
+        </w:tc>
+        <w:tc>
+          <w:tcPr>
+            <w:tcW w:w="0" w:type="auto"/>
+            <w:tcBorders>
+              <w:top w:val="single" w:sz="6" w:space="0" w:color="000000"/>
+              <w:left w:val="single" w:sz="6" w:space="0" w:color="000000"/>
+              <w:bottom w:val="single" w:sz="6" w:space="0" w:color="000000"/>
+              <w:right w:val="single" w:sz="6" w:space="0" w:color="000000"/>
+            </w:tcBorders>
+            <w:tcMar>
+              <w:top w:w="120" w:type="dxa"/>
+              <w:left w:w="120" w:type="dxa"/>
+              <w:bottom w:w="120" w:type="dxa"/>
+              <w:right w:w="120" w:type="dxa"/>
+            </w:tcMar>
+            <w:hideMark/>
+          </w:tcPr>
+          <w:p>
+            <w:pPr>
+              <w:rPr>
+                <w:lang w:val="vi-VN"/>
+              </w:rPr>
+            </w:pPr>
+            <w:r>
+              <w:rPr>
+                <w:lang w:val="vi-VN"/>
+              </w:rPr>
+              <w:t>Tên bản quyền/giấy phếp</w:t>
+            </w:r>
+          </w:p>
+        </w:tc>
+      </w:tr>
+      <w:tr>
+        <w:tc>
+          <w:tcPr>
+            <w:tcW w:w="0" w:type="auto"/>
+            <w:tcBorders>
+              <w:top w:val="single" w:sz="6" w:space="0" w:color="000000"/>
+              <w:left w:val="single" w:sz="6" w:space="0" w:color="000000"/>
+              <w:bottom w:val="single" w:sz="6" w:space="0" w:color="000000"/>
+              <w:right w:val="single" w:sz="6" w:space="0" w:color="000000"/>
+            </w:tcBorders>
+            <w:tcMar>
+              <w:top w:w="120" w:type="dxa"/>
+              <w:left w:w="120" w:type="dxa"/>
+              <w:bottom w:w="120" w:type="dxa"/>
+              <w:right w:w="120" w:type="dxa"/>
+            </w:tcMar>
+            <w:hideMark/>
+          </w:tcPr>
+          <w:p>
+            <w:pPr>
+              <w:rPr>
+                <w:lang w:val="vi-VN"/>
+              </w:rPr>
+            </w:pPr>
+            <w:r>
+              <w:t>License</w:t>
+            </w:r>
+            <w:r>
+              <w:rPr>
+                <w:lang w:val="vi-VN"/>
+              </w:rPr>
+              <w:t>_code</w:t>
+            </w:r>
+          </w:p>
+        </w:tc>
+        <w:tc>
+          <w:tcPr>
+            <w:tcW w:w="0" w:type="auto"/>
+            <w:tcBorders>
+              <w:top w:val="single" w:sz="6" w:space="0" w:color="000000"/>
+              <w:left w:val="single" w:sz="6" w:space="0" w:color="000000"/>
+              <w:bottom w:val="single" w:sz="6" w:space="0" w:color="000000"/>
+              <w:right w:val="single" w:sz="6" w:space="0" w:color="000000"/>
+            </w:tcBorders>
+            <w:tcMar>
+              <w:top w:w="120" w:type="dxa"/>
+              <w:left w:w="120" w:type="dxa"/>
+              <w:bottom w:w="120" w:type="dxa"/>
+              <w:right w:w="120" w:type="dxa"/>
+            </w:tcMar>
+            <w:hideMark/>
+          </w:tcPr>
+          <w:p>
+            <w:pPr>
+              <w:rPr>
+                <w:lang w:val="vi-VN"/>
+              </w:rPr>
+            </w:pPr>
+            <w:r>
+              <w:rPr>
+                <w:lang w:val="vi-VN"/>
+              </w:rPr>
+              <w:t>VARCHAR(50)</w:t>
+            </w:r>
+          </w:p>
+        </w:tc>
+        <w:tc>
+          <w:tcPr>
+            <w:tcW w:w="0" w:type="auto"/>
+            <w:tcBorders>
+              <w:top w:val="single" w:sz="6" w:space="0" w:color="000000"/>
+              <w:left w:val="single" w:sz="6" w:space="0" w:color="000000"/>
+              <w:bottom w:val="single" w:sz="6" w:space="0" w:color="000000"/>
+              <w:right w:val="single" w:sz="6" w:space="0" w:color="000000"/>
+            </w:tcBorders>
+            <w:tcMar>
+              <w:top w:w="120" w:type="dxa"/>
+              <w:left w:w="120" w:type="dxa"/>
+              <w:bottom w:w="120" w:type="dxa"/>
+              <w:right w:w="120" w:type="dxa"/>
+            </w:tcMar>
+            <w:hideMark/>
+          </w:tcPr>
+          <w:p>
+            <w:r>
+              <w:t>UNIQUE, NOT NULL</w:t>
+            </w:r>
+          </w:p>
+        </w:tc>
+        <w:tc>
+          <w:tcPr>
+            <w:tcW w:w="0" w:type="auto"/>
+            <w:tcBorders>
+              <w:top w:val="single" w:sz="6" w:space="0" w:color="000000"/>
+              <w:left w:val="single" w:sz="6" w:space="0" w:color="000000"/>
+              <w:bottom w:val="single" w:sz="6" w:space="0" w:color="000000"/>
+              <w:right w:val="single" w:sz="6" w:space="0" w:color="000000"/>
+            </w:tcBorders>
+            <w:tcMar>
+              <w:top w:w="120" w:type="dxa"/>
+              <w:left w:w="120" w:type="dxa"/>
+              <w:bottom w:w="120" w:type="dxa"/>
+              <w:right w:w="120" w:type="dxa"/>
+            </w:tcMar>
+            <w:hideMark/>
+          </w:tcPr>
+          <w:p>
+            <w:pPr>
+              <w:rPr>
+                <w:lang w:val="vi-VN"/>
+              </w:rPr>
+            </w:pPr>
+            <w:r>
+              <w:t>Mã</w:t>
+            </w:r>
+            <w:r>
+              <w:rPr>
+                <w:lang w:val="vi-VN"/>
+              </w:rPr>
+              <w:t xml:space="preserve"> ký hiệu bản quyền</w:t>
+            </w:r>
+          </w:p>
+        </w:tc>
+      </w:tr>
+    </w:tbl>
+    <w:p>
+      <w:pPr>
+        <w:rPr>
+          <w:lang w:val="vi-VN"/>
+        </w:rPr>
+      </w:pPr>
+    </w:p>
+    <w:p>
+      <w:pPr>
+        <w:rPr>
+          <w:b/>
+          <w:bCs/>
+          <w:lang w:val="vi-VN"/>
+        </w:rPr>
+      </w:pPr>
+      <w:r>
+        <w:rPr>
+          <w:b/>
+          <w:bCs/>
+          <w:lang w:val="vi-VN"/>
+        </w:rPr>
+        <w:t>10 Bảng CATEGORY</w:t>
+      </w:r>
+    </w:p>
+    <w:p>
+      <w:pPr>
+        <w:rPr>
+          <w:lang w:val="vi-VN"/>
+        </w:rPr>
+      </w:pPr>
+      <w:r>
+        <w:rPr>
+          <w:lang w:val="vi-VN"/>
+        </w:rPr>
+        <w:t xml:space="preserve">     </w:t>
+      </w:r>
+    </w:p>
+    <w:tbl>
+      <w:tblPr>
+        <w:tblW w:w="0" w:type="auto"/>
+        <w:tblCellMar>
+          <w:top w:w="15" w:type="dxa"/>
+          <w:left w:w="15" w:type="dxa"/>
+          <w:bottom w:w="15" w:type="dxa"/>
+          <w:right w:w="15" w:type="dxa"/>
+        </w:tblCellMar>
+        <w:tblLook w:val="04A0" w:firstRow="1" w:lastRow="0" w:firstColumn="1" w:lastColumn="0" w:noHBand="0" w:noVBand="1"/>
+      </w:tblPr>
+      <w:tblGrid>
+        <w:gridCol w:w="2099"/>
+        <w:gridCol w:w="2211"/>
+        <w:gridCol w:w="2928"/>
+        <w:gridCol w:w="2106"/>
+      </w:tblGrid>
+      <w:tr>
+        <w:trPr>
+          <w:tblHeader/>
+        </w:trPr>
+        <w:tc>
+          <w:tcPr>
+            <w:tcW w:w="0" w:type="auto"/>
+            <w:tcBorders>
+              <w:top w:val="single" w:sz="6" w:space="0" w:color="000000"/>
+              <w:left w:val="single" w:sz="6" w:space="0" w:color="000000"/>
+              <w:bottom w:val="single" w:sz="6" w:space="0" w:color="000000"/>
+              <w:right w:val="single" w:sz="6" w:space="0" w:color="000000"/>
+            </w:tcBorders>
+            <w:shd w:val="clear" w:color="auto" w:fill="F0F4F8"/>
+            <w:tcMar>
+              <w:top w:w="120" w:type="dxa"/>
+              <w:left w:w="120" w:type="dxa"/>
+              <w:bottom w:w="120" w:type="dxa"/>
+              <w:right w:w="120" w:type="dxa"/>
+            </w:tcMar>
+            <w:hideMark/>
+          </w:tcPr>
+          <w:p>
+            <w:pPr>
+              <w:rPr>
+                <w:b/>
+                <w:bCs/>
+              </w:rPr>
+            </w:pPr>
+            <w:r>
+              <w:t>Tên trường (Column)</w:t>
+            </w:r>
+          </w:p>
+        </w:tc>
+        <w:tc>
+          <w:tcPr>
+            <w:tcW w:w="0" w:type="auto"/>
+            <w:tcBorders>
+              <w:top w:val="single" w:sz="6" w:space="0" w:color="000000"/>
+              <w:left w:val="single" w:sz="6" w:space="0" w:color="000000"/>
+              <w:bottom w:val="single" w:sz="6" w:space="0" w:color="000000"/>
+              <w:right w:val="single" w:sz="6" w:space="0" w:color="000000"/>
+            </w:tcBorders>
+            <w:shd w:val="clear" w:color="auto" w:fill="F0F4F8"/>
+            <w:tcMar>
+              <w:top w:w="120" w:type="dxa"/>
+              <w:left w:w="120" w:type="dxa"/>
+              <w:bottom w:w="120" w:type="dxa"/>
+              <w:right w:w="120" w:type="dxa"/>
+            </w:tcMar>
+            <w:hideMark/>
+          </w:tcPr>
+          <w:p>
+            <w:pPr>
+              <w:rPr>
+                <w:b/>
+                <w:bCs/>
+              </w:rPr>
+            </w:pPr>
+            <w:r>
+              <w:t>Kiểu dữ liệu (Data Type)</w:t>
+            </w:r>
+          </w:p>
+        </w:tc>
+        <w:tc>
+          <w:tcPr>
+            <w:tcW w:w="0" w:type="auto"/>
+            <w:tcBorders>
+              <w:top w:val="single" w:sz="6" w:space="0" w:color="000000"/>
+              <w:left w:val="single" w:sz="6" w:space="0" w:color="000000"/>
+              <w:bottom w:val="single" w:sz="6" w:space="0" w:color="000000"/>
+              <w:right w:val="single" w:sz="6" w:space="0" w:color="000000"/>
+            </w:tcBorders>
+            <w:shd w:val="clear" w:color="auto" w:fill="F0F4F8"/>
+            <w:tcMar>
+              <w:top w:w="120" w:type="dxa"/>
+              <w:left w:w="120" w:type="dxa"/>
+              <w:bottom w:w="120" w:type="dxa"/>
+              <w:right w:w="120" w:type="dxa"/>
+            </w:tcMar>
+            <w:hideMark/>
+          </w:tcPr>
+          <w:p>
+            <w:pPr>
+              <w:rPr>
+                <w:b/>
+                <w:bCs/>
+              </w:rPr>
+            </w:pPr>
+            <w:r>
+              <w:t>Ràng buộc (Constraint)</w:t>
+            </w:r>
+          </w:p>
+        </w:tc>
+        <w:tc>
+          <w:tcPr>
+            <w:tcW w:w="0" w:type="auto"/>
+            <w:tcBorders>
+              <w:top w:val="single" w:sz="6" w:space="0" w:color="000000"/>
+              <w:left w:val="single" w:sz="6" w:space="0" w:color="000000"/>
+              <w:bottom w:val="single" w:sz="6" w:space="0" w:color="000000"/>
+              <w:right w:val="single" w:sz="6" w:space="0" w:color="000000"/>
+            </w:tcBorders>
+            <w:shd w:val="clear" w:color="auto" w:fill="F0F4F8"/>
+            <w:tcMar>
+              <w:top w:w="120" w:type="dxa"/>
+              <w:left w:w="120" w:type="dxa"/>
+              <w:bottom w:w="120" w:type="dxa"/>
+              <w:right w:w="120" w:type="dxa"/>
+            </w:tcMar>
+            <w:hideMark/>
+          </w:tcPr>
+          <w:p>
+            <w:pPr>
+              <w:rPr>
+                <w:b/>
+                <w:bCs/>
+              </w:rPr>
+            </w:pPr>
+            <w:r>
+              <w:t>Mô tả (Description)</w:t>
+            </w:r>
+          </w:p>
+        </w:tc>
+      </w:tr>
+      <w:tr>
+        <w:tc>
+          <w:tcPr>
+            <w:tcW w:w="0" w:type="auto"/>
+            <w:tcBorders>
+              <w:top w:val="single" w:sz="6" w:space="0" w:color="000000"/>
+              <w:left w:val="single" w:sz="6" w:space="0" w:color="000000"/>
+              <w:bottom w:val="single" w:sz="6" w:space="0" w:color="000000"/>
+              <w:right w:val="single" w:sz="6" w:space="0" w:color="000000"/>
+            </w:tcBorders>
+            <w:tcMar>
+              <w:top w:w="120" w:type="dxa"/>
+              <w:left w:w="120" w:type="dxa"/>
+              <w:bottom w:w="120" w:type="dxa"/>
+              <w:right w:w="120" w:type="dxa"/>
+            </w:tcMar>
+            <w:hideMark/>
+          </w:tcPr>
+          <w:p>
+            <w:pPr>
+              <w:rPr>
+                <w:lang w:val="vi-VN"/>
+              </w:rPr>
+            </w:pPr>
+            <w:r>
+              <w:t>Category</w:t>
+            </w:r>
+            <w:r>
+              <w:rPr>
+                <w:lang w:val="vi-VN"/>
+              </w:rPr>
+              <w:t>_</w:t>
+            </w:r>
+            <w:r>
+              <w:rPr>
+                <w:lang w:val="vi-VN"/>
+              </w:rPr>
+              <w:t>id</w:t>
+            </w:r>
+          </w:p>
+        </w:tc>
+        <w:tc>
+          <w:tcPr>
+            <w:tcW w:w="0" w:type="auto"/>
+            <w:tcBorders>
+              <w:top w:val="single" w:sz="6" w:space="0" w:color="000000"/>
+              <w:left w:val="single" w:sz="6" w:space="0" w:color="000000"/>
+              <w:bottom w:val="single" w:sz="6" w:space="0" w:color="000000"/>
+              <w:right w:val="single" w:sz="6" w:space="0" w:color="000000"/>
+            </w:tcBorders>
+            <w:tcMar>
+              <w:top w:w="120" w:type="dxa"/>
+              <w:left w:w="120" w:type="dxa"/>
+              <w:bottom w:w="120" w:type="dxa"/>
+              <w:right w:w="120" w:type="dxa"/>
+            </w:tcMar>
+            <w:hideMark/>
+          </w:tcPr>
+          <w:p>
+            <w:r>
+              <w:t>INT</w:t>
+            </w:r>
+          </w:p>
+        </w:tc>
+        <w:tc>
+          <w:tcPr>
+            <w:tcW w:w="0" w:type="auto"/>
+            <w:tcBorders>
+              <w:top w:val="single" w:sz="6" w:space="0" w:color="000000"/>
+              <w:left w:val="single" w:sz="6" w:space="0" w:color="000000"/>
+              <w:bottom w:val="single" w:sz="6" w:space="0" w:color="000000"/>
+              <w:right w:val="single" w:sz="6" w:space="0" w:color="000000"/>
+            </w:tcBorders>
+            <w:tcMar>
+              <w:top w:w="120" w:type="dxa"/>
+              <w:left w:w="120" w:type="dxa"/>
+              <w:bottom w:w="120" w:type="dxa"/>
+              <w:right w:w="120" w:type="dxa"/>
+            </w:tcMar>
+            <w:hideMark/>
+          </w:tcPr>
+          <w:p>
+            <w:r>
+              <w:t>PRIMARY KEY, AUTO_INCREMENT</w:t>
+            </w:r>
+          </w:p>
+        </w:tc>
+        <w:tc>
+          <w:tcPr>
+            <w:tcW w:w="0" w:type="auto"/>
+            <w:tcBorders>
+              <w:top w:val="single" w:sz="6" w:space="0" w:color="000000"/>
+              <w:left w:val="single" w:sz="6" w:space="0" w:color="000000"/>
+              <w:bottom w:val="single" w:sz="6" w:space="0" w:color="000000"/>
+              <w:right w:val="single" w:sz="6" w:space="0" w:color="000000"/>
+            </w:tcBorders>
+            <w:tcMar>
+              <w:top w:w="120" w:type="dxa"/>
+              <w:left w:w="120" w:type="dxa"/>
+              <w:bottom w:w="120" w:type="dxa"/>
+              <w:right w:w="120" w:type="dxa"/>
+            </w:tcMar>
+            <w:hideMark/>
+          </w:tcPr>
+          <w:p>
+            <w:pPr>
+              <w:rPr>
+                <w:lang w:val="vi-VN"/>
+              </w:rPr>
+            </w:pPr>
+            <w:r>
+              <w:t>Mã</w:t>
+            </w:r>
+            <w:r>
+              <w:rPr>
+                <w:lang w:val="vi-VN"/>
+              </w:rPr>
+              <w:t xml:space="preserve"> danh mục/phân loại</w:t>
+            </w:r>
+          </w:p>
+        </w:tc>
+      </w:tr>
+      <w:tr>
+        <w:tc>
+          <w:tcPr>
+            <w:tcW w:w="0" w:type="auto"/>
+            <w:tcBorders>
+              <w:top w:val="single" w:sz="6" w:space="0" w:color="000000"/>
+              <w:left w:val="single" w:sz="6" w:space="0" w:color="000000"/>
+              <w:bottom w:val="single" w:sz="6" w:space="0" w:color="000000"/>
+              <w:right w:val="single" w:sz="6" w:space="0" w:color="000000"/>
+            </w:tcBorders>
+            <w:tcMar>
+              <w:top w:w="120" w:type="dxa"/>
+              <w:left w:w="120" w:type="dxa"/>
+              <w:bottom w:w="120" w:type="dxa"/>
+              <w:right w:w="120" w:type="dxa"/>
+            </w:tcMar>
+            <w:hideMark/>
+          </w:tcPr>
+          <w:p>
+            <w:pPr>
+              <w:rPr>
+                <w:lang w:val="vi-VN"/>
+              </w:rPr>
+            </w:pPr>
+            <w:r>
+              <w:t>Category</w:t>
+            </w:r>
+            <w:r>
+              <w:rPr>
+                <w:lang w:val="vi-VN"/>
+              </w:rPr>
+              <w:t>_name</w:t>
+            </w:r>
+          </w:p>
+        </w:tc>
+        <w:tc>
+          <w:tcPr>
+            <w:tcW w:w="0" w:type="auto"/>
+            <w:tcBorders>
+              <w:top w:val="single" w:sz="6" w:space="0" w:color="000000"/>
+              <w:left w:val="single" w:sz="6" w:space="0" w:color="000000"/>
+              <w:bottom w:val="single" w:sz="6" w:space="0" w:color="000000"/>
+              <w:right w:val="single" w:sz="6" w:space="0" w:color="000000"/>
+            </w:tcBorders>
+            <w:tcMar>
+              <w:top w:w="120" w:type="dxa"/>
+              <w:left w:w="120" w:type="dxa"/>
+              <w:bottom w:w="120" w:type="dxa"/>
+              <w:right w:w="120" w:type="dxa"/>
+            </w:tcMar>
+            <w:hideMark/>
+          </w:tcPr>
+          <w:p>
+            <w:pPr>
+              <w:rPr>
+                <w:lang w:val="vi-VN"/>
+              </w:rPr>
+            </w:pPr>
+            <w:r>
+              <w:rPr>
+                <w:lang w:val="vi-VN"/>
+              </w:rPr>
+              <w:t>VARCHAR(100)</w:t>
+            </w:r>
+          </w:p>
+        </w:tc>
+        <w:tc>
+          <w:tcPr>
+            <w:tcW w:w="0" w:type="auto"/>
+            <w:tcBorders>
+              <w:top w:val="single" w:sz="6" w:space="0" w:color="000000"/>
+              <w:left w:val="single" w:sz="6" w:space="0" w:color="000000"/>
+              <w:bottom w:val="single" w:sz="6" w:space="0" w:color="000000"/>
+              <w:right w:val="single" w:sz="6" w:space="0" w:color="000000"/>
+            </w:tcBorders>
+            <w:tcMar>
+              <w:top w:w="120" w:type="dxa"/>
+              <w:left w:w="120" w:type="dxa"/>
+              <w:bottom w:w="120" w:type="dxa"/>
+              <w:right w:w="120" w:type="dxa"/>
+            </w:tcMar>
+            <w:hideMark/>
+          </w:tcPr>
+          <w:p>
+            <w:pPr>
+              <w:rPr>
+                <w:lang w:val="vi-VN"/>
+              </w:rPr>
+            </w:pPr>
+            <w:r>
+              <w:t>UNIQUE, NOT NULL</w:t>
+            </w:r>
+          </w:p>
+        </w:tc>
+        <w:tc>
+          <w:tcPr>
+            <w:tcW w:w="0" w:type="auto"/>
+            <w:tcBorders>
+              <w:top w:val="single" w:sz="6" w:space="0" w:color="000000"/>
+              <w:left w:val="single" w:sz="6" w:space="0" w:color="000000"/>
+              <w:bottom w:val="single" w:sz="6" w:space="0" w:color="000000"/>
+              <w:right w:val="single" w:sz="6" w:space="0" w:color="000000"/>
+            </w:tcBorders>
+            <w:tcMar>
+              <w:top w:w="120" w:type="dxa"/>
+              <w:left w:w="120" w:type="dxa"/>
+              <w:bottom w:w="120" w:type="dxa"/>
+              <w:right w:w="120" w:type="dxa"/>
+            </w:tcMar>
+            <w:hideMark/>
+          </w:tcPr>
+          <w:p>
+            <w:pPr>
+              <w:rPr>
+                <w:lang w:val="vi-VN"/>
+              </w:rPr>
+            </w:pPr>
+            <w:r>
+              <w:rPr>
+                <w:lang w:val="vi-VN"/>
+              </w:rPr>
+              <w:t>Tên danh mục/thể loại</w:t>
+            </w:r>
+          </w:p>
+        </w:tc>
+      </w:tr>
+    </w:tbl>
+    <w:p>
+      <w:pPr>
+        <w:rPr>
+          <w:lang w:val="vi-VN"/>
+        </w:rPr>
+      </w:pPr>
+    </w:p>
+    <w:p>
+      <w:pPr>
+        <w:rPr>
+          <w:b/>
+          <w:bCs/>
+          <w:lang w:val="vi-VN"/>
+        </w:rPr>
+      </w:pPr>
+      <w:r>
+        <w:rPr>
+          <w:b/>
+          <w:bCs/>
+          <w:lang w:val="vi-VN"/>
+        </w:rPr>
+        <w:t>11 Bảng BOOK_AUTHOR</w:t>
+      </w:r>
+    </w:p>
+    <w:p>
+      <w:pPr>
+        <w:rPr>
+          <w:lang w:val="vi-VN"/>
+        </w:rPr>
+      </w:pPr>
+      <w:r>
+        <w:rPr>
+          <w:lang w:val="vi-VN"/>
+        </w:rPr>
+        <w:t xml:space="preserve">      </w:t>
+      </w:r>
+    </w:p>
+    <w:tbl>
+      <w:tblPr>
+        <w:tblW w:w="0" w:type="auto"/>
+        <w:tblCellMar>
+          <w:top w:w="15" w:type="dxa"/>
+          <w:left w:w="15" w:type="dxa"/>
+          <w:bottom w:w="15" w:type="dxa"/>
+          <w:right w:w="15" w:type="dxa"/>
+        </w:tblCellMar>
+        <w:tblLook w:val="04A0" w:firstRow="1" w:lastRow="0" w:firstColumn="1" w:lastColumn="0" w:noHBand="0" w:noVBand="1"/>
+      </w:tblPr>
+      <w:tblGrid>
+        <w:gridCol w:w="1705"/>
+        <w:gridCol w:w="1958"/>
+        <w:gridCol w:w="3918"/>
+        <w:gridCol w:w="1763"/>
+      </w:tblGrid>
+      <w:tr>
+        <w:trPr>
+          <w:tblHeader/>
+        </w:trPr>
+        <w:tc>
+          <w:tcPr>
+            <w:tcW w:w="0" w:type="auto"/>
+            <w:tcBorders>
+              <w:top w:val="single" w:sz="6" w:space="0" w:color="000000"/>
+              <w:left w:val="single" w:sz="6" w:space="0" w:color="000000"/>
+              <w:bottom w:val="single" w:sz="6" w:space="0" w:color="000000"/>
+              <w:right w:val="single" w:sz="6" w:space="0" w:color="000000"/>
+            </w:tcBorders>
+            <w:shd w:val="clear" w:color="auto" w:fill="F0F4F8"/>
+            <w:tcMar>
+              <w:top w:w="120" w:type="dxa"/>
+              <w:left w:w="120" w:type="dxa"/>
+              <w:bottom w:w="120" w:type="dxa"/>
+              <w:right w:w="120" w:type="dxa"/>
+            </w:tcMar>
+            <w:hideMark/>
+          </w:tcPr>
+          <w:p>
+            <w:pPr>
+              <w:rPr>
+                <w:b/>
+                <w:bCs/>
+              </w:rPr>
+            </w:pPr>
+            <w:r>
+              <w:t>Tên trường (Column)</w:t>
+            </w:r>
+          </w:p>
+        </w:tc>
+        <w:tc>
+          <w:tcPr>
+            <w:tcW w:w="0" w:type="auto"/>
+            <w:tcBorders>
+              <w:top w:val="single" w:sz="6" w:space="0" w:color="000000"/>
+              <w:left w:val="single" w:sz="6" w:space="0" w:color="000000"/>
+              <w:bottom w:val="single" w:sz="6" w:space="0" w:color="000000"/>
+              <w:right w:val="single" w:sz="6" w:space="0" w:color="000000"/>
+            </w:tcBorders>
+            <w:shd w:val="clear" w:color="auto" w:fill="F0F4F8"/>
+            <w:tcMar>
+              <w:top w:w="120" w:type="dxa"/>
+              <w:left w:w="120" w:type="dxa"/>
+              <w:bottom w:w="120" w:type="dxa"/>
+              <w:right w:w="120" w:type="dxa"/>
+            </w:tcMar>
+            <w:hideMark/>
+          </w:tcPr>
+          <w:p>
+            <w:pPr>
+              <w:rPr>
+                <w:b/>
+                <w:bCs/>
+              </w:rPr>
+            </w:pPr>
+            <w:r>
+              <w:t>Kiểu dữ liệu (Data Type)</w:t>
+            </w:r>
+          </w:p>
+        </w:tc>
+        <w:tc>
+          <w:tcPr>
+            <w:tcW w:w="0" w:type="auto"/>
+            <w:tcBorders>
+              <w:top w:val="single" w:sz="6" w:space="0" w:color="000000"/>
+              <w:left w:val="single" w:sz="6" w:space="0" w:color="000000"/>
+              <w:bottom w:val="single" w:sz="6" w:space="0" w:color="000000"/>
+              <w:right w:val="single" w:sz="6" w:space="0" w:color="000000"/>
+            </w:tcBorders>
+            <w:shd w:val="clear" w:color="auto" w:fill="F0F4F8"/>
+            <w:tcMar>
+              <w:top w:w="120" w:type="dxa"/>
+              <w:left w:w="120" w:type="dxa"/>
+              <w:bottom w:w="120" w:type="dxa"/>
+              <w:right w:w="120" w:type="dxa"/>
+            </w:tcMar>
+            <w:hideMark/>
+          </w:tcPr>
+          <w:p>
+            <w:pPr>
+              <w:rPr>
+                <w:b/>
+                <w:bCs/>
+              </w:rPr>
+            </w:pPr>
+            <w:r>
+              <w:t>Ràng buộc (Constraint)</w:t>
+            </w:r>
+          </w:p>
+        </w:tc>
+        <w:tc>
+          <w:tcPr>
+            <w:tcW w:w="0" w:type="auto"/>
+            <w:tcBorders>
+              <w:top w:val="single" w:sz="6" w:space="0" w:color="000000"/>
+              <w:left w:val="single" w:sz="6" w:space="0" w:color="000000"/>
+              <w:bottom w:val="single" w:sz="6" w:space="0" w:color="000000"/>
+              <w:right w:val="single" w:sz="6" w:space="0" w:color="000000"/>
+            </w:tcBorders>
+            <w:shd w:val="clear" w:color="auto" w:fill="F0F4F8"/>
+            <w:tcMar>
+              <w:top w:w="120" w:type="dxa"/>
+              <w:left w:w="120" w:type="dxa"/>
+              <w:bottom w:w="120" w:type="dxa"/>
+              <w:right w:w="120" w:type="dxa"/>
+            </w:tcMar>
+            <w:hideMark/>
+          </w:tcPr>
+          <w:p>
+            <w:pPr>
+              <w:rPr>
+                <w:b/>
+                <w:bCs/>
+              </w:rPr>
+            </w:pPr>
+            <w:r>
+              <w:t>Mô tả (Description)</w:t>
+            </w:r>
+          </w:p>
+        </w:tc>
+      </w:tr>
+      <w:tr>
+        <w:tc>
+          <w:tcPr>
+            <w:tcW w:w="0" w:type="auto"/>
+            <w:tcBorders>
+              <w:top w:val="single" w:sz="6" w:space="0" w:color="000000"/>
+              <w:left w:val="single" w:sz="6" w:space="0" w:color="000000"/>
+              <w:bottom w:val="single" w:sz="6" w:space="0" w:color="000000"/>
+              <w:right w:val="single" w:sz="6" w:space="0" w:color="000000"/>
+            </w:tcBorders>
+            <w:tcMar>
+              <w:top w:w="120" w:type="dxa"/>
+              <w:left w:w="120" w:type="dxa"/>
+              <w:bottom w:w="120" w:type="dxa"/>
+              <w:right w:w="120" w:type="dxa"/>
+            </w:tcMar>
+            <w:hideMark/>
+          </w:tcPr>
+          <w:p>
+            <w:pPr>
+              <w:rPr>
+                <w:lang w:val="vi-VN"/>
+              </w:rPr>
+            </w:pPr>
+            <w:r>
+              <w:rPr>
+                <w:lang w:val="vi-VN"/>
+              </w:rPr>
+              <w:t>book</w:t>
+            </w:r>
+            <w:r>
+              <w:rPr>
+                <w:lang w:val="vi-VN"/>
+              </w:rPr>
+              <w:t>_id</w:t>
+            </w:r>
+          </w:p>
+        </w:tc>
+        <w:tc>
+          <w:tcPr>
+            <w:tcW w:w="0" w:type="auto"/>
+            <w:tcBorders>
+              <w:top w:val="single" w:sz="6" w:space="0" w:color="000000"/>
+              <w:left w:val="single" w:sz="6" w:space="0" w:color="000000"/>
+              <w:bottom w:val="single" w:sz="6" w:space="0" w:color="000000"/>
+              <w:right w:val="single" w:sz="6" w:space="0" w:color="000000"/>
+            </w:tcBorders>
+            <w:tcMar>
+              <w:top w:w="120" w:type="dxa"/>
+              <w:left w:w="120" w:type="dxa"/>
+              <w:bottom w:w="120" w:type="dxa"/>
+              <w:right w:w="120" w:type="dxa"/>
+            </w:tcMar>
+            <w:hideMark/>
+          </w:tcPr>
+          <w:p>
+            <w:r>
+              <w:t>INT</w:t>
+            </w:r>
+          </w:p>
+        </w:tc>
+        <w:tc>
+          <w:tcPr>
+            <w:tcW w:w="0" w:type="auto"/>
+            <w:tcBorders>
+              <w:top w:val="single" w:sz="6" w:space="0" w:color="000000"/>
+              <w:left w:val="single" w:sz="6" w:space="0" w:color="000000"/>
+              <w:bottom w:val="single" w:sz="6" w:space="0" w:color="000000"/>
+              <w:right w:val="single" w:sz="6" w:space="0" w:color="000000"/>
+            </w:tcBorders>
+            <w:tcMar>
+              <w:top w:w="120" w:type="dxa"/>
+              <w:left w:w="120" w:type="dxa"/>
+              <w:bottom w:w="120" w:type="dxa"/>
+              <w:right w:w="120" w:type="dxa"/>
+            </w:tcMar>
+            <w:hideMark/>
+          </w:tcPr>
+          <w:p>
+            <w:r>
+              <w:t>PRIMARY KEY, FOREIGN KEY (PHYSICAL_BOOK.book_id)</w:t>
+            </w:r>
+          </w:p>
+        </w:tc>
+        <w:tc>
+          <w:tcPr>
+            <w:tcW w:w="0" w:type="auto"/>
+            <w:tcBorders>
+              <w:top w:val="single" w:sz="6" w:space="0" w:color="000000"/>
+              <w:left w:val="single" w:sz="6" w:space="0" w:color="000000"/>
+              <w:bottom w:val="single" w:sz="6" w:space="0" w:color="000000"/>
+              <w:right w:val="single" w:sz="6" w:space="0" w:color="000000"/>
+            </w:tcBorders>
+            <w:tcMar>
+              <w:top w:w="120" w:type="dxa"/>
+              <w:left w:w="120" w:type="dxa"/>
+              <w:bottom w:w="120" w:type="dxa"/>
+              <w:right w:w="120" w:type="dxa"/>
+            </w:tcMar>
+            <w:hideMark/>
+          </w:tcPr>
+          <w:p>
+            <w:pPr>
+              <w:rPr>
+                <w:lang w:val="vi-VN"/>
+              </w:rPr>
+            </w:pPr>
+            <w:r>
+              <w:t>Mã</w:t>
+            </w:r>
+            <w:r>
+              <w:rPr>
+                <w:lang w:val="vi-VN"/>
+              </w:rPr>
+              <w:t xml:space="preserve"> sách vật lý</w:t>
+            </w:r>
+          </w:p>
+        </w:tc>
+      </w:tr>
+      <w:tr>
+        <w:tc>
+          <w:tcPr>
+            <w:tcW w:w="0" w:type="auto"/>
+            <w:tcBorders>
+              <w:top w:val="single" w:sz="6" w:space="0" w:color="000000"/>
+              <w:left w:val="single" w:sz="6" w:space="0" w:color="000000"/>
+              <w:bottom w:val="single" w:sz="6" w:space="0" w:color="000000"/>
+              <w:right w:val="single" w:sz="6" w:space="0" w:color="000000"/>
+            </w:tcBorders>
+            <w:tcMar>
+              <w:top w:w="120" w:type="dxa"/>
+              <w:left w:w="120" w:type="dxa"/>
+              <w:bottom w:w="120" w:type="dxa"/>
+              <w:right w:w="120" w:type="dxa"/>
+            </w:tcMar>
+            <w:hideMark/>
+          </w:tcPr>
+          <w:p>
+            <w:pPr>
+              <w:rPr>
+                <w:lang w:val="vi-VN"/>
+              </w:rPr>
+            </w:pPr>
+            <w:r>
+              <w:lastRenderedPageBreak/>
+              <w:t>Author</w:t>
+            </w:r>
+            <w:r>
+              <w:rPr>
+                <w:lang w:val="vi-VN"/>
+              </w:rPr>
+              <w:t>_id</w:t>
+            </w:r>
+          </w:p>
+        </w:tc>
+        <w:tc>
+          <w:tcPr>
+            <w:tcW w:w="0" w:type="auto"/>
+            <w:tcBorders>
+              <w:top w:val="single" w:sz="6" w:space="0" w:color="000000"/>
+              <w:left w:val="single" w:sz="6" w:space="0" w:color="000000"/>
+              <w:bottom w:val="single" w:sz="6" w:space="0" w:color="000000"/>
+              <w:right w:val="single" w:sz="6" w:space="0" w:color="000000"/>
+            </w:tcBorders>
+            <w:tcMar>
+              <w:top w:w="120" w:type="dxa"/>
+              <w:left w:w="120" w:type="dxa"/>
+              <w:bottom w:w="120" w:type="dxa"/>
+              <w:right w:w="120" w:type="dxa"/>
+            </w:tcMar>
+            <w:hideMark/>
+          </w:tcPr>
+          <w:p>
+            <w:pPr>
+              <w:rPr>
+                <w:lang w:val="vi-VN"/>
+              </w:rPr>
+            </w:pPr>
+            <w:r>
+              <w:rPr>
+                <w:lang w:val="vi-VN"/>
+              </w:rPr>
+              <w:t>Int</w:t>
+            </w:r>
+          </w:p>
+        </w:tc>
+        <w:tc>
+          <w:tcPr>
+            <w:tcW w:w="0" w:type="auto"/>
+            <w:tcBorders>
+              <w:top w:val="single" w:sz="6" w:space="0" w:color="000000"/>
+              <w:left w:val="single" w:sz="6" w:space="0" w:color="000000"/>
+              <w:bottom w:val="single" w:sz="6" w:space="0" w:color="000000"/>
+              <w:right w:val="single" w:sz="6" w:space="0" w:color="000000"/>
+            </w:tcBorders>
+            <w:tcMar>
+              <w:top w:w="120" w:type="dxa"/>
+              <w:left w:w="120" w:type="dxa"/>
+              <w:bottom w:w="120" w:type="dxa"/>
+              <w:right w:w="120" w:type="dxa"/>
+            </w:tcMar>
+            <w:hideMark/>
+          </w:tcPr>
+          <w:p>
+            <w:pPr>
+              <w:rPr>
+                <w:lang w:val="vi-VN"/>
+              </w:rPr>
+            </w:pPr>
+            <w:r>
+              <w:t>PRIMARY KEY, FOREIGN KEY (AUTHOR.person_id)</w:t>
+            </w:r>
+          </w:p>
+        </w:tc>
+        <w:tc>
+          <w:tcPr>
+            <w:tcW w:w="0" w:type="auto"/>
+            <w:tcBorders>
+              <w:top w:val="single" w:sz="6" w:space="0" w:color="000000"/>
+              <w:left w:val="single" w:sz="6" w:space="0" w:color="000000"/>
+              <w:bottom w:val="single" w:sz="6" w:space="0" w:color="000000"/>
+              <w:right w:val="single" w:sz="6" w:space="0" w:color="000000"/>
+            </w:tcBorders>
+            <w:tcMar>
+              <w:top w:w="120" w:type="dxa"/>
+              <w:left w:w="120" w:type="dxa"/>
+              <w:bottom w:w="120" w:type="dxa"/>
+              <w:right w:w="120" w:type="dxa"/>
+            </w:tcMar>
+            <w:hideMark/>
+          </w:tcPr>
+          <w:p>
+            <w:pPr>
+              <w:rPr>
+                <w:lang w:val="vi-VN"/>
+              </w:rPr>
+            </w:pPr>
+            <w:r>
+              <w:rPr>
+                <w:lang w:val="vi-VN"/>
+              </w:rPr>
+              <w:t>Mã tác giả</w:t>
+            </w:r>
+          </w:p>
+        </w:tc>
+      </w:tr>
+      <w:tr>
+        <w:tc>
+          <w:tcPr>
+            <w:tcW w:w="0" w:type="auto"/>
+            <w:tcBorders>
+              <w:top w:val="single" w:sz="6" w:space="0" w:color="000000"/>
+              <w:left w:val="single" w:sz="6" w:space="0" w:color="000000"/>
+              <w:bottom w:val="single" w:sz="6" w:space="0" w:color="000000"/>
+              <w:right w:val="single" w:sz="6" w:space="0" w:color="000000"/>
+            </w:tcBorders>
+            <w:tcMar>
+              <w:top w:w="120" w:type="dxa"/>
+              <w:left w:w="120" w:type="dxa"/>
+              <w:bottom w:w="120" w:type="dxa"/>
+              <w:right w:w="120" w:type="dxa"/>
+            </w:tcMar>
+          </w:tcPr>
+          <w:p>
+            <w:pPr>
+              <w:rPr>
+                <w:lang w:val="vi-VN"/>
+              </w:rPr>
+            </w:pPr>
+            <w:r>
+              <w:t>Author</w:t>
+            </w:r>
+            <w:r>
+              <w:rPr>
+                <w:lang w:val="vi-VN"/>
+              </w:rPr>
+              <w:t>_role</w:t>
+            </w:r>
+          </w:p>
+        </w:tc>
+        <w:tc>
+          <w:tcPr>
+            <w:tcW w:w="0" w:type="auto"/>
+            <w:tcBorders>
+              <w:top w:val="single" w:sz="6" w:space="0" w:color="000000"/>
+              <w:left w:val="single" w:sz="6" w:space="0" w:color="000000"/>
+              <w:bottom w:val="single" w:sz="6" w:space="0" w:color="000000"/>
+              <w:right w:val="single" w:sz="6" w:space="0" w:color="000000"/>
+            </w:tcBorders>
+            <w:tcMar>
+              <w:top w:w="120" w:type="dxa"/>
+              <w:left w:w="120" w:type="dxa"/>
+              <w:bottom w:w="120" w:type="dxa"/>
+              <w:right w:w="120" w:type="dxa"/>
+            </w:tcMar>
+          </w:tcPr>
+          <w:p>
+            <w:pPr>
+              <w:rPr>
+                <w:lang w:val="vi-VN"/>
+              </w:rPr>
+            </w:pPr>
+            <w:proofErr w:type="gramStart"/>
+            <w:r>
+              <w:t>VARCHAR(</w:t>
+            </w:r>
+            <w:proofErr w:type="gramEnd"/>
+            <w:r>
+              <w:t>50)</w:t>
+            </w:r>
+          </w:p>
+        </w:tc>
+        <w:tc>
+          <w:tcPr>
+            <w:tcW w:w="0" w:type="auto"/>
+            <w:tcBorders>
+              <w:top w:val="single" w:sz="6" w:space="0" w:color="000000"/>
+              <w:left w:val="single" w:sz="6" w:space="0" w:color="000000"/>
+              <w:bottom w:val="single" w:sz="6" w:space="0" w:color="000000"/>
+              <w:right w:val="single" w:sz="6" w:space="0" w:color="000000"/>
+            </w:tcBorders>
+            <w:tcMar>
+              <w:top w:w="120" w:type="dxa"/>
+              <w:left w:w="120" w:type="dxa"/>
+              <w:bottom w:w="120" w:type="dxa"/>
+              <w:right w:w="120" w:type="dxa"/>
+            </w:tcMar>
+          </w:tcPr>
+          <w:p>
+            <w:pPr>
+              <w:rPr>
+                <w:lang w:val="vi-VN"/>
+              </w:rPr>
+            </w:pPr>
+            <w:r>
+              <w:t>NULLABLE</w:t>
+            </w:r>
+          </w:p>
+        </w:tc>
+        <w:tc>
+          <w:tcPr>
+            <w:tcW w:w="0" w:type="auto"/>
+            <w:tcBorders>
+              <w:top w:val="single" w:sz="6" w:space="0" w:color="000000"/>
+              <w:left w:val="single" w:sz="6" w:space="0" w:color="000000"/>
+              <w:bottom w:val="single" w:sz="6" w:space="0" w:color="000000"/>
+              <w:right w:val="single" w:sz="6" w:space="0" w:color="000000"/>
+            </w:tcBorders>
+            <w:tcMar>
+              <w:top w:w="120" w:type="dxa"/>
+              <w:left w:w="120" w:type="dxa"/>
+              <w:bottom w:w="120" w:type="dxa"/>
+              <w:right w:w="120" w:type="dxa"/>
+            </w:tcMar>
+          </w:tcPr>
+          <w:p>
+            <w:pPr>
+              <w:rPr>
+                <w:lang w:val="vi-VN"/>
+              </w:rPr>
+            </w:pPr>
+            <w:r>
+              <w:rPr>
+                <w:lang w:val="vi-VN"/>
+              </w:rPr>
+              <w:t>Vai trò tác giả</w:t>
+            </w:r>
+          </w:p>
+        </w:tc>
+      </w:tr>
+    </w:tbl>
+    <w:p>
+      <w:pPr>
+        <w:rPr>
+          <w:lang w:val="vi-VN"/>
+        </w:rPr>
+      </w:pPr>
+    </w:p>
+    <w:p>
+      <w:pPr>
+        <w:rPr>
+          <w:b/>
+          <w:bCs/>
+          <w:lang w:val="vi-VN"/>
+        </w:rPr>
+      </w:pPr>
+      <w:r>
+        <w:rPr>
+          <w:b/>
+          <w:bCs/>
+          <w:lang w:val="vi-VN"/>
+        </w:rPr>
+        <w:t>12 Bảng ITEM_AUTHOR</w:t>
+      </w:r>
+    </w:p>
+    <w:tbl>
+      <w:tblPr>
+        <w:tblW w:w="0" w:type="auto"/>
+        <w:tblCellMar>
+          <w:top w:w="15" w:type="dxa"/>
+          <w:left w:w="15" w:type="dxa"/>
+          <w:bottom w:w="15" w:type="dxa"/>
+          <w:right w:w="15" w:type="dxa"/>
+        </w:tblCellMar>
+        <w:tblLook w:val="04A0" w:firstRow="1" w:lastRow="0" w:firstColumn="1" w:lastColumn="0" w:noHBand="0" w:noVBand="1"/>
+      </w:tblPr>
+      <w:tblGrid>
+        <w:gridCol w:w="1810"/>
+        <w:gridCol w:w="1954"/>
+        <w:gridCol w:w="3490"/>
+        <w:gridCol w:w="2090"/>
+      </w:tblGrid>
+      <w:tr>
+        <w:trPr>
+          <w:tblHeader/>
+        </w:trPr>
+        <w:tc>
+          <w:tcPr>
+            <w:tcW w:w="0" w:type="auto"/>
+            <w:tcBorders>
+              <w:top w:val="single" w:sz="6" w:space="0" w:color="000000"/>
+              <w:left w:val="single" w:sz="6" w:space="0" w:color="000000"/>
+              <w:bottom w:val="single" w:sz="6" w:space="0" w:color="000000"/>
+              <w:right w:val="single" w:sz="6" w:space="0" w:color="000000"/>
+            </w:tcBorders>
+            <w:shd w:val="clear" w:color="auto" w:fill="F0F4F8"/>
+            <w:tcMar>
+              <w:top w:w="120" w:type="dxa"/>
+              <w:left w:w="120" w:type="dxa"/>
+              <w:bottom w:w="120" w:type="dxa"/>
+              <w:right w:w="120" w:type="dxa"/>
+            </w:tcMar>
+            <w:hideMark/>
+          </w:tcPr>
+          <w:p>
+            <w:pPr>
+              <w:rPr>
+                <w:b/>
+                <w:bCs/>
+              </w:rPr>
+            </w:pPr>
+            <w:r>
+              <w:t>Tên trường (Column)</w:t>
+            </w:r>
+          </w:p>
+        </w:tc>
+        <w:tc>
+          <w:tcPr>
+            <w:tcW w:w="0" w:type="auto"/>
+            <w:tcBorders>
+              <w:top w:val="single" w:sz="6" w:space="0" w:color="000000"/>
+              <w:left w:val="single" w:sz="6" w:space="0" w:color="000000"/>
+              <w:bottom w:val="single" w:sz="6" w:space="0" w:color="000000"/>
+              <w:right w:val="single" w:sz="6" w:space="0" w:color="000000"/>
+            </w:tcBorders>
+            <w:shd w:val="clear" w:color="auto" w:fill="F0F4F8"/>
+            <w:tcMar>
+              <w:top w:w="120" w:type="dxa"/>
+              <w:left w:w="120" w:type="dxa"/>
+              <w:bottom w:w="120" w:type="dxa"/>
+              <w:right w:w="120" w:type="dxa"/>
+            </w:tcMar>
+            <w:hideMark/>
+          </w:tcPr>
+          <w:p>
+            <w:pPr>
+              <w:rPr>
+                <w:b/>
+                <w:bCs/>
+              </w:rPr>
+            </w:pPr>
+            <w:r>
+              <w:t>Kiểu dữ liệu (Data Type)</w:t>
+            </w:r>
+          </w:p>
+        </w:tc>
+        <w:tc>
+          <w:tcPr>
+            <w:tcW w:w="0" w:type="auto"/>
+            <w:tcBorders>
+              <w:top w:val="single" w:sz="6" w:space="0" w:color="000000"/>
+              <w:left w:val="single" w:sz="6" w:space="0" w:color="000000"/>
+              <w:bottom w:val="single" w:sz="6" w:space="0" w:color="000000"/>
+              <w:right w:val="single" w:sz="6" w:space="0" w:color="000000"/>
+            </w:tcBorders>
+            <w:shd w:val="clear" w:color="auto" w:fill="F0F4F8"/>
+            <w:tcMar>
+              <w:top w:w="120" w:type="dxa"/>
+              <w:left w:w="120" w:type="dxa"/>
+              <w:bottom w:w="120" w:type="dxa"/>
+              <w:right w:w="120" w:type="dxa"/>
+            </w:tcMar>
+            <w:hideMark/>
+          </w:tcPr>
+          <w:p>
+            <w:pPr>
+              <w:rPr>
+                <w:b/>
+                <w:bCs/>
+              </w:rPr>
+            </w:pPr>
+            <w:r>
+              <w:t>Ràng buộc (Constraint)</w:t>
+            </w:r>
+          </w:p>
+        </w:tc>
+        <w:tc>
+          <w:tcPr>
+            <w:tcW w:w="0" w:type="auto"/>
+            <w:tcBorders>
+              <w:top w:val="single" w:sz="6" w:space="0" w:color="000000"/>
+              <w:left w:val="single" w:sz="6" w:space="0" w:color="000000"/>
+              <w:bottom w:val="single" w:sz="6" w:space="0" w:color="000000"/>
+              <w:right w:val="single" w:sz="6" w:space="0" w:color="000000"/>
+            </w:tcBorders>
+            <w:shd w:val="clear" w:color="auto" w:fill="F0F4F8"/>
+            <w:tcMar>
+              <w:top w:w="120" w:type="dxa"/>
+              <w:left w:w="120" w:type="dxa"/>
+              <w:bottom w:w="120" w:type="dxa"/>
+              <w:right w:w="120" w:type="dxa"/>
+            </w:tcMar>
+            <w:hideMark/>
+          </w:tcPr>
+          <w:p>
+            <w:pPr>
+              <w:rPr>
+                <w:b/>
+                <w:bCs/>
+              </w:rPr>
+            </w:pPr>
+            <w:r>
+              <w:t>Mô tả (Description)</w:t>
+            </w:r>
+          </w:p>
+        </w:tc>
+      </w:tr>
+      <w:tr>
+        <w:tc>
+          <w:tcPr>
+            <w:tcW w:w="0" w:type="auto"/>
+            <w:tcBorders>
+              <w:top w:val="single" w:sz="6" w:space="0" w:color="000000"/>
+              <w:left w:val="single" w:sz="6" w:space="0" w:color="000000"/>
+              <w:bottom w:val="single" w:sz="6" w:space="0" w:color="000000"/>
+              <w:right w:val="single" w:sz="6" w:space="0" w:color="000000"/>
+            </w:tcBorders>
+            <w:tcMar>
+              <w:top w:w="120" w:type="dxa"/>
+              <w:left w:w="120" w:type="dxa"/>
+              <w:bottom w:w="120" w:type="dxa"/>
+              <w:right w:w="120" w:type="dxa"/>
+            </w:tcMar>
+            <w:hideMark/>
+          </w:tcPr>
+          <w:p>
+            <w:pPr>
+              <w:rPr>
+                <w:lang w:val="vi-VN"/>
+              </w:rPr>
+            </w:pPr>
+            <w:r>
+              <w:t>Item</w:t>
+            </w:r>
+            <w:r>
+              <w:rPr>
+                <w:lang w:val="vi-VN"/>
+              </w:rPr>
+              <w:t>_id</w:t>
+            </w:r>
+          </w:p>
+        </w:tc>
+        <w:tc>
+          <w:tcPr>
+            <w:tcW w:w="0" w:type="auto"/>
+            <w:tcBorders>
+              <w:top w:val="single" w:sz="6" w:space="0" w:color="000000"/>
+              <w:left w:val="single" w:sz="6" w:space="0" w:color="000000"/>
+              <w:bottom w:val="single" w:sz="6" w:space="0" w:color="000000"/>
+              <w:right w:val="single" w:sz="6" w:space="0" w:color="000000"/>
+            </w:tcBorders>
+            <w:tcMar>
+              <w:top w:w="120" w:type="dxa"/>
+              <w:left w:w="120" w:type="dxa"/>
+              <w:bottom w:w="120" w:type="dxa"/>
+              <w:right w:w="120" w:type="dxa"/>
+            </w:tcMar>
+            <w:hideMark/>
+          </w:tcPr>
+          <w:p>
+            <w:r>
+              <w:t>INT</w:t>
+            </w:r>
+          </w:p>
+        </w:tc>
+        <w:tc>
+          <w:tcPr>
+            <w:tcW w:w="0" w:type="auto"/>
+            <w:tcBorders>
+              <w:top w:val="single" w:sz="6" w:space="0" w:color="000000"/>
+              <w:left w:val="single" w:sz="6" w:space="0" w:color="000000"/>
+              <w:bottom w:val="single" w:sz="6" w:space="0" w:color="000000"/>
+              <w:right w:val="single" w:sz="6" w:space="0" w:color="000000"/>
+            </w:tcBorders>
+            <w:tcMar>
+              <w:top w:w="120" w:type="dxa"/>
+              <w:left w:w="120" w:type="dxa"/>
+              <w:bottom w:w="120" w:type="dxa"/>
+              <w:right w:w="120" w:type="dxa"/>
+            </w:tcMar>
+            <w:hideMark/>
+          </w:tcPr>
+          <w:p>
+            <w:r>
+              <w:t>PRIMARY KEY, FOREIGN KEY (DIGITAL_ITEM.item_id)</w:t>
+            </w:r>
+          </w:p>
+        </w:tc>
+        <w:tc>
+          <w:tcPr>
+            <w:tcW w:w="0" w:type="auto"/>
+            <w:tcBorders>
+              <w:top w:val="single" w:sz="6" w:space="0" w:color="000000"/>
+              <w:left w:val="single" w:sz="6" w:space="0" w:color="000000"/>
+              <w:bottom w:val="single" w:sz="6" w:space="0" w:color="000000"/>
+              <w:right w:val="single" w:sz="6" w:space="0" w:color="000000"/>
+            </w:tcBorders>
+            <w:tcMar>
+              <w:top w:w="120" w:type="dxa"/>
+              <w:left w:w="120" w:type="dxa"/>
+              <w:bottom w:w="120" w:type="dxa"/>
+              <w:right w:w="120" w:type="dxa"/>
+            </w:tcMar>
+            <w:hideMark/>
+          </w:tcPr>
+          <w:p>
+            <w:pPr>
+              <w:rPr>
+                <w:lang w:val="vi-VN"/>
+              </w:rPr>
+            </w:pPr>
+            <w:r>
+              <w:t>Mã</w:t>
+            </w:r>
+            <w:r>
+              <w:rPr>
+                <w:lang w:val="vi-VN"/>
+              </w:rPr>
+              <w:t xml:space="preserve"> tài liệu số</w:t>
+            </w:r>
+          </w:p>
+        </w:tc>
+      </w:tr>
+      <w:tr>
+        <w:tc>
+          <w:tcPr>
+            <w:tcW w:w="0" w:type="auto"/>
+            <w:tcBorders>
+              <w:top w:val="single" w:sz="6" w:space="0" w:color="000000"/>
+              <w:left w:val="single" w:sz="6" w:space="0" w:color="000000"/>
+              <w:bottom w:val="single" w:sz="6" w:space="0" w:color="000000"/>
+              <w:right w:val="single" w:sz="6" w:space="0" w:color="000000"/>
+            </w:tcBorders>
+            <w:tcMar>
+              <w:top w:w="120" w:type="dxa"/>
+              <w:left w:w="120" w:type="dxa"/>
+              <w:bottom w:w="120" w:type="dxa"/>
+              <w:right w:w="120" w:type="dxa"/>
+            </w:tcMar>
+            <w:hideMark/>
+          </w:tcPr>
+          <w:p>
+            <w:pPr>
+              <w:rPr>
+                <w:lang w:val="vi-VN"/>
+              </w:rPr>
+            </w:pPr>
+            <w:r>
+              <w:t>Author</w:t>
+            </w:r>
+            <w:r>
+              <w:rPr>
+                <w:lang w:val="vi-VN"/>
+              </w:rPr>
+              <w:t>_id</w:t>
+            </w:r>
+          </w:p>
+        </w:tc>
+        <w:tc>
+          <w:tcPr>
+            <w:tcW w:w="0" w:type="auto"/>
+            <w:tcBorders>
+              <w:top w:val="single" w:sz="6" w:space="0" w:color="000000"/>
+              <w:left w:val="single" w:sz="6" w:space="0" w:color="000000"/>
+              <w:bottom w:val="single" w:sz="6" w:space="0" w:color="000000"/>
+              <w:right w:val="single" w:sz="6" w:space="0" w:color="000000"/>
+            </w:tcBorders>
+            <w:tcMar>
+              <w:top w:w="120" w:type="dxa"/>
+              <w:left w:w="120" w:type="dxa"/>
+              <w:bottom w:w="120" w:type="dxa"/>
+              <w:right w:w="120" w:type="dxa"/>
+            </w:tcMar>
+            <w:hideMark/>
+          </w:tcPr>
+          <w:p>
+            <w:pPr>
+              <w:rPr>
+                <w:lang w:val="vi-VN"/>
+              </w:rPr>
+            </w:pPr>
+            <w:r>
+              <w:rPr>
+                <w:lang w:val="vi-VN"/>
+              </w:rPr>
+              <w:t>INT</w:t>
+            </w:r>
+          </w:p>
+        </w:tc>
+        <w:tc>
+          <w:tcPr>
+            <w:tcW w:w="0" w:type="auto"/>
+            <w:tcBorders>
+              <w:top w:val="single" w:sz="6" w:space="0" w:color="000000"/>
+              <w:left w:val="single" w:sz="6" w:space="0" w:color="000000"/>
+              <w:bottom w:val="single" w:sz="6" w:space="0" w:color="000000"/>
+              <w:right w:val="single" w:sz="6" w:space="0" w:color="000000"/>
+            </w:tcBorders>
+            <w:tcMar>
+              <w:top w:w="120" w:type="dxa"/>
+              <w:left w:w="120" w:type="dxa"/>
+              <w:bottom w:w="120" w:type="dxa"/>
+              <w:right w:w="120" w:type="dxa"/>
+            </w:tcMar>
+            <w:hideMark/>
+          </w:tcPr>
+          <w:p>
+            <w:pPr>
+              <w:rPr>
+                <w:lang w:val="vi-VN"/>
+              </w:rPr>
+            </w:pPr>
+            <w:r>
+              <w:t>PRIMARY KEY, FOREIGN KEY (AUTHOR.person_id)</w:t>
+            </w:r>
+          </w:p>
+        </w:tc>
+        <w:tc>
+          <w:tcPr>
+            <w:tcW w:w="0" w:type="auto"/>
+            <w:tcBorders>
+              <w:top w:val="single" w:sz="6" w:space="0" w:color="000000"/>
+              <w:left w:val="single" w:sz="6" w:space="0" w:color="000000"/>
+              <w:bottom w:val="single" w:sz="6" w:space="0" w:color="000000"/>
+              <w:right w:val="single" w:sz="6" w:space="0" w:color="000000"/>
+            </w:tcBorders>
+            <w:tcMar>
+              <w:top w:w="120" w:type="dxa"/>
+              <w:left w:w="120" w:type="dxa"/>
+              <w:bottom w:w="120" w:type="dxa"/>
+              <w:right w:w="120" w:type="dxa"/>
+            </w:tcMar>
+            <w:hideMark/>
+          </w:tcPr>
+          <w:p>
+            <w:pPr>
+              <w:rPr>
+                <w:lang w:val="vi-VN"/>
+              </w:rPr>
+            </w:pPr>
+            <w:r>
+              <w:rPr>
+                <w:lang w:val="vi-VN"/>
+              </w:rPr>
+              <w:t>Mã tác giả</w:t>
+            </w:r>
+          </w:p>
+        </w:tc>
+      </w:tr>
+      <w:tr>
+        <w:tc>
+          <w:tcPr>
+            <w:tcW w:w="0" w:type="auto"/>
+            <w:tcBorders>
+              <w:top w:val="single" w:sz="6" w:space="0" w:color="000000"/>
+              <w:left w:val="single" w:sz="6" w:space="0" w:color="000000"/>
+              <w:bottom w:val="single" w:sz="6" w:space="0" w:color="000000"/>
+              <w:right w:val="single" w:sz="6" w:space="0" w:color="000000"/>
+            </w:tcBorders>
+            <w:tcMar>
+              <w:top w:w="120" w:type="dxa"/>
+              <w:left w:w="120" w:type="dxa"/>
+              <w:bottom w:w="120" w:type="dxa"/>
+              <w:right w:w="120" w:type="dxa"/>
+            </w:tcMar>
+          </w:tcPr>
+          <w:p>
+            <w:pPr>
+              <w:rPr>
+                <w:lang w:val="vi-VN"/>
+              </w:rPr>
+            </w:pPr>
+            <w:r>
+              <w:t>Author</w:t>
+            </w:r>
+            <w:r>
+              <w:rPr>
+                <w:lang w:val="vi-VN"/>
+              </w:rPr>
+              <w:t>_order</w:t>
+            </w:r>
+          </w:p>
+        </w:tc>
+        <w:tc>
+          <w:tcPr>
+            <w:tcW w:w="0" w:type="auto"/>
+            <w:tcBorders>
+              <w:top w:val="single" w:sz="6" w:space="0" w:color="000000"/>
+              <w:left w:val="single" w:sz="6" w:space="0" w:color="000000"/>
+              <w:bottom w:val="single" w:sz="6" w:space="0" w:color="000000"/>
+              <w:right w:val="single" w:sz="6" w:space="0" w:color="000000"/>
+            </w:tcBorders>
+            <w:tcMar>
+              <w:top w:w="120" w:type="dxa"/>
+              <w:left w:w="120" w:type="dxa"/>
+              <w:bottom w:w="120" w:type="dxa"/>
+              <w:right w:w="120" w:type="dxa"/>
+            </w:tcMar>
+          </w:tcPr>
+          <w:p>
+            <w:pPr>
+              <w:rPr>
+                <w:lang w:val="vi-VN"/>
+              </w:rPr>
+            </w:pPr>
+            <w:r>
+              <w:rPr>
+                <w:lang w:val="vi-VN"/>
+              </w:rPr>
+              <w:t>INT</w:t>
+            </w:r>
+          </w:p>
+        </w:tc>
+        <w:tc>
+          <w:tcPr>
+            <w:tcW w:w="0" w:type="auto"/>
+            <w:tcBorders>
+              <w:top w:val="single" w:sz="6" w:space="0" w:color="000000"/>
+              <w:left w:val="single" w:sz="6" w:space="0" w:color="000000"/>
+              <w:bottom w:val="single" w:sz="6" w:space="0" w:color="000000"/>
+              <w:right w:val="single" w:sz="6" w:space="0" w:color="000000"/>
+            </w:tcBorders>
+            <w:tcMar>
+              <w:top w:w="120" w:type="dxa"/>
+              <w:left w:w="120" w:type="dxa"/>
+              <w:bottom w:w="120" w:type="dxa"/>
+              <w:right w:w="120" w:type="dxa"/>
+            </w:tcMar>
+          </w:tcPr>
+          <w:p>
+            <w:pPr>
+              <w:rPr>
+                <w:lang w:val="vi-VN"/>
+              </w:rPr>
+            </w:pPr>
+            <w:r>
+              <w:t>NULLABLE</w:t>
+            </w:r>
+          </w:p>
+        </w:tc>
+        <w:tc>
+          <w:tcPr>
+            <w:tcW w:w="0" w:type="auto"/>
+            <w:tcBorders>
+              <w:top w:val="single" w:sz="6" w:space="0" w:color="000000"/>
+              <w:left w:val="single" w:sz="6" w:space="0" w:color="000000"/>
+              <w:bottom w:val="single" w:sz="6" w:space="0" w:color="000000"/>
+              <w:right w:val="single" w:sz="6" w:space="0" w:color="000000"/>
+            </w:tcBorders>
+            <w:tcMar>
+              <w:top w:w="120" w:type="dxa"/>
+              <w:left w:w="120" w:type="dxa"/>
+              <w:bottom w:w="120" w:type="dxa"/>
+              <w:right w:w="120" w:type="dxa"/>
+            </w:tcMar>
+          </w:tcPr>
+          <w:p>
+            <w:pPr>
+              <w:rPr>
+                <w:lang w:val="vi-VN"/>
+              </w:rPr>
+            </w:pPr>
+            <w:r>
+              <w:rPr>
+                <w:lang w:val="vi-VN"/>
+              </w:rPr>
+              <w:t>Thứ tự sắp xếp tên tác giả</w:t>
+            </w:r>
+          </w:p>
+        </w:tc>
+      </w:tr>
+      <w:tr>
+        <w:tc>
+          <w:tcPr>
+            <w:tcW w:w="0" w:type="auto"/>
+            <w:tcBorders>
+              <w:top w:val="single" w:sz="6" w:space="0" w:color="000000"/>
+              <w:left w:val="single" w:sz="6" w:space="0" w:color="000000"/>
+              <w:bottom w:val="single" w:sz="6" w:space="0" w:color="000000"/>
+              <w:right w:val="single" w:sz="6" w:space="0" w:color="000000"/>
+            </w:tcBorders>
+            <w:tcMar>
+              <w:top w:w="120" w:type="dxa"/>
+              <w:left w:w="120" w:type="dxa"/>
+              <w:bottom w:w="120" w:type="dxa"/>
+              <w:right w:w="120" w:type="dxa"/>
+            </w:tcMar>
+          </w:tcPr>
+          <w:p>
+            <w:pPr>
+              <w:rPr>
+                <w:lang w:val="vi-VN"/>
+              </w:rPr>
+            </w:pPr>
+            <w:r>
+              <w:t>Author</w:t>
+            </w:r>
+            <w:r>
+              <w:rPr>
+                <w:lang w:val="vi-VN"/>
+              </w:rPr>
+              <w:t>_role</w:t>
+            </w:r>
+          </w:p>
+        </w:tc>
+        <w:tc>
+          <w:tcPr>
+            <w:tcW w:w="0" w:type="auto"/>
+            <w:tcBorders>
+              <w:top w:val="single" w:sz="6" w:space="0" w:color="000000"/>
+              <w:left w:val="single" w:sz="6" w:space="0" w:color="000000"/>
+              <w:bottom w:val="single" w:sz="6" w:space="0" w:color="000000"/>
+              <w:right w:val="single" w:sz="6" w:space="0" w:color="000000"/>
+            </w:tcBorders>
+            <w:tcMar>
+              <w:top w:w="120" w:type="dxa"/>
+              <w:left w:w="120" w:type="dxa"/>
+              <w:bottom w:w="120" w:type="dxa"/>
+              <w:right w:w="120" w:type="dxa"/>
+            </w:tcMar>
+          </w:tcPr>
+          <w:p>
+            <w:pPr>
+              <w:rPr>
+                <w:lang w:val="vi-VN"/>
+              </w:rPr>
+            </w:pPr>
+            <w:r>
+              <w:rPr>
+                <w:lang w:val="vi-VN"/>
+              </w:rPr>
+              <w:t>VARCHAR(50)</w:t>
+            </w:r>
+          </w:p>
+        </w:tc>
+        <w:tc>
+          <w:tcPr>
+            <w:tcW w:w="0" w:type="auto"/>
+            <w:tcBorders>
+              <w:top w:val="single" w:sz="6" w:space="0" w:color="000000"/>
+              <w:left w:val="single" w:sz="6" w:space="0" w:color="000000"/>
+              <w:bottom w:val="single" w:sz="6" w:space="0" w:color="000000"/>
+              <w:right w:val="single" w:sz="6" w:space="0" w:color="000000"/>
+            </w:tcBorders>
+            <w:tcMar>
+              <w:top w:w="120" w:type="dxa"/>
+              <w:left w:w="120" w:type="dxa"/>
+              <w:bottom w:w="120" w:type="dxa"/>
+              <w:right w:w="120" w:type="dxa"/>
+            </w:tcMar>
+          </w:tcPr>
+          <w:p>
+            <w:pPr>
+              <w:rPr>
+                <w:lang w:val="vi-VN"/>
+              </w:rPr>
+            </w:pPr>
+            <w:r>
+              <w:t>NULLABLE</w:t>
+            </w:r>
+          </w:p>
+        </w:tc>
+        <w:tc>
+          <w:tcPr>
+            <w:tcW w:w="0" w:type="auto"/>
+            <w:tcBorders>
+              <w:top w:val="single" w:sz="6" w:space="0" w:color="000000"/>
+              <w:left w:val="single" w:sz="6" w:space="0" w:color="000000"/>
+              <w:bottom w:val="single" w:sz="6" w:space="0" w:color="000000"/>
+              <w:right w:val="single" w:sz="6" w:space="0" w:color="000000"/>
+            </w:tcBorders>
+            <w:tcMar>
+              <w:top w:w="120" w:type="dxa"/>
+              <w:left w:w="120" w:type="dxa"/>
+              <w:bottom w:w="120" w:type="dxa"/>
+              <w:right w:w="120" w:type="dxa"/>
+            </w:tcMar>
+          </w:tcPr>
+          <w:p>
+            <w:pPr>
+              <w:rPr>
+                <w:lang w:val="vi-VN"/>
+              </w:rPr>
+            </w:pPr>
+            <w:r>
+              <w:rPr>
+                <w:lang w:val="vi-VN"/>
+              </w:rPr>
+              <w:t>Vai trò tác giả đối với tài liệu số</w:t>
+            </w:r>
+          </w:p>
+        </w:tc>
+      </w:tr>
+    </w:tbl>
+    <w:p>
+      <w:pPr>
+        <w:rPr>
+          <w:lang w:val="vi-VN"/>
+        </w:rPr>
+      </w:pPr>
+    </w:p>
+    <w:p>
+      <w:pPr>
+        <w:rPr>
+          <w:b/>
+          <w:bCs/>
+          <w:lang w:val="vi-VN"/>
+        </w:rPr>
+      </w:pPr>
+      <w:r>
+        <w:rPr>
+          <w:b/>
+          <w:bCs/>
+          <w:lang w:val="vi-VN"/>
+        </w:rPr>
+        <w:t>13 Bảng ITEM_CATEGORY</w:t>
+      </w:r>
+    </w:p>
+    <w:tbl>
+      <w:tblPr>
+        <w:tblW w:w="0" w:type="auto"/>
+        <w:tblCellMar>
+          <w:top w:w="15" w:type="dxa"/>
+          <w:left w:w="15" w:type="dxa"/>
+          <w:bottom w:w="15" w:type="dxa"/>
+          <w:right w:w="15" w:type="dxa"/>
+        </w:tblCellMar>
+        <w:tblLook w:val="04A0" w:firstRow="1" w:lastRow="0" w:firstColumn="1" w:lastColumn="0" w:noHBand="0" w:noVBand="1"/>
+      </w:tblPr>
+      <w:tblGrid>
+        <w:gridCol w:w="1851"/>
+        <w:gridCol w:w="1602"/>
+        <w:gridCol w:w="4039"/>
+        <w:gridCol w:w="1852"/>
+      </w:tblGrid>
+      <w:tr>
+        <w:trPr>
+          <w:tblHeader/>
+        </w:trPr>
+        <w:tc>
+          <w:tcPr>
+            <w:tcW w:w="0" w:type="auto"/>
+            <w:tcBorders>
+              <w:top w:val="single" w:sz="6" w:space="0" w:color="000000"/>
+              <w:left w:val="single" w:sz="6" w:space="0" w:color="000000"/>
+              <w:bottom w:val="single" w:sz="6" w:space="0" w:color="000000"/>
+              <w:right w:val="single" w:sz="6" w:space="0" w:color="000000"/>
+            </w:tcBorders>
+            <w:shd w:val="clear" w:color="auto" w:fill="F0F4F8"/>
+            <w:tcMar>
+              <w:top w:w="120" w:type="dxa"/>
+              <w:left w:w="120" w:type="dxa"/>
+              <w:bottom w:w="120" w:type="dxa"/>
+              <w:right w:w="120" w:type="dxa"/>
+            </w:tcMar>
+            <w:hideMark/>
+          </w:tcPr>
+          <w:p>
+            <w:pPr>
+              <w:rPr>
+                <w:b/>
+                <w:bCs/>
+              </w:rPr>
+            </w:pPr>
+            <w:r>
+              <w:t>Tên trường (Column)</w:t>
+            </w:r>
+          </w:p>
+        </w:tc>
+        <w:tc>
+          <w:tcPr>
+            <w:tcW w:w="0" w:type="auto"/>
+            <w:tcBorders>
+              <w:top w:val="single" w:sz="6" w:space="0" w:color="000000"/>
+              <w:left w:val="single" w:sz="6" w:space="0" w:color="000000"/>
+              <w:bottom w:val="single" w:sz="6" w:space="0" w:color="000000"/>
+              <w:right w:val="single" w:sz="6" w:space="0" w:color="000000"/>
+            </w:tcBorders>
+            <w:shd w:val="clear" w:color="auto" w:fill="F0F4F8"/>
+            <w:tcMar>
+              <w:top w:w="120" w:type="dxa"/>
+              <w:left w:w="120" w:type="dxa"/>
+              <w:bottom w:w="120" w:type="dxa"/>
+              <w:right w:w="120" w:type="dxa"/>
+            </w:tcMar>
+            <w:hideMark/>
+          </w:tcPr>
+          <w:p>
+            <w:pPr>
+              <w:rPr>
+                <w:b/>
+                <w:bCs/>
+              </w:rPr>
+            </w:pPr>
+            <w:r>
+              <w:t>Kiểu dữ liệu (Data Type)</w:t>
+            </w:r>
+          </w:p>
+        </w:tc>
+        <w:tc>
+          <w:tcPr>
+            <w:tcW w:w="0" w:type="auto"/>
+            <w:tcBorders>
+              <w:top w:val="single" w:sz="6" w:space="0" w:color="000000"/>
+              <w:left w:val="single" w:sz="6" w:space="0" w:color="000000"/>
+              <w:bottom w:val="single" w:sz="6" w:space="0" w:color="000000"/>
+              <w:right w:val="single" w:sz="6" w:space="0" w:color="000000"/>
+            </w:tcBorders>
+            <w:shd w:val="clear" w:color="auto" w:fill="F0F4F8"/>
+            <w:tcMar>
+              <w:top w:w="120" w:type="dxa"/>
+              <w:left w:w="120" w:type="dxa"/>
+              <w:bottom w:w="120" w:type="dxa"/>
+              <w:right w:w="120" w:type="dxa"/>
+            </w:tcMar>
+            <w:hideMark/>
+          </w:tcPr>
+          <w:p>
+            <w:pPr>
+              <w:rPr>
+                <w:b/>
+                <w:bCs/>
+              </w:rPr>
+            </w:pPr>
+            <w:r>
+              <w:t>Ràng buộc (Constraint)</w:t>
+            </w:r>
+          </w:p>
+        </w:tc>
+        <w:tc>
+          <w:tcPr>
+            <w:tcW w:w="0" w:type="auto"/>
+            <w:tcBorders>
+              <w:top w:val="single" w:sz="6" w:space="0" w:color="000000"/>
+              <w:left w:val="single" w:sz="6" w:space="0" w:color="000000"/>
+              <w:bottom w:val="single" w:sz="6" w:space="0" w:color="000000"/>
+              <w:right w:val="single" w:sz="6" w:space="0" w:color="000000"/>
+            </w:tcBorders>
+            <w:shd w:val="clear" w:color="auto" w:fill="F0F4F8"/>
+            <w:tcMar>
+              <w:top w:w="120" w:type="dxa"/>
+              <w:left w:w="120" w:type="dxa"/>
+              <w:bottom w:w="120" w:type="dxa"/>
+              <w:right w:w="120" w:type="dxa"/>
+            </w:tcMar>
+            <w:hideMark/>
+          </w:tcPr>
+          <w:p>
+            <w:pPr>
+              <w:rPr>
+                <w:b/>
+                <w:bCs/>
+              </w:rPr>
+            </w:pPr>
+            <w:r>
+              <w:t>Mô tả (Description)</w:t>
+            </w:r>
+          </w:p>
+        </w:tc>
+      </w:tr>
+      <w:tr>
+        <w:tc>
+          <w:tcPr>
+            <w:tcW w:w="0" w:type="auto"/>
+            <w:tcBorders>
+              <w:top w:val="single" w:sz="6" w:space="0" w:color="000000"/>
+              <w:left w:val="single" w:sz="6" w:space="0" w:color="000000"/>
+              <w:bottom w:val="single" w:sz="6" w:space="0" w:color="000000"/>
+              <w:right w:val="single" w:sz="6" w:space="0" w:color="000000"/>
+            </w:tcBorders>
+            <w:tcMar>
+              <w:top w:w="120" w:type="dxa"/>
+              <w:left w:w="120" w:type="dxa"/>
+              <w:bottom w:w="120" w:type="dxa"/>
+              <w:right w:w="120" w:type="dxa"/>
+            </w:tcMar>
+            <w:hideMark/>
+          </w:tcPr>
+          <w:p>
+            <w:pPr>
+              <w:rPr>
+                <w:lang w:val="vi-VN"/>
+              </w:rPr>
+            </w:pPr>
+            <w:r>
+              <w:rPr>
+                <w:lang w:val="vi-VN"/>
+              </w:rPr>
+              <w:t>item</w:t>
+            </w:r>
+            <w:r>
+              <w:rPr>
+                <w:lang w:val="vi-VN"/>
+              </w:rPr>
+              <w:t>_id</w:t>
+            </w:r>
+          </w:p>
+        </w:tc>
+        <w:tc>
+          <w:tcPr>
+            <w:tcW w:w="0" w:type="auto"/>
+            <w:tcBorders>
+              <w:top w:val="single" w:sz="6" w:space="0" w:color="000000"/>
+              <w:left w:val="single" w:sz="6" w:space="0" w:color="000000"/>
+              <w:bottom w:val="single" w:sz="6" w:space="0" w:color="000000"/>
+              <w:right w:val="single" w:sz="6" w:space="0" w:color="000000"/>
+            </w:tcBorders>
+            <w:tcMar>
+              <w:top w:w="120" w:type="dxa"/>
+              <w:left w:w="120" w:type="dxa"/>
+              <w:bottom w:w="120" w:type="dxa"/>
+              <w:right w:w="120" w:type="dxa"/>
+            </w:tcMar>
+            <w:hideMark/>
+          </w:tcPr>
+          <w:p>
+            <w:r>
+              <w:t>INT</w:t>
+            </w:r>
+          </w:p>
+        </w:tc>
+        <w:tc>
+          <w:tcPr>
+            <w:tcW w:w="0" w:type="auto"/>
+            <w:tcBorders>
+              <w:top w:val="single" w:sz="6" w:space="0" w:color="000000"/>
+              <w:left w:val="single" w:sz="6" w:space="0" w:color="000000"/>
+              <w:bottom w:val="single" w:sz="6" w:space="0" w:color="000000"/>
+              <w:right w:val="single" w:sz="6" w:space="0" w:color="000000"/>
+            </w:tcBorders>
+            <w:tcMar>
+              <w:top w:w="120" w:type="dxa"/>
+              <w:left w:w="120" w:type="dxa"/>
+              <w:bottom w:w="120" w:type="dxa"/>
+              <w:right w:w="120" w:type="dxa"/>
+            </w:tcMar>
+            <w:hideMark/>
+          </w:tcPr>
+          <w:p>
+            <w:r>
+              <w:t>PRIMARY KEY, FOREIGN KEY (DIGITAL_ITEM.item_id)</w:t>
+            </w:r>
+          </w:p>
+        </w:tc>
+        <w:tc>
+          <w:tcPr>
+            <w:tcW w:w="0" w:type="auto"/>
+            <w:tcBorders>
+              <w:top w:val="single" w:sz="6" w:space="0" w:color="000000"/>
+              <w:left w:val="single" w:sz="6" w:space="0" w:color="000000"/>
+              <w:bottom w:val="single" w:sz="6" w:space="0" w:color="000000"/>
+              <w:right w:val="single" w:sz="6" w:space="0" w:color="000000"/>
+            </w:tcBorders>
+            <w:tcMar>
+              <w:top w:w="120" w:type="dxa"/>
+              <w:left w:w="120" w:type="dxa"/>
+              <w:bottom w:w="120" w:type="dxa"/>
+              <w:right w:w="120" w:type="dxa"/>
+            </w:tcMar>
+            <w:hideMark/>
+          </w:tcPr>
+          <w:p>
+            <w:pPr>
+              <w:rPr>
+                <w:lang w:val="vi-VN"/>
+              </w:rPr>
+            </w:pPr>
+            <w:r>
+              <w:rPr>
+                <w:lang w:val="vi-VN"/>
+              </w:rPr>
+              <w:t xml:space="preserve">Mã tài liệu số </w:t>
+            </w:r>
+          </w:p>
+        </w:tc>
+      </w:tr>
+      <w:tr>
+        <w:tc>
+          <w:tcPr>
+            <w:tcW w:w="0" w:type="auto"/>
+            <w:tcBorders>
+              <w:top w:val="single" w:sz="6" w:space="0" w:color="000000"/>
+              <w:left w:val="single" w:sz="6" w:space="0" w:color="000000"/>
+              <w:bottom w:val="single" w:sz="6" w:space="0" w:color="000000"/>
+              <w:right w:val="single" w:sz="6" w:space="0" w:color="000000"/>
+            </w:tcBorders>
+            <w:tcMar>
+              <w:top w:w="120" w:type="dxa"/>
+              <w:left w:w="120" w:type="dxa"/>
+              <w:bottom w:w="120" w:type="dxa"/>
+              <w:right w:w="120" w:type="dxa"/>
+            </w:tcMar>
+            <w:hideMark/>
+          </w:tcPr>
+          <w:p>
+            <w:pPr>
+              <w:rPr>
+                <w:lang w:val="vi-VN"/>
+              </w:rPr>
+            </w:pPr>
+            <w:r>
+              <w:lastRenderedPageBreak/>
+              <w:t>Category</w:t>
+            </w:r>
+            <w:r>
+              <w:rPr>
+                <w:lang w:val="vi-VN"/>
+              </w:rPr>
+              <w:t>_</w:t>
+            </w:r>
+            <w:r>
+              <w:rPr>
+                <w:lang w:val="vi-VN"/>
+              </w:rPr>
+              <w:t>id</w:t>
+            </w:r>
+          </w:p>
+        </w:tc>
+        <w:tc>
+          <w:tcPr>
+            <w:tcW w:w="0" w:type="auto"/>
+            <w:tcBorders>
+              <w:top w:val="single" w:sz="6" w:space="0" w:color="000000"/>
+              <w:left w:val="single" w:sz="6" w:space="0" w:color="000000"/>
+              <w:bottom w:val="single" w:sz="6" w:space="0" w:color="000000"/>
+              <w:right w:val="single" w:sz="6" w:space="0" w:color="000000"/>
+            </w:tcBorders>
+            <w:tcMar>
+              <w:top w:w="120" w:type="dxa"/>
+              <w:left w:w="120" w:type="dxa"/>
+              <w:bottom w:w="120" w:type="dxa"/>
+              <w:right w:w="120" w:type="dxa"/>
+            </w:tcMar>
+            <w:hideMark/>
+          </w:tcPr>
+          <w:p>
+            <w:pPr>
+              <w:rPr>
+                <w:lang w:val="vi-VN"/>
+              </w:rPr>
+            </w:pPr>
+            <w:r>
+              <w:rPr>
+                <w:lang w:val="vi-VN"/>
+              </w:rPr>
+              <w:t>INT</w:t>
+            </w:r>
+          </w:p>
+        </w:tc>
+        <w:tc>
+          <w:tcPr>
+            <w:tcW w:w="0" w:type="auto"/>
+            <w:tcBorders>
+              <w:top w:val="single" w:sz="6" w:space="0" w:color="000000"/>
+              <w:left w:val="single" w:sz="6" w:space="0" w:color="000000"/>
+              <w:bottom w:val="single" w:sz="6" w:space="0" w:color="000000"/>
+              <w:right w:val="single" w:sz="6" w:space="0" w:color="000000"/>
+            </w:tcBorders>
+            <w:tcMar>
+              <w:top w:w="120" w:type="dxa"/>
+              <w:left w:w="120" w:type="dxa"/>
+              <w:bottom w:w="120" w:type="dxa"/>
+              <w:right w:w="120" w:type="dxa"/>
+            </w:tcMar>
+            <w:hideMark/>
+          </w:tcPr>
+          <w:p>
+            <w:pPr>
+              <w:rPr>
+                <w:lang w:val="vi-VN"/>
+              </w:rPr>
+            </w:pPr>
+            <w:r>
+              <w:t>PRIMARY KEY, FOREIGN KEY (CATEGORY.category_id)</w:t>
+            </w:r>
+          </w:p>
+        </w:tc>
+        <w:tc>
+          <w:tcPr>
+            <w:tcW w:w="0" w:type="auto"/>
+            <w:tcBorders>
+              <w:top w:val="single" w:sz="6" w:space="0" w:color="000000"/>
+              <w:left w:val="single" w:sz="6" w:space="0" w:color="000000"/>
+              <w:bottom w:val="single" w:sz="6" w:space="0" w:color="000000"/>
+              <w:right w:val="single" w:sz="6" w:space="0" w:color="000000"/>
+            </w:tcBorders>
+            <w:tcMar>
+              <w:top w:w="120" w:type="dxa"/>
+              <w:left w:w="120" w:type="dxa"/>
+              <w:bottom w:w="120" w:type="dxa"/>
+              <w:right w:w="120" w:type="dxa"/>
+            </w:tcMar>
+            <w:hideMark/>
+          </w:tcPr>
+          <w:p>
+            <w:pPr>
+              <w:rPr>
+                <w:lang w:val="vi-VN"/>
+              </w:rPr>
+            </w:pPr>
+            <w:r>
+              <w:rPr>
+                <w:lang w:val="vi-VN"/>
+              </w:rPr>
+              <w:t xml:space="preserve">Mã danh mục </w:t>
+            </w:r>
+          </w:p>
+        </w:tc>
+      </w:tr>
+    </w:tbl>
+    <w:p>
+      <w:pPr>
+        <w:rPr>
+          <w:lang w:val="vi-VN"/>
+        </w:rPr>
+      </w:pPr>
+    </w:p>
+    <w:p>
+      <w:pPr>
+        <w:rPr>
+          <w:lang w:val="vi-VN"/>
+        </w:rPr>
+      </w:pPr>
       <w:r>
         <w:rPr>
           <w:noProof/>
         </w:rPr>
-        <w:lastRenderedPageBreak/>
         <w:drawing>
           <wp:inline distT="0" distB="0" distL="0" distR="0" wp14:anchorId="62B3FB00" wp14:editId="2DB12B62">
             <wp:extent cx="5943600" cy="4932680"/>
@@ -8984,6 +13431,7 @@
           <w:b/>
           <w:bCs/>
         </w:rPr>
+        <w:lastRenderedPageBreak/>
         <w:t>2.3.1 Các Phụ thuộc hàm cốt lõi trong Hệ thống (Core Functional Dependencies)</w:t>
       </w:r>
     </w:p>
@@ -9056,7 +13504,6 @@
           <w:b/>
           <w:bCs/>
         </w:rPr>
-        <w:lastRenderedPageBreak/>
         <w:t xml:space="preserve">FD2: email -&gt; person_id, first_name, last_name, phone_number, created_at (Do email là Unique) </w:t>
       </w:r>
     </w:p>
@@ -9380,6 +13827,7 @@
           <w:b/>
           <w:bCs/>
         </w:rPr>
+        <w:lastRenderedPageBreak/>
         <w:t xml:space="preserve">FD2: transaction_id -&gt; fine_id, fine_amount, fine_reason, fine_status, payment_date (Do quan hệ </w:t>
       </w:r>
       <w:proofErr w:type="gramStart"/>
@@ -9453,7 +13901,6 @@
           <w:b/>
           <w:bCs/>
         </w:rPr>
-        <w:lastRenderedPageBreak/>
         <w:t xml:space="preserve">FD2: doi -&gt; item_id, title, abstract, file_path, file_format, access_level, embargo_end_date, license_id </w:t>
       </w:r>
     </w:p>
@@ -9735,6 +14182,7 @@
           <w:b/>
           <w:bCs/>
         </w:rPr>
+        <w:lastRenderedPageBreak/>
         <w:t xml:space="preserve">Kết luận: Tất cả các bảng trong thiết kế đều Đạt 1NF. </w:t>
       </w:r>
     </w:p>
@@ -9808,7 +14256,6 @@
           <w:b/>
           <w:bCs/>
         </w:rPr>
-        <w:lastRenderedPageBreak/>
         <w:t>Chứng minh:</w:t>
       </w:r>
     </w:p>
@@ -10008,6 +14455,7 @@
           <w:b/>
           <w:bCs/>
         </w:rPr>
+        <w:lastRenderedPageBreak/>
         <w:t>Chứng minh:</w:t>
       </w:r>
     </w:p>
@@ -10046,7 +14494,6 @@
           <w:b/>
           <w:bCs/>
         </w:rPr>
-        <w:lastRenderedPageBreak/>
         <w:t xml:space="preserve">Xét bảng BORROW_TRANSACTION: Không lưu thông tin tên độc giả hay tên sách. Phụ thuộc bắc cầu transaction_id -&gt; member_id -&gt; email bị triệt tiêu do email được lưu tại PERSON. </w:t>
       </w:r>
     </w:p>
@@ -10265,6 +14712,7 @@
           <w:b/>
           <w:bCs/>
         </w:rPr>
+        <w:lastRenderedPageBreak/>
         <w:t xml:space="preserve">Trong PHYSICAL_BOOK: FD2: isbn -&gt; ... =&gt; isbn là Khóa ứng viên. </w:t>
       </w:r>
     </w:p>
@@ -10348,7 +14796,6 @@
           <w:b/>
           <w:bCs/>
         </w:rPr>
-        <w:lastRenderedPageBreak/>
         <w:t xml:space="preserve">Trong DIGITAL_ITEM: FD2: doi -&gt; ... </w:t>
       </w:r>
       <w:r>
@@ -18234,7 +22681,6 @@
   <w:style w:type="character" w:default="1" w:styleId="DefaultParagraphFont">
     <w:name w:val="Default Paragraph Font"/>
     <w:uiPriority w:val="1"/>
-    <w:semiHidden/>
     <w:unhideWhenUsed/>
   </w:style>
   <w:style w:type="table" w:default="1" w:styleId="TableNormal">
